--- a/docs/index.docx
+++ b/docs/index.docx
@@ -87,7 +87,7 @@
         <w:pStyle w:val="Data"/>
       </w:pPr>
       <w:r>
-        <w:t xml:space="preserve">2026-02-25</w:t>
+        <w:t xml:space="preserve">2026-03-03</w:t>
       </w:r>
     </w:p>
     <w:p>
@@ -234,7 +234,7 @@
         <w:t xml:space="preserve"> </w:t>
       </w:r>
       <w:r>
-        <w:t xml:space="preserve">(Barbosa et al. 2025)</w:t>
+        <w:t xml:space="preserve">(Barbosa et al., 2025)</w:t>
       </w:r>
       <w:r>
         <w:t xml:space="preserve">. The main hydrological feature in the study area is the intermittence of surface water flow of its streams and rivers and, as a consequence, many man-made reservoirs built from the damming of the intermittent streams</w:t>
@@ -243,7 +243,7 @@
         <w:t xml:space="preserve"> </w:t>
       </w:r>
       <w:r>
-        <w:t xml:space="preserve">(Maltchik and Medeiros 2006)</w:t>
+        <w:t xml:space="preserve">(Maltchik &amp; Medeiros, 2006)</w:t>
       </w:r>
       <w:r>
         <w:t xml:space="preserve">. These rivers flow through the</w:t>
@@ -261,7 +261,7 @@
         <w:t xml:space="preserve"> </w:t>
       </w:r>
       <w:r>
-        <w:t xml:space="preserve">(Silva et al. 2017)</w:t>
+        <w:t xml:space="preserve">(Silva et al., 2017)</w:t>
       </w:r>
       <w:r>
         <w:t xml:space="preserve">. The climate in the study area is semiarid (BS´h hot and dry) and equatorial (As, dry summer)</w:t>
@@ -270,7 +270,7 @@
         <w:t xml:space="preserve"> </w:t>
       </w:r>
       <w:r>
-        <w:t xml:space="preserve">(Peel et al. 2007)</w:t>
+        <w:t xml:space="preserve">(Peel et al., 2007)</w:t>
       </w:r>
       <w:r>
         <w:t xml:space="preserve">. A diverse array of sampling sites was chosen to represent the most common aquatic environment types of semiarid Brazil, with different sets of specificities and across different catchment basins. We sampled six sites, three of which consisted of stream reaches with surface water flow (during the rainy season) or isolated temporary pools (during the dry season) (sites EP, CI, SE) and three sites in artificial reservoirs created from stream impoundment (sites MU, SA, RE). Sampling was conducted during the year of 2006 on four occasions during the rainy (April and June) and dry seasons (September and December) (1). Detailed information on the study sites and their, zooplankton and fish, fauna has been published elsewhere by</w:t>
@@ -327,7 +327,7 @@
         <w:t xml:space="preserve"> </w:t>
       </w:r>
       <w:r>
-        <w:t xml:space="preserve">(Maitland 1990)</w:t>
+        <w:t xml:space="preserve">(Maitland, 1990)</w:t>
       </w:r>
       <w:r>
         <w:t xml:space="preserve">. Sediment composition and the habitat physical structure followed protocols from</w:t>
@@ -363,7 +363,7 @@
         <w:t xml:space="preserve">, where they are estimated from 9 to 12 one meter quadrants along the margins (terrestrial-aquatic interface) and determined by visual estimation of sediment type percentage cover (mud, sand, cobbles, small gravel, large gravel, rocks and bedrock) and of littoral and sub-aquatic structures (macrophytes, littoral grass, leaf litter, attached algae, filamentous algae, overhanging vegetation, submerged vegetation, small woody debris, large woody debris and root masses). At each study site, three samples of benthic macroinvertebrates were collected in the margins using a D type net (40 cm wide and 250 μm) to represent different habitat types. Samples were fixed in situ with 4% formalin and subsequently preserved in 70% ethanol. Macroinvertebrate specimens were sorted and identified to the lowest possible taxonomic level, usually family (</w:t>
       </w:r>
       <w:r>
-        <w:t xml:space="preserve">McCafferty and Provonsha (1983)</w:t>
+        <w:t xml:space="preserve">McCafferty &amp; Provonsha (1983)</w:t>
       </w:r>
       <w:r>
         <w:t xml:space="preserve">,</w:t>
@@ -381,7 +381,7 @@
         <w:t xml:space="preserve"> </w:t>
       </w:r>
       <w:r>
-        <w:t xml:space="preserve">Thorp and Covich (2010)</w:t>
+        <w:t xml:space="preserve">Thorp &amp; Covich (2010)</w:t>
       </w:r>
       <w:r>
         <w:t xml:space="preserve"> </w:t>
@@ -420,7 +420,7 @@
         <w:t xml:space="preserve"> </w:t>
       </w:r>
       <w:r>
-        <w:t xml:space="preserve">(Sokal and Rohlf 1995)</w:t>
+        <w:t xml:space="preserve">(Sokal &amp; Rohlf, 1995)</w:t>
       </w:r>
       <w:r>
         <w:t xml:space="preserve">.</w:t>
@@ -437,7 +437,7 @@
         <w:t xml:space="preserve"> </w:t>
       </w:r>
       <w:r>
-        <w:t xml:space="preserve">(McCune and Grace 2002)</w:t>
+        <w:t xml:space="preserve">(McCune &amp; Grace, 2002)</w:t>
       </w:r>
       <w:r>
         <w:t xml:space="preserve">. PCA was performed using the</w:t>
@@ -461,7 +461,7 @@
         <w:t xml:space="preserve"> </w:t>
       </w:r>
       <w:r>
-        <w:t xml:space="preserve">(Lê et al. 2008)</w:t>
+        <w:t xml:space="preserve">(Lê et al., 2008)</w:t>
       </w:r>
       <w:r>
         <w:t xml:space="preserve">. All variables were centered and scaled to unit of variance.</w:t>
@@ -487,7 +487,7 @@
         <w:t xml:space="preserve"> </w:t>
       </w:r>
       <w:r>
-        <w:t xml:space="preserve">(Ross et al. 1987)</w:t>
+        <w:t xml:space="preserve">(Ross et al., 1987)</w:t>
       </w:r>
       <w:r>
         <w:t xml:space="preserve">. Comparisons of density and richness among study sites were tested by one-way ANOVA followed by post hoc multiple comparisons using Tukey’s HSD test (α=0.05)</w:t>
@@ -496,7 +496,7 @@
         <w:t xml:space="preserve"> </w:t>
       </w:r>
       <w:r>
-        <w:t xml:space="preserve">(Zar 1999)</w:t>
+        <w:t xml:space="preserve">(Zar, 1999)</w:t>
       </w:r>
       <w:r>
         <w:t xml:space="preserve">.</w:t>
@@ -541,7 +541,7 @@
         <w:t xml:space="preserve"> </w:t>
       </w:r>
       <w:r>
-        <w:t xml:space="preserve">Venables and Ripley (2002)</w:t>
+        <w:t xml:space="preserve">Venables &amp; Ripley (2002)</w:t>
       </w:r>
       <w:r>
         <w:t xml:space="preserve">) as the selection criterion was performed in both directions (forward and backward) to identify the best predictors across subsets of variables (site morphology, water quality, sediment composition and marginal habitat structures) for species richness and density</w:t>
@@ -550,7 +550,7 @@
         <w:t xml:space="preserve"> </w:t>
       </w:r>
       <w:r>
-        <w:t xml:space="preserve">(Vendramin et al. 2020)</w:t>
+        <w:t xml:space="preserve">(Vendramin et al., 2020)</w:t>
       </w:r>
       <w:r>
         <w:t xml:space="preserve">.</w:t>
@@ -567,7 +567,7 @@
         <w:t xml:space="preserve"> </w:t>
       </w:r>
       <w:r>
-        <w:t xml:space="preserve">(Lanés et al. 2018)</w:t>
+        <w:t xml:space="preserve">(Lanés et al., 2018)</w:t>
       </w:r>
       <w:r>
         <w:t xml:space="preserve">. Data were arcsine square-root transformed after relativization and the Bray-Curtis distance was calculated. Significance of groups was tested using the Multi-Response Permutation Procedure (MRPP) (</w:t>
@@ -582,7 +582,7 @@
         <w:t xml:space="preserve"> </w:t>
       </w:r>
       <w:r>
-        <w:t xml:space="preserve">McCune and Grace (2002)</w:t>
+        <w:t xml:space="preserve">McCune &amp; Grace (2002)</w:t>
       </w:r>
       <w:r>
         <w:t xml:space="preserve">). For all MRPP analyses, the A value is presented as a measure of homogeneity degree in a cluster, as compared to random expectation.</w:t>
@@ -611,7 +611,7 @@
         <w:t xml:space="preserve"> </w:t>
       </w:r>
       <w:r>
-        <w:t xml:space="preserve">De Cáceres and Legendre (2009)</w:t>
+        <w:t xml:space="preserve">De Cáceres &amp; Legendre (2009)</w:t>
       </w:r>
       <w:r>
         <w:t xml:space="preserve">) using the Indicator, or index, Value (IndVal)</w:t>
@@ -620,7 +620,7 @@
         <w:t xml:space="preserve"> </w:t>
       </w:r>
       <w:r>
-        <w:t xml:space="preserve">(De Cáceres et al. 2010)</w:t>
+        <w:t xml:space="preserve">(De Cáceres et al., 2010)</w:t>
       </w:r>
       <w:r>
         <w:t xml:space="preserve">. The Indicator Value was calculated according to the method proposed by</w:t>
@@ -629,7 +629,7 @@
         <w:t xml:space="preserve"> </w:t>
       </w:r>
       <w:r>
-        <w:t xml:space="preserve">Dufrene and Legendre (1997)</w:t>
+        <w:t xml:space="preserve">Dufrene &amp; Legendre (1997)</w:t>
       </w:r>
       <w:r>
         <w:t xml:space="preserve">. This value was then tested for statistical significance by means of permutations (999 repetitions). Further explorations of species ecological preferences was performed using Multilevel Pattern Analysis with the</w:t>
@@ -654,7 +654,7 @@
         <w:t xml:space="preserve"> </w:t>
       </w:r>
       <w:r>
-        <w:t xml:space="preserve">(De Cáceres et al. 2010)</w:t>
+        <w:t xml:space="preserve">(De Cáceres et al., 2010)</w:t>
       </w:r>
       <w:r>
         <w:t xml:space="preserve">, based on correlation indices and the Pearson’s phi coefficient of association (</w:t>
@@ -669,7 +669,7 @@
         <w:t xml:space="preserve"> </w:t>
       </w:r>
       <w:r>
-        <w:t xml:space="preserve">De Cáceres and Legendre (2009)</w:t>
+        <w:t xml:space="preserve">De Cáceres &amp; Legendre (2009)</w:t>
       </w:r>
       <w:r>
         <w:t xml:space="preserve">). This coefficient is a measure of the correlation between two binary vectors. Phi was based on the presence–absence community matrix</w:t>
@@ -678,7 +678,7 @@
         <w:t xml:space="preserve"> </w:t>
       </w:r>
       <w:r>
-        <w:t xml:space="preserve">(De Cáceres et al. 2010)</w:t>
+        <w:t xml:space="preserve">(De Cáceres et al., 2010)</w:t>
       </w:r>
       <w:r>
         <w:t xml:space="preserve"> </w:t>
@@ -690,7 +690,7 @@
         <w:t xml:space="preserve"> </w:t>
       </w:r>
       <w:r>
-        <w:t xml:space="preserve">(Tichy and Chytry 2006)</w:t>
+        <w:t xml:space="preserve">(Tichy &amp; Chytry, 2006)</w:t>
       </w:r>
       <w:r>
         <w:t xml:space="preserve">.</w:t>
@@ -707,7 +707,7 @@
         <w:t xml:space="preserve"> </w:t>
       </w:r>
       <w:r>
-        <w:t xml:space="preserve">Legendre and Anderson (1999)</w:t>
+        <w:t xml:space="preserve">Legendre &amp; Anderson (1999)</w:t>
       </w:r>
       <w:r>
         <w:t xml:space="preserve">), implemented by the</w:t>
@@ -731,7 +731,7 @@
         <w:t xml:space="preserve"> </w:t>
       </w:r>
       <w:r>
-        <w:t xml:space="preserve">(Oksanen et al. 2020)</w:t>
+        <w:t xml:space="preserve">(Oksanen et al., 2020)</w:t>
       </w:r>
       <w:r>
         <w:t xml:space="preserve">, between each group of environmental variables (explanatory predictors) (site morphology, water quality, sediment composition and marginal habitat structure) and the community composition density matrix (response matrix) to see which environmental/habitat variables were the most important for determining each benthic community composition</w:t>
@@ -740,7 +740,7 @@
         <w:t xml:space="preserve"> </w:t>
       </w:r>
       <w:r>
-        <w:t xml:space="preserve">(Lanés et al. 2018)</w:t>
+        <w:t xml:space="preserve">(Lanés et al., 2018)</w:t>
       </w:r>
       <w:r>
         <w:t xml:space="preserve">. Multicollinearity across explanatory (environmental) variables was assessed using the Variance Inflation Factor (VIF) function (</w:t>
@@ -759,7 +759,7 @@
         <w:t xml:space="preserve"> </w:t>
       </w:r>
       <w:r>
-        <w:t xml:space="preserve">(Oksanen et al. 2020)</w:t>
+        <w:t xml:space="preserve">(Oksanen et al., 2020)</w:t>
       </w:r>
       <w:r>
         <w:t xml:space="preserve">. To identify a parsimonious model, forward and backward stepwise model selection based on permutation tests was applied, retaining only predictors that significantly explained additional variation in community structure. The final RDA model was re-fitted using the selected variables and re-evaluated for collinearity and significance. Both sequential (Type I) and marginal (Type III) permutation tests were conducted, with marginal effects used to infer the independent contribution of each predictor.</w:t>
@@ -776,7 +776,7 @@
         <w:t xml:space="preserve"> </w:t>
       </w:r>
       <w:r>
-        <w:t xml:space="preserve">(Legendre and Gallagher 2001)</w:t>
+        <w:t xml:space="preserve">(Legendre &amp; Gallagher, 2001)</w:t>
       </w:r>
       <w:r>
         <w:t xml:space="preserve">. Only taxa with the highest absolute scores on the first canonical axis were labeled in the final ordination diagram. Environmental variables were transformed as previously stated for PCA. All statistical analyses were performed in the statistical environment of R v.2.9.0</w:t>
@@ -785,7 +785,7 @@
         <w:t xml:space="preserve"> </w:t>
       </w:r>
       <w:r>
-        <w:t xml:space="preserve">(Team 2017)</w:t>
+        <w:t xml:space="preserve">(Team, 2017)</w:t>
       </w:r>
       <w:r>
         <w:t xml:space="preserve">.</w:t>
@@ -1293,7 +1293,7 @@
         <w:t xml:space="preserve"> </w:t>
       </w:r>
       <w:r>
-        <w:t xml:space="preserve">(Medeiros et al. 2008)</w:t>
+        <w:t xml:space="preserve">(Medeiros et al., 2008)</w:t>
       </w:r>
       <w:r>
         <w:t xml:space="preserve">, with different sets of specificities and across different catchment basins. Principal Component Analysis separated the study sites in a gradient, along the first axis, based on their major environmental characteristics. Larger reservoirs being associated with large-scale morphological variables (such as river length, site altitude and width, and a muddy substrate), whereas river sites mostly associated with a more diverse array of small-scale morphology variables (e.g. margins depth and water temperature). Among the habitat structure variations, the presence of underwater root masses and overhanging vegetation, were also important to describe stream sites, being narrower and deeper in their margins, these sites were more likely to have a nearby denser riparian vegetation. Larger reservoirs were mostly associated with a muddy substrate whereas river sites included a more diverse array of substrates, the most important being sand and gravel. This is expected based on presence of water flow in the streams sites during the rainy season</w:t>
@@ -1321,7 +1321,7 @@
         <w:t xml:space="preserve"> </w:t>
       </w:r>
       <w:r>
-        <w:t xml:space="preserve">(Rocha et al. 2012)</w:t>
+        <w:t xml:space="preserve">(Rocha et al., 2012)</w:t>
       </w:r>
       <w:r>
         <w:t xml:space="preserve">.</w:t>
@@ -1518,7 +1518,23 @@
         <w:pStyle w:val="Bibliografia"/>
       </w:pPr>
       <w:r>
-        <w:t xml:space="preserve">Barbosa, J. E. de L., J. dos S. Severiano, S. Y. L. Costa, B. de F. Terra, E. S. F. Medeiros, and R. F. Menezes. 2025.</w:t>
+        <w:t xml:space="preserve">Barbosa, J. E. de L., Severiano, J. dos S., Costa, S. Y. L., Terra, B. de F., Medeiros, E. S. F., &amp; Menezes, R. F. (2025). Rivers of the northeast [Book Section]. In M. A. S. Graça, M. Callisto, F. T. de Mello, &amp; D. Rodríguez-Olarte (Eds.),</w:t>
+      </w:r>
+      <w:r>
+        <w:t xml:space="preserve"> </w:t>
+      </w:r>
+      <w:r>
+        <w:rPr>
+          <w:i/>
+          <w:iCs/>
+        </w:rPr>
+        <w:t xml:space="preserve">Rivers of south america</w:t>
+      </w:r>
+      <w:r>
+        <w:t xml:space="preserve"> </w:t>
+      </w:r>
+      <w:r>
+        <w:t xml:space="preserve">(pp. 437–465). Elsevier.</w:t>
       </w:r>
       <w:r>
         <w:t xml:space="preserve"> </w:t>
@@ -1528,28 +1544,9 @@
           <w:rPr>
             <w:rStyle w:val="Hyperlink"/>
           </w:rPr>
-          <w:t xml:space="preserve">Rivers of the northeast</w:t>
+          <w:t xml:space="preserve">https://doi.org/10.1016/B978-0-12-823429-7.00009-4</w:t>
         </w:r>
       </w:hyperlink>
-      <w:r>
-        <w:t xml:space="preserve">. Pages 437–465</w:t>
-      </w:r>
-      <w:r>
-        <w:t xml:space="preserve"> </w:t>
-      </w:r>
-      <w:r>
-        <w:rPr>
-          <w:i/>
-          <w:iCs/>
-        </w:rPr>
-        <w:t xml:space="preserve">in</w:t>
-      </w:r>
-      <w:r>
-        <w:t xml:space="preserve"> </w:t>
-      </w:r>
-      <w:r>
-        <w:t xml:space="preserve">M. A. S. Graça, M. Callisto, F. T. de Mello, and D. Rodríguez-Olarte, editors. Rivers of south america. Book Section, Elsevier.</w:t>
-      </w:r>
     </w:p>
     <w:bookmarkEnd w:id="32"/>
     <w:bookmarkStart w:id="34" w:name="ref-RN2249"/>
@@ -1558,7 +1555,33 @@
         <w:pStyle w:val="Bibliografia"/>
       </w:pPr>
       <w:r>
-        <w:t xml:space="preserve">Biondini, M. E., C. D. Bonham, and E. F. Redente. 1985.</w:t>
+        <w:t xml:space="preserve">Biondini, M. E., Bonham, C. D., &amp; Redente, E. F. (1985). Secondary successional patterns in a sagebrush (artemisia tridentata) community as they relate to soil disturbance and soil biological activity [Journal Article].</w:t>
+      </w:r>
+      <w:r>
+        <w:t xml:space="preserve"> </w:t>
+      </w:r>
+      <w:r>
+        <w:rPr>
+          <w:i/>
+          <w:iCs/>
+        </w:rPr>
+        <w:t xml:space="preserve">Vegetatio</w:t>
+      </w:r>
+      <w:r>
+        <w:t xml:space="preserve">,</w:t>
+      </w:r>
+      <w:r>
+        <w:t xml:space="preserve"> </w:t>
+      </w:r>
+      <w:r>
+        <w:rPr>
+          <w:i/>
+          <w:iCs/>
+        </w:rPr>
+        <w:t xml:space="preserve">60</w:t>
+      </w:r>
+      <w:r>
+        <w:t xml:space="preserve">(1), 25–36.</w:t>
       </w:r>
       <w:r>
         <w:t xml:space="preserve"> </w:t>
@@ -1568,12 +1591,9 @@
           <w:rPr>
             <w:rStyle w:val="Hyperlink"/>
           </w:rPr>
-          <w:t xml:space="preserve">Secondary successional patterns in a sagebrush (artemisia tridentata) community as they relate to soil disturbance and soil biological activity</w:t>
+          <w:t xml:space="preserve">https://doi.org/10.1007/BF00053909</w:t>
         </w:r>
       </w:hyperlink>
-      <w:r>
-        <w:t xml:space="preserve">. Vegetatio 60:25–36.</w:t>
-      </w:r>
     </w:p>
     <w:bookmarkEnd w:id="34"/>
     <w:bookmarkStart w:id="36" w:name="ref-RN3026"/>
@@ -1582,7 +1602,33 @@
         <w:pStyle w:val="Bibliografia"/>
       </w:pPr>
       <w:r>
-        <w:t xml:space="preserve">Chytrý, M., L. Tichý, J. Holt, and Z. Botta-Dukát. 2002.</w:t>
+        <w:t xml:space="preserve">Chytrý, M., Tichý, L., Holt, J., &amp; Botta-Dukát, Z. (2002). Determination of diagnostic species with statistical fidelity measures [Journal Article].</w:t>
+      </w:r>
+      <w:r>
+        <w:t xml:space="preserve"> </w:t>
+      </w:r>
+      <w:r>
+        <w:rPr>
+          <w:i/>
+          <w:iCs/>
+        </w:rPr>
+        <w:t xml:space="preserve">Journal of Vegetation Science</w:t>
+      </w:r>
+      <w:r>
+        <w:t xml:space="preserve">,</w:t>
+      </w:r>
+      <w:r>
+        <w:t xml:space="preserve"> </w:t>
+      </w:r>
+      <w:r>
+        <w:rPr>
+          <w:i/>
+          <w:iCs/>
+        </w:rPr>
+        <w:t xml:space="preserve">13</w:t>
+      </w:r>
+      <w:r>
+        <w:t xml:space="preserve">, 79–90.</w:t>
       </w:r>
       <w:r>
         <w:t xml:space="preserve"> </w:t>
@@ -1592,12 +1638,9 @@
           <w:rPr>
             <w:rStyle w:val="Hyperlink"/>
           </w:rPr>
-          <w:t xml:space="preserve">Determination of diagnostic species with statistical fidelity measures</w:t>
+          <w:t xml:space="preserve">https://doi.org/10.1111/j.1654-1103.2002.tb02025.x</w:t>
         </w:r>
       </w:hyperlink>
-      <w:r>
-        <w:t xml:space="preserve">. Journal of Vegetation Science 13:79–90.</w:t>
-      </w:r>
     </w:p>
     <w:bookmarkEnd w:id="36"/>
     <w:bookmarkStart w:id="38" w:name="ref-RN3028"/>
@@ -1606,7 +1649,33 @@
         <w:pStyle w:val="Bibliografia"/>
       </w:pPr>
       <w:r>
-        <w:t xml:space="preserve">De Cáceres, M., and P. Legendre. 2009.</w:t>
+        <w:t xml:space="preserve">De Cáceres, M., &amp; Legendre, P. (2009). Associations between species and groups of sites: Indices and statistical inference [Journal Article].</w:t>
+      </w:r>
+      <w:r>
+        <w:t xml:space="preserve"> </w:t>
+      </w:r>
+      <w:r>
+        <w:rPr>
+          <w:i/>
+          <w:iCs/>
+        </w:rPr>
+        <w:t xml:space="preserve">Ecology</w:t>
+      </w:r>
+      <w:r>
+        <w:t xml:space="preserve">,</w:t>
+      </w:r>
+      <w:r>
+        <w:t xml:space="preserve"> </w:t>
+      </w:r>
+      <w:r>
+        <w:rPr>
+          <w:i/>
+          <w:iCs/>
+        </w:rPr>
+        <w:t xml:space="preserve">90</w:t>
+      </w:r>
+      <w:r>
+        <w:t xml:space="preserve">(12), 3566–3574.</w:t>
       </w:r>
       <w:r>
         <w:t xml:space="preserve"> </w:t>
@@ -1616,12 +1685,9 @@
           <w:rPr>
             <w:rStyle w:val="Hyperlink"/>
           </w:rPr>
-          <w:t xml:space="preserve">Associations between species and groups of sites: Indices and statistical inference</w:t>
+          <w:t xml:space="preserve">https://doi.org/10.1890/08-1823.1</w:t>
         </w:r>
       </w:hyperlink>
-      <w:r>
-        <w:t xml:space="preserve">. Ecology 90:3566–3574.</w:t>
-      </w:r>
     </w:p>
     <w:bookmarkEnd w:id="38"/>
     <w:bookmarkStart w:id="40" w:name="ref-RN3027"/>
@@ -1630,7 +1696,33 @@
         <w:pStyle w:val="Bibliografia"/>
       </w:pPr>
       <w:r>
-        <w:t xml:space="preserve">De Cáceres, M., P. Legendre, and M. Moretti. 2010.</w:t>
+        <w:t xml:space="preserve">De Cáceres, M., Legendre, P., &amp; Moretti, M. (2010). Improving indicator species analysis by combining groups of sites [Journal Article].</w:t>
+      </w:r>
+      <w:r>
+        <w:t xml:space="preserve"> </w:t>
+      </w:r>
+      <w:r>
+        <w:rPr>
+          <w:i/>
+          <w:iCs/>
+        </w:rPr>
+        <w:t xml:space="preserve">Oikos</w:t>
+      </w:r>
+      <w:r>
+        <w:t xml:space="preserve">,</w:t>
+      </w:r>
+      <w:r>
+        <w:t xml:space="preserve"> </w:t>
+      </w:r>
+      <w:r>
+        <w:rPr>
+          <w:i/>
+          <w:iCs/>
+        </w:rPr>
+        <w:t xml:space="preserve">119</w:t>
+      </w:r>
+      <w:r>
+        <w:t xml:space="preserve">, 1674–1684.</w:t>
       </w:r>
       <w:r>
         <w:t xml:space="preserve"> </w:t>
@@ -1640,12 +1732,9 @@
           <w:rPr>
             <w:rStyle w:val="Hyperlink"/>
           </w:rPr>
-          <w:t xml:space="preserve">Improving indicator species analysis by combining groups of sites</w:t>
+          <w:t xml:space="preserve">https://doi.org/10.1111/j.1600-0706.2010.18334.x</w:t>
         </w:r>
       </w:hyperlink>
-      <w:r>
-        <w:t xml:space="preserve">. Oikos 119:1674–1684.</w:t>
-      </w:r>
     </w:p>
     <w:bookmarkEnd w:id="40"/>
     <w:bookmarkStart w:id="42" w:name="ref-RN2094"/>
@@ -1654,7 +1743,33 @@
         <w:pStyle w:val="Bibliografia"/>
       </w:pPr>
       <w:r>
-        <w:t xml:space="preserve">Dufrene, M., and P. Legendre. 1997.</w:t>
+        <w:t xml:space="preserve">Dufrene, M., &amp; Legendre, P. (1997). Species assemblages and indicator species: The need for a flexible asymmetrical approach [Journal Article].</w:t>
+      </w:r>
+      <w:r>
+        <w:t xml:space="preserve"> </w:t>
+      </w:r>
+      <w:r>
+        <w:rPr>
+          <w:i/>
+          <w:iCs/>
+        </w:rPr>
+        <w:t xml:space="preserve">Ecological Monographs</w:t>
+      </w:r>
+      <w:r>
+        <w:t xml:space="preserve">,</w:t>
+      </w:r>
+      <w:r>
+        <w:t xml:space="preserve"> </w:t>
+      </w:r>
+      <w:r>
+        <w:rPr>
+          <w:i/>
+          <w:iCs/>
+        </w:rPr>
+        <w:t xml:space="preserve">67</w:t>
+      </w:r>
+      <w:r>
+        <w:t xml:space="preserve">(3), 345–366.</w:t>
       </w:r>
       <w:r>
         <w:t xml:space="preserve"> </w:t>
@@ -1664,12 +1779,9 @@
           <w:rPr>
             <w:rStyle w:val="Hyperlink"/>
           </w:rPr>
-          <w:t xml:space="preserve">Species assemblages and indicator species: The need for a flexible asymmetrical approach</w:t>
+          <w:t xml:space="preserve">https://doi.org/10.1890/0012-9615(1997)067[0345:SAAIST]2.0.CO;2</w:t>
         </w:r>
       </w:hyperlink>
-      <w:r>
-        <w:t xml:space="preserve">. Ecological Monographs 67:345–366.</w:t>
-      </w:r>
     </w:p>
     <w:bookmarkEnd w:id="42"/>
     <w:bookmarkStart w:id="44" w:name="ref-RN361"/>
@@ -1678,7 +1790,33 @@
         <w:pStyle w:val="Bibliografia"/>
       </w:pPr>
       <w:r>
-        <w:t xml:space="preserve">Lanés, L. E. K., M. Reichard, R. G. de Moura, R. S. Godoy, and L. Maltchik. 2018.</w:t>
+        <w:t xml:space="preserve">Lanés, L. E. K., Reichard, M., Moura, R. G. de, Godoy, R. S., &amp; Maltchik, L. (2018). Environmental predictors for annual fish assemblages in subtropical grasslands of south america: The role of landscape and habitat characteristics [Journal Article].</w:t>
+      </w:r>
+      <w:r>
+        <w:t xml:space="preserve"> </w:t>
+      </w:r>
+      <w:r>
+        <w:rPr>
+          <w:i/>
+          <w:iCs/>
+        </w:rPr>
+        <w:t xml:space="preserve">Environmental Biology of Fishes</w:t>
+      </w:r>
+      <w:r>
+        <w:t xml:space="preserve">,</w:t>
+      </w:r>
+      <w:r>
+        <w:t xml:space="preserve"> </w:t>
+      </w:r>
+      <w:r>
+        <w:rPr>
+          <w:i/>
+          <w:iCs/>
+        </w:rPr>
+        <w:t xml:space="preserve">101</w:t>
+      </w:r>
+      <w:r>
+        <w:t xml:space="preserve">, 963–977.</w:t>
       </w:r>
       <w:r>
         <w:t xml:space="preserve"> </w:t>
@@ -1688,12 +1826,9 @@
           <w:rPr>
             <w:rStyle w:val="Hyperlink"/>
           </w:rPr>
-          <w:t xml:space="preserve">Environmental predictors for annual fish assemblages in subtropical grasslands of south america: The role of landscape and habitat characteristics</w:t>
+          <w:t xml:space="preserve">https://doi.org/10.1007/s10641-018-0751-1</w:t>
         </w:r>
       </w:hyperlink>
-      <w:r>
-        <w:t xml:space="preserve">. Environmental Biology of Fishes 101:963–977.</w:t>
-      </w:r>
     </w:p>
     <w:bookmarkEnd w:id="44"/>
     <w:bookmarkStart w:id="45" w:name="ref-RN1482"/>
@@ -1702,7 +1837,33 @@
         <w:pStyle w:val="Bibliografia"/>
       </w:pPr>
       <w:r>
-        <w:t xml:space="preserve">Lê, S., J. Josse, and F. Husson. 2008. FactoMineR: An r package for multivariate analysis. Journal of Statistical Software 25:1–18.</w:t>
+        <w:t xml:space="preserve">Lê, S., Josse, J., &amp; Husson, F. (2008). FactoMineR: An r package for multivariate analysis [Journal Article].</w:t>
+      </w:r>
+      <w:r>
+        <w:t xml:space="preserve"> </w:t>
+      </w:r>
+      <w:r>
+        <w:rPr>
+          <w:i/>
+          <w:iCs/>
+        </w:rPr>
+        <w:t xml:space="preserve">Journal of Statistical Software</w:t>
+      </w:r>
+      <w:r>
+        <w:t xml:space="preserve">,</w:t>
+      </w:r>
+      <w:r>
+        <w:t xml:space="preserve"> </w:t>
+      </w:r>
+      <w:r>
+        <w:rPr>
+          <w:i/>
+          <w:iCs/>
+        </w:rPr>
+        <w:t xml:space="preserve">25</w:t>
+      </w:r>
+      <w:r>
+        <w:t xml:space="preserve">(1), 1–18.</w:t>
       </w:r>
     </w:p>
     <w:bookmarkEnd w:id="45"/>
@@ -1712,7 +1873,33 @@
         <w:pStyle w:val="Bibliografia"/>
       </w:pPr>
       <w:r>
-        <w:t xml:space="preserve">Legendre, P., and M. J. Anderson. 1999.</w:t>
+        <w:t xml:space="preserve">Legendre, P., &amp; Anderson, M. J. (1999). Distance-based redundancy analysis: Testing multispecies responses in multifactorial ecological experiments [Journal Article].</w:t>
+      </w:r>
+      <w:r>
+        <w:t xml:space="preserve"> </w:t>
+      </w:r>
+      <w:r>
+        <w:rPr>
+          <w:i/>
+          <w:iCs/>
+        </w:rPr>
+        <w:t xml:space="preserve">Ecological Monographs</w:t>
+      </w:r>
+      <w:r>
+        <w:t xml:space="preserve">,</w:t>
+      </w:r>
+      <w:r>
+        <w:t xml:space="preserve"> </w:t>
+      </w:r>
+      <w:r>
+        <w:rPr>
+          <w:i/>
+          <w:iCs/>
+        </w:rPr>
+        <w:t xml:space="preserve">69</w:t>
+      </w:r>
+      <w:r>
+        <w:t xml:space="preserve">(1), 1–24.</w:t>
       </w:r>
       <w:r>
         <w:t xml:space="preserve"> </w:t>
@@ -1722,12 +1909,9 @@
           <w:rPr>
             <w:rStyle w:val="Hyperlink"/>
           </w:rPr>
-          <w:t xml:space="preserve">Distance-based redundancy analysis: Testing multispecies responses in multifactorial ecological experiments</w:t>
+          <w:t xml:space="preserve">https://doi.org/10.1890/0012-9615(1999)069[0001:dbratm]2.0.co;2</w:t>
         </w:r>
       </w:hyperlink>
-      <w:r>
-        <w:t xml:space="preserve">. Ecological Monographs 69:1–24.</w:t>
-      </w:r>
     </w:p>
     <w:bookmarkEnd w:id="47"/>
     <w:bookmarkStart w:id="49" w:name="ref-RN2904"/>
@@ -1736,7 +1920,33 @@
         <w:pStyle w:val="Bibliografia"/>
       </w:pPr>
       <w:r>
-        <w:t xml:space="preserve">Legendre, P., and E. D. Gallagher. 2001.</w:t>
+        <w:t xml:space="preserve">Legendre, P., &amp; Gallagher, E. D. (2001). Ecologically meaningful transformations for ordination of species data [Journal Article].</w:t>
+      </w:r>
+      <w:r>
+        <w:t xml:space="preserve"> </w:t>
+      </w:r>
+      <w:r>
+        <w:rPr>
+          <w:i/>
+          <w:iCs/>
+        </w:rPr>
+        <w:t xml:space="preserve">Oecologia</w:t>
+      </w:r>
+      <w:r>
+        <w:t xml:space="preserve">,</w:t>
+      </w:r>
+      <w:r>
+        <w:t xml:space="preserve"> </w:t>
+      </w:r>
+      <w:r>
+        <w:rPr>
+          <w:i/>
+          <w:iCs/>
+        </w:rPr>
+        <w:t xml:space="preserve">129</w:t>
+      </w:r>
+      <w:r>
+        <w:t xml:space="preserve">, 271–280.</w:t>
       </w:r>
       <w:r>
         <w:t xml:space="preserve"> </w:t>
@@ -1746,12 +1956,9 @@
           <w:rPr>
             <w:rStyle w:val="Hyperlink"/>
           </w:rPr>
-          <w:t xml:space="preserve">Ecologically meaningful transformations for ordination of species data</w:t>
+          <w:t xml:space="preserve">https://doi.org/10.1007/s004420100716</w:t>
         </w:r>
       </w:hyperlink>
-      <w:r>
-        <w:t xml:space="preserve">. Oecologia 129:271–280.</w:t>
-      </w:r>
     </w:p>
     <w:bookmarkEnd w:id="49"/>
     <w:bookmarkStart w:id="51" w:name="ref-RN1940"/>
@@ -1760,7 +1967,23 @@
         <w:pStyle w:val="Bibliografia"/>
       </w:pPr>
       <w:r>
-        <w:t xml:space="preserve">Maitland, P. S. 1990.</w:t>
+        <w:t xml:space="preserve">Maitland, P. S. (1990). Field studies: Sampling in freshwaters [Book Section]. In</w:t>
+      </w:r>
+      <w:r>
+        <w:t xml:space="preserve"> </w:t>
+      </w:r>
+      <w:r>
+        <w:rPr>
+          <w:i/>
+          <w:iCs/>
+        </w:rPr>
+        <w:t xml:space="preserve">Biology of fresh waters</w:t>
+      </w:r>
+      <w:r>
+        <w:t xml:space="preserve"> </w:t>
+      </w:r>
+      <w:r>
+        <w:t xml:space="preserve">(2nd ed., pp. 123–148). Springer.</w:t>
       </w:r>
       <w:r>
         <w:t xml:space="preserve"> </w:t>
@@ -1770,12 +1993,9 @@
           <w:rPr>
             <w:rStyle w:val="Hyperlink"/>
           </w:rPr>
-          <w:t xml:space="preserve">Field studies: Sampling in freshwaters</w:t>
+          <w:t xml:space="preserve">https://doi.org/10.1007/978-94-011-7852-5_5</w:t>
         </w:r>
       </w:hyperlink>
-      <w:r>
-        <w:t xml:space="preserve">. Pages 123–148 Biology of fresh waters. Second edition. Book Section, Springer, Dordrecht, The Netherlands.</w:t>
-      </w:r>
     </w:p>
     <w:bookmarkEnd w:id="51"/>
     <w:bookmarkStart w:id="53" w:name="ref-RN2627"/>
@@ -1784,7 +2004,33 @@
         <w:pStyle w:val="Bibliografia"/>
       </w:pPr>
       <w:r>
-        <w:t xml:space="preserve">Maltchik, L., L. E. K. Lanés, C. Stenert, and E. S. F. Medeiros. 2010.</w:t>
+        <w:t xml:space="preserve">Maltchik, L., Lanés, L. E. K., Stenert, C., &amp; Medeiros, E. S. F. (2010). Species-area relationship and environmental predictors of fish communities in coastal freshwater wetlands of southern brazil [Journal Article].</w:t>
+      </w:r>
+      <w:r>
+        <w:t xml:space="preserve"> </w:t>
+      </w:r>
+      <w:r>
+        <w:rPr>
+          <w:i/>
+          <w:iCs/>
+        </w:rPr>
+        <w:t xml:space="preserve">Environmental Biology of Fishes</w:t>
+      </w:r>
+      <w:r>
+        <w:t xml:space="preserve">,</w:t>
+      </w:r>
+      <w:r>
+        <w:t xml:space="preserve"> </w:t>
+      </w:r>
+      <w:r>
+        <w:rPr>
+          <w:i/>
+          <w:iCs/>
+        </w:rPr>
+        <w:t xml:space="preserve">88</w:t>
+      </w:r>
+      <w:r>
+        <w:t xml:space="preserve">(1), 25–35.</w:t>
       </w:r>
       <w:r>
         <w:t xml:space="preserve"> </w:t>
@@ -1794,12 +2040,9 @@
           <w:rPr>
             <w:rStyle w:val="Hyperlink"/>
           </w:rPr>
-          <w:t xml:space="preserve">Species-area relationship and environmental predictors of fish communities in coastal freshwater wetlands of southern brazil</w:t>
+          <w:t xml:space="preserve">https://doi.org/10.1007/s10641-010-9614-0</w:t>
         </w:r>
       </w:hyperlink>
-      <w:r>
-        <w:t xml:space="preserve">. Environmental Biology of Fishes 88:25–35.</w:t>
-      </w:r>
     </w:p>
     <w:bookmarkEnd w:id="53"/>
     <w:bookmarkStart w:id="55" w:name="ref-RN2442"/>
@@ -1808,7 +2051,33 @@
         <w:pStyle w:val="Bibliografia"/>
       </w:pPr>
       <w:r>
-        <w:t xml:space="preserve">Maltchik, L., and E. S. F. Medeiros. 2006.</w:t>
+        <w:t xml:space="preserve">Maltchik, L., &amp; Medeiros, E. S. F. (2006). Conservation importance of semi-arid streams in north-eastern brazil: Implications of hydrological disturbance and species diversity [Journal Article].</w:t>
+      </w:r>
+      <w:r>
+        <w:t xml:space="preserve"> </w:t>
+      </w:r>
+      <w:r>
+        <w:rPr>
+          <w:i/>
+          <w:iCs/>
+        </w:rPr>
+        <w:t xml:space="preserve">Aquatic Conservation: Marine and Freshwater Ecosystems</w:t>
+      </w:r>
+      <w:r>
+        <w:t xml:space="preserve">,</w:t>
+      </w:r>
+      <w:r>
+        <w:t xml:space="preserve"> </w:t>
+      </w:r>
+      <w:r>
+        <w:rPr>
+          <w:i/>
+          <w:iCs/>
+        </w:rPr>
+        <w:t xml:space="preserve">16</w:t>
+      </w:r>
+      <w:r>
+        <w:t xml:space="preserve">(7), 665–677.</w:t>
       </w:r>
       <w:r>
         <w:t xml:space="preserve"> </w:t>
@@ -1818,12 +2087,9 @@
           <w:rPr>
             <w:rStyle w:val="Hyperlink"/>
           </w:rPr>
-          <w:t xml:space="preserve">Conservation importance of semi-arid streams in north-eastern brazil: Implications of hydrological disturbance and species diversity</w:t>
+          <w:t xml:space="preserve">https://doi.org/10.1002/aqc.805</w:t>
         </w:r>
       </w:hyperlink>
-      <w:r>
-        <w:t xml:space="preserve">. Aquatic Conservation: Marine and Freshwater Ecosystems 16:665–677.</w:t>
-      </w:r>
     </w:p>
     <w:bookmarkEnd w:id="55"/>
     <w:bookmarkStart w:id="56" w:name="ref-RN372"/>
@@ -1832,7 +2098,23 @@
         <w:pStyle w:val="Bibliografia"/>
       </w:pPr>
       <w:r>
-        <w:t xml:space="preserve">McCafferty, W. P., and A. V. Provonsha. 1983. Aquatic entomology: The fisherman’s and ecologist’s illustrated guide to insects and their relatives. Page 448. Book, Jones; Bartlett Publishers, Inc.</w:t>
+        <w:t xml:space="preserve">McCafferty, W. P., &amp; Provonsha, A. V. (1983).</w:t>
+      </w:r>
+      <w:r>
+        <w:t xml:space="preserve"> </w:t>
+      </w:r>
+      <w:r>
+        <w:rPr>
+          <w:i/>
+          <w:iCs/>
+        </w:rPr>
+        <w:t xml:space="preserve">Aquatic entomology: The fisherman’s and ecologist’s illustrated guide to insects and their relatives</w:t>
+      </w:r>
+      <w:r>
+        <w:t xml:space="preserve"> </w:t>
+      </w:r>
+      <w:r>
+        <w:t xml:space="preserve">(p. 448) [Book]. Jones; Bartlett Publishers, Inc.</w:t>
       </w:r>
     </w:p>
     <w:bookmarkEnd w:id="56"/>
@@ -1842,7 +2124,23 @@
         <w:pStyle w:val="Bibliografia"/>
       </w:pPr>
       <w:r>
-        <w:t xml:space="preserve">McCune, B., and J. B. Grace. 2002. Analysis of ecological communities. Page 300. Book, MjM Software Design, Gleneden Beach, Oregon, U.S.A.</w:t>
+        <w:t xml:space="preserve">McCune, B., &amp; Grace, J. B. (2002).</w:t>
+      </w:r>
+      <w:r>
+        <w:t xml:space="preserve"> </w:t>
+      </w:r>
+      <w:r>
+        <w:rPr>
+          <w:i/>
+          <w:iCs/>
+        </w:rPr>
+        <w:t xml:space="preserve">Analysis of ecological communities</w:t>
+      </w:r>
+      <w:r>
+        <w:t xml:space="preserve"> </w:t>
+      </w:r>
+      <w:r>
+        <w:t xml:space="preserve">(p. 300) [Book]. MjM Software Design.</w:t>
       </w:r>
     </w:p>
     <w:bookmarkEnd w:id="57"/>
@@ -1852,7 +2150,33 @@
         <w:pStyle w:val="Bibliografia"/>
       </w:pPr>
       <w:r>
-        <w:t xml:space="preserve">Medeiros, E. S. F., N. P. Noia, L. C. Antunes, and T. X. Melo. 2011.</w:t>
+        <w:t xml:space="preserve">Medeiros, E. S. F., Noia, N. P., Antunes, L. C., &amp; Melo, T. X. (2011). Zooplankton composition in aquatic systems of semi-arid brazil: Spatial variation and implications of water management [Journal Article].</w:t>
+      </w:r>
+      <w:r>
+        <w:t xml:space="preserve"> </w:t>
+      </w:r>
+      <w:r>
+        <w:rPr>
+          <w:i/>
+          <w:iCs/>
+        </w:rPr>
+        <w:t xml:space="preserve">Pan-American Journal of Aquatic Sciences</w:t>
+      </w:r>
+      <w:r>
+        <w:t xml:space="preserve">,</w:t>
+      </w:r>
+      <w:r>
+        <w:t xml:space="preserve"> </w:t>
+      </w:r>
+      <w:r>
+        <w:rPr>
+          <w:i/>
+          <w:iCs/>
+        </w:rPr>
+        <w:t xml:space="preserve">6</w:t>
+      </w:r>
+      <w:r>
+        <w:t xml:space="preserve">(4), 290–302.</w:t>
       </w:r>
       <w:r>
         <w:t xml:space="preserve"> </w:t>
@@ -1862,12 +2186,9 @@
           <w:rPr>
             <w:rStyle w:val="Hyperlink"/>
           </w:rPr>
-          <w:t xml:space="preserve">Zooplankton composition in aquatic systems of semi-arid brazil: Spatial variation and implications of water management</w:t>
+          <w:t xml:space="preserve">https://panamjas.org/artigos.php?id_publi=190</w:t>
         </w:r>
       </w:hyperlink>
-      <w:r>
-        <w:t xml:space="preserve">. Pan-American Journal of Aquatic Sciences 6:290–302.</w:t>
-      </w:r>
     </w:p>
     <w:bookmarkEnd w:id="59"/>
     <w:bookmarkStart w:id="61" w:name="ref-RN1965"/>
@@ -1876,7 +2197,33 @@
         <w:pStyle w:val="Bibliografia"/>
       </w:pPr>
       <w:r>
-        <w:t xml:space="preserve">Medeiros, E. S. F., M. J. da Silva, T. P. A. Ramos, and R. T. C. Ramos. 2024.</w:t>
+        <w:t xml:space="preserve">Medeiros, E. S. F., Silva, M. J. da, Ramos, T. P. A., &amp; Ramos, R. T. C. (2024). Environmental variables as predictors of fish community composition in semiarid aquatic systems [Journal Article].</w:t>
+      </w:r>
+      <w:r>
+        <w:t xml:space="preserve"> </w:t>
+      </w:r>
+      <w:r>
+        <w:rPr>
+          <w:i/>
+          <w:iCs/>
+        </w:rPr>
+        <w:t xml:space="preserve">Acta Limnologica Brasiliensia</w:t>
+      </w:r>
+      <w:r>
+        <w:t xml:space="preserve">,</w:t>
+      </w:r>
+      <w:r>
+        <w:t xml:space="preserve"> </w:t>
+      </w:r>
+      <w:r>
+        <w:rPr>
+          <w:i/>
+          <w:iCs/>
+        </w:rPr>
+        <w:t xml:space="preserve">36</w:t>
+      </w:r>
+      <w:r>
+        <w:t xml:space="preserve">(e4), 1–13.</w:t>
       </w:r>
       <w:r>
         <w:t xml:space="preserve"> </w:t>
@@ -1886,12 +2233,9 @@
           <w:rPr>
             <w:rStyle w:val="Hyperlink"/>
           </w:rPr>
-          <w:t xml:space="preserve">Environmental variables as predictors of fish community composition in semiarid aquatic systems</w:t>
+          <w:t xml:space="preserve">https://doi.org/10.1590/S2179-975X3023</w:t>
         </w:r>
       </w:hyperlink>
-      <w:r>
-        <w:t xml:space="preserve">. Acta Limnologica Brasiliensia 36:1–13.</w:t>
-      </w:r>
     </w:p>
     <w:bookmarkEnd w:id="61"/>
     <w:bookmarkStart w:id="63" w:name="ref-RN2491"/>
@@ -1900,7 +2244,33 @@
         <w:pStyle w:val="Bibliografia"/>
       </w:pPr>
       <w:r>
-        <w:t xml:space="preserve">Medeiros, E. S. F., M. J. Silva, and R. T. C. Ramos. 2008.</w:t>
+        <w:t xml:space="preserve">Medeiros, E. S. F., Silva, M. J., &amp; Ramos, R. T. C. (2008). Application of catchment- and local-scale variables for aquatic habitat characterization and assessment in the brazilian semi-arid region [Journal Article].</w:t>
+      </w:r>
+      <w:r>
+        <w:t xml:space="preserve"> </w:t>
+      </w:r>
+      <w:r>
+        <w:rPr>
+          <w:i/>
+          <w:iCs/>
+        </w:rPr>
+        <w:t xml:space="preserve">Neotropical Biology and Conservation</w:t>
+      </w:r>
+      <w:r>
+        <w:t xml:space="preserve">,</w:t>
+      </w:r>
+      <w:r>
+        <w:t xml:space="preserve"> </w:t>
+      </w:r>
+      <w:r>
+        <w:rPr>
+          <w:i/>
+          <w:iCs/>
+        </w:rPr>
+        <w:t xml:space="preserve">3</w:t>
+      </w:r>
+      <w:r>
+        <w:t xml:space="preserve">(1), 13–20.</w:t>
       </w:r>
       <w:r>
         <w:t xml:space="preserve"> </w:t>
@@ -1910,12 +2280,9 @@
           <w:rPr>
             <w:rStyle w:val="Hyperlink"/>
           </w:rPr>
-          <w:t xml:space="preserve">Application of catchment- and local-scale variables for aquatic habitat characterization and assessment in the brazilian semi-arid region</w:t>
+          <w:t xml:space="preserve">https://revistas.unisinos.br/index.php/neotropical/article/view/5440</w:t>
         </w:r>
       </w:hyperlink>
-      <w:r>
-        <w:t xml:space="preserve">. Neotropical Biology and Conservation 3:13–20.</w:t>
-      </w:r>
     </w:p>
     <w:bookmarkEnd w:id="63"/>
     <w:bookmarkStart w:id="64" w:name="ref-RN2990"/>
@@ -1924,7 +2291,23 @@
         <w:pStyle w:val="Bibliografia"/>
       </w:pPr>
       <w:r>
-        <w:t xml:space="preserve">Merritt, R. W., K. W. Cummins, and M. B. Berg. 2019. An introduction to the aquatic insects of north america. Page 1480. Fifth edition. Book, Kendall Hunt Publishing Company, Dubuque, IA.</w:t>
+        <w:t xml:space="preserve">Merritt, R. W., Cummins, K. W., &amp; Berg, M. B. (2019).</w:t>
+      </w:r>
+      <w:r>
+        <w:t xml:space="preserve"> </w:t>
+      </w:r>
+      <w:r>
+        <w:rPr>
+          <w:i/>
+          <w:iCs/>
+        </w:rPr>
+        <w:t xml:space="preserve">An introduction to the aquatic insects of north america</w:t>
+      </w:r>
+      <w:r>
+        <w:t xml:space="preserve"> </w:t>
+      </w:r>
+      <w:r>
+        <w:t xml:space="preserve">(5th ed., p. 1480) [Book]. Kendall Hunt Publishing Company.</w:t>
       </w:r>
     </w:p>
     <w:bookmarkEnd w:id="64"/>
@@ -1934,7 +2317,23 @@
         <w:pStyle w:val="Bibliografia"/>
       </w:pPr>
       <w:r>
-        <w:t xml:space="preserve">Mugnai, R., J. L. Nessimian, and D. F. Baptista. 2010. Manual de identificação de macroinvertebrados aquáticos do estado do rio de janeiro. Page 176. Book, Technical Books Editora, Rio de Janeiro, RJ.</w:t>
+        <w:t xml:space="preserve">Mugnai, R., Nessimian, J. L., &amp; Baptista, D. F. (2010).</w:t>
+      </w:r>
+      <w:r>
+        <w:t xml:space="preserve"> </w:t>
+      </w:r>
+      <w:r>
+        <w:rPr>
+          <w:i/>
+          <w:iCs/>
+        </w:rPr>
+        <w:t xml:space="preserve">Manual de identificação de macroinvertebrados aquáticos do estado do rio de janeiro</w:t>
+      </w:r>
+      <w:r>
+        <w:t xml:space="preserve"> </w:t>
+      </w:r>
+      <w:r>
+        <w:t xml:space="preserve">(p. 176) [Book]. Technical Books Editora.</w:t>
       </w:r>
     </w:p>
     <w:bookmarkEnd w:id="65"/>
@@ -1944,7 +2343,33 @@
         <w:pStyle w:val="Bibliografia"/>
       </w:pPr>
       <w:r>
-        <w:t xml:space="preserve">Mugodo, J., M. J. Kennard, P. Liston, S. Nichols, S. Linke, R. H. Norris, and M. Lintermans. 2006.</w:t>
+        <w:t xml:space="preserve">Mugodo, J., Kennard, M. J., Liston, P., Nichols, S., Linke, S., Norris, R. H., &amp; Lintermans, M. (2006). Local stream habitat variables predicted from catchment scale characteristics are useful for predicting fish distribution [Journal Article].</w:t>
+      </w:r>
+      <w:r>
+        <w:t xml:space="preserve"> </w:t>
+      </w:r>
+      <w:r>
+        <w:rPr>
+          <w:i/>
+          <w:iCs/>
+        </w:rPr>
+        <w:t xml:space="preserve">Hydrobiologia</w:t>
+      </w:r>
+      <w:r>
+        <w:t xml:space="preserve">,</w:t>
+      </w:r>
+      <w:r>
+        <w:t xml:space="preserve"> </w:t>
+      </w:r>
+      <w:r>
+        <w:rPr>
+          <w:i/>
+          <w:iCs/>
+        </w:rPr>
+        <w:t xml:space="preserve">572</w:t>
+      </w:r>
+      <w:r>
+        <w:t xml:space="preserve">(1), 59–70.</w:t>
       </w:r>
       <w:r>
         <w:t xml:space="preserve"> </w:t>
@@ -1954,12 +2379,9 @@
           <w:rPr>
             <w:rStyle w:val="Hyperlink"/>
           </w:rPr>
-          <w:t xml:space="preserve">Local stream habitat variables predicted from catchment scale characteristics are useful for predicting fish distribution</w:t>
+          <w:t xml:space="preserve">https://doi.org/10.1007/s10750-006-0252-7</w:t>
         </w:r>
       </w:hyperlink>
-      <w:r>
-        <w:t xml:space="preserve">. Hydrobiologia 572:59–70.</w:t>
-      </w:r>
     </w:p>
     <w:bookmarkEnd w:id="67"/>
     <w:bookmarkStart w:id="69" w:name="ref-RN2832"/>
@@ -1968,7 +2390,23 @@
         <w:pStyle w:val="Bibliografia"/>
       </w:pPr>
       <w:r>
-        <w:t xml:space="preserve">Oksanen, J., F. G. Blanchet, M. Friendly, R. Kindt, P. Legendre, D. McGlinn, P. R. Minchin, R. B. O’Hara, G. L. Simpson, P. Solymos, M. H. H. Stevens, E. Szoecs, and H. Wagner. 2020.</w:t>
+        <w:t xml:space="preserve">Oksanen, J., Blanchet, F. G., Friendly, M., Kindt, R., Legendre, P., McGlinn, D., Minchin, P. R., O’Hara, R. B., Simpson, G. L., Solymos, P., Stevens, M. H. H., Szoecs, E., &amp; Wagner, H. (2020).</w:t>
+      </w:r>
+      <w:r>
+        <w:t xml:space="preserve"> </w:t>
+      </w:r>
+      <w:r>
+        <w:rPr>
+          <w:i/>
+          <w:iCs/>
+        </w:rPr>
+        <w:t xml:space="preserve">Vegan: Community ecology package. R package version 2.5-7</w:t>
+      </w:r>
+      <w:r>
+        <w:t xml:space="preserve"> </w:t>
+      </w:r>
+      <w:r>
+        <w:t xml:space="preserve">[Report]. The Comprehensive R Archive Network Archive.</w:t>
       </w:r>
       <w:r>
         <w:t xml:space="preserve"> </w:t>
@@ -1978,12 +2416,9 @@
           <w:rPr>
             <w:rStyle w:val="Hyperlink"/>
           </w:rPr>
-          <w:t xml:space="preserve">Vegan: Community ecology package. R package version 2.5-7</w:t>
+          <w:t xml:space="preserve">https://cran.r-project.org/web/packages/vegan/vegan.pdf</w:t>
         </w:r>
       </w:hyperlink>
-      <w:r>
-        <w:t xml:space="preserve">. Report, The Comprehensive R Archive Network Archive.</w:t>
-      </w:r>
     </w:p>
     <w:bookmarkEnd w:id="69"/>
     <w:bookmarkStart w:id="71" w:name="ref-RN2614"/>
@@ -1992,7 +2427,33 @@
         <w:pStyle w:val="Bibliografia"/>
       </w:pPr>
       <w:r>
-        <w:t xml:space="preserve">Peel, M. C., B. L. Finlayson, and T. A. McMahon. 2007.</w:t>
+        <w:t xml:space="preserve">Peel, M. C., Finlayson, B. L., &amp; McMahon, T. A. (2007). Updated world map of the köppen-geiger climate classification [Journal Article].</w:t>
+      </w:r>
+      <w:r>
+        <w:t xml:space="preserve"> </w:t>
+      </w:r>
+      <w:r>
+        <w:rPr>
+          <w:i/>
+          <w:iCs/>
+        </w:rPr>
+        <w:t xml:space="preserve">Hydrology and Earth System Sciences</w:t>
+      </w:r>
+      <w:r>
+        <w:t xml:space="preserve">,</w:t>
+      </w:r>
+      <w:r>
+        <w:t xml:space="preserve"> </w:t>
+      </w:r>
+      <w:r>
+        <w:rPr>
+          <w:i/>
+          <w:iCs/>
+        </w:rPr>
+        <w:t xml:space="preserve">11</w:t>
+      </w:r>
+      <w:r>
+        <w:t xml:space="preserve">(5), 1633–1644.</w:t>
       </w:r>
       <w:r>
         <w:t xml:space="preserve"> </w:t>
@@ -2002,12 +2463,9 @@
           <w:rPr>
             <w:rStyle w:val="Hyperlink"/>
           </w:rPr>
-          <w:t xml:space="preserve">Updated world map of the köppen-geiger climate classification</w:t>
+          <w:t xml:space="preserve">https://doi.org/10.5194/hess-11-1633-2007</w:t>
         </w:r>
       </w:hyperlink>
-      <w:r>
-        <w:t xml:space="preserve">. Hydrology and Earth System Sciences 11:1633–1644.</w:t>
-      </w:r>
     </w:p>
     <w:bookmarkEnd w:id="71"/>
     <w:bookmarkStart w:id="72" w:name="ref-RN2467"/>
@@ -2016,7 +2474,7 @@
         <w:pStyle w:val="Bibliografia"/>
       </w:pPr>
       <w:r>
-        <w:t xml:space="preserve">Pusey, B., M. J. Kennard, and A. Arthington. 2004. Study area, data collection, analysis and presentation. Pages 26–48</w:t>
+        <w:t xml:space="preserve">Pusey, B., Kennard, M. J., &amp; Arthington, A. (2004). Study area, data collection, analysis and presentation [Book Section]. In B. Pusey, M. J. Kennard, &amp; A. Arthington (Eds.),</w:t>
       </w:r>
       <w:r>
         <w:t xml:space="preserve"> </w:t>
@@ -2026,13 +2484,13 @@
           <w:i/>
           <w:iCs/>
         </w:rPr>
-        <w:t xml:space="preserve">in</w:t>
+        <w:t xml:space="preserve">Freshwater fishes of north-eastern australia</w:t>
       </w:r>
       <w:r>
         <w:t xml:space="preserve"> </w:t>
       </w:r>
       <w:r>
-        <w:t xml:space="preserve">B. Pusey, M. J. Kennard, and A. Arthington, editors. Freshwater fishes of north-eastern australia. Book Section, CSIRO Publishing, Melbourne, Australia. 682 pp.</w:t>
+        <w:t xml:space="preserve">(pp. 26–48). CSIRO Publishing.</w:t>
       </w:r>
     </w:p>
     <w:bookmarkEnd w:id="72"/>
@@ -2042,7 +2500,33 @@
         <w:pStyle w:val="Bibliografia"/>
       </w:pPr>
       <w:r>
-        <w:t xml:space="preserve">Rocha, L. G., E. S. F. Medeiros, and H. T. A. Andrade. 2012.</w:t>
+        <w:t xml:space="preserve">Rocha, L. G., Medeiros, E. S. F., &amp; Andrade, H. T. A. (2012). Influence of flow variability on macroinvertebrate assemblages in an intermittent stream of semi-arid brazil [Journal Article].</w:t>
+      </w:r>
+      <w:r>
+        <w:t xml:space="preserve"> </w:t>
+      </w:r>
+      <w:r>
+        <w:rPr>
+          <w:i/>
+          <w:iCs/>
+        </w:rPr>
+        <w:t xml:space="preserve">Journal of Arid Environments</w:t>
+      </w:r>
+      <w:r>
+        <w:t xml:space="preserve">,</w:t>
+      </w:r>
+      <w:r>
+        <w:t xml:space="preserve"> </w:t>
+      </w:r>
+      <w:r>
+        <w:rPr>
+          <w:i/>
+          <w:iCs/>
+        </w:rPr>
+        <w:t xml:space="preserve">85</w:t>
+      </w:r>
+      <w:r>
+        <w:t xml:space="preserve">, 33–40.</w:t>
       </w:r>
       <w:r>
         <w:t xml:space="preserve"> </w:t>
@@ -2052,12 +2536,9 @@
           <w:rPr>
             <w:rStyle w:val="Hyperlink"/>
           </w:rPr>
-          <w:t xml:space="preserve">Influence of flow variability on macroinvertebrate assemblages in an intermittent stream of semi-arid brazil</w:t>
+          <w:t xml:space="preserve">https://doi.org/10.1016/j.jaridenv.2012.04.001</w:t>
         </w:r>
       </w:hyperlink>
-      <w:r>
-        <w:t xml:space="preserve">. Journal of Arid Environments 85:33–40.</w:t>
-      </w:r>
     </w:p>
     <w:bookmarkEnd w:id="74"/>
     <w:bookmarkStart w:id="75" w:name="ref-RN636"/>
@@ -2066,7 +2547,33 @@
         <w:pStyle w:val="Bibliografia"/>
       </w:pPr>
       <w:r>
-        <w:t xml:space="preserve">Ross, S. T., Jr. McMichael Robert H., and D. L. Ruple. 1987. Seasonal and diel variation in the standing crop of fishes and macroinvertebrates from gulf of mexico surf zone. Estuarine, Coastal and Shelf Science 25:391–412.</w:t>
+        <w:t xml:space="preserve">Ross, S. T., McMichael, Jr., Robert H., &amp; Ruple, D. L. (1987). Seasonal and diel variation in the standing crop of fishes and macroinvertebrates from gulf of mexico surf zone [Journal Article].</w:t>
+      </w:r>
+      <w:r>
+        <w:t xml:space="preserve"> </w:t>
+      </w:r>
+      <w:r>
+        <w:rPr>
+          <w:i/>
+          <w:iCs/>
+        </w:rPr>
+        <w:t xml:space="preserve">Estuarine, Coastal and Shelf Science</w:t>
+      </w:r>
+      <w:r>
+        <w:t xml:space="preserve">,</w:t>
+      </w:r>
+      <w:r>
+        <w:t xml:space="preserve"> </w:t>
+      </w:r>
+      <w:r>
+        <w:rPr>
+          <w:i/>
+          <w:iCs/>
+        </w:rPr>
+        <w:t xml:space="preserve">25</w:t>
+      </w:r>
+      <w:r>
+        <w:t xml:space="preserve">, 391–412.</w:t>
       </w:r>
     </w:p>
     <w:bookmarkEnd w:id="75"/>
@@ -2076,7 +2583,23 @@
         <w:pStyle w:val="Bibliografia"/>
       </w:pPr>
       <w:r>
-        <w:t xml:space="preserve">Silva, J. M. C., I. R. Leal, and M. Tabarelli. 2017.</w:t>
+        <w:t xml:space="preserve">Silva, J. M. C., Leal, I. R., &amp; Tabarelli, M. (2017).</w:t>
+      </w:r>
+      <w:r>
+        <w:t xml:space="preserve"> </w:t>
+      </w:r>
+      <w:r>
+        <w:rPr>
+          <w:i/>
+          <w:iCs/>
+        </w:rPr>
+        <w:t xml:space="preserve">Caatinga: The largest tropical dry forest region in south america</w:t>
+      </w:r>
+      <w:r>
+        <w:t xml:space="preserve"> </w:t>
+      </w:r>
+      <w:r>
+        <w:t xml:space="preserve">[Edited Book]. Springer.</w:t>
       </w:r>
       <w:r>
         <w:t xml:space="preserve"> </w:t>
@@ -2086,12 +2609,9 @@
           <w:rPr>
             <w:rStyle w:val="Hyperlink"/>
           </w:rPr>
-          <w:t xml:space="preserve">Caatinga: The largest tropical dry forest region in south america</w:t>
+          <w:t xml:space="preserve">https://doi.org/10.1007/978-3-319-68339-3</w:t>
         </w:r>
       </w:hyperlink>
-      <w:r>
-        <w:t xml:space="preserve">. Edited Book, Springer.</w:t>
-      </w:r>
     </w:p>
     <w:bookmarkEnd w:id="77"/>
     <w:bookmarkStart w:id="78" w:name="ref-RN67"/>
@@ -2100,7 +2620,23 @@
         <w:pStyle w:val="Bibliografia"/>
       </w:pPr>
       <w:r>
-        <w:t xml:space="preserve">Sokal, R. R., and F. J. Rohlf. 1995. Biometry: The principles and practice of statistics in biological research. Page 776. Third edition. Book, W.H. Freeman; Company, New York.</w:t>
+        <w:t xml:space="preserve">Sokal, R. R., &amp; Rohlf, F. J. (1995).</w:t>
+      </w:r>
+      <w:r>
+        <w:t xml:space="preserve"> </w:t>
+      </w:r>
+      <w:r>
+        <w:rPr>
+          <w:i/>
+          <w:iCs/>
+        </w:rPr>
+        <w:t xml:space="preserve">Biometry: The principles and practice of statistics in biological research</w:t>
+      </w:r>
+      <w:r>
+        <w:t xml:space="preserve"> </w:t>
+      </w:r>
+      <w:r>
+        <w:t xml:space="preserve">(3rd ed., p. 776) [Book]. W.H. Freeman; Company.</w:t>
       </w:r>
     </w:p>
     <w:bookmarkEnd w:id="78"/>
@@ -2110,7 +2646,23 @@
         <w:pStyle w:val="Bibliografia"/>
       </w:pPr>
       <w:r>
-        <w:t xml:space="preserve">Team, R. D. C. 2017.</w:t>
+        <w:t xml:space="preserve">Team, R. D. C. (2017).</w:t>
+      </w:r>
+      <w:r>
+        <w:t xml:space="preserve"> </w:t>
+      </w:r>
+      <w:r>
+        <w:rPr>
+          <w:i/>
+          <w:iCs/>
+        </w:rPr>
+        <w:t xml:space="preserve">R: A language and environment for statistical computing</w:t>
+      </w:r>
+      <w:r>
+        <w:t xml:space="preserve"> </w:t>
+      </w:r>
+      <w:r>
+        <w:t xml:space="preserve">[Book]. R Foundation for Statistical Computing.</w:t>
       </w:r>
       <w:r>
         <w:t xml:space="preserve"> </w:t>
@@ -2120,12 +2672,9 @@
           <w:rPr>
             <w:rStyle w:val="Hyperlink"/>
           </w:rPr>
-          <w:t xml:space="preserve">R: A language and environment for statistical computing</w:t>
+          <w:t xml:space="preserve">https://www.r-project.org/</w:t>
         </w:r>
       </w:hyperlink>
-      <w:r>
-        <w:t xml:space="preserve">. Book, R Foundation for Statistical Computing, Austria.</w:t>
-      </w:r>
     </w:p>
     <w:bookmarkEnd w:id="80"/>
     <w:bookmarkStart w:id="81" w:name="ref-RN188"/>
@@ -2134,7 +2683,23 @@
         <w:pStyle w:val="Bibliografia"/>
       </w:pPr>
       <w:r>
-        <w:t xml:space="preserve">Thorp, J. H., and A. P. Covich. 2010. Ecology and classification of north american freshwater invertebrates. 3rd edition. Edited Book, Academic Press.</w:t>
+        <w:t xml:space="preserve">Thorp, J. H., &amp; Covich, A. P. (2010).</w:t>
+      </w:r>
+      <w:r>
+        <w:t xml:space="preserve"> </w:t>
+      </w:r>
+      <w:r>
+        <w:rPr>
+          <w:i/>
+          <w:iCs/>
+        </w:rPr>
+        <w:t xml:space="preserve">Ecology and classification of north american freshwater invertebrates</w:t>
+      </w:r>
+      <w:r>
+        <w:t xml:space="preserve"> </w:t>
+      </w:r>
+      <w:r>
+        <w:t xml:space="preserve">(3rd ed.) [Edited Book]. Academic Press.</w:t>
       </w:r>
     </w:p>
     <w:bookmarkEnd w:id="81"/>
@@ -2144,7 +2709,33 @@
         <w:pStyle w:val="Bibliografia"/>
       </w:pPr>
       <w:r>
-        <w:t xml:space="preserve">Tichy, L., and M. Chytry. 2006.</w:t>
+        <w:t xml:space="preserve">Tichy, L., &amp; Chytry, M. (2006). Statistical determination of diagnostic species for site groups of unequal size [Journal Article].</w:t>
+      </w:r>
+      <w:r>
+        <w:t xml:space="preserve"> </w:t>
+      </w:r>
+      <w:r>
+        <w:rPr>
+          <w:i/>
+          <w:iCs/>
+        </w:rPr>
+        <w:t xml:space="preserve">Journal of Vegetation Science</w:t>
+      </w:r>
+      <w:r>
+        <w:t xml:space="preserve">,</w:t>
+      </w:r>
+      <w:r>
+        <w:t xml:space="preserve"> </w:t>
+      </w:r>
+      <w:r>
+        <w:rPr>
+          <w:i/>
+          <w:iCs/>
+        </w:rPr>
+        <w:t xml:space="preserve">17</w:t>
+      </w:r>
+      <w:r>
+        <w:t xml:space="preserve">, 809–818.</w:t>
       </w:r>
       <w:r>
         <w:t xml:space="preserve"> </w:t>
@@ -2154,12 +2745,9 @@
           <w:rPr>
             <w:rStyle w:val="Hyperlink"/>
           </w:rPr>
-          <w:t xml:space="preserve">Statistical determination of diagnostic species for site groups of unequal size</w:t>
+          <w:t xml:space="preserve">https://doi.org/10.1111/j.1654-1103.2006.tb02504.x</w:t>
         </w:r>
       </w:hyperlink>
-      <w:r>
-        <w:t xml:space="preserve">. Journal of Vegetation Science 17:809–818.</w:t>
-      </w:r>
     </w:p>
     <w:bookmarkEnd w:id="83"/>
     <w:bookmarkStart w:id="85" w:name="ref-RN2991"/>
@@ -2168,7 +2756,23 @@
         <w:pStyle w:val="Bibliografia"/>
       </w:pPr>
       <w:r>
-        <w:t xml:space="preserve">Venables, W. N., and B. D. Ripley. 2002.</w:t>
+        <w:t xml:space="preserve">Venables, W. N., &amp; Ripley, B. D. (2002).</w:t>
+      </w:r>
+      <w:r>
+        <w:t xml:space="preserve"> </w:t>
+      </w:r>
+      <w:r>
+        <w:rPr>
+          <w:i/>
+          <w:iCs/>
+        </w:rPr>
+        <w:t xml:space="preserve">Modern applied statistics with s</w:t>
+      </w:r>
+      <w:r>
+        <w:t xml:space="preserve"> </w:t>
+      </w:r>
+      <w:r>
+        <w:t xml:space="preserve">(4th ed.) [Book]. Springer.</w:t>
       </w:r>
       <w:r>
         <w:t xml:space="preserve"> </w:t>
@@ -2178,12 +2782,9 @@
           <w:rPr>
             <w:rStyle w:val="Hyperlink"/>
           </w:rPr>
-          <w:t xml:space="preserve">Modern applied statistics with s</w:t>
+          <w:t xml:space="preserve">https://www.stats.ox.ac.uk/pub/MASS4/</w:t>
         </w:r>
       </w:hyperlink>
-      <w:r>
-        <w:t xml:space="preserve">. Fourth edition. Book, Springer, New York, NY.</w:t>
-      </w:r>
     </w:p>
     <w:bookmarkEnd w:id="85"/>
     <w:bookmarkStart w:id="87" w:name="ref-RN2907"/>
@@ -2192,7 +2793,33 @@
         <w:pStyle w:val="Bibliografia"/>
       </w:pPr>
       <w:r>
-        <w:t xml:space="preserve">Vendramin, D., C. S. Klagenberg, M. R. Provensi, C. Stenert, M. M. Pires, E. S. F. Medeiros, M. Reichard, and L. Maltchik. 2020.</w:t>
+        <w:t xml:space="preserve">Vendramin, D., Klagenberg, C. S., Provensi, M. R., Stenert, C., Pires, M. M., Medeiros, E. S. F., Reichard, M., &amp; Maltchik, L. (2020). Effects of the presence of annual killifish on the assemblage structure of resting stages of aquatic invertebrates in temporary ponds [Journal Article].</w:t>
+      </w:r>
+      <w:r>
+        <w:t xml:space="preserve"> </w:t>
+      </w:r>
+      <w:r>
+        <w:rPr>
+          <w:i/>
+          <w:iCs/>
+        </w:rPr>
+        <w:t xml:space="preserve">Limnetica</w:t>
+      </w:r>
+      <w:r>
+        <w:t xml:space="preserve">,</w:t>
+      </w:r>
+      <w:r>
+        <w:t xml:space="preserve"> </w:t>
+      </w:r>
+      <w:r>
+        <w:rPr>
+          <w:i/>
+          <w:iCs/>
+        </w:rPr>
+        <w:t xml:space="preserve">39</w:t>
+      </w:r>
+      <w:r>
+        <w:t xml:space="preserve">(1), 1–16.</w:t>
       </w:r>
       <w:r>
         <w:t xml:space="preserve"> </w:t>
@@ -2202,12 +2829,9 @@
           <w:rPr>
             <w:rStyle w:val="Hyperlink"/>
           </w:rPr>
-          <w:t xml:space="preserve">Effects of the presence of annual killifish on the assemblage structure of resting stages of aquatic invertebrates in temporary ponds</w:t>
+          <w:t xml:space="preserve">https://doi.org/10.23818/limn.39.01</w:t>
         </w:r>
       </w:hyperlink>
-      <w:r>
-        <w:t xml:space="preserve">. Limnetica 39:1–16.</w:t>
-      </w:r>
     </w:p>
     <w:bookmarkEnd w:id="87"/>
     <w:bookmarkStart w:id="88" w:name="ref-RN158"/>
@@ -2216,7 +2840,23 @@
         <w:pStyle w:val="Bibliografia"/>
       </w:pPr>
       <w:r>
-        <w:t xml:space="preserve">Zar, J. H. 1999. Biostatistical analysis. Page 663. 4th edition. Book, Prentice Hall, Upper Saddle River, New Jersey, USA.</w:t>
+        <w:t xml:space="preserve">Zar, J. H. (1999).</w:t>
+      </w:r>
+      <w:r>
+        <w:t xml:space="preserve"> </w:t>
+      </w:r>
+      <w:r>
+        <w:rPr>
+          <w:i/>
+          <w:iCs/>
+        </w:rPr>
+        <w:t xml:space="preserve">Biostatistical analysis</w:t>
+      </w:r>
+      <w:r>
+        <w:t xml:space="preserve"> </w:t>
+      </w:r>
+      <w:r>
+        <w:t xml:space="preserve">(4th ed., p. 663) [Book]. Prentice Hall.</w:t>
       </w:r>
     </w:p>
     <w:bookmarkEnd w:id="88"/>
@@ -18504,7 +19144,7 @@
               <w:t xml:space="preserve"> </w:t>
             </w:r>
             <w:r>
-              <w:t xml:space="preserve">Non-used codes</w:t>
+              <w:t xml:space="preserve">Non-used code</w:t>
             </w:r>
           </w:p>
         </w:tc>

--- a/docs/index.docx
+++ b/docs/index.docx
@@ -87,7 +87,7 @@
         <w:pStyle w:val="Data"/>
       </w:pPr>
       <w:r>
-        <w:t xml:space="preserve">2026-03-03</w:t>
+        <w:t xml:space="preserve">2026-03-07</w:t>
       </w:r>
     </w:p>
     <w:p>
@@ -273,7 +273,18 @@
         <w:t xml:space="preserve">(Peel et al., 2007)</w:t>
       </w:r>
       <w:r>
-        <w:t xml:space="preserve">. A diverse array of sampling sites was chosen to represent the most common aquatic environment types of semiarid Brazil, with different sets of specificities and across different catchment basins. We sampled six sites, three of which consisted of stream reaches with surface water flow (during the rainy season) or isolated temporary pools (during the dry season) (sites EP, CI, SE) and three sites in artificial reservoirs created from stream impoundment (sites MU, SA, RE). Sampling was conducted during the year of 2006 on four occasions during the rainy (April and June) and dry seasons (September and December) (1). Detailed information on the study sites and their, zooplankton and fish, fauna has been published elsewhere by</w:t>
+        <w:t xml:space="preserve">. A diverse array of sampling sites was chosen to represent the most common aquatic environment types of semiarid Brazil, with different sets of specificities and across different catchment basins. We sampled six sites, three of which consisted of stream reaches with surface water flow (during the rainy season) or isolated temporary pools (during the dry season) (sites EP, CI, SE) and three sites in artificial reservoirs created from stream impoundment (sites MU, SA, RE). Sampling was conducted during the year of 2006 on four occasions during the rainy (April and June) and dry seasons (September and December) (</w:t>
+      </w:r>
+      <w:hyperlink w:anchor="fig-mapa">
+        <w:r>
+          <w:rPr>
+            <w:rStyle w:val="Hyperlink"/>
+          </w:rPr>
+          <w:t xml:space="preserve">Figure 1</w:t>
+        </w:r>
+      </w:hyperlink>
+      <w:r>
+        <w:t xml:space="preserve">). Detailed information on the study sites and their, zooplankton and fish, fauna has been published elsewhere by</w:t>
       </w:r>
       <w:r>
         <w:t xml:space="preserve"> </w:t>
@@ -690,7 +701,7 @@
         <w:t xml:space="preserve"> </w:t>
       </w:r>
       <w:r>
-        <w:t xml:space="preserve">(Tichy &amp; Chytry, 2006)</w:t>
+        <w:t xml:space="preserve">(Tichý &amp; Chytry, 2006)</w:t>
       </w:r>
       <w:r>
         <w:t xml:space="preserve">.</w:t>
@@ -1287,7 +1298,7 @@
         <w:pStyle w:val="FirstParagraph"/>
       </w:pPr>
       <w:r>
-        <w:t xml:space="preserve">The study sites showed a wide array of environmental features, as expected from their different types, since these sites were chosen to represent a diverse array of the most common aquatic environment types of semiarid Brazil</w:t>
+        <w:t xml:space="preserve">The study sites showed a wide array of environmental features, as expected from their different types, and since they were chosen to represent a diverse array of common aquatic environments</w:t>
       </w:r>
       <w:r>
         <w:t xml:space="preserve"> </w:t>
@@ -1296,26 +1307,16 @@
         <w:t xml:space="preserve">(Medeiros et al., 2008)</w:t>
       </w:r>
       <w:r>
-        <w:t xml:space="preserve">, with different sets of specificities and across different catchment basins. Principal Component Analysis separated the study sites in a gradient, along the first axis, based on their major environmental characteristics. Larger reservoirs being associated with large-scale morphological variables (such as river length, site altitude and width, and a muddy substrate), whereas river sites mostly associated with a more diverse array of small-scale morphology variables (e.g. margins depth and water temperature). Among the habitat structure variations, the presence of underwater root masses and overhanging vegetation, were also important to describe stream sites, being narrower and deeper in their margins, these sites were more likely to have a nearby denser riparian vegetation. Larger reservoirs were mostly associated with a muddy substrate whereas river sites included a more diverse array of substrates, the most important being sand and gravel. This is expected based on presence of water flow in the streams sites during the rainy season</w:t>
+        <w:t xml:space="preserve">, with different sets of specificities and across different catchment basins. Principal Component Analysis separated the study sites in a gradient, along the first axis, based on their major environmental characteristics. Larger reservoirs being positively associated with large-scale morphological variables (such as river length, site altitude and width), whereas river sites were associated with a more diverse array of variables, including small-scale morphology variables (e.g. margins depth and water temperature). Among the habitat structure variations, the presence of underwater root masses and overhanging vegetation, were also important to describe stream sites, those being narrower and deeper in their margins. These sites were also more likely to have a nearby denser riparian vegetation. Larger reservoirs were mostly associated with a muddy substrate whereas river sites included a more diverse array of substrates, the most important being sand and gravel. This is expected based on presence of water flow in the streams sites during the rainy season</w:t>
       </w:r>
       <w:r>
         <w:t xml:space="preserve"> </w:t>
       </w:r>
       <w:r>
-        <w:t xml:space="preserve">(</w:t>
-      </w:r>
-      <w:r>
-        <w:rPr>
-          <w:b/>
-          <w:bCs/>
-        </w:rPr>
-        <w:t xml:space="preserve">RN3038?</w:t>
-      </w:r>
-      <w:r>
-        <w:t xml:space="preserve">)</w:t>
-      </w:r>
-      <w:r>
-        <w:t xml:space="preserve">. Other variables such as slope (morphology), submerged vegetation and leaf litter (habitat structure) and water velocity (water quality) were important in explaining specific sites at given sampling occasions. These variables associated with temporal changes, from river bed pools to flowing waters in stream sites during the rainy season. It is important to note that the small reservoir site (RE) showed environmental characteristics more closely associated with the streams sites. That is the result of its relative small size and greater subjectivity to water flow during the rainy season. Despte these results, a temporal gradient was not expected from our sampling design since the time scale of the present study is not able to closely follow temporal changes in the stream sites</w:t>
+        <w:t xml:space="preserve">(Cobb et al., 1992)</w:t>
+      </w:r>
+      <w:r>
+        <w:t xml:space="preserve">. Other variables such as slope (morphology), submerged vegetation and leaf litter (habitat structure) and water velocity (water quality) were important in explaining specific sites at given sampling occasions. These variables were associated with temporal changes, from river bed pools to flowing waters in stream sites during the rainy season. It is important to note that, based on PCA, the small reservoir site (RE) showed environmental characteristics more closely associated with the streams sites. That is the result of its relative small size and greater subjectivity to water flow during the rainy season. Despite these results, a temporal gradient was not observed, since the time scale of our sampling design is not able to closely follow temporal changes in the stream sites</w:t>
       </w:r>
       <w:r>
         <w:t xml:space="preserve"> </w:t>
@@ -1338,20 +1339,10 @@
         <w:t xml:space="preserve"> </w:t>
       </w:r>
       <w:r>
-        <w:t xml:space="preserve">(</w:t>
-      </w:r>
-      <w:r>
-        <w:rPr>
-          <w:b/>
-          <w:bCs/>
-        </w:rPr>
-        <w:t xml:space="preserve">3032?</w:t>
-      </w:r>
-      <w:r>
-        <w:t xml:space="preserve">)</w:t>
-      </w:r>
-      <w:r>
-        <w:t xml:space="preserve">, where assemblages are typically dominated by a limited number of tolerant and generalist taxa, particularly Chironomidae larvae, Oligochaeta and Mollusca. Sampling sites were generaly different in macroinvertebrate rarefied richness but not in density of individuals, where CI and RE had significantly higher rarefied richness when compared to the other study sites. Nonetheless, species richness varied widely between sampling occasions (with the exception of MU), rendering averaged values misleading. Overall, stream sites tended to have greater values of richness.</w:t>
+        <w:t xml:space="preserve">Azevêdo et al. (2017)</w:t>
+      </w:r>
+      <w:r>
+        <w:t xml:space="preserve">, where assemblages are typically dominated by a limited number of tolerant and generalist taxa, particularly Chironomidae larvae, Oligochaeta and Mollusca. Sampling sites were generally different in macroinvertebrate rarefied richness but not in density of individuals, where CI and RE had significantly higher rarefied richness when compared to the other study sites. Nonetheless, species richness varied widely between sampling occasions (with the exception of MU), rendering averaged values misleading. Overall, stream sites tended to have greater values of richness.</w:t>
       </w:r>
     </w:p>
     <w:p>
@@ -1359,73 +1350,46 @@
         <w:pStyle w:val="Corpodetexto"/>
       </w:pPr>
       <w:r>
-        <w:t xml:space="preserve">Overall the most important variables negatively correlated with taxa richness were site width, river length and</w:t>
+        <w:t xml:space="preserve">Nonetheless, the most important variables negatively correlated with taxa richness were site width, river length and the absence of water velocity, all indicative of fewer species. Higher water temperatures were associated with greater diversity. Among the substrate and habitat composition variables, gravel was the only significant predictor for substrate, whereas leaf litter and algal cover were positively associated with richness. Other predictors such as roots and littoral grass may have been important showing marginal effects. All variables negatively associated with taxa richness are also descriptive of the reservoir sites. Studies show that in dryland aquatic systems, reservoirs tend to have fewer species when compared with the more dynamic and habitat-rich streams and rivers</w:t>
       </w:r>
       <w:r>
         <w:t xml:space="preserve"> </w:t>
       </w:r>
       <w:r>
-        <w:rPr>
-          <w:i/>
-          <w:iCs/>
-        </w:rPr>
-        <w:t xml:space="preserve">the absence of water velocity CF</w:t>
-      </w:r>
-      <w:r>
-        <w:t xml:space="preserve">, all indicative of fewer species. On the other hand, higher water temperatures were associated with greater diversity. Among the substrate and habitat composition variables, gravel was the only significant predictor for substrate, whereas leaf litter and algal cover were positively associated with richness. Other predictors such as roots and littoral grass may have been important showing marginal effects. All variables negatively associated with taxa richness are also descriptive of the reservoir sites. Studies show that in dryland aquatic systems, reservoirs tend to have fewer species when compared with the more dynamic and habitat-rich streams and rivers</w:t>
+        <w:t xml:space="preserve">(Cobb et al., 1992)</w:t>
+      </w:r>
+      <w:r>
+        <w:t xml:space="preserve">.</w:t>
       </w:r>
       <w:r>
         <w:t xml:space="preserve"> </w:t>
       </w:r>
       <w:r>
-        <w:t xml:space="preserve">(</w:t>
-      </w:r>
-      <w:r>
-        <w:rPr>
-          <w:b/>
-          <w:bCs/>
-        </w:rPr>
-        <w:t xml:space="preserve">RNCITA?</w:t>
-      </w:r>
-      <w:r>
-        <w:t xml:space="preserve">)</w:t>
-      </w:r>
-      <w:r>
-        <w:t xml:space="preserve">.</w:t>
+        <w:t xml:space="preserve">Medeiros et al. (2024)</w:t>
       </w:r>
       <w:r>
         <w:t xml:space="preserve"> </w:t>
       </w:r>
       <w:r>
-        <w:t xml:space="preserve">Medeiros et al. (2024)</w:t>
+        <w:t xml:space="preserve">observed similar results for the same study sites of the present study, where fish richness was more associated with variables indicative of stream or river systems. Studies have proposed that the conversion of intermittent rivers into reservoirs leads to the homogenization of the fauna (see</w:t>
       </w:r>
       <w:r>
         <w:t xml:space="preserve"> </w:t>
       </w:r>
       <w:r>
-        <w:t xml:space="preserve">observed similar results for the same study sites of the present study, where fish richness was more associated with variables indicative of stream of river systems.</w:t>
+        <w:t xml:space="preserve">Brito et al. (2020)</w:t>
+      </w:r>
+      <w:r>
+        <w:t xml:space="preserve">;</w:t>
       </w:r>
       <w:r>
         <w:t xml:space="preserve"> </w:t>
       </w:r>
       <w:r>
-        <w:t xml:space="preserve">(</w:t>
-      </w:r>
-      <w:r>
-        <w:rPr>
-          <w:b/>
-          <w:bCs/>
-        </w:rPr>
-        <w:t xml:space="preserve">RNCITA?</w:t>
-      </w:r>
-      <w:r>
-        <w:t xml:space="preserve">)</w:t>
-      </w:r>
-      <w:r>
-        <w:t xml:space="preserve"> </w:t>
-      </w:r>
-      <w:r>
-        <w:t xml:space="preserve">proposed that lentic systems, such as artificial reservoirs have lower diversity because</w:t>
+        <w:t xml:space="preserve">Castro et al. (2026)</w:t>
+      </w:r>
+      <w:r>
+        <w:t xml:space="preserve">), favoring invasive and opportunistic species. The decline in habitat variability leads to the dominance of these species, reducing overall diversity in dryland aquatic systems. resence of large reserviurs tend to a proposed that lentic systems, such as artificial reservoirs have lower diversity because</w:t>
       </w:r>
       <w:r>
         <w:t xml:space="preserve"> </w:t>
@@ -1436,6 +1400,12 @@
           <w:iCs/>
         </w:rPr>
         <w:t xml:space="preserve">…</w:t>
+      </w:r>
+      <w:r>
+        <w:br/>
+      </w:r>
+      <w:r>
+        <w:t xml:space="preserve">Brito et al. (2020)</w:t>
       </w:r>
     </w:p>
     <w:p>
@@ -1502,7 +1472,7 @@
       </w:r>
     </w:p>
     <w:bookmarkEnd w:id="30"/>
-    <w:bookmarkStart w:id="90" w:name="references"/>
+    <w:bookmarkStart w:id="102" w:name="references"/>
     <w:p>
       <w:pPr>
         <w:pStyle w:val="Ttulo1"/>
@@ -1511,8 +1481,55 @@
         <w:t xml:space="preserve">References</w:t>
       </w:r>
     </w:p>
-    <w:bookmarkStart w:id="89" w:name="refs"/>
-    <w:bookmarkStart w:id="32" w:name="ref-RN2966"/>
+    <w:bookmarkStart w:id="101" w:name="refs"/>
+    <w:bookmarkStart w:id="32" w:name="ref-RN3032"/>
+    <w:p>
+      <w:pPr>
+        <w:pStyle w:val="Bibliografia"/>
+      </w:pPr>
+      <w:r>
+        <w:t xml:space="preserve">Azevêdo, E. de L., Barbosa, J. E. de L., Viana, L. G., Anacleto, M. J. P., Callisto, M., &amp; Molozzi, J. (2017). Application of a statistical model for the assessment of environmental quality in neotropical semi-arid reservoirs [Journal Article].</w:t>
+      </w:r>
+      <w:r>
+        <w:t xml:space="preserve"> </w:t>
+      </w:r>
+      <w:r>
+        <w:rPr>
+          <w:i/>
+          <w:iCs/>
+        </w:rPr>
+        <w:t xml:space="preserve">Environmental Monitoring and Assessment</w:t>
+      </w:r>
+      <w:r>
+        <w:t xml:space="preserve">,</w:t>
+      </w:r>
+      <w:r>
+        <w:t xml:space="preserve"> </w:t>
+      </w:r>
+      <w:r>
+        <w:rPr>
+          <w:i/>
+          <w:iCs/>
+        </w:rPr>
+        <w:t xml:space="preserve">189</w:t>
+      </w:r>
+      <w:r>
+        <w:t xml:space="preserve">, 65.</w:t>
+      </w:r>
+      <w:r>
+        <w:t xml:space="preserve"> </w:t>
+      </w:r>
+      <w:hyperlink r:id="rId31">
+        <w:r>
+          <w:rPr>
+            <w:rStyle w:val="Hyperlink"/>
+          </w:rPr>
+          <w:t xml:space="preserve">https://doi.org/10.1007/s10661-016-5723-3</w:t>
+        </w:r>
+      </w:hyperlink>
+    </w:p>
+    <w:bookmarkEnd w:id="32"/>
+    <w:bookmarkStart w:id="34" w:name="ref-RN2966"/>
     <w:p>
       <w:pPr>
         <w:pStyle w:val="Bibliografia"/>
@@ -1539,7 +1556,7 @@
       <w:r>
         <w:t xml:space="preserve"> </w:t>
       </w:r>
-      <w:hyperlink r:id="rId31">
+      <w:hyperlink r:id="rId33">
         <w:r>
           <w:rPr>
             <w:rStyle w:val="Hyperlink"/>
@@ -1548,8 +1565,8 @@
         </w:r>
       </w:hyperlink>
     </w:p>
-    <w:bookmarkEnd w:id="32"/>
-    <w:bookmarkStart w:id="34" w:name="ref-RN2249"/>
+    <w:bookmarkEnd w:id="34"/>
+    <w:bookmarkStart w:id="36" w:name="ref-RN2249"/>
     <w:p>
       <w:pPr>
         <w:pStyle w:val="Bibliografia"/>
@@ -1586,7 +1603,7 @@
       <w:r>
         <w:t xml:space="preserve"> </w:t>
       </w:r>
-      <w:hyperlink r:id="rId33">
+      <w:hyperlink r:id="rId35">
         <w:r>
           <w:rPr>
             <w:rStyle w:val="Hyperlink"/>
@@ -1595,8 +1612,149 @@
         </w:r>
       </w:hyperlink>
     </w:p>
-    <w:bookmarkEnd w:id="34"/>
-    <w:bookmarkStart w:id="36" w:name="ref-RN3026"/>
+    <w:bookmarkEnd w:id="36"/>
+    <w:bookmarkStart w:id="38" w:name="ref-RN3036"/>
+    <w:p>
+      <w:pPr>
+        <w:pStyle w:val="Bibliografia"/>
+      </w:pPr>
+      <w:r>
+        <w:t xml:space="preserve">Brito, M. F. G., Daga, V. S., &amp; Vitule, J. R. S. (2020). Fisheries and biotic homogenization of freshwater fish in the brazilian semiarid region [Journal Article].</w:t>
+      </w:r>
+      <w:r>
+        <w:t xml:space="preserve"> </w:t>
+      </w:r>
+      <w:r>
+        <w:rPr>
+          <w:i/>
+          <w:iCs/>
+        </w:rPr>
+        <w:t xml:space="preserve">Hydrobiologia</w:t>
+      </w:r>
+      <w:r>
+        <w:t xml:space="preserve">,</w:t>
+      </w:r>
+      <w:r>
+        <w:t xml:space="preserve"> </w:t>
+      </w:r>
+      <w:r>
+        <w:rPr>
+          <w:i/>
+          <w:iCs/>
+        </w:rPr>
+        <w:t xml:space="preserve">847</w:t>
+      </w:r>
+      <w:r>
+        <w:t xml:space="preserve">, 3877–3895.</w:t>
+      </w:r>
+      <w:r>
+        <w:t xml:space="preserve"> </w:t>
+      </w:r>
+      <w:hyperlink r:id="rId37">
+        <w:r>
+          <w:rPr>
+            <w:rStyle w:val="Hyperlink"/>
+          </w:rPr>
+          <w:t xml:space="preserve">https://doi.org/10.1007/s10750-020-04236-8</w:t>
+        </w:r>
+      </w:hyperlink>
+    </w:p>
+    <w:bookmarkEnd w:id="38"/>
+    <w:bookmarkStart w:id="40" w:name="ref-RN2830"/>
+    <w:p>
+      <w:pPr>
+        <w:pStyle w:val="Bibliografia"/>
+      </w:pPr>
+      <w:r>
+        <w:t xml:space="preserve">Carvalho, L. K., Farias, R. L., &amp; Medeiros, E. S. F. (2013). Benthic invertebrates and the habitat structure in an intermittent river of the semi-arid region of brazil [Journal Article].</w:t>
+      </w:r>
+      <w:r>
+        <w:t xml:space="preserve"> </w:t>
+      </w:r>
+      <w:r>
+        <w:rPr>
+          <w:i/>
+          <w:iCs/>
+        </w:rPr>
+        <w:t xml:space="preserve">Neotropical Biology and Conservation</w:t>
+      </w:r>
+      <w:r>
+        <w:t xml:space="preserve">,</w:t>
+      </w:r>
+      <w:r>
+        <w:t xml:space="preserve"> </w:t>
+      </w:r>
+      <w:r>
+        <w:rPr>
+          <w:i/>
+          <w:iCs/>
+        </w:rPr>
+        <w:t xml:space="preserve">8</w:t>
+      </w:r>
+      <w:r>
+        <w:t xml:space="preserve">(2), 57–67.</w:t>
+      </w:r>
+      <w:r>
+        <w:t xml:space="preserve"> </w:t>
+      </w:r>
+      <w:hyperlink r:id="rId39">
+        <w:r>
+          <w:rPr>
+            <w:rStyle w:val="Hyperlink"/>
+          </w:rPr>
+          <w:t xml:space="preserve">https://doi.org/10.4013/nbc.2013.82.01</w:t>
+        </w:r>
+      </w:hyperlink>
+    </w:p>
+    <w:bookmarkEnd w:id="40"/>
+    <w:bookmarkStart w:id="42" w:name="ref-RN2158"/>
+    <w:p>
+      <w:pPr>
+        <w:pStyle w:val="Bibliografia"/>
+      </w:pPr>
+      <w:r>
+        <w:t xml:space="preserve">Castro, D. M. P., Santos, G. M., Macedo, D. R., Tourinho, T. C. O., Manzano, F. V., Hughes, R. M., &amp; Callisto, M. (2026). Anthropogenic pressures reduce aquatic macroinvertebrate diversity through decreased physical habitat heterogeneity [Journal Article].</w:t>
+      </w:r>
+      <w:r>
+        <w:t xml:space="preserve"> </w:t>
+      </w:r>
+      <w:r>
+        <w:rPr>
+          <w:i/>
+          <w:iCs/>
+        </w:rPr>
+        <w:t xml:space="preserve">Water Biology and Security</w:t>
+      </w:r>
+      <w:r>
+        <w:t xml:space="preserve">,</w:t>
+      </w:r>
+      <w:r>
+        <w:t xml:space="preserve"> </w:t>
+      </w:r>
+      <w:r>
+        <w:rPr>
+          <w:i/>
+          <w:iCs/>
+        </w:rPr>
+        <w:t xml:space="preserve">5</w:t>
+      </w:r>
+      <w:r>
+        <w:t xml:space="preserve">(100496).</w:t>
+      </w:r>
+      <w:r>
+        <w:t xml:space="preserve"> </w:t>
+      </w:r>
+      <w:hyperlink r:id="rId41">
+        <w:r>
+          <w:rPr>
+            <w:rStyle w:val="Hyperlink"/>
+          </w:rPr>
+          <w:t xml:space="preserve">https://doi.org/10.1016/j.watbs.2025.100496</w:t>
+        </w:r>
+      </w:hyperlink>
+    </w:p>
+    <w:bookmarkEnd w:id="42"/>
+    <w:bookmarkStart w:id="44" w:name="ref-RN3026"/>
     <w:p>
       <w:pPr>
         <w:pStyle w:val="Bibliografia"/>
@@ -1633,7 +1791,7 @@
       <w:r>
         <w:t xml:space="preserve"> </w:t>
       </w:r>
-      <w:hyperlink r:id="rId35">
+      <w:hyperlink r:id="rId43">
         <w:r>
           <w:rPr>
             <w:rStyle w:val="Hyperlink"/>
@@ -1642,8 +1800,55 @@
         </w:r>
       </w:hyperlink>
     </w:p>
-    <w:bookmarkEnd w:id="36"/>
-    <w:bookmarkStart w:id="38" w:name="ref-RN3028"/>
+    <w:bookmarkEnd w:id="44"/>
+    <w:bookmarkStart w:id="46" w:name="ref-RN3038"/>
+    <w:p>
+      <w:pPr>
+        <w:pStyle w:val="Bibliografia"/>
+      </w:pPr>
+      <w:r>
+        <w:t xml:space="preserve">Cobb, D. G., Galloway, T. D., &amp; Flannagan, J. F. (1992). Effects of discharge and substrate stability on density and species composition of stream insects [Journal Article].</w:t>
+      </w:r>
+      <w:r>
+        <w:t xml:space="preserve"> </w:t>
+      </w:r>
+      <w:r>
+        <w:rPr>
+          <w:i/>
+          <w:iCs/>
+        </w:rPr>
+        <w:t xml:space="preserve">Canadian Journal of Fisheries and Aquatic Sciences</w:t>
+      </w:r>
+      <w:r>
+        <w:t xml:space="preserve">,</w:t>
+      </w:r>
+      <w:r>
+        <w:t xml:space="preserve"> </w:t>
+      </w:r>
+      <w:r>
+        <w:rPr>
+          <w:i/>
+          <w:iCs/>
+        </w:rPr>
+        <w:t xml:space="preserve">49</w:t>
+      </w:r>
+      <w:r>
+        <w:t xml:space="preserve">(9).</w:t>
+      </w:r>
+      <w:r>
+        <w:t xml:space="preserve"> </w:t>
+      </w:r>
+      <w:hyperlink r:id="rId45">
+        <w:r>
+          <w:rPr>
+            <w:rStyle w:val="Hyperlink"/>
+          </w:rPr>
+          <w:t xml:space="preserve">https://doi.org/10.1139/f92-198</w:t>
+        </w:r>
+      </w:hyperlink>
+    </w:p>
+    <w:bookmarkEnd w:id="46"/>
+    <w:bookmarkStart w:id="48" w:name="ref-RN3028"/>
     <w:p>
       <w:pPr>
         <w:pStyle w:val="Bibliografia"/>
@@ -1680,7 +1885,7 @@
       <w:r>
         <w:t xml:space="preserve"> </w:t>
       </w:r>
-      <w:hyperlink r:id="rId37">
+      <w:hyperlink r:id="rId47">
         <w:r>
           <w:rPr>
             <w:rStyle w:val="Hyperlink"/>
@@ -1689,8 +1894,8 @@
         </w:r>
       </w:hyperlink>
     </w:p>
-    <w:bookmarkEnd w:id="38"/>
-    <w:bookmarkStart w:id="40" w:name="ref-RN3027"/>
+    <w:bookmarkEnd w:id="48"/>
+    <w:bookmarkStart w:id="50" w:name="ref-RN3027"/>
     <w:p>
       <w:pPr>
         <w:pStyle w:val="Bibliografia"/>
@@ -1727,7 +1932,7 @@
       <w:r>
         <w:t xml:space="preserve"> </w:t>
       </w:r>
-      <w:hyperlink r:id="rId39">
+      <w:hyperlink r:id="rId49">
         <w:r>
           <w:rPr>
             <w:rStyle w:val="Hyperlink"/>
@@ -1736,8 +1941,8 @@
         </w:r>
       </w:hyperlink>
     </w:p>
-    <w:bookmarkEnd w:id="40"/>
-    <w:bookmarkStart w:id="42" w:name="ref-RN2094"/>
+    <w:bookmarkEnd w:id="50"/>
+    <w:bookmarkStart w:id="52" w:name="ref-RN2094"/>
     <w:p>
       <w:pPr>
         <w:pStyle w:val="Bibliografia"/>
@@ -1774,7 +1979,7 @@
       <w:r>
         <w:t xml:space="preserve"> </w:t>
       </w:r>
-      <w:hyperlink r:id="rId41">
+      <w:hyperlink r:id="rId51">
         <w:r>
           <w:rPr>
             <w:rStyle w:val="Hyperlink"/>
@@ -1783,8 +1988,55 @@
         </w:r>
       </w:hyperlink>
     </w:p>
-    <w:bookmarkEnd w:id="42"/>
-    <w:bookmarkStart w:id="44" w:name="ref-RN361"/>
+    <w:bookmarkEnd w:id="52"/>
+    <w:bookmarkStart w:id="54" w:name="ref-RN2905"/>
+    <w:p>
+      <w:pPr>
+        <w:pStyle w:val="Bibliografia"/>
+      </w:pPr>
+      <w:r>
+        <w:t xml:space="preserve">Farias, R. L., Stenert, C., Maltchik, L., &amp; Medeiros, E. S. F. (2020). Partitioning of macroinvertebrate assemblages across temporary pools in an intermittent dryland river [Journal Article].</w:t>
+      </w:r>
+      <w:r>
+        <w:t xml:space="preserve"> </w:t>
+      </w:r>
+      <w:r>
+        <w:rPr>
+          <w:i/>
+          <w:iCs/>
+        </w:rPr>
+        <w:t xml:space="preserve">Inland Waters</w:t>
+      </w:r>
+      <w:r>
+        <w:t xml:space="preserve">,</w:t>
+      </w:r>
+      <w:r>
+        <w:t xml:space="preserve"> </w:t>
+      </w:r>
+      <w:r>
+        <w:rPr>
+          <w:i/>
+          <w:iCs/>
+        </w:rPr>
+        <w:t xml:space="preserve">10</w:t>
+      </w:r>
+      <w:r>
+        <w:t xml:space="preserve">(4), 480–492.</w:t>
+      </w:r>
+      <w:r>
+        <w:t xml:space="preserve"> </w:t>
+      </w:r>
+      <w:hyperlink r:id="rId53">
+        <w:r>
+          <w:rPr>
+            <w:rStyle w:val="Hyperlink"/>
+          </w:rPr>
+          <w:t xml:space="preserve">https://doi.org/10.1080/20442041.2020.1738841</w:t>
+        </w:r>
+      </w:hyperlink>
+    </w:p>
+    <w:bookmarkEnd w:id="54"/>
+    <w:bookmarkStart w:id="56" w:name="ref-RN361"/>
     <w:p>
       <w:pPr>
         <w:pStyle w:val="Bibliografia"/>
@@ -1821,7 +2073,7 @@
       <w:r>
         <w:t xml:space="preserve"> </w:t>
       </w:r>
-      <w:hyperlink r:id="rId43">
+      <w:hyperlink r:id="rId55">
         <w:r>
           <w:rPr>
             <w:rStyle w:val="Hyperlink"/>
@@ -1830,8 +2082,8 @@
         </w:r>
       </w:hyperlink>
     </w:p>
-    <w:bookmarkEnd w:id="44"/>
-    <w:bookmarkStart w:id="45" w:name="ref-RN1482"/>
+    <w:bookmarkEnd w:id="56"/>
+    <w:bookmarkStart w:id="57" w:name="ref-RN1482"/>
     <w:p>
       <w:pPr>
         <w:pStyle w:val="Bibliografia"/>
@@ -1866,8 +2118,8 @@
         <w:t xml:space="preserve">(1), 1–18.</w:t>
       </w:r>
     </w:p>
-    <w:bookmarkEnd w:id="45"/>
-    <w:bookmarkStart w:id="47" w:name="ref-RN2969"/>
+    <w:bookmarkEnd w:id="57"/>
+    <w:bookmarkStart w:id="59" w:name="ref-RN2969"/>
     <w:p>
       <w:pPr>
         <w:pStyle w:val="Bibliografia"/>
@@ -1904,7 +2156,7 @@
       <w:r>
         <w:t xml:space="preserve"> </w:t>
       </w:r>
-      <w:hyperlink r:id="rId46">
+      <w:hyperlink r:id="rId58">
         <w:r>
           <w:rPr>
             <w:rStyle w:val="Hyperlink"/>
@@ -1913,8 +2165,8 @@
         </w:r>
       </w:hyperlink>
     </w:p>
-    <w:bookmarkEnd w:id="47"/>
-    <w:bookmarkStart w:id="49" w:name="ref-RN2904"/>
+    <w:bookmarkEnd w:id="59"/>
+    <w:bookmarkStart w:id="61" w:name="ref-RN2904"/>
     <w:p>
       <w:pPr>
         <w:pStyle w:val="Bibliografia"/>
@@ -1951,7 +2203,7 @@
       <w:r>
         <w:t xml:space="preserve"> </w:t>
       </w:r>
-      <w:hyperlink r:id="rId48">
+      <w:hyperlink r:id="rId60">
         <w:r>
           <w:rPr>
             <w:rStyle w:val="Hyperlink"/>
@@ -1960,8 +2212,8 @@
         </w:r>
       </w:hyperlink>
     </w:p>
-    <w:bookmarkEnd w:id="49"/>
-    <w:bookmarkStart w:id="51" w:name="ref-RN1940"/>
+    <w:bookmarkEnd w:id="61"/>
+    <w:bookmarkStart w:id="63" w:name="ref-RN1940"/>
     <w:p>
       <w:pPr>
         <w:pStyle w:val="Bibliografia"/>
@@ -1988,7 +2240,7 @@
       <w:r>
         <w:t xml:space="preserve"> </w:t>
       </w:r>
-      <w:hyperlink r:id="rId50">
+      <w:hyperlink r:id="rId62">
         <w:r>
           <w:rPr>
             <w:rStyle w:val="Hyperlink"/>
@@ -1997,8 +2249,8 @@
         </w:r>
       </w:hyperlink>
     </w:p>
-    <w:bookmarkEnd w:id="51"/>
-    <w:bookmarkStart w:id="53" w:name="ref-RN2627"/>
+    <w:bookmarkEnd w:id="63"/>
+    <w:bookmarkStart w:id="65" w:name="ref-RN2627"/>
     <w:p>
       <w:pPr>
         <w:pStyle w:val="Bibliografia"/>
@@ -2035,7 +2287,7 @@
       <w:r>
         <w:t xml:space="preserve"> </w:t>
       </w:r>
-      <w:hyperlink r:id="rId52">
+      <w:hyperlink r:id="rId64">
         <w:r>
           <w:rPr>
             <w:rStyle w:val="Hyperlink"/>
@@ -2044,8 +2296,8 @@
         </w:r>
       </w:hyperlink>
     </w:p>
-    <w:bookmarkEnd w:id="53"/>
-    <w:bookmarkStart w:id="55" w:name="ref-RN2442"/>
+    <w:bookmarkEnd w:id="65"/>
+    <w:bookmarkStart w:id="67" w:name="ref-RN2442"/>
     <w:p>
       <w:pPr>
         <w:pStyle w:val="Bibliografia"/>
@@ -2082,7 +2334,7 @@
       <w:r>
         <w:t xml:space="preserve"> </w:t>
       </w:r>
-      <w:hyperlink r:id="rId54">
+      <w:hyperlink r:id="rId66">
         <w:r>
           <w:rPr>
             <w:rStyle w:val="Hyperlink"/>
@@ -2091,8 +2343,8 @@
         </w:r>
       </w:hyperlink>
     </w:p>
-    <w:bookmarkEnd w:id="55"/>
-    <w:bookmarkStart w:id="56" w:name="ref-RN372"/>
+    <w:bookmarkEnd w:id="67"/>
+    <w:bookmarkStart w:id="68" w:name="ref-RN372"/>
     <w:p>
       <w:pPr>
         <w:pStyle w:val="Bibliografia"/>
@@ -2117,8 +2369,8 @@
         <w:t xml:space="preserve">(p. 448) [Book]. Jones; Bartlett Publishers, Inc.</w:t>
       </w:r>
     </w:p>
-    <w:bookmarkEnd w:id="56"/>
-    <w:bookmarkStart w:id="57" w:name="ref-RN1552"/>
+    <w:bookmarkEnd w:id="68"/>
+    <w:bookmarkStart w:id="69" w:name="ref-RN1552"/>
     <w:p>
       <w:pPr>
         <w:pStyle w:val="Bibliografia"/>
@@ -2143,8 +2395,8 @@
         <w:t xml:space="preserve">(p. 300) [Book]. MjM Software Design.</w:t>
       </w:r>
     </w:p>
-    <w:bookmarkEnd w:id="57"/>
-    <w:bookmarkStart w:id="59" w:name="ref-RN2692"/>
+    <w:bookmarkEnd w:id="69"/>
+    <w:bookmarkStart w:id="71" w:name="ref-RN2692"/>
     <w:p>
       <w:pPr>
         <w:pStyle w:val="Bibliografia"/>
@@ -2181,7 +2433,7 @@
       <w:r>
         <w:t xml:space="preserve"> </w:t>
       </w:r>
-      <w:hyperlink r:id="rId58">
+      <w:hyperlink r:id="rId70">
         <w:r>
           <w:rPr>
             <w:rStyle w:val="Hyperlink"/>
@@ -2190,8 +2442,8 @@
         </w:r>
       </w:hyperlink>
     </w:p>
-    <w:bookmarkEnd w:id="59"/>
-    <w:bookmarkStart w:id="61" w:name="ref-RN1965"/>
+    <w:bookmarkEnd w:id="71"/>
+    <w:bookmarkStart w:id="73" w:name="ref-RN1965"/>
     <w:p>
       <w:pPr>
         <w:pStyle w:val="Bibliografia"/>
@@ -2228,7 +2480,7 @@
       <w:r>
         <w:t xml:space="preserve"> </w:t>
       </w:r>
-      <w:hyperlink r:id="rId60">
+      <w:hyperlink r:id="rId72">
         <w:r>
           <w:rPr>
             <w:rStyle w:val="Hyperlink"/>
@@ -2237,8 +2489,8 @@
         </w:r>
       </w:hyperlink>
     </w:p>
-    <w:bookmarkEnd w:id="61"/>
-    <w:bookmarkStart w:id="63" w:name="ref-RN2491"/>
+    <w:bookmarkEnd w:id="73"/>
+    <w:bookmarkStart w:id="75" w:name="ref-RN2491"/>
     <w:p>
       <w:pPr>
         <w:pStyle w:val="Bibliografia"/>
@@ -2275,7 +2527,7 @@
       <w:r>
         <w:t xml:space="preserve"> </w:t>
       </w:r>
-      <w:hyperlink r:id="rId62">
+      <w:hyperlink r:id="rId74">
         <w:r>
           <w:rPr>
             <w:rStyle w:val="Hyperlink"/>
@@ -2284,8 +2536,8 @@
         </w:r>
       </w:hyperlink>
     </w:p>
-    <w:bookmarkEnd w:id="63"/>
-    <w:bookmarkStart w:id="64" w:name="ref-RN2990"/>
+    <w:bookmarkEnd w:id="75"/>
+    <w:bookmarkStart w:id="76" w:name="ref-RN2990"/>
     <w:p>
       <w:pPr>
         <w:pStyle w:val="Bibliografia"/>
@@ -2310,8 +2562,8 @@
         <w:t xml:space="preserve">(5th ed., p. 1480) [Book]. Kendall Hunt Publishing Company.</w:t>
       </w:r>
     </w:p>
-    <w:bookmarkEnd w:id="64"/>
-    <w:bookmarkStart w:id="65" w:name="ref-RN782"/>
+    <w:bookmarkEnd w:id="76"/>
+    <w:bookmarkStart w:id="77" w:name="ref-RN782"/>
     <w:p>
       <w:pPr>
         <w:pStyle w:val="Bibliografia"/>
@@ -2336,8 +2588,8 @@
         <w:t xml:space="preserve">(p. 176) [Book]. Technical Books Editora.</w:t>
       </w:r>
     </w:p>
-    <w:bookmarkEnd w:id="65"/>
-    <w:bookmarkStart w:id="67" w:name="ref-RN2461"/>
+    <w:bookmarkEnd w:id="77"/>
+    <w:bookmarkStart w:id="79" w:name="ref-RN2461"/>
     <w:p>
       <w:pPr>
         <w:pStyle w:val="Bibliografia"/>
@@ -2374,7 +2626,7 @@
       <w:r>
         <w:t xml:space="preserve"> </w:t>
       </w:r>
-      <w:hyperlink r:id="rId66">
+      <w:hyperlink r:id="rId78">
         <w:r>
           <w:rPr>
             <w:rStyle w:val="Hyperlink"/>
@@ -2383,8 +2635,8 @@
         </w:r>
       </w:hyperlink>
     </w:p>
-    <w:bookmarkEnd w:id="67"/>
-    <w:bookmarkStart w:id="69" w:name="ref-RN2832"/>
+    <w:bookmarkEnd w:id="79"/>
+    <w:bookmarkStart w:id="81" w:name="ref-RN2832"/>
     <w:p>
       <w:pPr>
         <w:pStyle w:val="Bibliografia"/>
@@ -2411,7 +2663,7 @@
       <w:r>
         <w:t xml:space="preserve"> </w:t>
       </w:r>
-      <w:hyperlink r:id="rId68">
+      <w:hyperlink r:id="rId80">
         <w:r>
           <w:rPr>
             <w:rStyle w:val="Hyperlink"/>
@@ -2420,8 +2672,8 @@
         </w:r>
       </w:hyperlink>
     </w:p>
-    <w:bookmarkEnd w:id="69"/>
-    <w:bookmarkStart w:id="71" w:name="ref-RN2614"/>
+    <w:bookmarkEnd w:id="81"/>
+    <w:bookmarkStart w:id="83" w:name="ref-RN2614"/>
     <w:p>
       <w:pPr>
         <w:pStyle w:val="Bibliografia"/>
@@ -2458,7 +2710,7 @@
       <w:r>
         <w:t xml:space="preserve"> </w:t>
       </w:r>
-      <w:hyperlink r:id="rId70">
+      <w:hyperlink r:id="rId82">
         <w:r>
           <w:rPr>
             <w:rStyle w:val="Hyperlink"/>
@@ -2467,8 +2719,8 @@
         </w:r>
       </w:hyperlink>
     </w:p>
-    <w:bookmarkEnd w:id="71"/>
-    <w:bookmarkStart w:id="72" w:name="ref-RN2467"/>
+    <w:bookmarkEnd w:id="83"/>
+    <w:bookmarkStart w:id="84" w:name="ref-RN2467"/>
     <w:p>
       <w:pPr>
         <w:pStyle w:val="Bibliografia"/>
@@ -2493,8 +2745,8 @@
         <w:t xml:space="preserve">(pp. 26–48). CSIRO Publishing.</w:t>
       </w:r>
     </w:p>
-    <w:bookmarkEnd w:id="72"/>
-    <w:bookmarkStart w:id="74" w:name="ref-RN2694"/>
+    <w:bookmarkEnd w:id="84"/>
+    <w:bookmarkStart w:id="86" w:name="ref-RN2694"/>
     <w:p>
       <w:pPr>
         <w:pStyle w:val="Bibliografia"/>
@@ -2531,7 +2783,7 @@
       <w:r>
         <w:t xml:space="preserve"> </w:t>
       </w:r>
-      <w:hyperlink r:id="rId73">
+      <w:hyperlink r:id="rId85">
         <w:r>
           <w:rPr>
             <w:rStyle w:val="Hyperlink"/>
@@ -2540,8 +2792,8 @@
         </w:r>
       </w:hyperlink>
     </w:p>
-    <w:bookmarkEnd w:id="74"/>
-    <w:bookmarkStart w:id="75" w:name="ref-RN636"/>
+    <w:bookmarkEnd w:id="86"/>
+    <w:bookmarkStart w:id="87" w:name="ref-RN636"/>
     <w:p>
       <w:pPr>
         <w:pStyle w:val="Bibliografia"/>
@@ -2576,8 +2828,8 @@
         <w:t xml:space="preserve">, 391–412.</w:t>
       </w:r>
     </w:p>
-    <w:bookmarkEnd w:id="75"/>
-    <w:bookmarkStart w:id="77" w:name="ref-RN1788"/>
+    <w:bookmarkEnd w:id="87"/>
+    <w:bookmarkStart w:id="89" w:name="ref-RN1788"/>
     <w:p>
       <w:pPr>
         <w:pStyle w:val="Bibliografia"/>
@@ -2604,7 +2856,7 @@
       <w:r>
         <w:t xml:space="preserve"> </w:t>
       </w:r>
-      <w:hyperlink r:id="rId76">
+      <w:hyperlink r:id="rId88">
         <w:r>
           <w:rPr>
             <w:rStyle w:val="Hyperlink"/>
@@ -2613,8 +2865,8 @@
         </w:r>
       </w:hyperlink>
     </w:p>
-    <w:bookmarkEnd w:id="77"/>
-    <w:bookmarkStart w:id="78" w:name="ref-RN67"/>
+    <w:bookmarkEnd w:id="89"/>
+    <w:bookmarkStart w:id="90" w:name="ref-RN67"/>
     <w:p>
       <w:pPr>
         <w:pStyle w:val="Bibliografia"/>
@@ -2639,8 +2891,8 @@
         <w:t xml:space="preserve">(3rd ed., p. 776) [Book]. W.H. Freeman; Company.</w:t>
       </w:r>
     </w:p>
-    <w:bookmarkEnd w:id="78"/>
-    <w:bookmarkStart w:id="80" w:name="ref-RN2774"/>
+    <w:bookmarkEnd w:id="90"/>
+    <w:bookmarkStart w:id="92" w:name="ref-RN2774"/>
     <w:p>
       <w:pPr>
         <w:pStyle w:val="Bibliografia"/>
@@ -2667,7 +2919,7 @@
       <w:r>
         <w:t xml:space="preserve"> </w:t>
       </w:r>
-      <w:hyperlink r:id="rId79">
+      <w:hyperlink r:id="rId91">
         <w:r>
           <w:rPr>
             <w:rStyle w:val="Hyperlink"/>
@@ -2676,8 +2928,8 @@
         </w:r>
       </w:hyperlink>
     </w:p>
-    <w:bookmarkEnd w:id="80"/>
-    <w:bookmarkStart w:id="81" w:name="ref-RN188"/>
+    <w:bookmarkEnd w:id="92"/>
+    <w:bookmarkStart w:id="93" w:name="ref-RN188"/>
     <w:p>
       <w:pPr>
         <w:pStyle w:val="Bibliografia"/>
@@ -2702,14 +2954,14 @@
         <w:t xml:space="preserve">(3rd ed.) [Edited Book]. Academic Press.</w:t>
       </w:r>
     </w:p>
-    <w:bookmarkEnd w:id="81"/>
-    <w:bookmarkStart w:id="83" w:name="ref-RN3029"/>
+    <w:bookmarkEnd w:id="93"/>
+    <w:bookmarkStart w:id="95" w:name="ref-RN3029"/>
     <w:p>
       <w:pPr>
         <w:pStyle w:val="Bibliografia"/>
       </w:pPr>
       <w:r>
-        <w:t xml:space="preserve">Tichy, L., &amp; Chytry, M. (2006). Statistical determination of diagnostic species for site groups of unequal size [Journal Article].</w:t>
+        <w:t xml:space="preserve">Tichý, L., &amp; Chytry, M. (2006). Statistical determination of diagnostic species for site groups of unequal size [Journal Article].</w:t>
       </w:r>
       <w:r>
         <w:t xml:space="preserve"> </w:t>
@@ -2740,7 +2992,7 @@
       <w:r>
         <w:t xml:space="preserve"> </w:t>
       </w:r>
-      <w:hyperlink r:id="rId82">
+      <w:hyperlink r:id="rId94">
         <w:r>
           <w:rPr>
             <w:rStyle w:val="Hyperlink"/>
@@ -2749,8 +3001,8 @@
         </w:r>
       </w:hyperlink>
     </w:p>
-    <w:bookmarkEnd w:id="83"/>
-    <w:bookmarkStart w:id="85" w:name="ref-RN2991"/>
+    <w:bookmarkEnd w:id="95"/>
+    <w:bookmarkStart w:id="97" w:name="ref-RN2991"/>
     <w:p>
       <w:pPr>
         <w:pStyle w:val="Bibliografia"/>
@@ -2777,7 +3029,7 @@
       <w:r>
         <w:t xml:space="preserve"> </w:t>
       </w:r>
-      <w:hyperlink r:id="rId84">
+      <w:hyperlink r:id="rId96">
         <w:r>
           <w:rPr>
             <w:rStyle w:val="Hyperlink"/>
@@ -2786,8 +3038,8 @@
         </w:r>
       </w:hyperlink>
     </w:p>
-    <w:bookmarkEnd w:id="85"/>
-    <w:bookmarkStart w:id="87" w:name="ref-RN2907"/>
+    <w:bookmarkEnd w:id="97"/>
+    <w:bookmarkStart w:id="99" w:name="ref-RN2907"/>
     <w:p>
       <w:pPr>
         <w:pStyle w:val="Bibliografia"/>
@@ -2824,7 +3076,7 @@
       <w:r>
         <w:t xml:space="preserve"> </w:t>
       </w:r>
-      <w:hyperlink r:id="rId86">
+      <w:hyperlink r:id="rId98">
         <w:r>
           <w:rPr>
             <w:rStyle w:val="Hyperlink"/>
@@ -2833,8 +3085,8 @@
         </w:r>
       </w:hyperlink>
     </w:p>
-    <w:bookmarkEnd w:id="87"/>
-    <w:bookmarkStart w:id="88" w:name="ref-RN158"/>
+    <w:bookmarkEnd w:id="99"/>
+    <w:bookmarkStart w:id="100" w:name="ref-RN158"/>
     <w:p>
       <w:pPr>
         <w:pStyle w:val="Bibliografia"/>
@@ -2859,46 +3111,32 @@
         <w:t xml:space="preserve">(4th ed., p. 663) [Book]. Prentice Hall.</w:t>
       </w:r>
     </w:p>
-    <w:bookmarkEnd w:id="88"/>
-    <w:bookmarkEnd w:id="89"/>
-    <w:bookmarkEnd w:id="90"/>
-    <w:bookmarkStart w:id="115" w:name="figures-and-tables"/>
+    <w:bookmarkEnd w:id="100"/>
+    <w:bookmarkEnd w:id="101"/>
+    <w:bookmarkEnd w:id="102"/>
+    <w:bookmarkStart w:id="127" w:name="figures-and-tables"/>
     <w:p>
       <w:pPr>
         <w:pStyle w:val="Ttulo1"/>
       </w:pPr>
       <w:r>
         <w:t xml:space="preserve">Figures and Tables</w:t>
-      </w:r>
-    </w:p>
-    <w:p>
-      <w:pPr>
-        <w:pStyle w:val="Compact"/>
-        <w:numPr>
-          <w:ilvl w:val="0"/>
-          <w:numId w:val="1001"/>
-        </w:numPr>
-      </w:pPr>
-      <w:r>
-        <w:t xml:space="preserve">Study sites across the Seridó/Borborema (RN/PB) and Buíque/Ipojuca (PE), areas in northeastern Brazil. MU, Mulungú reservoir, Salobro reservoir, EP, Escama-peixe stream, RE, Recanto reservoir, CI, Cipó stream, SE, Seridó river.</w:t>
-      </w:r>
-      <w:r>
-        <w:t xml:space="preserve"> </w:t>
-      </w:r>
-      <w:r>
-        <w:rPr>
-          <w:b/>
-          <w:bCs/>
-        </w:rPr>
-        <w:t xml:space="preserve">(Seridó river, Site 2: Cipó river, Site 3: Recanto reservoir, Site 4: Escama-Peixe stream, Site 5: Mulungú reservoir and Site 6: Gurjão reservoir.)</w:t>
       </w:r>
     </w:p>
     <w:p>
       <w:pPr>
         <w:pStyle w:val="FirstParagraph"/>
       </w:pPr>
-      <w:r>
-        <w:t xml:space="preserve">Figure 2. Historical averages (2009-2020) of precipitation in the study area (SUDENE 2025).</w:t>
+      <w:hyperlink w:anchor="fig-mapa">
+        <w:r>
+          <w:rPr>
+            <w:rStyle w:val="Hyperlink"/>
+          </w:rPr>
+          <w:t xml:space="preserve">Figure 1</w:t>
+        </w:r>
+      </w:hyperlink>
+      <w:r>
+        <w:t xml:space="preserve">: Study sites across northern semiarid Brazil and their local denominations and types. MU, Mulungú reservoir, Salobro reservoir, EP, Escama-peixe stream, RE, Recanto reservoir, CI, Cipó stream, SE, Seridó river.</w:t>
       </w:r>
     </w:p>
     <w:p>
@@ -3068,7 +3306,7 @@
         <w:t xml:space="preserve">Table II. Summary of CCA axes of environmental variables and benthic macroinvertebrates collected from aquatic ecosystems in Brazilian semi-arid during 2006 hydrological cycle.</w:t>
       </w:r>
     </w:p>
-    <w:bookmarkStart w:id="111" w:name="figures"/>
+    <w:bookmarkStart w:id="123" w:name="figures"/>
     <w:p>
       <w:pPr>
         <w:pStyle w:val="Ttulo2"/>
@@ -3098,7 +3336,7 @@
       <w:tr>
         <w:tc>
           <w:tcPr/>
-          <w:bookmarkStart w:id="94" w:name="fig-mapa"/>
+          <w:bookmarkStart w:id="106" w:name="fig-mapa"/>
           <w:p>
             <w:pPr>
               <w:pStyle w:val="Compact"/>
@@ -3109,18 +3347,18 @@
                 <wp:inline>
                   <wp:extent cx="5600700" cy="3957682"/>
                   <wp:effectExtent b="0" l="0" r="0" t="0"/>
-                  <wp:docPr descr="" title="" id="92" name="Picture"/>
+                  <wp:docPr descr="" title="" id="104" name="Picture"/>
                   <a:graphic>
                     <a:graphicData uri="http://schemas.openxmlformats.org/drawingml/2006/picture">
                       <pic:pic>
                         <pic:nvPicPr>
-                          <pic:cNvPr descr="mapa_final.jpeg" id="93" name="Picture"/>
+                          <pic:cNvPr descr="mapa_final.jpeg" id="105" name="Picture"/>
                           <pic:cNvPicPr>
                             <a:picLocks noChangeArrowheads="1" noChangeAspect="1"/>
                           </pic:cNvPicPr>
                         </pic:nvPicPr>
                         <pic:blipFill>
-                          <a:blip r:embed="rId91"/>
+                          <a:blip r:embed="rId103"/>
                           <a:stretch>
                             <a:fillRect/>
                           </a:stretch>
@@ -3160,7 +3398,7 @@
               <w:t xml:space="preserve">Figure 1: Study sites in semiarid Brazil.</w:t>
             </w:r>
           </w:p>
-          <w:bookmarkEnd w:id="94"/>
+          <w:bookmarkEnd w:id="106"/>
         </w:tc>
       </w:tr>
     </w:tbl>
@@ -3185,7 +3423,7 @@
       <w:tr>
         <w:tc>
           <w:tcPr/>
-          <w:bookmarkStart w:id="98" w:name="fig-hab_pcafviz"/>
+          <w:bookmarkStart w:id="110" w:name="fig-hab_pcafviz"/>
           <w:p>
             <w:pPr>
               <w:pStyle w:val="Compact"/>
@@ -3196,18 +3434,18 @@
                 <wp:inline>
                   <wp:extent cx="5600700" cy="4582390"/>
                   <wp:effectExtent b="0" l="0" r="0" t="0"/>
-                  <wp:docPr descr="" title="" id="96" name="Picture"/>
+                  <wp:docPr descr="" title="" id="108" name="Picture"/>
                   <a:graphic>
                     <a:graphicData uri="http://schemas.openxmlformats.org/drawingml/2006/picture">
                       <pic:pic>
                         <pic:nvPicPr>
-                          <pic:cNvPr descr="fig-hab_PCA_fviz.png" id="97" name="Picture"/>
+                          <pic:cNvPr descr="fig-hab_PCA_fviz.png" id="109" name="Picture"/>
                           <pic:cNvPicPr>
                             <a:picLocks noChangeArrowheads="1" noChangeAspect="1"/>
                           </pic:cNvPicPr>
                         </pic:nvPicPr>
                         <pic:blipFill>
-                          <a:blip r:embed="rId95"/>
+                          <a:blip r:embed="rId107"/>
                           <a:stretch>
                             <a:fillRect/>
                           </a:stretch>
@@ -3262,7 +3500,7 @@
               <w:t xml:space="preserve">function.</w:t>
             </w:r>
           </w:p>
-          <w:bookmarkEnd w:id="98"/>
+          <w:bookmarkEnd w:id="110"/>
         </w:tc>
       </w:tr>
     </w:tbl>
@@ -3287,7 +3525,7 @@
       <w:tr>
         <w:tc>
           <w:tcPr/>
-          <w:bookmarkStart w:id="102" w:name="fig-rarerich"/>
+          <w:bookmarkStart w:id="114" w:name="fig-rarerich"/>
           <w:p>
             <w:pPr>
               <w:pStyle w:val="Compact"/>
@@ -3298,18 +3536,18 @@
                 <wp:inline>
                   <wp:extent cx="5600700" cy="5600700"/>
                   <wp:effectExtent b="0" l="0" r="0" t="0"/>
-                  <wp:docPr descr="" title="" id="100" name="Picture"/>
+                  <wp:docPr descr="" title="" id="112" name="Picture"/>
                   <a:graphic>
                     <a:graphicData uri="http://schemas.openxmlformats.org/drawingml/2006/picture">
                       <pic:pic>
                         <pic:nvPicPr>
-                          <pic:cNvPr descr="fig-rarerich.png" id="101" name="Picture"/>
+                          <pic:cNvPr descr="fig-rarerich.png" id="113" name="Picture"/>
                           <pic:cNvPicPr>
                             <a:picLocks noChangeArrowheads="1" noChangeAspect="1"/>
                           </pic:cNvPicPr>
                         </pic:nvPicPr>
                         <pic:blipFill>
-                          <a:blip r:embed="rId99"/>
+                          <a:blip r:embed="rId111"/>
                           <a:stretch>
                             <a:fillRect/>
                           </a:stretch>
@@ -3349,7 +3587,7 @@
               <w:t xml:space="preserve">Figure 3: Variation in rarefied richness across study sites.</w:t>
             </w:r>
           </w:p>
-          <w:bookmarkEnd w:id="102"/>
+          <w:bookmarkEnd w:id="114"/>
         </w:tc>
       </w:tr>
     </w:tbl>
@@ -3374,7 +3612,7 @@
       <w:tr>
         <w:tc>
           <w:tcPr/>
-          <w:bookmarkStart w:id="106" w:name="fig-nmds"/>
+          <w:bookmarkStart w:id="118" w:name="fig-nmds"/>
           <w:p>
             <w:pPr>
               <w:pStyle w:val="Compact"/>
@@ -3385,18 +3623,18 @@
                 <wp:inline>
                   <wp:extent cx="5600700" cy="4356100"/>
                   <wp:effectExtent b="0" l="0" r="0" t="0"/>
-                  <wp:docPr descr="" title="" id="104" name="Picture"/>
+                  <wp:docPr descr="" title="" id="116" name="Picture"/>
                   <a:graphic>
                     <a:graphicData uri="http://schemas.openxmlformats.org/drawingml/2006/picture">
                       <pic:pic>
                         <pic:nvPicPr>
-                          <pic:cNvPr descr="fig-nmds.png" id="105" name="Picture"/>
+                          <pic:cNvPr descr="fig-nmds.png" id="117" name="Picture"/>
                           <pic:cNvPicPr>
                             <a:picLocks noChangeArrowheads="1" noChangeAspect="1"/>
                           </pic:cNvPicPr>
                         </pic:nvPicPr>
                         <pic:blipFill>
-                          <a:blip r:embed="rId103"/>
+                          <a:blip r:embed="rId115"/>
                           <a:stretch>
                             <a:fillRect/>
                           </a:stretch>
@@ -3436,7 +3674,7 @@
               <w:t xml:space="preserve">Figure 4: Community data NMDS.</w:t>
             </w:r>
           </w:p>
-          <w:bookmarkEnd w:id="106"/>
+          <w:bookmarkEnd w:id="118"/>
         </w:tc>
       </w:tr>
     </w:tbl>
@@ -3461,7 +3699,7 @@
       <w:tr>
         <w:tc>
           <w:tcPr/>
-          <w:bookmarkStart w:id="110" w:name="fig-rda"/>
+          <w:bookmarkStart w:id="122" w:name="fig-rda"/>
           <w:p>
             <w:pPr>
               <w:pStyle w:val="Compact"/>
@@ -3472,18 +3710,18 @@
                 <wp:inline>
                   <wp:extent cx="5600700" cy="5600700"/>
                   <wp:effectExtent b="0" l="0" r="0" t="0"/>
-                  <wp:docPr descr="" title="" id="108" name="Picture"/>
+                  <wp:docPr descr="" title="" id="120" name="Picture"/>
                   <a:graphic>
                     <a:graphicData uri="http://schemas.openxmlformats.org/drawingml/2006/picture">
                       <pic:pic>
                         <pic:nvPicPr>
-                          <pic:cNvPr descr="fig-rda_panel.png" id="109" name="Picture"/>
+                          <pic:cNvPr descr="fig-rda_panel.png" id="121" name="Picture"/>
                           <pic:cNvPicPr>
                             <a:picLocks noChangeArrowheads="1" noChangeAspect="1"/>
                           </pic:cNvPicPr>
                         </pic:nvPicPr>
                         <pic:blipFill>
-                          <a:blip r:embed="rId107"/>
+                          <a:blip r:embed="rId119"/>
                           <a:stretch>
                             <a:fillRect/>
                           </a:stretch>
@@ -3523,12 +3761,12 @@
               <w:t xml:space="preserve">Figure 5: Redundace Analisys.</w:t>
             </w:r>
           </w:p>
-          <w:bookmarkEnd w:id="110"/>
+          <w:bookmarkEnd w:id="122"/>
         </w:tc>
       </w:tr>
     </w:tbl>
-    <w:bookmarkEnd w:id="111"/>
-    <w:bookmarkStart w:id="114" w:name="tables"/>
+    <w:bookmarkEnd w:id="123"/>
+    <w:bookmarkStart w:id="126" w:name="tables"/>
     <w:p>
       <w:pPr>
         <w:pStyle w:val="Ttulo2"/>
@@ -3558,7 +3796,7 @@
       <w:tr>
         <w:tc>
           <w:tcPr/>
-          <w:bookmarkStart w:id="112" w:name="tbl-hab_gttable"/>
+          <w:bookmarkStart w:id="124" w:name="tbl-hab_gttable"/>
           <w:p>
             <w:pPr>
               <w:jc w:val="center"/>
@@ -8891,7 +9129,7 @@
               </w:tc>
             </w:tr>
           </w:tbl>
-          <w:bookmarkEnd w:id="112"/>
+          <w:bookmarkEnd w:id="124"/>
         </w:tc>
       </w:tr>
     </w:tbl>
@@ -8916,7 +9154,7 @@
       <w:tr>
         <w:tc>
           <w:tcPr/>
-          <w:bookmarkStart w:id="113" w:name="tbl-spp_gttable"/>
+          <w:bookmarkStart w:id="125" w:name="tbl-spp_gttable"/>
           <w:p>
             <w:pPr>
               <w:jc w:val="center"/>
@@ -18395,13 +18633,13 @@
               </w:tc>
             </w:tr>
           </w:tbl>
-          <w:bookmarkEnd w:id="113"/>
+          <w:bookmarkEnd w:id="125"/>
         </w:tc>
       </w:tr>
     </w:tbl>
-    <w:bookmarkEnd w:id="114"/>
-    <w:bookmarkEnd w:id="115"/>
-    <w:bookmarkStart w:id="116" w:name="apendices"/>
+    <w:bookmarkEnd w:id="126"/>
+    <w:bookmarkEnd w:id="127"/>
+    <w:bookmarkStart w:id="128" w:name="apendices"/>
     <w:p>
       <w:pPr>
         <w:pStyle w:val="Ttulo1"/>
@@ -18410,8 +18648,8 @@
         <w:t xml:space="preserve">Apendices</w:t>
       </w:r>
     </w:p>
-    <w:bookmarkEnd w:id="116"/>
-    <w:bookmarkStart w:id="148" w:name="non-used-figures-and-tables"/>
+    <w:bookmarkEnd w:id="128"/>
+    <w:bookmarkStart w:id="160" w:name="non-used-figures-and-tables"/>
     <w:p>
       <w:pPr>
         <w:pStyle w:val="Ttulo1"/>
@@ -18441,7 +18679,7 @@
       <w:tr>
         <w:tc>
           <w:tcPr/>
-          <w:bookmarkStart w:id="120" w:name="fig-hab_pairs"/>
+          <w:bookmarkStart w:id="132" w:name="fig-hab_pairs"/>
           <w:p>
             <w:pPr>
               <w:pStyle w:val="Compact"/>
@@ -18452,18 +18690,18 @@
                 <wp:inline>
                   <wp:extent cx="5600700" cy="5600700"/>
                   <wp:effectExtent b="0" l="0" r="0" t="0"/>
-                  <wp:docPr descr="" title="" id="118" name="Picture"/>
+                  <wp:docPr descr="" title="" id="130" name="Picture"/>
                   <a:graphic>
                     <a:graphicData uri="http://schemas.openxmlformats.org/drawingml/2006/picture">
                       <pic:pic>
                         <pic:nvPicPr>
-                          <pic:cNvPr descr="fig-hab_pairs.png" id="119" name="Picture"/>
+                          <pic:cNvPr descr="fig-hab_pairs.png" id="131" name="Picture"/>
                           <pic:cNvPicPr>
                             <a:picLocks noChangeArrowheads="1" noChangeAspect="1"/>
                           </pic:cNvPicPr>
                         </pic:nvPicPr>
                         <pic:blipFill>
-                          <a:blip r:embed="rId117"/>
+                          <a:blip r:embed="rId129"/>
                           <a:stretch>
                             <a:fillRect/>
                           </a:stretch>
@@ -18503,7 +18741,7 @@
               <w:t xml:space="preserve">Figure 6: Environment variables correlations pairs.</w:t>
             </w:r>
           </w:p>
-          <w:bookmarkEnd w:id="120"/>
+          <w:bookmarkEnd w:id="132"/>
         </w:tc>
       </w:tr>
     </w:tbl>
@@ -18528,7 +18766,7 @@
       <w:tr>
         <w:tc>
           <w:tcPr/>
-          <w:bookmarkStart w:id="124" w:name="fig-hab_corrplot"/>
+          <w:bookmarkStart w:id="136" w:name="fig-hab_corrplot"/>
           <w:p>
             <w:pPr>
               <w:pStyle w:val="Compact"/>
@@ -18539,18 +18777,18 @@
                 <wp:inline>
                   <wp:extent cx="5600700" cy="5600700"/>
                   <wp:effectExtent b="0" l="0" r="0" t="0"/>
-                  <wp:docPr descr="" title="" id="122" name="Picture"/>
+                  <wp:docPr descr="" title="" id="134" name="Picture"/>
                   <a:graphic>
                     <a:graphicData uri="http://schemas.openxmlformats.org/drawingml/2006/picture">
                       <pic:pic>
                         <pic:nvPicPr>
-                          <pic:cNvPr descr="fig-hab_corrplot.png" id="123" name="Picture"/>
+                          <pic:cNvPr descr="fig-hab_corrplot.png" id="135" name="Picture"/>
                           <pic:cNvPicPr>
                             <a:picLocks noChangeArrowheads="1" noChangeAspect="1"/>
                           </pic:cNvPicPr>
                         </pic:nvPicPr>
                         <pic:blipFill>
-                          <a:blip r:embed="rId121"/>
+                          <a:blip r:embed="rId133"/>
                           <a:stretch>
                             <a:fillRect/>
                           </a:stretch>
@@ -18590,7 +18828,7 @@
               <w:t xml:space="preserve">Figure 7: Habitat variables correlations correlogram.</w:t>
             </w:r>
           </w:p>
-          <w:bookmarkEnd w:id="124"/>
+          <w:bookmarkEnd w:id="136"/>
         </w:tc>
       </w:tr>
     </w:tbl>
@@ -18615,7 +18853,7 @@
       <w:tr>
         <w:tc>
           <w:tcPr/>
-          <w:bookmarkStart w:id="128" w:name="fig-hab_pcarbase"/>
+          <w:bookmarkStart w:id="140" w:name="fig-hab_pcarbase"/>
           <w:p>
             <w:pPr>
               <w:pStyle w:val="Compact"/>
@@ -18626,18 +18864,18 @@
                 <wp:inline>
                   <wp:extent cx="5600700" cy="5600700"/>
                   <wp:effectExtent b="0" l="0" r="0" t="0"/>
-                  <wp:docPr descr="" title="" id="126" name="Picture"/>
+                  <wp:docPr descr="" title="" id="138" name="Picture"/>
                   <a:graphic>
                     <a:graphicData uri="http://schemas.openxmlformats.org/drawingml/2006/picture">
                       <pic:pic>
                         <pic:nvPicPr>
-                          <pic:cNvPr descr="fig-hab_PCA_rbase.png" id="127" name="Picture"/>
+                          <pic:cNvPr descr="fig-hab_PCA_rbase.png" id="139" name="Picture"/>
                           <pic:cNvPicPr>
                             <a:picLocks noChangeArrowheads="1" noChangeAspect="1"/>
                           </pic:cNvPicPr>
                         </pic:nvPicPr>
                         <pic:blipFill>
-                          <a:blip r:embed="rId125"/>
+                          <a:blip r:embed="rId137"/>
                           <a:stretch>
                             <a:fillRect/>
                           </a:stretch>
@@ -18707,7 +18945,7 @@
               <w:t xml:space="preserve">functions.</w:t>
             </w:r>
           </w:p>
-          <w:bookmarkEnd w:id="128"/>
+          <w:bookmarkEnd w:id="140"/>
         </w:tc>
       </w:tr>
     </w:tbl>
@@ -18732,7 +18970,7 @@
       <w:tr>
         <w:tc>
           <w:tcPr/>
-          <w:bookmarkStart w:id="132" w:name="fig-sig_spp"/>
+          <w:bookmarkStart w:id="144" w:name="fig-sig_spp"/>
           <w:p>
             <w:pPr>
               <w:pStyle w:val="Compact"/>
@@ -18743,18 +18981,18 @@
                 <wp:inline>
                   <wp:extent cx="5600700" cy="5600700"/>
                   <wp:effectExtent b="0" l="0" r="0" t="0"/>
-                  <wp:docPr descr="" title="" id="130" name="Picture"/>
+                  <wp:docPr descr="" title="" id="142" name="Picture"/>
                   <a:graphic>
                     <a:graphicData uri="http://schemas.openxmlformats.org/drawingml/2006/picture">
                       <pic:pic>
                         <pic:nvPicPr>
-                          <pic:cNvPr descr="fig-sig_spp.png" id="131" name="Picture"/>
+                          <pic:cNvPr descr="fig-sig_spp.png" id="143" name="Picture"/>
                           <pic:cNvPicPr>
                             <a:picLocks noChangeArrowheads="1" noChangeAspect="1"/>
                           </pic:cNvPicPr>
                         </pic:nvPicPr>
                         <pic:blipFill>
-                          <a:blip r:embed="rId129"/>
+                          <a:blip r:embed="rId141"/>
                           <a:stretch>
                             <a:fillRect/>
                           </a:stretch>
@@ -18794,7 +19032,7 @@
               <w:t xml:space="preserve">Figure 9: Multilevel Pattern Analysis of indicator species.</w:t>
             </w:r>
           </w:p>
-          <w:bookmarkEnd w:id="132"/>
+          <w:bookmarkEnd w:id="144"/>
         </w:tc>
       </w:tr>
     </w:tbl>
@@ -18819,7 +19057,7 @@
       <w:tr>
         <w:tc>
           <w:tcPr/>
-          <w:bookmarkStart w:id="136" w:name="fig-hab_gttable"/>
+          <w:bookmarkStart w:id="148" w:name="fig-hab_gttable"/>
           <w:p>
             <w:pPr>
               <w:pStyle w:val="Compact"/>
@@ -18830,18 +19068,18 @@
                 <wp:inline>
                   <wp:extent cx="5600700" cy="10940718"/>
                   <wp:effectExtent b="0" l="0" r="0" t="0"/>
-                  <wp:docPr descr="" title="" id="134" name="Picture"/>
+                  <wp:docPr descr="" title="" id="146" name="Picture"/>
                   <a:graphic>
                     <a:graphicData uri="http://schemas.openxmlformats.org/drawingml/2006/picture">
                       <pic:pic>
                         <pic:nvPicPr>
-                          <pic:cNvPr descr="fig-hab_gttable.png" id="135" name="Picture"/>
+                          <pic:cNvPr descr="fig-hab_gttable.png" id="147" name="Picture"/>
                           <pic:cNvPicPr>
                             <a:picLocks noChangeArrowheads="1" noChangeAspect="1"/>
                           </pic:cNvPicPr>
                         </pic:nvPicPr>
                         <pic:blipFill>
-                          <a:blip r:embed="rId133"/>
+                          <a:blip r:embed="rId145"/>
                           <a:stretch>
                             <a:fillRect/>
                           </a:stretch>
@@ -18881,7 +19119,7 @@
               <w:t xml:space="preserve">Figure 10: Environment data GT table</w:t>
             </w:r>
           </w:p>
-          <w:bookmarkEnd w:id="136"/>
+          <w:bookmarkEnd w:id="148"/>
         </w:tc>
       </w:tr>
     </w:tbl>
@@ -18906,7 +19144,7 @@
       <w:tr>
         <w:tc>
           <w:tcPr/>
-          <w:bookmarkStart w:id="140" w:name="fig-density_tab"/>
+          <w:bookmarkStart w:id="152" w:name="fig-density_tab"/>
           <w:p>
             <w:pPr>
               <w:pStyle w:val="Compact"/>
@@ -18917,18 +19155,18 @@
                 <wp:inline>
                   <wp:extent cx="5600700" cy="23267772"/>
                   <wp:effectExtent b="0" l="0" r="0" t="0"/>
-                  <wp:docPr descr="" title="" id="138" name="Picture"/>
+                  <wp:docPr descr="" title="" id="150" name="Picture"/>
                   <a:graphic>
                     <a:graphicData uri="http://schemas.openxmlformats.org/drawingml/2006/picture">
                       <pic:pic>
                         <pic:nvPicPr>
-                          <pic:cNvPr descr="fig-spp_gttable.png" id="139" name="Picture"/>
+                          <pic:cNvPr descr="fig-spp_gttable.png" id="151" name="Picture"/>
                           <pic:cNvPicPr>
                             <a:picLocks noChangeArrowheads="1" noChangeAspect="1"/>
                           </pic:cNvPicPr>
                         </pic:nvPicPr>
                         <pic:blipFill>
-                          <a:blip r:embed="rId137"/>
+                          <a:blip r:embed="rId149"/>
                           <a:stretch>
                             <a:fillRect/>
                           </a:stretch>
@@ -18968,7 +19206,7 @@
               <w:t xml:space="preserve">Figure 11: Density of species data table.</w:t>
             </w:r>
           </w:p>
-          <w:bookmarkEnd w:id="140"/>
+          <w:bookmarkEnd w:id="152"/>
         </w:tc>
       </w:tr>
     </w:tbl>
@@ -18993,7 +19231,7 @@
       <w:tr>
         <w:tc>
           <w:tcPr/>
-          <w:bookmarkStart w:id="144" w:name="fig-descrspp_tab"/>
+          <w:bookmarkStart w:id="156" w:name="fig-descrspp_tab"/>
           <w:p>
             <w:pPr>
               <w:pStyle w:val="Compact"/>
@@ -19004,18 +19242,18 @@
                 <wp:inline>
                   <wp:extent cx="5600700" cy="10639977"/>
                   <wp:effectExtent b="0" l="0" r="0" t="0"/>
-                  <wp:docPr descr="" title="" id="142" name="Picture"/>
+                  <wp:docPr descr="" title="" id="154" name="Picture"/>
                   <a:graphic>
                     <a:graphicData uri="http://schemas.openxmlformats.org/drawingml/2006/picture">
                       <pic:pic>
                         <pic:nvPicPr>
-                          <pic:cNvPr descr="DescritoresSPP.png" id="143" name="Picture"/>
+                          <pic:cNvPr descr="DescritoresSPP.png" id="155" name="Picture"/>
                           <pic:cNvPicPr>
                             <a:picLocks noChangeArrowheads="1" noChangeAspect="1"/>
                           </pic:cNvPicPr>
                         </pic:nvPicPr>
                         <pic:blipFill>
-                          <a:blip r:embed="rId141"/>
+                          <a:blip r:embed="rId153"/>
                           <a:stretch>
                             <a:fillRect/>
                           </a:stretch>
@@ -19055,7 +19293,7 @@
               <w:t xml:space="preserve">Figure 12: Diversity descriptors of the community structure data table.</w:t>
             </w:r>
           </w:p>
-          <w:bookmarkEnd w:id="144"/>
+          <w:bookmarkEnd w:id="156"/>
         </w:tc>
       </w:tr>
     </w:tbl>
@@ -19100,18 +19338,18 @@
                 <wp:inline>
                   <wp:extent cx="152400" cy="152400"/>
                   <wp:effectExtent b="0" l="0" r="0" t="0"/>
-                  <wp:docPr descr="" title="" id="146" name="Picture"/>
+                  <wp:docPr descr="" title="" id="158" name="Picture"/>
                   <a:graphic>
                     <a:graphicData uri="http://schemas.openxmlformats.org/drawingml/2006/picture">
                       <pic:pic>
                         <pic:nvPicPr>
-                          <pic:cNvPr descr="C:\PROGRA~1\RStudio\RESOUR~1\app\bin\quarto\share\formats\docx\warning.png" id="147" name="Picture"/>
+                          <pic:cNvPr descr="C:\PROGRA~1\RStudio\RESOUR~1\app\bin\quarto\share\formats\docx\warning.png" id="159" name="Picture"/>
                           <pic:cNvPicPr>
                             <a:picLocks noChangeArrowheads="1" noChangeAspect="1"/>
                           </pic:cNvPicPr>
                         </pic:nvPicPr>
                         <pic:blipFill>
-                          <a:blip r:embed="rId145"/>
+                          <a:blip r:embed="rId157"/>
                           <a:stretch>
                             <a:fillRect/>
                           </a:stretch>
@@ -19164,7 +19402,7 @@
         </w:tc>
       </w:tr>
     </w:tbl>
-    <w:bookmarkEnd w:id="148"/>
+    <w:bookmarkEnd w:id="160"/>
     <w:sectPr>
       <w:pgSz w:h="15840" w:w="12240"/>
       <w:pgMar w:bottom="1417" w:footer="720" w:gutter="0" w:header="720" w:left="1701" w:right="1701" w:top="1417"/>
@@ -19379,126 +19617,11 @@
       </w:pPr>
     </w:lvl>
   </w:abstractNum>
-  <w:abstractNum w:abstractNumId="99311">
-    <w:nsid w:val="00A99311"/>
-    <w:multiLevelType w:val="multilevel"/>
-    <w:lvl w:ilvl="0">
-      <w:start w:val="1"/>
-      <w:numFmt w:val="decimal"/>
-      <w:lvlText w:val="%1."/>
-      <w:lvlJc w:val="left"/>
-      <w:pPr>
-        <w:ind w:left="720" w:hanging="360"/>
-      </w:pPr>
-    </w:lvl>
-    <w:lvl w:ilvl="1">
-      <w:start w:val="1"/>
-      <w:numFmt w:val="decimal"/>
-      <w:lvlText w:val="%2."/>
-      <w:lvlJc w:val="left"/>
-      <w:pPr>
-        <w:ind w:left="1440" w:hanging="360"/>
-      </w:pPr>
-    </w:lvl>
-    <w:lvl w:ilvl="2">
-      <w:start w:val="1"/>
-      <w:numFmt w:val="decimal"/>
-      <w:lvlText w:val="%3."/>
-      <w:lvlJc w:val="left"/>
-      <w:pPr>
-        <w:ind w:left="2160" w:hanging="360"/>
-      </w:pPr>
-    </w:lvl>
-    <w:lvl w:ilvl="3">
-      <w:start w:val="1"/>
-      <w:numFmt w:val="decimal"/>
-      <w:lvlText w:val="%4."/>
-      <w:lvlJc w:val="left"/>
-      <w:pPr>
-        <w:ind w:left="2880" w:hanging="360"/>
-      </w:pPr>
-    </w:lvl>
-    <w:lvl w:ilvl="4">
-      <w:start w:val="1"/>
-      <w:numFmt w:val="decimal"/>
-      <w:lvlText w:val="%5."/>
-      <w:lvlJc w:val="left"/>
-      <w:pPr>
-        <w:ind w:left="3600" w:hanging="360"/>
-      </w:pPr>
-    </w:lvl>
-    <w:lvl w:ilvl="5">
-      <w:start w:val="1"/>
-      <w:numFmt w:val="decimal"/>
-      <w:lvlText w:val="%6."/>
-      <w:lvlJc w:val="left"/>
-      <w:pPr>
-        <w:ind w:left="4320" w:hanging="360"/>
-      </w:pPr>
-    </w:lvl>
-    <w:lvl w:ilvl="6">
-      <w:start w:val="1"/>
-      <w:numFmt w:val="decimal"/>
-      <w:lvlText w:val="%7."/>
-      <w:lvlJc w:val="left"/>
-      <w:pPr>
-        <w:ind w:left="5040" w:hanging="360"/>
-      </w:pPr>
-    </w:lvl>
-    <w:lvl w:ilvl="7">
-      <w:start w:val="1"/>
-      <w:numFmt w:val="decimal"/>
-      <w:lvlText w:val="%8."/>
-      <w:lvlJc w:val="left"/>
-      <w:pPr>
-        <w:ind w:left="5760" w:hanging="360"/>
-      </w:pPr>
-    </w:lvl>
-    <w:lvl w:ilvl="8">
-      <w:start w:val="1"/>
-      <w:numFmt w:val="decimal"/>
-      <w:lvlText w:val="%9."/>
-      <w:lvlJc w:val="left"/>
-      <w:pPr>
-        <w:ind w:left="6480" w:hanging="360"/>
-      </w:pPr>
-    </w:lvl>
-  </w:abstractNum>
   <w:num w16cid:durableId="152186097" w:numId="1">
     <w:abstractNumId w:val="0"/>
   </w:num>
   <w:num w:numId="1000">
     <w:abstractNumId w:val="990"/>
-  </w:num>
-  <w:num w:numId="1001">
-    <w:abstractNumId w:val="99311"/>
-    <w:lvlOverride w:ilvl="0">
-      <w:startOverride w:val="1"/>
-    </w:lvlOverride>
-    <w:lvlOverride w:ilvl="1">
-      <w:startOverride w:val="1"/>
-    </w:lvlOverride>
-    <w:lvlOverride w:ilvl="2">
-      <w:startOverride w:val="1"/>
-    </w:lvlOverride>
-    <w:lvlOverride w:ilvl="3">
-      <w:startOverride w:val="1"/>
-    </w:lvlOverride>
-    <w:lvlOverride w:ilvl="4">
-      <w:startOverride w:val="1"/>
-    </w:lvlOverride>
-    <w:lvlOverride w:ilvl="5">
-      <w:startOverride w:val="1"/>
-    </w:lvlOverride>
-    <w:lvlOverride w:ilvl="6">
-      <w:startOverride w:val="1"/>
-    </w:lvlOverride>
-    <w:lvlOverride w:ilvl="7">
-      <w:startOverride w:val="1"/>
-    </w:lvlOverride>
-    <w:lvlOverride w:ilvl="8">
-      <w:startOverride w:val="1"/>
-    </w:lvlOverride>
   </w:num>
 </w:numbering>
 </file>

--- a/docs/index.docx
+++ b/docs/index.docx
@@ -87,7 +87,7 @@
         <w:pStyle w:val="Data"/>
       </w:pPr>
       <w:r>
-        <w:t xml:space="preserve">2026-03-07</w:t>
+        <w:t xml:space="preserve">2026-03-10</w:t>
       </w:r>
     </w:p>
     <w:p>
@@ -132,7 +132,7 @@
         </w:p>
       </w:sdtContent>
     </w:sdt>
-    <w:bookmarkStart w:id="20" w:name="introduction"/>
+    <w:bookmarkStart w:id="21" w:name="introduction"/>
     <w:p>
       <w:pPr>
         <w:pStyle w:val="Ttulo1"/>
@@ -178,49 +178,13 @@
         <w:t xml:space="preserve">, and they have been linked to a variety of environmental variables.</w:t>
       </w:r>
     </w:p>
+    <w:bookmarkStart w:id="20" w:name="objetctives"/>
     <w:p>
       <w:pPr>
-        <w:pStyle w:val="Corpodetexto"/>
+        <w:pStyle w:val="Ttulo3"/>
       </w:pPr>
       <w:r>
-        <w:t xml:space="preserve">Maltchik et al. (2010)</w:t>
-      </w:r>
-      <w:r>
-        <w:t xml:space="preserve">,</w:t>
-      </w:r>
-      <w:r>
-        <w:t xml:space="preserve"> </w:t>
-      </w:r>
-      <w:r>
-        <w:t xml:space="preserve">Medeiros et al. (2024)</w:t>
-      </w:r>
-      <w:r>
-        <w:t xml:space="preserve">,</w:t>
-      </w:r>
-      <w:r>
-        <w:t xml:space="preserve"> </w:t>
-      </w:r>
-      <w:r>
-        <w:t xml:space="preserve">Lanés et al. (2018)</w:t>
-      </w:r>
-    </w:p>
-    <w:bookmarkEnd w:id="20"/>
-    <w:bookmarkStart w:id="24" w:name="material-and-methods"/>
-    <w:p>
-      <w:pPr>
-        <w:pStyle w:val="Ttulo1"/>
-      </w:pPr>
-      <w:r>
-        <w:t xml:space="preserve">2. Material and Methods</w:t>
-      </w:r>
-    </w:p>
-    <w:bookmarkStart w:id="21" w:name="study-area-and-sampling-design"/>
-    <w:p>
-      <w:pPr>
-        <w:pStyle w:val="Ttulo2"/>
-      </w:pPr>
-      <w:r>
-        <w:t xml:space="preserve">2.1 Study Area and Sampling Design</w:t>
+        <w:t xml:space="preserve">1.0.1 Objetctives</w:t>
       </w:r>
     </w:p>
     <w:p>
@@ -228,13 +192,97 @@
         <w:pStyle w:val="FirstParagraph"/>
       </w:pPr>
       <w:r>
+        <w:t xml:space="preserve">This study focused on the comparison of composition of benthic macroinvertebrates within natural aquatic systems (intermittent rivers) and artificial ones (reservoirs) in the Brazilian semi-arid, rather than across. It is not intended with this study to compare environments of regions since it is already expected for them to be different in terms of community composition and habitat structure (see for instance,</w:t>
+      </w:r>
+      <w:r>
+        <w:t xml:space="preserve"> </w:t>
+      </w:r>
+      <w:r>
+        <w:t xml:space="preserve">Farias et al. (2012)</w:t>
+      </w:r>
+      <w:r>
+        <w:t xml:space="preserve">,</w:t>
+      </w:r>
+      <w:r>
+        <w:t xml:space="preserve"> </w:t>
+      </w:r>
+      <w:r>
+        <w:t xml:space="preserve">Farias et al. (2020)</w:t>
+      </w:r>
+      <w:r>
+        <w:t xml:space="preserve"> </w:t>
+      </w:r>
+      <w:r>
+        <w:t xml:space="preserve">and</w:t>
+      </w:r>
+      <w:r>
+        <w:t xml:space="preserve"> </w:t>
+      </w:r>
+      <w:r>
+        <w:t xml:space="preserve">Carvalho et al. (2013a)</w:t>
+      </w:r>
+      <w:r>
+        <w:t xml:space="preserve">). We aim at understanding the temporal differences across these sites. The hypothesis to be tested is that, when analyzed separately, different environments will have specific variables associated with the composition of benthic macroinvertebrates assemblages, and these variables do not reflect the overall set of sites, but each one individually. And that environmental variables are important explicative elements has been tested, confirming the established knowledge that semiarid environments in Brazil are highly spatially segregated with different sets of environmental variables determining the benthic fauna. Before testing this hypothesis, we intend to show that all sites will have different community compositions and different habitat structure.</w:t>
+      </w:r>
+    </w:p>
+    <w:p>
+      <w:pPr>
+        <w:pStyle w:val="Corpodetexto"/>
+      </w:pPr>
+      <w:r>
+        <w:t xml:space="preserve">Maltchik et al. (2010)</w:t>
+      </w:r>
+      <w:r>
+        <w:t xml:space="preserve">,</w:t>
+      </w:r>
+      <w:r>
+        <w:t xml:space="preserve"> </w:t>
+      </w:r>
+      <w:r>
+        <w:t xml:space="preserve">Medeiros et al. (2024a)</w:t>
+      </w:r>
+      <w:r>
+        <w:t xml:space="preserve">,</w:t>
+      </w:r>
+      <w:r>
+        <w:t xml:space="preserve"> </w:t>
+      </w:r>
+      <w:r>
+        <w:t xml:space="preserve">Lanés et al. (2018)</w:t>
+      </w:r>
+    </w:p>
+    <w:bookmarkEnd w:id="20"/>
+    <w:bookmarkEnd w:id="21"/>
+    <w:bookmarkStart w:id="25" w:name="material-and-methods"/>
+    <w:p>
+      <w:pPr>
+        <w:pStyle w:val="Ttulo1"/>
+      </w:pPr>
+      <w:r>
+        <w:t xml:space="preserve">2. Material and Methods</w:t>
+      </w:r>
+    </w:p>
+    <w:bookmarkStart w:id="22" w:name="study-area-and-sampling-design"/>
+    <w:p>
+      <w:pPr>
+        <w:pStyle w:val="Ttulo2"/>
+      </w:pPr>
+      <w:r>
+        <w:t xml:space="preserve">2.1 Study Area and Sampling Design</w:t>
+      </w:r>
+    </w:p>
+    <w:p>
+      <w:pPr>
+        <w:pStyle w:val="FirstParagraph"/>
+      </w:pPr>
+      <w:r>
         <w:t xml:space="preserve">The present study was performed at the easter limits of the semiarid region of Brazil (Figure 1). This area is characterized by low average precipitation, concentrated in a few months of the year, usually between January and July (Figure 2), and high average annual temperatures between 20 and 32 °C</w:t>
       </w:r>
       <w:r>
         <w:t xml:space="preserve"> </w:t>
       </w:r>
       <w:r>
-        <w:t xml:space="preserve">(Barbosa et al., 2025)</w:t>
+        <w:t xml:space="preserve">(J. E. de L. Barbosa et al., 2025)</w:t>
       </w:r>
       <w:r>
         <w:t xml:space="preserve">. The main hydrological feature in the study area is the intermittence of surface water flow of its streams and rivers and, as a consequence, many man-made reservoirs built from the damming of the intermittent streams</w:t>
@@ -290,7 +338,7 @@
         <w:t xml:space="preserve"> </w:t>
       </w:r>
       <w:r>
-        <w:t xml:space="preserve">Medeiros et al. (2008)</w:t>
+        <w:t xml:space="preserve">Medeiros et al. (2008a)</w:t>
       </w:r>
       <w:r>
         <w:t xml:space="preserve">,</w:t>
@@ -311,14 +359,14 @@
         <w:t xml:space="preserve"> </w:t>
       </w:r>
       <w:r>
-        <w:t xml:space="preserve">Medeiros et al. (2024)</w:t>
+        <w:t xml:space="preserve">Medeiros et al. (2024a)</w:t>
       </w:r>
       <w:r>
         <w:t xml:space="preserve">.</w:t>
       </w:r>
     </w:p>
-    <w:bookmarkEnd w:id="21"/>
-    <w:bookmarkStart w:id="22" w:name="data-collection"/>
+    <w:bookmarkEnd w:id="22"/>
+    <w:bookmarkStart w:id="23" w:name="data-collection"/>
     <w:p>
       <w:pPr>
         <w:pStyle w:val="Ttulo2"/>
@@ -368,7 +416,7 @@
         <w:t xml:space="preserve"> </w:t>
       </w:r>
       <w:r>
-        <w:t xml:space="preserve">Medeiros et al. (2008)</w:t>
+        <w:t xml:space="preserve">Medeiros et al. (2008a)</w:t>
       </w:r>
       <w:r>
         <w:t xml:space="preserve">, where they are estimated from 9 to 12 one meter quadrants along the margins (terrestrial-aquatic interface) and determined by visual estimation of sediment type percentage cover (mud, sand, cobbles, small gravel, large gravel, rocks and bedrock) and of littoral and sub-aquatic structures (macrophytes, littoral grass, leaf litter, attached algae, filamentous algae, overhanging vegetation, submerged vegetation, small woody debris, large woody debris and root masses). At each study site, three samples of benthic macroinvertebrates were collected in the margins using a D type net (40 cm wide and 250 μm) to represent different habitat types. Samples were fixed in situ with 4% formalin and subsequently preserved in 70% ethanol. Macroinvertebrate specimens were sorted and identified to the lowest possible taxonomic level, usually family (</w:t>
@@ -410,8 +458,8 @@
         <w:t xml:space="preserve">, among others).</w:t>
       </w:r>
     </w:p>
-    <w:bookmarkEnd w:id="22"/>
-    <w:bookmarkStart w:id="23" w:name="statistical-analyses"/>
+    <w:bookmarkEnd w:id="23"/>
+    <w:bookmarkStart w:id="24" w:name="statistical-analyses"/>
     <w:p>
       <w:pPr>
         <w:pStyle w:val="Ttulo2"/>
@@ -802,9 +850,9 @@
         <w:t xml:space="preserve">.</w:t>
       </w:r>
     </w:p>
-    <w:bookmarkEnd w:id="23"/>
     <w:bookmarkEnd w:id="24"/>
-    <w:bookmarkStart w:id="27" w:name="results"/>
+    <w:bookmarkEnd w:id="25"/>
+    <w:bookmarkStart w:id="28" w:name="results"/>
     <w:p>
       <w:pPr>
         <w:pStyle w:val="Ttulo1"/>
@@ -813,7 +861,7 @@
         <w:t xml:space="preserve">3. Results</w:t>
       </w:r>
     </w:p>
-    <w:bookmarkStart w:id="25" w:name="environmental-variables"/>
+    <w:bookmarkStart w:id="26" w:name="environmental-variables"/>
     <w:p>
       <w:pPr>
         <w:pStyle w:val="Ttulo2"/>
@@ -860,8 +908,8 @@
         <w:t xml:space="preserve">). PCA explained 41.9% of the variance in the environmental variables, with the first axis (27.6%) showing a gradient from large reservoirs to smaller streams sites. Large scale morphology variables such as altitude, river length and site width were important to describe most reservoirs, whereas river sites were better described by local physical, chemical and habitat variables, such as margins depth and water temperature. Among the habitat structure variations, overhanging vegetation and roots, were also important to describe stream sites. Larger reservoirs were mostly associated with a muddy substrate whereas river sites included a more diverse array of substrates, the most important being sand and gravel. Other variables such as slope (morphology), submerged vegetation and leaf litter (habitat structure) and water velocity (water quality) were important in explaining specific sites at given sampling occasions.</w:t>
       </w:r>
     </w:p>
-    <w:bookmarkEnd w:id="25"/>
-    <w:bookmarkStart w:id="26" w:name="benthic-macroinvertebrates"/>
+    <w:bookmarkEnd w:id="26"/>
+    <w:bookmarkStart w:id="27" w:name="benthic-macroinvertebrates"/>
     <w:p>
       <w:pPr>
         <w:pStyle w:val="Ttulo2"/>
@@ -1093,7 +1141,7 @@
         <w:pStyle w:val="Corpodetexto"/>
       </w:pPr>
       <w:r>
-        <w:t xml:space="preserve">Indicator Species Analysis identified ten taxa with significant indicator values (p &lt; 0.05), partially overlapping with the multilevel pattern results. Several taxa were confirmed as indicators of RE, these being Oligochaeta, Conchostraca, Physidae and Coenagrionidae, all showing high indicator values (IndVal = 0.82–0.98, p &lt; 0.03). Corixidae remained the solely indicator of CI (IndVal = 0.86, p = 0.013). Further exploration using Multilevel Pattern Analysis incorporated additional as indicators of specific site combinations, which were Ceratopogonidae and Libellulidae, for CI and RE (IndVal = 0.87-0.94, p &lt; 0.007), Thiaridae and Atyidae, both associated with EP and SE (IndVal = 0.76-0.99, p &lt; 0.048) and Planorbidae, associated with CI, RE, and SE (IndVal = 0.91, p = 0.048) (</w:t>
+        <w:t xml:space="preserve">Indicator Species Analysis identified ten taxa with significant indicator values (p &lt; 0.05), partially overlapping with the multilevel pattern results. Several taxa were confirmed as indicators of RE, these being Oligochaeta, Conchostraca, Physidae and Coenagrionidae, all showing high indicator values (IndVal = 0.82-0.98, p &lt; 0.03). Corixidae remained the solely indicator of CI (IndVal = 0.86, p = 0.013). Further exploration using Multilevel Pattern Analysis incorporated additional as indicators of specific site combinations, which were Ceratopogonidae and Libellulidae, for CI and RE (IndVal = 0.87-0.94, p &lt; 0.007), Thiaridae and Atyidae, both associated with EP and SE (IndVal = 0.76-0.99, p &lt; 0.048) and Planorbidae, associated with CI, RE, and SE (IndVal = 0.91, p = 0.048) (</w:t>
       </w:r>
       <w:hyperlink w:anchor="fig-sig_spp">
         <w:r>
@@ -1123,7 +1171,19 @@
         </w:r>
       </w:hyperlink>
       <w:r>
-        <w:t xml:space="preserve">) revealed a significant relationship between macroinvertebrate community composition and the site morphology variables, river length, maximum site depth, and site width (Permutation test, F~3,18 = 4.71, p = 0.001). The constrained model explained 43.99% of the total community variation (adjusted R</w:t>
+        <w:t xml:space="preserve">) revealed a significant relationship between macroinvertebrate community composition and the site morphology variables, river length, maximum site depth, and site width (Permutation test, F</w:t>
+      </w:r>
+      <w:r>
+        <w:rPr>
+          <w:vertAlign w:val="subscript"/>
+        </w:rPr>
+        <w:t xml:space="preserve">3,18</w:t>
+      </w:r>
+      <w:r>
+        <w:t xml:space="preserve"> </w:t>
+      </w:r>
+      <w:r>
+        <w:t xml:space="preserve">= 4.71, p = 0.001). The constrained model explained 43.99% of the total community variation (adjusted R</w:t>
       </w:r>
       <w:r>
         <w:rPr>
@@ -1135,7 +1195,19 @@
         <w:t xml:space="preserve"> </w:t>
       </w:r>
       <w:r>
-        <w:t xml:space="preserve">= 0.35), with the remaining 56.01% attributable to unconstrained variation. The first RDA axis was highly significant (F~1,18 = 11.33, p = 0.001) and accounted for 80.2% of the constrained inertia, whereas the second and third axes were not significant (p &gt; 0.20). Sequential permutation tests indicated that channel width (F = 8.59, p = 0.001) and river length (F = 3.70, p = 0.013) contributed significantly to explaining community structure, while maximum depth had a weaker, non-significant effect (p = 0.10). Marginal tests confirmed that width and river length remained significant predictors when evaluated independently (p = 0.001). Species scores along RDA1 indicated strong associations of Oligochaeta and larvae of Chironomidae (≈ 40%) with wider sites (indicative of artificial reservoirs), whereas Thiaridae showed a pronounced negative association with RDA1 (90%), corresponding to narrower and shorter river reaches.</w:t>
+        <w:t xml:space="preserve">= 0.35), with the remaining 56.01% attributable to unconstrained variation. The first RDA axis was highly significant (F</w:t>
+      </w:r>
+      <w:r>
+        <w:rPr>
+          <w:vertAlign w:val="subscript"/>
+        </w:rPr>
+        <w:t xml:space="preserve">1,18</w:t>
+      </w:r>
+      <w:r>
+        <w:t xml:space="preserve"> </w:t>
+      </w:r>
+      <w:r>
+        <w:t xml:space="preserve">= 11.33, p = 0.001) and accounted for 80.2% of the constrained inertia, whereas the second and third axes were not significant (p &gt; 0.20). Sequential permutation tests indicated that channel width (F = 8.59, p = 0.001) and river length (F = 3.70, p = 0.013) contributed significantly to explaining community structure, while maximum depth had a weaker, non-significant effect (p = 0.10). Marginal tests confirmed that width and river length remained significant predictors when evaluated independently (p = 0.001). Species scores along RDA1 indicated strong associations of Oligochaeta and larvae of Chironomidae (≈ 40%) with wider sites (indicative of artificial reservoirs), whereas Thiaridae showed a pronounced negative association with RDA1 (90%), corresponding to narrower and shorter river reaches.</w:t>
       </w:r>
     </w:p>
     <w:p>
@@ -1282,9 +1354,9 @@
         <w:t xml:space="preserve">= 4.00, p = 0.041), together accounting for 83.3% of the constrained inertia. The sequential permutation tests indicated that macrophyte cover (F = 4.34, p = 0.003), leaf litter (F = 2.61, p = 0.038), roots (F = 2.58, p = 0.024), and algae (F = 3.12, p = 0.014) contributed significantly to explaining community structure. Marginal tests confirmed that macrophytes (p = 0.002), roots (p = 0.003), and algae (p = 0.019) remained significant predictors when evaluated independently, while submerged vegetation and leaf litter showed weaker, non-significant marginal effects (p &gt; 0.06). Species scores along RDA1 indicated strong positive associations of larvae of Chironomidae (36%) and Oligochaeta (35%) with sites characterized by higher macrophyte and leaf litter cover, whereas Thiaridae showed a pronounced negative association with this axis (79%), corresponding to habitats with lower structural complexity. Along RDA2, larvae of Chironomidae was positively associated (49%) with increased root and algal presence, whereas Oligochaeta was negatively associated, reflecting an important association with aquatic macrophytes.</w:t>
       </w:r>
     </w:p>
-    <w:bookmarkEnd w:id="26"/>
     <w:bookmarkEnd w:id="27"/>
-    <w:bookmarkStart w:id="28" w:name="discussion"/>
+    <w:bookmarkEnd w:id="28"/>
+    <w:bookmarkStart w:id="29" w:name="discussion"/>
     <w:p>
       <w:pPr>
         <w:pStyle w:val="Ttulo1"/>
@@ -1298,13 +1370,23 @@
         <w:pStyle w:val="FirstParagraph"/>
       </w:pPr>
       <w:r>
-        <w:t xml:space="preserve">The study sites showed a wide array of environmental features, as expected from their different types, and since they were chosen to represent a diverse array of common aquatic environments</w:t>
-      </w:r>
-      <w:r>
-        <w:t xml:space="preserve"> </w:t>
-      </w:r>
-      <w:r>
-        <w:t xml:space="preserve">(Medeiros et al., 2008)</w:t>
+        <w:rPr>
+          <w:b/>
+          <w:bCs/>
+        </w:rPr>
+        <w:t xml:space="preserve">Environmental variables.</w:t>
+      </w:r>
+      <w:r>
+        <w:t xml:space="preserve"> </w:t>
+      </w:r>
+      <w:r>
+        <w:t xml:space="preserve">The study sites showed a wide array of environmental features, as expected from their different types, and since they were chosen to represent a diverse array of common dryland aquatic environments</w:t>
+      </w:r>
+      <w:r>
+        <w:t xml:space="preserve"> </w:t>
+      </w:r>
+      <w:r>
+        <w:t xml:space="preserve">Medeiros et al. (2008b)</w:t>
       </w:r>
       <w:r>
         <w:t xml:space="preserve">, with different sets of specificities and across different catchment basins. Principal Component Analysis separated the study sites in a gradient, along the first axis, based on their major environmental characteristics. Larger reservoirs being positively associated with large-scale morphological variables (such as river length, site altitude and width), whereas river sites were associated with a more diverse array of variables, including small-scale morphology variables (e.g. margins depth and water temperature). Among the habitat structure variations, the presence of underwater root masses and overhanging vegetation, were also important to describe stream sites, those being narrower and deeper in their margins. These sites were also more likely to have a nearby denser riparian vegetation. Larger reservoirs were mostly associated with a muddy substrate whereas river sites included a more diverse array of substrates, the most important being sand and gravel. This is expected based on presence of water flow in the streams sites during the rainy season</w:t>
@@ -1313,7 +1395,7 @@
         <w:t xml:space="preserve"> </w:t>
       </w:r>
       <w:r>
-        <w:t xml:space="preserve">(Cobb et al., 1992)</w:t>
+        <w:t xml:space="preserve">Cobb et al. (1992a)</w:t>
       </w:r>
       <w:r>
         <w:t xml:space="preserve">. Other variables such as slope (morphology), submerged vegetation and leaf litter (habitat structure) and water velocity (water quality) were important in explaining specific sites at given sampling occasions. These variables were associated with temporal changes, from river bed pools to flowing waters in stream sites during the rainy season. It is important to note that, based on PCA, the small reservoir site (RE) showed environmental characteristics more closely associated with the streams sites. That is the result of its relative small size and greater subjectivity to water flow during the rainy season. Despite these results, a temporal gradient was not observed, since the time scale of our sampling design is not able to closely follow temporal changes in the stream sites</w:t>
@@ -1322,7 +1404,7 @@
         <w:t xml:space="preserve"> </w:t>
       </w:r>
       <w:r>
-        <w:t xml:space="preserve">(Rocha et al., 2012)</w:t>
+        <w:t xml:space="preserve">Rocha et al. (2012)</w:t>
       </w:r>
       <w:r>
         <w:t xml:space="preserve">.</w:t>
@@ -1333,16 +1415,86 @@
         <w:pStyle w:val="Corpodetexto"/>
       </w:pPr>
       <w:r>
+        <w:rPr>
+          <w:b/>
+          <w:bCs/>
+        </w:rPr>
+        <w:t xml:space="preserve">Structure and richness.</w:t>
+      </w:r>
+      <w:r>
+        <w:t xml:space="preserve"> </w:t>
+      </w:r>
+      <w:r>
         <w:t xml:space="preserve">The species richness and community composition of benthic macroinvertebrates observed in the present study are broadly consistent with patterns reported for semiarid and tropical freshwater systems in Brazil</w:t>
       </w:r>
       <w:r>
         <w:t xml:space="preserve"> </w:t>
       </w:r>
       <w:r>
-        <w:t xml:space="preserve">Azevêdo et al. (2017)</w:t>
-      </w:r>
-      <w:r>
-        <w:t xml:space="preserve">, where assemblages are typically dominated by a limited number of tolerant and generalist taxa, particularly Chironomidae larvae, Oligochaeta and Mollusca. Sampling sites were generally different in macroinvertebrate rarefied richness but not in density of individuals, where CI and RE had significantly higher rarefied richness when compared to the other study sites. Nonetheless, species richness varied widely between sampling occasions (with the exception of MU), rendering averaged values misleading. Overall, stream sites tended to have greater values of richness.</w:t>
+        <w:t xml:space="preserve">R. L. D. Farias et al. (2020)</w:t>
+      </w:r>
+      <w:r>
+        <w:t xml:space="preserve">;</w:t>
+      </w:r>
+      <w:r>
+        <w:t xml:space="preserve"> </w:t>
+      </w:r>
+      <w:r>
+        <w:t xml:space="preserve">Carvalho et al. (2013b)</w:t>
+      </w:r>
+      <w:r>
+        <w:t xml:space="preserve">;</w:t>
+      </w:r>
+      <w:r>
+        <w:t xml:space="preserve"> </w:t>
+      </w:r>
+      <w:r>
+        <w:t xml:space="preserve">De Lira Azevêdo et al. (2017)</w:t>
+      </w:r>
+      <w:r>
+        <w:t xml:space="preserve">, where assemblages are typically dominated by a limited number of tolerant and generalist taxa, particularly Chironomidae, Oligochaeta and Mollusca. Sampling sites were generally different in macroinvertebrate rarefied richness but not in density of individuals, where CI and RE had significantly higher rarefied richness when compared to the other study sites. Nonetheless, species richness varied widely between sampling occasions (with the exception of MU), rendering averaged values misleading. Overall, stream sites tended to have greater values of richness. The most important variables negatively correlated with taxa richness were site width, river length and the absence of water velocity, all indicative of fewer species. Higher water temperatures were associated with greater diversity. Among the substrate and habitat composition variables, gravel was the only significant predictor for substrate, whereas leaf litter and algal cover were positively associated with richness. Other predictors such as roots and littoral grass may have been important showing marginal effects. All variables negatively associated with taxa richness are also descriptive of the reservoir sites. Studies show that in dryland aquatic systems, reservoirs tend to have fewer species when compared with the more dynamic and habitat-rich streams and rivers</w:t>
+      </w:r>
+      <w:r>
+        <w:t xml:space="preserve"> </w:t>
+      </w:r>
+      <w:r>
+        <w:t xml:space="preserve">Cobb et al. (1992b)</w:t>
+      </w:r>
+      <w:r>
+        <w:t xml:space="preserve">.</w:t>
+      </w:r>
+      <w:r>
+        <w:t xml:space="preserve"> </w:t>
+      </w:r>
+      <w:r>
+        <w:t xml:space="preserve">Medeiros et al. (2024b)</w:t>
+      </w:r>
+      <w:r>
+        <w:t xml:space="preserve"> </w:t>
+      </w:r>
+      <w:r>
+        <w:t xml:space="preserve">observed similar results for the same study sites of the present study, where fish richness was more associated with variables indicative of stream or river systems. Studies have proposed that the conversion of intermittent rivers into reservoirs leads to the homogenization of the fauna (see</w:t>
+      </w:r>
+      <w:r>
+        <w:t xml:space="preserve"> </w:t>
+      </w:r>
+      <w:r>
+        <w:t xml:space="preserve">Brito et al. (2020)</w:t>
+      </w:r>
+      <w:r>
+        <w:t xml:space="preserve"> </w:t>
+      </w:r>
+      <w:r>
+        <w:t xml:space="preserve">and</w:t>
+      </w:r>
+      <w:r>
+        <w:t xml:space="preserve"> </w:t>
+      </w:r>
+      <w:r>
+        <w:t xml:space="preserve">Castro et al. (2026)</w:t>
+      </w:r>
+      <w:r>
+        <w:t xml:space="preserve">), favoring invasive and opportunistic species. The decline in habitat variability leads to the dominance of these species, reducing overall diversity in dryland aquatic systems.</w:t>
       </w:r>
     </w:p>
     <w:p>
@@ -1350,62 +1502,29 @@
         <w:pStyle w:val="Corpodetexto"/>
       </w:pPr>
       <w:r>
-        <w:t xml:space="preserve">Nonetheless, the most important variables negatively correlated with taxa richness were site width, river length and the absence of water velocity, all indicative of fewer species. Higher water temperatures were associated with greater diversity. Among the substrate and habitat composition variables, gravel was the only significant predictor for substrate, whereas leaf litter and algal cover were positively associated with richness. Other predictors such as roots and littoral grass may have been important showing marginal effects. All variables negatively associated with taxa richness are also descriptive of the reservoir sites. Studies show that in dryland aquatic systems, reservoirs tend to have fewer species when compared with the more dynamic and habitat-rich streams and rivers</w:t>
-      </w:r>
-      <w:r>
-        <w:t xml:space="preserve"> </w:t>
-      </w:r>
-      <w:r>
-        <w:t xml:space="preserve">(Cobb et al., 1992)</w:t>
-      </w:r>
-      <w:r>
-        <w:t xml:space="preserve">.</w:t>
-      </w:r>
-      <w:r>
-        <w:t xml:space="preserve"> </w:t>
-      </w:r>
-      <w:r>
-        <w:t xml:space="preserve">Medeiros et al. (2024)</w:t>
-      </w:r>
-      <w:r>
-        <w:t xml:space="preserve"> </w:t>
-      </w:r>
-      <w:r>
-        <w:t xml:space="preserve">observed similar results for the same study sites of the present study, where fish richness was more associated with variables indicative of stream or river systems. Studies have proposed that the conversion of intermittent rivers into reservoirs leads to the homogenization of the fauna (see</w:t>
-      </w:r>
-      <w:r>
-        <w:t xml:space="preserve"> </w:t>
-      </w:r>
-      <w:r>
-        <w:t xml:space="preserve">Brito et al. (2020)</w:t>
-      </w:r>
-      <w:r>
-        <w:t xml:space="preserve">;</w:t>
-      </w:r>
-      <w:r>
-        <w:t xml:space="preserve"> </w:t>
-      </w:r>
-      <w:r>
-        <w:t xml:space="preserve">Castro et al. (2026)</w:t>
-      </w:r>
-      <w:r>
-        <w:t xml:space="preserve">), favoring invasive and opportunistic species. The decline in habitat variability leads to the dominance of these species, reducing overall diversity in dryland aquatic systems. resence of large reserviurs tend to a proposed that lentic systems, such as artificial reservoirs have lower diversity because</w:t>
-      </w:r>
-      <w:r>
-        <w:t xml:space="preserve"> </w:t>
-      </w:r>
-      <w:r>
         <w:rPr>
-          <w:i/>
-          <w:iCs/>
+          <w:b/>
+          <w:bCs/>
         </w:rPr>
-        <w:t xml:space="preserve">…</w:t>
-      </w:r>
-      <w:r>
-        <w:br/>
-      </w:r>
-      <w:r>
-        <w:t xml:space="preserve">Brito et al. (2020)</w:t>
+        <w:t xml:space="preserve">Community composition.</w:t>
+      </w:r>
+      <w:r>
+        <w:t xml:space="preserve"> </w:t>
+      </w:r>
+      <w:r>
+        <w:t xml:space="preserve">Regarding the composition of species, ordination showed that spatial segregation across study sites was more important than the temporal variation, meaning that for the scale of time chosen, most sites showed little withing variation. With the exception of MU, this site was very poor in species, with only Baetidae and larvae of Chironomide.</w:t>
+      </w:r>
+      <w:r>
+        <w:t xml:space="preserve"> </w:t>
+      </w:r>
+      <w:r>
+        <w:t xml:space="preserve">Rocha et al. (2012)</w:t>
+      </w:r>
+      <w:r>
+        <w:t xml:space="preserve"> </w:t>
+      </w:r>
+      <w:r>
+        <w:t xml:space="preserve">showed that variation in macrozoobenthic taxa composition in a semiarid system changes significantly across a short period of time. Therefore, it is likely that the scale of time chosen in the present study was not fine enought to pick up any temporal pattern.</w:t>
       </w:r>
     </w:p>
     <w:p>
@@ -1413,30 +1532,162 @@
         <w:pStyle w:val="Corpodetexto"/>
       </w:pPr>
       <w:r>
-        <w:t xml:space="preserve">Medeiros et al. (2024)</w:t>
-      </w:r>
-      <w:r>
-        <w:t xml:space="preserve"> </w:t>
-      </w:r>
-      <w:r>
-        <w:t xml:space="preserve">also found no significant variation in fish species densities (calculated as Capture per Unit of Effort) across sites and sampling occasions. They propose that</w:t>
-      </w:r>
-      <w:r>
-        <w:t xml:space="preserve"> </w:t>
-      </w:r>
-      <w:r>
-        <w:rPr>
-          <w:i/>
-          <w:iCs/>
-        </w:rPr>
-        <w:t xml:space="preserve">…</w:t>
-      </w:r>
-      <w:r>
-        <w:t xml:space="preserve">. In our case, density of species varied widely across sites and sampling occasions, and a few taxa dominated the community, leading the an unobservable trend in species densities.</w:t>
+        <w:t xml:space="preserve">The focus of the present study is in spatial variation of taxa composition across different habitat types, which was demonstrated by the Multi-Response Permutation Procedure, once again, mostly associated with differences between reservoir and stream sites. Interestingly, the Indicator Species Analysis showed a wider range of indicator species for stream or stream-like (RE, reservoir) sites. The latter having as indicators taxa ranging from Oligochaeta to Coenagrionidae (but including Conchostraca and Physidae). These taxa accompany the gradient shown by the PCA results for the study sites. Since RE sits somewhere in the middle of the gradient (between reservoirs and streams), it is not surprising that this site is characterized by the presence of a hardy taxa such as Oligochaeta, that thrive in these stable, sediment-rich conditions.</w:t>
+      </w:r>
+      <w:r>
+        <w:t xml:space="preserve"> </w:t>
+      </w:r>
+      <w:r>
+        <w:t xml:space="preserve">J. E. D. L. Barbosa et al. (2012)</w:t>
+      </w:r>
+      <w:r>
+        <w:t xml:space="preserve"> </w:t>
+      </w:r>
+      <w:r>
+        <w:t xml:space="preserve">and</w:t>
+      </w:r>
+      <w:r>
+        <w:t xml:space="preserve"> </w:t>
+      </w:r>
+      <w:r>
+        <w:t xml:space="preserve">J. E. D. L. Barbosa et al. (2025a)</w:t>
+      </w:r>
+      <w:r>
+        <w:t xml:space="preserve"> </w:t>
+      </w:r>
+      <w:r>
+        <w:t xml:space="preserve">report that Oligochaeta can reach as much as 37% of the total macroinvertebrate community in some semiarid systems of Brazil, being primary indicators of high organic loads and sediment stability found in reservoirs (</w:t>
+      </w:r>
+      <w:r>
+        <w:t xml:space="preserve">Azevêdo et al. (2017)</w:t>
+      </w:r>
+      <w:r>
+        <w:t xml:space="preserve">;</w:t>
+      </w:r>
+      <w:r>
+        <w:t xml:space="preserve"> </w:t>
+      </w:r>
+      <w:r>
+        <w:t xml:space="preserve">J. E. D. L. Barbosa et al. (2025b)</w:t>
+      </w:r>
+      <w:r>
+        <w:t xml:space="preserve">). On the other hand, Coenagrionidae is frequently identified in reservoir habitats where aquatic macrophytes (e.g., Salvinia sp. and Pistia sp.) and submerged vegetation are abundant (</w:t>
+      </w:r>
+      <w:r>
+        <w:t xml:space="preserve">J. E. D. L. Barbosa et al. (2025c)</w:t>
+      </w:r>
+      <w:r>
+        <w:t xml:space="preserve">;</w:t>
+      </w:r>
+      <w:r>
+        <w:t xml:space="preserve"> </w:t>
+      </w:r>
+      <w:r>
+        <w:t xml:space="preserve">Medeiros et al. (2024c)</w:t>
+      </w:r>
+      <w:r>
+        <w:t xml:space="preserve">). These plants provide a complex physical structure for colonization that is largely absent in streams because seasonal floods physically remove macrophyte biomass (see</w:t>
+      </w:r>
+      <w:r>
+        <w:t xml:space="preserve"> </w:t>
+      </w:r>
+      <w:r>
+        <w:t xml:space="preserve">Medeiros et al. (2008c)</w:t>
+      </w:r>
+      <w:r>
+        <w:t xml:space="preserve">). In this transitional site of the observed gradient, we also find as indicator taxa Conchostraca and Physidae. The former is a temporary water specialist well adapted to boom and bust cycles, characteristic of dryland river systems (</w:t>
+      </w:r>
+      <w:r>
+        <w:t xml:space="preserve">Bunn et al. (2006)</w:t>
+      </w:r>
+      <w:r>
+        <w:t xml:space="preserve">).</w:t>
       </w:r>
     </w:p>
-    <w:bookmarkEnd w:id="28"/>
-    <w:bookmarkStart w:id="29" w:name="conclusions"/>
+    <w:p>
+      <w:pPr>
+        <w:pStyle w:val="Corpodetexto"/>
+      </w:pPr>
+      <w:r>
+        <w:t xml:space="preserve">Conchostraca and other temporary water specialists complete this gradient, as they are biologically adapted to the</w:t>
+      </w:r>
+      <w:r>
+        <w:t xml:space="preserve"> </w:t>
+      </w:r>
+      <w:r>
+        <w:t xml:space="preserve">“boom and bust”</w:t>
+      </w:r>
+      <w:r>
+        <w:t xml:space="preserve"> </w:t>
+      </w:r>
+      <w:r>
+        <w:t xml:space="preserve">cycles of intermittent pools where water is only present for short durations ().</w:t>
+      </w:r>
+    </w:p>
+    <w:p>
+      <w:pPr>
+        <w:pStyle w:val="Corpodetexto"/>
+      </w:pPr>
+      <w:r>
+        <w:t xml:space="preserve">The transition to a temporary environment requires specific resistance traits (Rocha et al., 2012). While the stable reservoir community is characterized by abundance, the stream community is defined by a taxonomic shift toward taxa capable of supporting desiccation (Rocha et al., 2012).</w:t>
+      </w:r>
+    </w:p>
+    <w:p>
+      <w:pPr>
+        <w:pStyle w:val="Corpodetexto"/>
+      </w:pPr>
+      <w:r>
+        <w:t xml:space="preserve">represent a combination reflect a gradient of environmental stability and water quality, from nutrient-impacted reservoirs to highly seasonal, non-perennial streams</w:t>
+      </w:r>
+    </w:p>
+    <w:p>
+      <w:pPr>
+        <w:pStyle w:val="Corpodetexto"/>
+      </w:pPr>
+      <w:r>
+        <w:t xml:space="preserve">, all showing high indicator values (IndVal = 0.82-0.98, p &lt; 0.03). Corixidae remained the solely indicator of CI (IndVal = 0.86, p = 0.013). Further exploration using Multilevel Pattern Analysis incorporated additional as indicators of specific site combinations, which were Ceratopogonidae and Libellulidae, for CI and RE (IndVal = 0.87-0.94, p &lt; 0.007), Thiaridae and Atyidae, both associated with EP and SE (IndVal = 0.76-0.99, p &lt; 0.048) and Planorbidae, associated with CI, RE, and SE (IndVal = 0.91, p = 0.048) (</w:t>
+      </w:r>
+      <w:hyperlink w:anchor="fig-sig_spp">
+        <w:r>
+          <w:rPr>
+            <w:rStyle w:val="Hyperlink"/>
+          </w:rPr>
+          <w:t xml:space="preserve">Figure 9</w:t>
+        </w:r>
+      </w:hyperlink>
+      <w:r>
+        <w:t xml:space="preserve">).</w:t>
+      </w:r>
+    </w:p>
+    <w:p>
+      <w:pPr>
+        <w:pStyle w:val="Corpodetexto"/>
+      </w:pPr>
+      <w:r>
+        <w:t xml:space="preserve">Indicator Species Analysis identified ten taxa with significant indicator values (p &lt; 0.05), partially overlapping with the multilevel pattern results. Several taxa were confirmed as indicators of RE, these being Oligochaeta, Conchostraca, Physidae and Coenagrionidae, all showing high indicator values (IndVal = 0.82-0.98, p &lt; 0.03). Corixidae remained the solely indicator of CI (IndVal = 0.86, p = 0.013). Further exploration using Multilevel Pattern Analysis incorporated additional as indicators of specific site combinations, which were Ceratopogonidae and Libellulidae, for CI and RE (IndVal = 0.87-0.94, p &lt; 0.007), Thiaridae and Atyidae, both associated with EP and SE (IndVal = 0.76-0.99, p &lt; 0.048) and Planorbidae, associated with CI, RE, and SE (IndVal = 0.91, p = 0.048) (</w:t>
+      </w:r>
+      <w:hyperlink w:anchor="fig-sig_spp">
+        <w:r>
+          <w:rPr>
+            <w:rStyle w:val="Hyperlink"/>
+          </w:rPr>
+          <w:t xml:space="preserve">Figure 9</w:t>
+        </w:r>
+      </w:hyperlink>
+      <w:r>
+        <w:t xml:space="preserve">).</w:t>
+      </w:r>
+    </w:p>
+    <w:p>
+      <w:pPr>
+        <w:pStyle w:val="Corpodetexto"/>
+      </w:pPr>
+      <w:r>
+        <w:t xml:space="preserve">This study showed that even when considering a range of different habitat types, man-made reservoirs are able to mask the variables that are descriptors of the macrozoobenthic fauna as a whole.</w:t>
+      </w:r>
+    </w:p>
+    <w:bookmarkEnd w:id="29"/>
+    <w:bookmarkStart w:id="30" w:name="conclusions"/>
     <w:p>
       <w:pPr>
         <w:pStyle w:val="Ttulo1"/>
@@ -1453,8 +1704,8 @@
         <w:t xml:space="preserve">These es oor this scheme certaily acts as filters for the colonization and long ter maintenance of the maacrionvertebrate fauna.</w:t>
       </w:r>
     </w:p>
-    <w:bookmarkEnd w:id="29"/>
-    <w:bookmarkStart w:id="30" w:name="acknowledgements"/>
+    <w:bookmarkEnd w:id="30"/>
+    <w:bookmarkStart w:id="31" w:name="acknowledgements"/>
     <w:p>
       <w:pPr>
         <w:pStyle w:val="Ttulo1"/>
@@ -1471,8 +1722,8 @@
         <w:t xml:space="preserve">The authors are grateful to Virginia Diniz (UFPB) for fieldwork assistance. This research was supported by funds from UEPB/FAPESQ (68.0006/2006.0) and Projeto de Pesquisa em Biodiversidade do Semiárido (PPBio SemiÁrido). Elvio Medeiros is grateful to CNPq/UEPB/DCR for scholarship granted (350082/2006-5).</w:t>
       </w:r>
     </w:p>
-    <w:bookmarkEnd w:id="30"/>
-    <w:bookmarkStart w:id="102" w:name="references"/>
+    <w:bookmarkEnd w:id="31"/>
+    <w:bookmarkStart w:id="121" w:name="references"/>
     <w:p>
       <w:pPr>
         <w:pStyle w:val="Ttulo1"/>
@@ -1481,14 +1732,14 @@
         <w:t xml:space="preserve">References</w:t>
       </w:r>
     </w:p>
-    <w:bookmarkStart w:id="101" w:name="refs"/>
-    <w:bookmarkStart w:id="32" w:name="ref-RN3032"/>
+    <w:bookmarkStart w:id="120" w:name="refs"/>
+    <w:bookmarkStart w:id="33" w:name="ref-azevêdo2017"/>
     <w:p>
       <w:pPr>
         <w:pStyle w:val="Bibliografia"/>
       </w:pPr>
       <w:r>
-        <w:t xml:space="preserve">Azevêdo, E. de L., Barbosa, J. E. de L., Viana, L. G., Anacleto, M. J. P., Callisto, M., &amp; Molozzi, J. (2017). Application of a statistical model for the assessment of environmental quality in neotropical semi-arid reservoirs [Journal Article].</w:t>
+        <w:t xml:space="preserve">Azevêdo, E. de L., Barbosa, J. E. de L., Viana, L. G., Anacleto, M. J. P., Callisto, M., &amp; Molozzi, J. (2017). Application of a statistical model for the assessment of environmental quality in neotropical semi-arid reservoirs.</w:t>
       </w:r>
       <w:r>
         <w:t xml:space="preserve"> </w:t>
@@ -1514,12 +1765,12 @@
         <w:t xml:space="preserve">189</w:t>
       </w:r>
       <w:r>
-        <w:t xml:space="preserve">, 65.</w:t>
-      </w:r>
-      <w:r>
-        <w:t xml:space="preserve"> </w:t>
-      </w:r>
-      <w:hyperlink r:id="rId31">
+        <w:t xml:space="preserve">(2), 65.</w:t>
+      </w:r>
+      <w:r>
+        <w:t xml:space="preserve"> </w:t>
+      </w:r>
+      <w:hyperlink r:id="rId32">
         <w:r>
           <w:rPr>
             <w:rStyle w:val="Hyperlink"/>
@@ -1528,14 +1779,14 @@
         </w:r>
       </w:hyperlink>
     </w:p>
-    <w:bookmarkEnd w:id="32"/>
-    <w:bookmarkStart w:id="34" w:name="ref-RN2966"/>
+    <w:bookmarkEnd w:id="33"/>
+    <w:bookmarkStart w:id="35" w:name="ref-barbosa2012"/>
     <w:p>
       <w:pPr>
         <w:pStyle w:val="Bibliografia"/>
       </w:pPr>
       <w:r>
-        <w:t xml:space="preserve">Barbosa, J. E. de L., Severiano, J. dos S., Costa, S. Y. L., Terra, B. de F., Medeiros, E. S. F., &amp; Menezes, R. F. (2025). Rivers of the northeast [Book Section]. In M. A. S. Graça, M. Callisto, F. T. de Mello, &amp; D. Rodríguez-Olarte (Eds.),</w:t>
+        <w:t xml:space="preserve">Barbosa, J. E. D. L., Medeiros, E. S. F., Brasil, J., Cordeiro, R. D. S., Crispim, M. C. B., &amp; Silva, G. H. G. D. (2012). Aquatic systems in semi-arid Brazil: limnology and management.</w:t>
       </w:r>
       <w:r>
         <w:t xml:space="preserve"> </w:t>
@@ -1545,7 +1796,54 @@
           <w:i/>
           <w:iCs/>
         </w:rPr>
-        <w:t xml:space="preserve">Rivers of south america</w:t>
+        <w:t xml:space="preserve">Acta Limnologica Brasiliensia</w:t>
+      </w:r>
+      <w:r>
+        <w:t xml:space="preserve">,</w:t>
+      </w:r>
+      <w:r>
+        <w:t xml:space="preserve"> </w:t>
+      </w:r>
+      <w:r>
+        <w:rPr>
+          <w:i/>
+          <w:iCs/>
+        </w:rPr>
+        <w:t xml:space="preserve">24</w:t>
+      </w:r>
+      <w:r>
+        <w:t xml:space="preserve">(1), 103–118.</w:t>
+      </w:r>
+      <w:r>
+        <w:t xml:space="preserve"> </w:t>
+      </w:r>
+      <w:hyperlink r:id="rId34">
+        <w:r>
+          <w:rPr>
+            <w:rStyle w:val="Hyperlink"/>
+          </w:rPr>
+          <w:t xml:space="preserve">https://doi.org/10.1590/S2179-975X2012005000030</w:t>
+        </w:r>
+      </w:hyperlink>
+    </w:p>
+    <w:bookmarkEnd w:id="35"/>
+    <w:bookmarkStart w:id="37" w:name="ref-barbosa2025"/>
+    <w:p>
+      <w:pPr>
+        <w:pStyle w:val="Bibliografia"/>
+      </w:pPr>
+      <w:r>
+        <w:t xml:space="preserve">Barbosa, J. E. D. L., Severiano, J. D. S., Costa, S. Y. L., Terra, B. D. F., Medeiros, E. S. F., &amp; Menezes, R. F. (2025a).</w:t>
+      </w:r>
+      <w:r>
+        <w:t xml:space="preserve"> </w:t>
+      </w:r>
+      <w:r>
+        <w:rPr>
+          <w:i/>
+          <w:iCs/>
+        </w:rPr>
+        <w:t xml:space="preserve">Rivers of the Northeast</w:t>
       </w:r>
       <w:r>
         <w:t xml:space="preserve"> </w:t>
@@ -1556,7 +1854,7 @@
       <w:r>
         <w:t xml:space="preserve"> </w:t>
       </w:r>
-      <w:hyperlink r:id="rId33">
+      <w:hyperlink r:id="rId36">
         <w:r>
           <w:rPr>
             <w:rStyle w:val="Hyperlink"/>
@@ -1565,8 +1863,119 @@
         </w:r>
       </w:hyperlink>
     </w:p>
-    <w:bookmarkEnd w:id="34"/>
-    <w:bookmarkStart w:id="36" w:name="ref-RN2249"/>
+    <w:bookmarkEnd w:id="37"/>
+    <w:bookmarkStart w:id="38" w:name="ref-barbosa2025a"/>
+    <w:p>
+      <w:pPr>
+        <w:pStyle w:val="Bibliografia"/>
+      </w:pPr>
+      <w:r>
+        <w:t xml:space="preserve">Barbosa, J. E. D. L., Severiano, J. D. S., Costa, S. Y. L., Terra, B. D. F., Medeiros, E. S. F., &amp; Menezes, R. F. (2025b).</w:t>
+      </w:r>
+      <w:r>
+        <w:t xml:space="preserve"> </w:t>
+      </w:r>
+      <w:r>
+        <w:rPr>
+          <w:i/>
+          <w:iCs/>
+        </w:rPr>
+        <w:t xml:space="preserve">Rivers of the Northeast</w:t>
+      </w:r>
+      <w:r>
+        <w:t xml:space="preserve"> </w:t>
+      </w:r>
+      <w:r>
+        <w:t xml:space="preserve">(pp. 437–465). Elsevier.</w:t>
+      </w:r>
+      <w:r>
+        <w:t xml:space="preserve"> </w:t>
+      </w:r>
+      <w:hyperlink r:id="rId36">
+        <w:r>
+          <w:rPr>
+            <w:rStyle w:val="Hyperlink"/>
+          </w:rPr>
+          <w:t xml:space="preserve">https://doi.org/10.1016/B978-0-12-823429-7.00009-4</w:t>
+        </w:r>
+      </w:hyperlink>
+    </w:p>
+    <w:bookmarkEnd w:id="38"/>
+    <w:bookmarkStart w:id="39" w:name="ref-barbosa2025b"/>
+    <w:p>
+      <w:pPr>
+        <w:pStyle w:val="Bibliografia"/>
+      </w:pPr>
+      <w:r>
+        <w:t xml:space="preserve">Barbosa, J. E. D. L., Severiano, J. D. S., Costa, S. Y. L., Terra, B. D. F., Medeiros, E. S. F., &amp; Menezes, R. F. (2025c).</w:t>
+      </w:r>
+      <w:r>
+        <w:t xml:space="preserve"> </w:t>
+      </w:r>
+      <w:r>
+        <w:rPr>
+          <w:i/>
+          <w:iCs/>
+        </w:rPr>
+        <w:t xml:space="preserve">Rivers of the Northeast</w:t>
+      </w:r>
+      <w:r>
+        <w:t xml:space="preserve"> </w:t>
+      </w:r>
+      <w:r>
+        <w:t xml:space="preserve">(pp. 437–465). Elsevier.</w:t>
+      </w:r>
+      <w:r>
+        <w:t xml:space="preserve"> </w:t>
+      </w:r>
+      <w:hyperlink r:id="rId36">
+        <w:r>
+          <w:rPr>
+            <w:rStyle w:val="Hyperlink"/>
+          </w:rPr>
+          <w:t xml:space="preserve">https://doi.org/10.1016/B978-0-12-823429-7.00009-4</w:t>
+        </w:r>
+      </w:hyperlink>
+    </w:p>
+    <w:bookmarkEnd w:id="39"/>
+    <w:bookmarkStart w:id="40" w:name="ref-RN2966"/>
+    <w:p>
+      <w:pPr>
+        <w:pStyle w:val="Bibliografia"/>
+      </w:pPr>
+      <w:r>
+        <w:t xml:space="preserve">Barbosa, J. E. de L., Severiano, J. dos S., Costa, S. Y. L., Terra, B. de F., Medeiros, E. S. F., &amp; Menezes, R. F. (2025). Rivers of the northeast [Book Section]. In M. A. S. Graça, M. Callisto, F. T. de Mello, &amp; D. Rodríguez-Olarte (Eds.),</w:t>
+      </w:r>
+      <w:r>
+        <w:t xml:space="preserve"> </w:t>
+      </w:r>
+      <w:r>
+        <w:rPr>
+          <w:i/>
+          <w:iCs/>
+        </w:rPr>
+        <w:t xml:space="preserve">Rivers of south america</w:t>
+      </w:r>
+      <w:r>
+        <w:t xml:space="preserve"> </w:t>
+      </w:r>
+      <w:r>
+        <w:t xml:space="preserve">(pp. 437–465). Elsevier.</w:t>
+      </w:r>
+      <w:r>
+        <w:t xml:space="preserve"> </w:t>
+      </w:r>
+      <w:hyperlink r:id="rId36">
+        <w:r>
+          <w:rPr>
+            <w:rStyle w:val="Hyperlink"/>
+          </w:rPr>
+          <w:t xml:space="preserve">https://doi.org/10.1016/B978-0-12-823429-7.00009-4</w:t>
+        </w:r>
+      </w:hyperlink>
+    </w:p>
+    <w:bookmarkEnd w:id="40"/>
+    <w:bookmarkStart w:id="42" w:name="ref-RN2249"/>
     <w:p>
       <w:pPr>
         <w:pStyle w:val="Bibliografia"/>
@@ -1603,7 +2012,7 @@
       <w:r>
         <w:t xml:space="preserve"> </w:t>
       </w:r>
-      <w:hyperlink r:id="rId35">
+      <w:hyperlink r:id="rId41">
         <w:r>
           <w:rPr>
             <w:rStyle w:val="Hyperlink"/>
@@ -1612,14 +2021,14 @@
         </w:r>
       </w:hyperlink>
     </w:p>
-    <w:bookmarkEnd w:id="36"/>
-    <w:bookmarkStart w:id="38" w:name="ref-RN3036"/>
+    <w:bookmarkEnd w:id="42"/>
+    <w:bookmarkStart w:id="44" w:name="ref-brito2020"/>
     <w:p>
       <w:pPr>
         <w:pStyle w:val="Bibliografia"/>
       </w:pPr>
       <w:r>
-        <w:t xml:space="preserve">Brito, M. F. G., Daga, V. S., &amp; Vitule, J. R. S. (2020). Fisheries and biotic homogenization of freshwater fish in the brazilian semiarid region [Journal Article].</w:t>
+        <w:t xml:space="preserve">Brito, M. F. G., Daga, V. S., &amp; Vitule, J. R. S. (2020). Fisheries and biotic homogenization of freshwater fish in the Brazilian semiarid region.</w:t>
       </w:r>
       <w:r>
         <w:t xml:space="preserve"> </w:t>
@@ -1645,12 +2054,12 @@
         <w:t xml:space="preserve">847</w:t>
       </w:r>
       <w:r>
-        <w:t xml:space="preserve">, 3877–3895.</w:t>
-      </w:r>
-      <w:r>
-        <w:t xml:space="preserve"> </w:t>
-      </w:r>
-      <w:hyperlink r:id="rId37">
+        <w:t xml:space="preserve">(18), 3877–3895.</w:t>
+      </w:r>
+      <w:r>
+        <w:t xml:space="preserve"> </w:t>
+      </w:r>
+      <w:hyperlink r:id="rId43">
         <w:r>
           <w:rPr>
             <w:rStyle w:val="Hyperlink"/>
@@ -1659,14 +2068,61 @@
         </w:r>
       </w:hyperlink>
     </w:p>
-    <w:bookmarkEnd w:id="38"/>
-    <w:bookmarkStart w:id="40" w:name="ref-RN2830"/>
+    <w:bookmarkEnd w:id="44"/>
+    <w:bookmarkStart w:id="46" w:name="ref-bunn2006"/>
     <w:p>
       <w:pPr>
         <w:pStyle w:val="Bibliografia"/>
       </w:pPr>
       <w:r>
-        <w:t xml:space="preserve">Carvalho, L. K., Farias, R. L., &amp; Medeiros, E. S. F. (2013). Benthic invertebrates and the habitat structure in an intermittent river of the semi-arid region of brazil [Journal Article].</w:t>
+        <w:t xml:space="preserve">Bunn, S. E., Thoms, M. C., Hamilton, S. K., &amp; Capon, S. J. (2006). Flow variability in dryland rivers: boom, bust and the bits in between.</w:t>
+      </w:r>
+      <w:r>
+        <w:t xml:space="preserve"> </w:t>
+      </w:r>
+      <w:r>
+        <w:rPr>
+          <w:i/>
+          <w:iCs/>
+        </w:rPr>
+        <w:t xml:space="preserve">River Research and Applications</w:t>
+      </w:r>
+      <w:r>
+        <w:t xml:space="preserve">,</w:t>
+      </w:r>
+      <w:r>
+        <w:t xml:space="preserve"> </w:t>
+      </w:r>
+      <w:r>
+        <w:rPr>
+          <w:i/>
+          <w:iCs/>
+        </w:rPr>
+        <w:t xml:space="preserve">22</w:t>
+      </w:r>
+      <w:r>
+        <w:t xml:space="preserve">(2), 179–186.</w:t>
+      </w:r>
+      <w:r>
+        <w:t xml:space="preserve"> </w:t>
+      </w:r>
+      <w:hyperlink r:id="rId45">
+        <w:r>
+          <w:rPr>
+            <w:rStyle w:val="Hyperlink"/>
+          </w:rPr>
+          <w:t xml:space="preserve">https://doi.org/10.1002/rra.904</w:t>
+        </w:r>
+      </w:hyperlink>
+    </w:p>
+    <w:bookmarkEnd w:id="46"/>
+    <w:bookmarkStart w:id="48" w:name="ref-RN2830"/>
+    <w:p>
+      <w:pPr>
+        <w:pStyle w:val="Bibliografia"/>
+      </w:pPr>
+      <w:r>
+        <w:t xml:space="preserve">Carvalho, L. K., Farias, R. L., &amp; Medeiros, E. S. F. (2013a). Benthic invertebrates and the habitat structure in an intermittent river of the semi-arid region of brazil [Journal Article].</w:t>
       </w:r>
       <w:r>
         <w:t xml:space="preserve"> </w:t>
@@ -1697,7 +2153,7 @@
       <w:r>
         <w:t xml:space="preserve"> </w:t>
       </w:r>
-      <w:hyperlink r:id="rId39">
+      <w:hyperlink r:id="rId47">
         <w:r>
           <w:rPr>
             <w:rStyle w:val="Hyperlink"/>
@@ -1706,14 +2162,61 @@
         </w:r>
       </w:hyperlink>
     </w:p>
-    <w:bookmarkEnd w:id="40"/>
-    <w:bookmarkStart w:id="42" w:name="ref-RN2158"/>
+    <w:bookmarkEnd w:id="48"/>
+    <w:bookmarkStart w:id="49" w:name="ref-carvalho2013"/>
     <w:p>
       <w:pPr>
         <w:pStyle w:val="Bibliografia"/>
       </w:pPr>
       <w:r>
-        <w:t xml:space="preserve">Castro, D. M. P., Santos, G. M., Macedo, D. R., Tourinho, T. C. O., Manzano, F. V., Hughes, R. M., &amp; Callisto, M. (2026). Anthropogenic pressures reduce aquatic macroinvertebrate diversity through decreased physical habitat heterogeneity [Journal Article].</w:t>
+        <w:t xml:space="preserve">Carvalho, L. K., Farias, R. L., &amp; Medeiros, E. S. F. (2013b). Macroinvertebrados bentônicos e a estrutura do habitat em um rio intermitente do semiárido brasileiro.</w:t>
+      </w:r>
+      <w:r>
+        <w:t xml:space="preserve"> </w:t>
+      </w:r>
+      <w:r>
+        <w:rPr>
+          <w:i/>
+          <w:iCs/>
+        </w:rPr>
+        <w:t xml:space="preserve">Neotropical Biology and Conservation</w:t>
+      </w:r>
+      <w:r>
+        <w:t xml:space="preserve">,</w:t>
+      </w:r>
+      <w:r>
+        <w:t xml:space="preserve"> </w:t>
+      </w:r>
+      <w:r>
+        <w:rPr>
+          <w:i/>
+          <w:iCs/>
+        </w:rPr>
+        <w:t xml:space="preserve">8</w:t>
+      </w:r>
+      <w:r>
+        <w:t xml:space="preserve">(2), 57–67.</w:t>
+      </w:r>
+      <w:r>
+        <w:t xml:space="preserve"> </w:t>
+      </w:r>
+      <w:hyperlink r:id="rId47">
+        <w:r>
+          <w:rPr>
+            <w:rStyle w:val="Hyperlink"/>
+          </w:rPr>
+          <w:t xml:space="preserve">https://doi.org/10.4013/nbc.2013.82.01</w:t>
+        </w:r>
+      </w:hyperlink>
+    </w:p>
+    <w:bookmarkEnd w:id="49"/>
+    <w:bookmarkStart w:id="51" w:name="ref-castro2026"/>
+    <w:p>
+      <w:pPr>
+        <w:pStyle w:val="Bibliografia"/>
+      </w:pPr>
+      <w:r>
+        <w:t xml:space="preserve">Castro, D. M. P., Santos, G. M., Macedo, D. R., Tourinho, T. C. O., Manzano, F. V., Hughes, R. M., &amp; Callisto, M. (2026). Anthropogenic pressures reduce aquatic macroinvertebrate diversity through decreased physical habitat heterogeneity.</w:t>
       </w:r>
       <w:r>
         <w:t xml:space="preserve"> </w:t>
@@ -1739,12 +2242,12 @@
         <w:t xml:space="preserve">5</w:t>
       </w:r>
       <w:r>
-        <w:t xml:space="preserve">(100496).</w:t>
-      </w:r>
-      <w:r>
-        <w:t xml:space="preserve"> </w:t>
-      </w:r>
-      <w:hyperlink r:id="rId41">
+        <w:t xml:space="preserve">(3), 100496.</w:t>
+      </w:r>
+      <w:r>
+        <w:t xml:space="preserve"> </w:t>
+      </w:r>
+      <w:hyperlink r:id="rId50">
         <w:r>
           <w:rPr>
             <w:rStyle w:val="Hyperlink"/>
@@ -1753,8 +2256,8 @@
         </w:r>
       </w:hyperlink>
     </w:p>
-    <w:bookmarkEnd w:id="42"/>
-    <w:bookmarkStart w:id="44" w:name="ref-RN3026"/>
+    <w:bookmarkEnd w:id="51"/>
+    <w:bookmarkStart w:id="53" w:name="ref-RN3026"/>
     <w:p>
       <w:pPr>
         <w:pStyle w:val="Bibliografia"/>
@@ -1791,7 +2294,7 @@
       <w:r>
         <w:t xml:space="preserve"> </w:t>
       </w:r>
-      <w:hyperlink r:id="rId43">
+      <w:hyperlink r:id="rId52">
         <w:r>
           <w:rPr>
             <w:rStyle w:val="Hyperlink"/>
@@ -1800,14 +2303,14 @@
         </w:r>
       </w:hyperlink>
     </w:p>
-    <w:bookmarkEnd w:id="44"/>
-    <w:bookmarkStart w:id="46" w:name="ref-RN3038"/>
+    <w:bookmarkEnd w:id="53"/>
+    <w:bookmarkStart w:id="55" w:name="ref-cobb1992"/>
     <w:p>
       <w:pPr>
         <w:pStyle w:val="Bibliografia"/>
       </w:pPr>
       <w:r>
-        <w:t xml:space="preserve">Cobb, D. G., Galloway, T. D., &amp; Flannagan, J. F. (1992). Effects of discharge and substrate stability on density and species composition of stream insects [Journal Article].</w:t>
+        <w:t xml:space="preserve">Cobb, D. G., Galloway, T. D., &amp; Flannagan, J. F. (1992a). Effects of discharge and substrate stability on density and species composition of stream insects.</w:t>
       </w:r>
       <w:r>
         <w:t xml:space="preserve"> </w:t>
@@ -1833,12 +2336,12 @@
         <w:t xml:space="preserve">49</w:t>
       </w:r>
       <w:r>
-        <w:t xml:space="preserve">(9).</w:t>
-      </w:r>
-      <w:r>
-        <w:t xml:space="preserve"> </w:t>
-      </w:r>
-      <w:hyperlink r:id="rId45">
+        <w:t xml:space="preserve">(9), 1788–1795.</w:t>
+      </w:r>
+      <w:r>
+        <w:t xml:space="preserve"> </w:t>
+      </w:r>
+      <w:hyperlink r:id="rId54">
         <w:r>
           <w:rPr>
             <w:rStyle w:val="Hyperlink"/>
@@ -1847,8 +2350,55 @@
         </w:r>
       </w:hyperlink>
     </w:p>
-    <w:bookmarkEnd w:id="46"/>
-    <w:bookmarkStart w:id="48" w:name="ref-RN3028"/>
+    <w:bookmarkEnd w:id="55"/>
+    <w:bookmarkStart w:id="56" w:name="ref-cobb1992a"/>
+    <w:p>
+      <w:pPr>
+        <w:pStyle w:val="Bibliografia"/>
+      </w:pPr>
+      <w:r>
+        <w:t xml:space="preserve">Cobb, D. G., Galloway, T. D., &amp; Flannagan, J. F. (1992b). Effects of discharge and substrate stability on density and species composition of stream insects.</w:t>
+      </w:r>
+      <w:r>
+        <w:t xml:space="preserve"> </w:t>
+      </w:r>
+      <w:r>
+        <w:rPr>
+          <w:i/>
+          <w:iCs/>
+        </w:rPr>
+        <w:t xml:space="preserve">Canadian Journal of Fisheries and Aquatic Sciences</w:t>
+      </w:r>
+      <w:r>
+        <w:t xml:space="preserve">,</w:t>
+      </w:r>
+      <w:r>
+        <w:t xml:space="preserve"> </w:t>
+      </w:r>
+      <w:r>
+        <w:rPr>
+          <w:i/>
+          <w:iCs/>
+        </w:rPr>
+        <w:t xml:space="preserve">49</w:t>
+      </w:r>
+      <w:r>
+        <w:t xml:space="preserve">(9), 1788–1795.</w:t>
+      </w:r>
+      <w:r>
+        <w:t xml:space="preserve"> </w:t>
+      </w:r>
+      <w:hyperlink r:id="rId54">
+        <w:r>
+          <w:rPr>
+            <w:rStyle w:val="Hyperlink"/>
+          </w:rPr>
+          <w:t xml:space="preserve">https://doi.org/10.1139/f92-198</w:t>
+        </w:r>
+      </w:hyperlink>
+    </w:p>
+    <w:bookmarkEnd w:id="56"/>
+    <w:bookmarkStart w:id="58" w:name="ref-RN3028"/>
     <w:p>
       <w:pPr>
         <w:pStyle w:val="Bibliografia"/>
@@ -1885,7 +2435,7 @@
       <w:r>
         <w:t xml:space="preserve"> </w:t>
       </w:r>
-      <w:hyperlink r:id="rId47">
+      <w:hyperlink r:id="rId57">
         <w:r>
           <w:rPr>
             <w:rStyle w:val="Hyperlink"/>
@@ -1894,8 +2444,8 @@
         </w:r>
       </w:hyperlink>
     </w:p>
-    <w:bookmarkEnd w:id="48"/>
-    <w:bookmarkStart w:id="50" w:name="ref-RN3027"/>
+    <w:bookmarkEnd w:id="58"/>
+    <w:bookmarkStart w:id="60" w:name="ref-RN3027"/>
     <w:p>
       <w:pPr>
         <w:pStyle w:val="Bibliografia"/>
@@ -1932,7 +2482,7 @@
       <w:r>
         <w:t xml:space="preserve"> </w:t>
       </w:r>
-      <w:hyperlink r:id="rId49">
+      <w:hyperlink r:id="rId59">
         <w:r>
           <w:rPr>
             <w:rStyle w:val="Hyperlink"/>
@@ -1941,8 +2491,55 @@
         </w:r>
       </w:hyperlink>
     </w:p>
-    <w:bookmarkEnd w:id="50"/>
-    <w:bookmarkStart w:id="52" w:name="ref-RN2094"/>
+    <w:bookmarkEnd w:id="60"/>
+    <w:bookmarkStart w:id="61" w:name="ref-deliraazevêdo2017"/>
+    <w:p>
+      <w:pPr>
+        <w:pStyle w:val="Bibliografia"/>
+      </w:pPr>
+      <w:r>
+        <w:t xml:space="preserve">De Lira Azevêdo, E., De Lucena Barbosa, J. E., Viana, L. G., Anacleto, M. J. P., Callisto, M., &amp; Molozzi, J. (2017). Application of a statistical model for the assessment of environmental quality in neotropical semi-arid reservoirs.</w:t>
+      </w:r>
+      <w:r>
+        <w:t xml:space="preserve"> </w:t>
+      </w:r>
+      <w:r>
+        <w:rPr>
+          <w:i/>
+          <w:iCs/>
+        </w:rPr>
+        <w:t xml:space="preserve">Environmental Monitoring and Assessment</w:t>
+      </w:r>
+      <w:r>
+        <w:t xml:space="preserve">,</w:t>
+      </w:r>
+      <w:r>
+        <w:t xml:space="preserve"> </w:t>
+      </w:r>
+      <w:r>
+        <w:rPr>
+          <w:i/>
+          <w:iCs/>
+        </w:rPr>
+        <w:t xml:space="preserve">189</w:t>
+      </w:r>
+      <w:r>
+        <w:t xml:space="preserve">(2), 65.</w:t>
+      </w:r>
+      <w:r>
+        <w:t xml:space="preserve"> </w:t>
+      </w:r>
+      <w:hyperlink r:id="rId32">
+        <w:r>
+          <w:rPr>
+            <w:rStyle w:val="Hyperlink"/>
+          </w:rPr>
+          <w:t xml:space="preserve">https://doi.org/10.1007/s10661-016-5723-3</w:t>
+        </w:r>
+      </w:hyperlink>
+    </w:p>
+    <w:bookmarkEnd w:id="61"/>
+    <w:bookmarkStart w:id="63" w:name="ref-RN2094"/>
     <w:p>
       <w:pPr>
         <w:pStyle w:val="Bibliografia"/>
@@ -1979,7 +2576,7 @@
       <w:r>
         <w:t xml:space="preserve"> </w:t>
       </w:r>
-      <w:hyperlink r:id="rId51">
+      <w:hyperlink r:id="rId62">
         <w:r>
           <w:rPr>
             <w:rStyle w:val="Hyperlink"/>
@@ -1988,14 +2585,14 @@
         </w:r>
       </w:hyperlink>
     </w:p>
-    <w:bookmarkEnd w:id="52"/>
-    <w:bookmarkStart w:id="54" w:name="ref-RN2905"/>
+    <w:bookmarkEnd w:id="63"/>
+    <w:bookmarkStart w:id="65" w:name="ref-farias2020"/>
     <w:p>
       <w:pPr>
         <w:pStyle w:val="Bibliografia"/>
       </w:pPr>
       <w:r>
-        <w:t xml:space="preserve">Farias, R. L., Stenert, C., Maltchik, L., &amp; Medeiros, E. S. F. (2020). Partitioning of macroinvertebrate assemblages across temporary pools in an intermittent dryland river [Journal Article].</w:t>
+        <w:t xml:space="preserve">Farias, R. L. D., Stenert, C., Maltchik, L., &amp; Medeiros, E. S. F. (2020). Partitioning of macroinvertebrate assemblages across temporary pools in an intermittent dryland river.</w:t>
       </w:r>
       <w:r>
         <w:t xml:space="preserve"> </w:t>
@@ -2026,7 +2623,7 @@
       <w:r>
         <w:t xml:space="preserve"> </w:t>
       </w:r>
-      <w:hyperlink r:id="rId53">
+      <w:hyperlink r:id="rId64">
         <w:r>
           <w:rPr>
             <w:rStyle w:val="Hyperlink"/>
@@ -2035,8 +2632,102 @@
         </w:r>
       </w:hyperlink>
     </w:p>
-    <w:bookmarkEnd w:id="54"/>
-    <w:bookmarkStart w:id="56" w:name="ref-RN361"/>
+    <w:bookmarkEnd w:id="65"/>
+    <w:bookmarkStart w:id="67" w:name="ref-RN2695"/>
+    <w:p>
+      <w:pPr>
+        <w:pStyle w:val="Bibliografia"/>
+      </w:pPr>
+      <w:r>
+        <w:t xml:space="preserve">Farias, R. L., Carvalho, L. K., &amp; Medeiros, E. S. F. (2012). Distribution of chironomidae in a semiarid intermittent river of brazil [Journal Article].</w:t>
+      </w:r>
+      <w:r>
+        <w:t xml:space="preserve"> </w:t>
+      </w:r>
+      <w:r>
+        <w:rPr>
+          <w:i/>
+          <w:iCs/>
+        </w:rPr>
+        <w:t xml:space="preserve">Neotropical Entomology</w:t>
+      </w:r>
+      <w:r>
+        <w:t xml:space="preserve">,</w:t>
+      </w:r>
+      <w:r>
+        <w:t xml:space="preserve"> </w:t>
+      </w:r>
+      <w:r>
+        <w:rPr>
+          <w:i/>
+          <w:iCs/>
+        </w:rPr>
+        <w:t xml:space="preserve">41</w:t>
+      </w:r>
+      <w:r>
+        <w:t xml:space="preserve">, 450–460.</w:t>
+      </w:r>
+      <w:r>
+        <w:t xml:space="preserve"> </w:t>
+      </w:r>
+      <w:hyperlink r:id="rId66">
+        <w:r>
+          <w:rPr>
+            <w:rStyle w:val="Hyperlink"/>
+          </w:rPr>
+          <w:t xml:space="preserve">https://doi.org/10.1007/s13744-012-0070-8</w:t>
+        </w:r>
+      </w:hyperlink>
+    </w:p>
+    <w:bookmarkEnd w:id="67"/>
+    <w:bookmarkStart w:id="68" w:name="ref-RN2905"/>
+    <w:p>
+      <w:pPr>
+        <w:pStyle w:val="Bibliografia"/>
+      </w:pPr>
+      <w:r>
+        <w:t xml:space="preserve">Farias, R. L., Stenert, C., Maltchik, L., &amp; Medeiros, E. S. F. (2020). Partitioning of macroinvertebrate assemblages across temporary pools in an intermittent dryland river [Journal Article].</w:t>
+      </w:r>
+      <w:r>
+        <w:t xml:space="preserve"> </w:t>
+      </w:r>
+      <w:r>
+        <w:rPr>
+          <w:i/>
+          <w:iCs/>
+        </w:rPr>
+        <w:t xml:space="preserve">Inland Waters</w:t>
+      </w:r>
+      <w:r>
+        <w:t xml:space="preserve">,</w:t>
+      </w:r>
+      <w:r>
+        <w:t xml:space="preserve"> </w:t>
+      </w:r>
+      <w:r>
+        <w:rPr>
+          <w:i/>
+          <w:iCs/>
+        </w:rPr>
+        <w:t xml:space="preserve">10</w:t>
+      </w:r>
+      <w:r>
+        <w:t xml:space="preserve">(4), 480–492.</w:t>
+      </w:r>
+      <w:r>
+        <w:t xml:space="preserve"> </w:t>
+      </w:r>
+      <w:hyperlink r:id="rId64">
+        <w:r>
+          <w:rPr>
+            <w:rStyle w:val="Hyperlink"/>
+          </w:rPr>
+          <w:t xml:space="preserve">https://doi.org/10.1080/20442041.2020.1738841</w:t>
+        </w:r>
+      </w:hyperlink>
+    </w:p>
+    <w:bookmarkEnd w:id="68"/>
+    <w:bookmarkStart w:id="70" w:name="ref-RN361"/>
     <w:p>
       <w:pPr>
         <w:pStyle w:val="Bibliografia"/>
@@ -2073,7 +2764,7 @@
       <w:r>
         <w:t xml:space="preserve"> </w:t>
       </w:r>
-      <w:hyperlink r:id="rId55">
+      <w:hyperlink r:id="rId69">
         <w:r>
           <w:rPr>
             <w:rStyle w:val="Hyperlink"/>
@@ -2082,8 +2773,8 @@
         </w:r>
       </w:hyperlink>
     </w:p>
-    <w:bookmarkEnd w:id="56"/>
-    <w:bookmarkStart w:id="57" w:name="ref-RN1482"/>
+    <w:bookmarkEnd w:id="70"/>
+    <w:bookmarkStart w:id="71" w:name="ref-RN1482"/>
     <w:p>
       <w:pPr>
         <w:pStyle w:val="Bibliografia"/>
@@ -2118,8 +2809,8 @@
         <w:t xml:space="preserve">(1), 1–18.</w:t>
       </w:r>
     </w:p>
-    <w:bookmarkEnd w:id="57"/>
-    <w:bookmarkStart w:id="59" w:name="ref-RN2969"/>
+    <w:bookmarkEnd w:id="71"/>
+    <w:bookmarkStart w:id="73" w:name="ref-RN2969"/>
     <w:p>
       <w:pPr>
         <w:pStyle w:val="Bibliografia"/>
@@ -2156,7 +2847,7 @@
       <w:r>
         <w:t xml:space="preserve"> </w:t>
       </w:r>
-      <w:hyperlink r:id="rId58">
+      <w:hyperlink r:id="rId72">
         <w:r>
           <w:rPr>
             <w:rStyle w:val="Hyperlink"/>
@@ -2165,8 +2856,8 @@
         </w:r>
       </w:hyperlink>
     </w:p>
-    <w:bookmarkEnd w:id="59"/>
-    <w:bookmarkStart w:id="61" w:name="ref-RN2904"/>
+    <w:bookmarkEnd w:id="73"/>
+    <w:bookmarkStart w:id="75" w:name="ref-RN2904"/>
     <w:p>
       <w:pPr>
         <w:pStyle w:val="Bibliografia"/>
@@ -2203,7 +2894,7 @@
       <w:r>
         <w:t xml:space="preserve"> </w:t>
       </w:r>
-      <w:hyperlink r:id="rId60">
+      <w:hyperlink r:id="rId74">
         <w:r>
           <w:rPr>
             <w:rStyle w:val="Hyperlink"/>
@@ -2212,8 +2903,8 @@
         </w:r>
       </w:hyperlink>
     </w:p>
-    <w:bookmarkEnd w:id="61"/>
-    <w:bookmarkStart w:id="63" w:name="ref-RN1940"/>
+    <w:bookmarkEnd w:id="75"/>
+    <w:bookmarkStart w:id="77" w:name="ref-RN1940"/>
     <w:p>
       <w:pPr>
         <w:pStyle w:val="Bibliografia"/>
@@ -2240,7 +2931,7 @@
       <w:r>
         <w:t xml:space="preserve"> </w:t>
       </w:r>
-      <w:hyperlink r:id="rId62">
+      <w:hyperlink r:id="rId76">
         <w:r>
           <w:rPr>
             <w:rStyle w:val="Hyperlink"/>
@@ -2249,8 +2940,8 @@
         </w:r>
       </w:hyperlink>
     </w:p>
-    <w:bookmarkEnd w:id="63"/>
-    <w:bookmarkStart w:id="65" w:name="ref-RN2627"/>
+    <w:bookmarkEnd w:id="77"/>
+    <w:bookmarkStart w:id="79" w:name="ref-RN2627"/>
     <w:p>
       <w:pPr>
         <w:pStyle w:val="Bibliografia"/>
@@ -2287,7 +2978,7 @@
       <w:r>
         <w:t xml:space="preserve"> </w:t>
       </w:r>
-      <w:hyperlink r:id="rId64">
+      <w:hyperlink r:id="rId78">
         <w:r>
           <w:rPr>
             <w:rStyle w:val="Hyperlink"/>
@@ -2296,8 +2987,8 @@
         </w:r>
       </w:hyperlink>
     </w:p>
-    <w:bookmarkEnd w:id="65"/>
-    <w:bookmarkStart w:id="67" w:name="ref-RN2442"/>
+    <w:bookmarkEnd w:id="79"/>
+    <w:bookmarkStart w:id="81" w:name="ref-RN2442"/>
     <w:p>
       <w:pPr>
         <w:pStyle w:val="Bibliografia"/>
@@ -2334,7 +3025,7 @@
       <w:r>
         <w:t xml:space="preserve"> </w:t>
       </w:r>
-      <w:hyperlink r:id="rId66">
+      <w:hyperlink r:id="rId80">
         <w:r>
           <w:rPr>
             <w:rStyle w:val="Hyperlink"/>
@@ -2343,8 +3034,8 @@
         </w:r>
       </w:hyperlink>
     </w:p>
-    <w:bookmarkEnd w:id="67"/>
-    <w:bookmarkStart w:id="68" w:name="ref-RN372"/>
+    <w:bookmarkEnd w:id="81"/>
+    <w:bookmarkStart w:id="82" w:name="ref-RN372"/>
     <w:p>
       <w:pPr>
         <w:pStyle w:val="Bibliografia"/>
@@ -2369,8 +3060,8 @@
         <w:t xml:space="preserve">(p. 448) [Book]. Jones; Bartlett Publishers, Inc.</w:t>
       </w:r>
     </w:p>
-    <w:bookmarkEnd w:id="68"/>
-    <w:bookmarkStart w:id="69" w:name="ref-RN1552"/>
+    <w:bookmarkEnd w:id="82"/>
+    <w:bookmarkStart w:id="83" w:name="ref-RN1552"/>
     <w:p>
       <w:pPr>
         <w:pStyle w:val="Bibliografia"/>
@@ -2395,8 +3086,8 @@
         <w:t xml:space="preserve">(p. 300) [Book]. MjM Software Design.</w:t>
       </w:r>
     </w:p>
-    <w:bookmarkEnd w:id="69"/>
-    <w:bookmarkStart w:id="71" w:name="ref-RN2692"/>
+    <w:bookmarkEnd w:id="83"/>
+    <w:bookmarkStart w:id="85" w:name="ref-RN2692"/>
     <w:p>
       <w:pPr>
         <w:pStyle w:val="Bibliografia"/>
@@ -2433,7 +3124,7 @@
       <w:r>
         <w:t xml:space="preserve"> </w:t>
       </w:r>
-      <w:hyperlink r:id="rId70">
+      <w:hyperlink r:id="rId84">
         <w:r>
           <w:rPr>
             <w:rStyle w:val="Hyperlink"/>
@@ -2442,14 +3133,14 @@
         </w:r>
       </w:hyperlink>
     </w:p>
-    <w:bookmarkEnd w:id="71"/>
-    <w:bookmarkStart w:id="73" w:name="ref-RN1965"/>
+    <w:bookmarkEnd w:id="85"/>
+    <w:bookmarkStart w:id="87" w:name="ref-RN1965"/>
     <w:p>
       <w:pPr>
         <w:pStyle w:val="Bibliografia"/>
       </w:pPr>
       <w:r>
-        <w:t xml:space="preserve">Medeiros, E. S. F., Silva, M. J. da, Ramos, T. P. A., &amp; Ramos, R. T. C. (2024). Environmental variables as predictors of fish community composition in semiarid aquatic systems [Journal Article].</w:t>
+        <w:t xml:space="preserve">Medeiros, E. S. F., Silva, M. J. da, Ramos, T. P. A., &amp; Ramos, R. T. C. (2024a). Environmental variables as predictors of fish community composition in semiarid aquatic systems [Journal Article].</w:t>
       </w:r>
       <w:r>
         <w:t xml:space="preserve"> </w:t>
@@ -2480,7 +3171,7 @@
       <w:r>
         <w:t xml:space="preserve"> </w:t>
       </w:r>
-      <w:hyperlink r:id="rId72">
+      <w:hyperlink r:id="rId86">
         <w:r>
           <w:rPr>
             <w:rStyle w:val="Hyperlink"/>
@@ -2489,14 +3180,108 @@
         </w:r>
       </w:hyperlink>
     </w:p>
-    <w:bookmarkEnd w:id="73"/>
-    <w:bookmarkStart w:id="75" w:name="ref-RN2491"/>
+    <w:bookmarkEnd w:id="87"/>
+    <w:bookmarkStart w:id="89" w:name="ref-medeiros2024"/>
     <w:p>
       <w:pPr>
         <w:pStyle w:val="Bibliografia"/>
       </w:pPr>
       <w:r>
-        <w:t xml:space="preserve">Medeiros, E. S. F., Silva, M. J., &amp; Ramos, R. T. C. (2008). Application of catchment- and local-scale variables for aquatic habitat characterization and assessment in the brazilian semi-arid region [Journal Article].</w:t>
+        <w:t xml:space="preserve">Medeiros, E. S. F., Silva, M. J. D., Ramos, T. P. A., &amp; Ramos, R. T. C. (2024b). Environmental variables as predictors of fish community composition in semiarid aquatic systems.</w:t>
+      </w:r>
+      <w:r>
+        <w:t xml:space="preserve"> </w:t>
+      </w:r>
+      <w:r>
+        <w:rPr>
+          <w:i/>
+          <w:iCs/>
+        </w:rPr>
+        <w:t xml:space="preserve">Acta Limnologica Brasiliensia</w:t>
+      </w:r>
+      <w:r>
+        <w:t xml:space="preserve">,</w:t>
+      </w:r>
+      <w:r>
+        <w:t xml:space="preserve"> </w:t>
+      </w:r>
+      <w:r>
+        <w:rPr>
+          <w:i/>
+          <w:iCs/>
+        </w:rPr>
+        <w:t xml:space="preserve">36</w:t>
+      </w:r>
+      <w:r>
+        <w:t xml:space="preserve">, e4.</w:t>
+      </w:r>
+      <w:r>
+        <w:t xml:space="preserve"> </w:t>
+      </w:r>
+      <w:hyperlink r:id="rId88">
+        <w:r>
+          <w:rPr>
+            <w:rStyle w:val="Hyperlink"/>
+          </w:rPr>
+          <w:t xml:space="preserve">https://doi.org/10.1590/s2179-975x3023</w:t>
+        </w:r>
+      </w:hyperlink>
+    </w:p>
+    <w:bookmarkEnd w:id="89"/>
+    <w:bookmarkStart w:id="90" w:name="ref-medeiros2024a"/>
+    <w:p>
+      <w:pPr>
+        <w:pStyle w:val="Bibliografia"/>
+      </w:pPr>
+      <w:r>
+        <w:t xml:space="preserve">Medeiros, E. S. F., Silva, M. J. D., Ramos, T. P. A., &amp; Ramos, R. T. C. (2024c). Environmental variables as predictors of fish community composition in semiarid aquatic systems.</w:t>
+      </w:r>
+      <w:r>
+        <w:t xml:space="preserve"> </w:t>
+      </w:r>
+      <w:r>
+        <w:rPr>
+          <w:i/>
+          <w:iCs/>
+        </w:rPr>
+        <w:t xml:space="preserve">Acta Limnologica Brasiliensia</w:t>
+      </w:r>
+      <w:r>
+        <w:t xml:space="preserve">,</w:t>
+      </w:r>
+      <w:r>
+        <w:t xml:space="preserve"> </w:t>
+      </w:r>
+      <w:r>
+        <w:rPr>
+          <w:i/>
+          <w:iCs/>
+        </w:rPr>
+        <w:t xml:space="preserve">36</w:t>
+      </w:r>
+      <w:r>
+        <w:t xml:space="preserve">, e4.</w:t>
+      </w:r>
+      <w:r>
+        <w:t xml:space="preserve"> </w:t>
+      </w:r>
+      <w:hyperlink r:id="rId88">
+        <w:r>
+          <w:rPr>
+            <w:rStyle w:val="Hyperlink"/>
+          </w:rPr>
+          <w:t xml:space="preserve">https://doi.org/10.1590/s2179-975x3023</w:t>
+        </w:r>
+      </w:hyperlink>
+    </w:p>
+    <w:bookmarkEnd w:id="90"/>
+    <w:bookmarkStart w:id="92" w:name="ref-RN2491"/>
+    <w:p>
+      <w:pPr>
+        <w:pStyle w:val="Bibliografia"/>
+      </w:pPr>
+      <w:r>
+        <w:t xml:space="preserve">Medeiros, E. S. F., Silva, M. J., &amp; Ramos, R. T. C. (2008a). Application of catchment- and local-scale variables for aquatic habitat characterization and assessment in the brazilian semi-arid region [Journal Article].</w:t>
       </w:r>
       <w:r>
         <w:t xml:space="preserve"> </w:t>
@@ -2527,7 +3312,7 @@
       <w:r>
         <w:t xml:space="preserve"> </w:t>
       </w:r>
-      <w:hyperlink r:id="rId74">
+      <w:hyperlink r:id="rId91">
         <w:r>
           <w:rPr>
             <w:rStyle w:val="Hyperlink"/>
@@ -2536,8 +3321,102 @@
         </w:r>
       </w:hyperlink>
     </w:p>
-    <w:bookmarkEnd w:id="75"/>
-    <w:bookmarkStart w:id="76" w:name="ref-RN2990"/>
+    <w:bookmarkEnd w:id="92"/>
+    <w:bookmarkStart w:id="93" w:name="ref-medeiros2008"/>
+    <w:p>
+      <w:pPr>
+        <w:pStyle w:val="Bibliografia"/>
+      </w:pPr>
+      <w:r>
+        <w:t xml:space="preserve">Medeiros, E. S. F., Silva, M. J., &amp; Ramos, R. T. C. (2008b). Application of catchment- and local-scale variables for aquatic habitat characterization and assessment in the brazilian semi-arid region.</w:t>
+      </w:r>
+      <w:r>
+        <w:t xml:space="preserve"> </w:t>
+      </w:r>
+      <w:r>
+        <w:rPr>
+          <w:i/>
+          <w:iCs/>
+        </w:rPr>
+        <w:t xml:space="preserve">Neotropical Biology and Conservation</w:t>
+      </w:r>
+      <w:r>
+        <w:t xml:space="preserve">,</w:t>
+      </w:r>
+      <w:r>
+        <w:t xml:space="preserve"> </w:t>
+      </w:r>
+      <w:r>
+        <w:rPr>
+          <w:i/>
+          <w:iCs/>
+        </w:rPr>
+        <w:t xml:space="preserve">3</w:t>
+      </w:r>
+      <w:r>
+        <w:t xml:space="preserve">(1), 13–20.</w:t>
+      </w:r>
+      <w:r>
+        <w:t xml:space="preserve"> </w:t>
+      </w:r>
+      <w:hyperlink r:id="rId91">
+        <w:r>
+          <w:rPr>
+            <w:rStyle w:val="Hyperlink"/>
+          </w:rPr>
+          <w:t xml:space="preserve">https://revistas.unisinos.br/index.php/neotropical/article/view/5440</w:t>
+        </w:r>
+      </w:hyperlink>
+    </w:p>
+    <w:bookmarkEnd w:id="93"/>
+    <w:bookmarkStart w:id="94" w:name="ref-medeiros2008a"/>
+    <w:p>
+      <w:pPr>
+        <w:pStyle w:val="Bibliografia"/>
+      </w:pPr>
+      <w:r>
+        <w:t xml:space="preserve">Medeiros, E. S. F., Silva, M. J., &amp; Ramos, R. T. C. (2008c). Application of catchment- and local-scale variables for aquatic habitat characterization and assessment in the brazilian semi-arid region.</w:t>
+      </w:r>
+      <w:r>
+        <w:t xml:space="preserve"> </w:t>
+      </w:r>
+      <w:r>
+        <w:rPr>
+          <w:i/>
+          <w:iCs/>
+        </w:rPr>
+        <w:t xml:space="preserve">Neotropical Biology and Conservation</w:t>
+      </w:r>
+      <w:r>
+        <w:t xml:space="preserve">,</w:t>
+      </w:r>
+      <w:r>
+        <w:t xml:space="preserve"> </w:t>
+      </w:r>
+      <w:r>
+        <w:rPr>
+          <w:i/>
+          <w:iCs/>
+        </w:rPr>
+        <w:t xml:space="preserve">3</w:t>
+      </w:r>
+      <w:r>
+        <w:t xml:space="preserve">(1), 13–20.</w:t>
+      </w:r>
+      <w:r>
+        <w:t xml:space="preserve"> </w:t>
+      </w:r>
+      <w:hyperlink r:id="rId91">
+        <w:r>
+          <w:rPr>
+            <w:rStyle w:val="Hyperlink"/>
+          </w:rPr>
+          <w:t xml:space="preserve">https://revistas.unisinos.br/index.php/neotropical/article/view/5440</w:t>
+        </w:r>
+      </w:hyperlink>
+    </w:p>
+    <w:bookmarkEnd w:id="94"/>
+    <w:bookmarkStart w:id="95" w:name="ref-RN2990"/>
     <w:p>
       <w:pPr>
         <w:pStyle w:val="Bibliografia"/>
@@ -2562,8 +3441,8 @@
         <w:t xml:space="preserve">(5th ed., p. 1480) [Book]. Kendall Hunt Publishing Company.</w:t>
       </w:r>
     </w:p>
-    <w:bookmarkEnd w:id="76"/>
-    <w:bookmarkStart w:id="77" w:name="ref-RN782"/>
+    <w:bookmarkEnd w:id="95"/>
+    <w:bookmarkStart w:id="96" w:name="ref-RN782"/>
     <w:p>
       <w:pPr>
         <w:pStyle w:val="Bibliografia"/>
@@ -2588,8 +3467,8 @@
         <w:t xml:space="preserve">(p. 176) [Book]. Technical Books Editora.</w:t>
       </w:r>
     </w:p>
-    <w:bookmarkEnd w:id="77"/>
-    <w:bookmarkStart w:id="79" w:name="ref-RN2461"/>
+    <w:bookmarkEnd w:id="96"/>
+    <w:bookmarkStart w:id="98" w:name="ref-RN2461"/>
     <w:p>
       <w:pPr>
         <w:pStyle w:val="Bibliografia"/>
@@ -2626,7 +3505,7 @@
       <w:r>
         <w:t xml:space="preserve"> </w:t>
       </w:r>
-      <w:hyperlink r:id="rId78">
+      <w:hyperlink r:id="rId97">
         <w:r>
           <w:rPr>
             <w:rStyle w:val="Hyperlink"/>
@@ -2635,8 +3514,8 @@
         </w:r>
       </w:hyperlink>
     </w:p>
-    <w:bookmarkEnd w:id="79"/>
-    <w:bookmarkStart w:id="81" w:name="ref-RN2832"/>
+    <w:bookmarkEnd w:id="98"/>
+    <w:bookmarkStart w:id="100" w:name="ref-RN2832"/>
     <w:p>
       <w:pPr>
         <w:pStyle w:val="Bibliografia"/>
@@ -2663,7 +3542,7 @@
       <w:r>
         <w:t xml:space="preserve"> </w:t>
       </w:r>
-      <w:hyperlink r:id="rId80">
+      <w:hyperlink r:id="rId99">
         <w:r>
           <w:rPr>
             <w:rStyle w:val="Hyperlink"/>
@@ -2672,8 +3551,8 @@
         </w:r>
       </w:hyperlink>
     </w:p>
-    <w:bookmarkEnd w:id="81"/>
-    <w:bookmarkStart w:id="83" w:name="ref-RN2614"/>
+    <w:bookmarkEnd w:id="100"/>
+    <w:bookmarkStart w:id="102" w:name="ref-RN2614"/>
     <w:p>
       <w:pPr>
         <w:pStyle w:val="Bibliografia"/>
@@ -2710,7 +3589,7 @@
       <w:r>
         <w:t xml:space="preserve"> </w:t>
       </w:r>
-      <w:hyperlink r:id="rId82">
+      <w:hyperlink r:id="rId101">
         <w:r>
           <w:rPr>
             <w:rStyle w:val="Hyperlink"/>
@@ -2719,8 +3598,8 @@
         </w:r>
       </w:hyperlink>
     </w:p>
-    <w:bookmarkEnd w:id="83"/>
-    <w:bookmarkStart w:id="84" w:name="ref-RN2467"/>
+    <w:bookmarkEnd w:id="102"/>
+    <w:bookmarkStart w:id="103" w:name="ref-RN2467"/>
     <w:p>
       <w:pPr>
         <w:pStyle w:val="Bibliografia"/>
@@ -2745,14 +3624,14 @@
         <w:t xml:space="preserve">(pp. 26–48). CSIRO Publishing.</w:t>
       </w:r>
     </w:p>
-    <w:bookmarkEnd w:id="84"/>
-    <w:bookmarkStart w:id="86" w:name="ref-RN2694"/>
+    <w:bookmarkEnd w:id="103"/>
+    <w:bookmarkStart w:id="105" w:name="ref-rocha2012"/>
     <w:p>
       <w:pPr>
         <w:pStyle w:val="Bibliografia"/>
       </w:pPr>
       <w:r>
-        <w:t xml:space="preserve">Rocha, L. G., Medeiros, E. S. F., &amp; Andrade, H. T. A. (2012). Influence of flow variability on macroinvertebrate assemblages in an intermittent stream of semi-arid brazil [Journal Article].</w:t>
+        <w:t xml:space="preserve">Rocha, L. G., Medeiros, E. S. F., &amp; Andrade, H. T. A. (2012). Influence of flow variability on macroinvertebrate assemblages in an intermittent stream of semi-arid Brazil.</w:t>
       </w:r>
       <w:r>
         <w:t xml:space="preserve"> </w:t>
@@ -2783,7 +3662,7 @@
       <w:r>
         <w:t xml:space="preserve"> </w:t>
       </w:r>
-      <w:hyperlink r:id="rId85">
+      <w:hyperlink r:id="rId104">
         <w:r>
           <w:rPr>
             <w:rStyle w:val="Hyperlink"/>
@@ -2792,8 +3671,8 @@
         </w:r>
       </w:hyperlink>
     </w:p>
-    <w:bookmarkEnd w:id="86"/>
-    <w:bookmarkStart w:id="87" w:name="ref-RN636"/>
+    <w:bookmarkEnd w:id="105"/>
+    <w:bookmarkStart w:id="106" w:name="ref-RN636"/>
     <w:p>
       <w:pPr>
         <w:pStyle w:val="Bibliografia"/>
@@ -2828,8 +3707,8 @@
         <w:t xml:space="preserve">, 391–412.</w:t>
       </w:r>
     </w:p>
-    <w:bookmarkEnd w:id="87"/>
-    <w:bookmarkStart w:id="89" w:name="ref-RN1788"/>
+    <w:bookmarkEnd w:id="106"/>
+    <w:bookmarkStart w:id="108" w:name="ref-RN1788"/>
     <w:p>
       <w:pPr>
         <w:pStyle w:val="Bibliografia"/>
@@ -2856,7 +3735,7 @@
       <w:r>
         <w:t xml:space="preserve"> </w:t>
       </w:r>
-      <w:hyperlink r:id="rId88">
+      <w:hyperlink r:id="rId107">
         <w:r>
           <w:rPr>
             <w:rStyle w:val="Hyperlink"/>
@@ -2865,8 +3744,8 @@
         </w:r>
       </w:hyperlink>
     </w:p>
-    <w:bookmarkEnd w:id="89"/>
-    <w:bookmarkStart w:id="90" w:name="ref-RN67"/>
+    <w:bookmarkEnd w:id="108"/>
+    <w:bookmarkStart w:id="109" w:name="ref-RN67"/>
     <w:p>
       <w:pPr>
         <w:pStyle w:val="Bibliografia"/>
@@ -2891,8 +3770,8 @@
         <w:t xml:space="preserve">(3rd ed., p. 776) [Book]. W.H. Freeman; Company.</w:t>
       </w:r>
     </w:p>
-    <w:bookmarkEnd w:id="90"/>
-    <w:bookmarkStart w:id="92" w:name="ref-RN2774"/>
+    <w:bookmarkEnd w:id="109"/>
+    <w:bookmarkStart w:id="111" w:name="ref-RN2774"/>
     <w:p>
       <w:pPr>
         <w:pStyle w:val="Bibliografia"/>
@@ -2919,7 +3798,7 @@
       <w:r>
         <w:t xml:space="preserve"> </w:t>
       </w:r>
-      <w:hyperlink r:id="rId91">
+      <w:hyperlink r:id="rId110">
         <w:r>
           <w:rPr>
             <w:rStyle w:val="Hyperlink"/>
@@ -2928,8 +3807,8 @@
         </w:r>
       </w:hyperlink>
     </w:p>
-    <w:bookmarkEnd w:id="92"/>
-    <w:bookmarkStart w:id="93" w:name="ref-RN188"/>
+    <w:bookmarkEnd w:id="111"/>
+    <w:bookmarkStart w:id="112" w:name="ref-RN188"/>
     <w:p>
       <w:pPr>
         <w:pStyle w:val="Bibliografia"/>
@@ -2954,8 +3833,8 @@
         <w:t xml:space="preserve">(3rd ed.) [Edited Book]. Academic Press.</w:t>
       </w:r>
     </w:p>
-    <w:bookmarkEnd w:id="93"/>
-    <w:bookmarkStart w:id="95" w:name="ref-RN3029"/>
+    <w:bookmarkEnd w:id="112"/>
+    <w:bookmarkStart w:id="114" w:name="ref-RN3029"/>
     <w:p>
       <w:pPr>
         <w:pStyle w:val="Bibliografia"/>
@@ -2992,7 +3871,7 @@
       <w:r>
         <w:t xml:space="preserve"> </w:t>
       </w:r>
-      <w:hyperlink r:id="rId94">
+      <w:hyperlink r:id="rId113">
         <w:r>
           <w:rPr>
             <w:rStyle w:val="Hyperlink"/>
@@ -3001,8 +3880,8 @@
         </w:r>
       </w:hyperlink>
     </w:p>
-    <w:bookmarkEnd w:id="95"/>
-    <w:bookmarkStart w:id="97" w:name="ref-RN2991"/>
+    <w:bookmarkEnd w:id="114"/>
+    <w:bookmarkStart w:id="116" w:name="ref-RN2991"/>
     <w:p>
       <w:pPr>
         <w:pStyle w:val="Bibliografia"/>
@@ -3029,7 +3908,7 @@
       <w:r>
         <w:t xml:space="preserve"> </w:t>
       </w:r>
-      <w:hyperlink r:id="rId96">
+      <w:hyperlink r:id="rId115">
         <w:r>
           <w:rPr>
             <w:rStyle w:val="Hyperlink"/>
@@ -3038,8 +3917,8 @@
         </w:r>
       </w:hyperlink>
     </w:p>
-    <w:bookmarkEnd w:id="97"/>
-    <w:bookmarkStart w:id="99" w:name="ref-RN2907"/>
+    <w:bookmarkEnd w:id="116"/>
+    <w:bookmarkStart w:id="118" w:name="ref-RN2907"/>
     <w:p>
       <w:pPr>
         <w:pStyle w:val="Bibliografia"/>
@@ -3076,7 +3955,7 @@
       <w:r>
         <w:t xml:space="preserve"> </w:t>
       </w:r>
-      <w:hyperlink r:id="rId98">
+      <w:hyperlink r:id="rId117">
         <w:r>
           <w:rPr>
             <w:rStyle w:val="Hyperlink"/>
@@ -3085,8 +3964,8 @@
         </w:r>
       </w:hyperlink>
     </w:p>
-    <w:bookmarkEnd w:id="99"/>
-    <w:bookmarkStart w:id="100" w:name="ref-RN158"/>
+    <w:bookmarkEnd w:id="118"/>
+    <w:bookmarkStart w:id="119" w:name="ref-RN158"/>
     <w:p>
       <w:pPr>
         <w:pStyle w:val="Bibliografia"/>
@@ -3111,10 +3990,10 @@
         <w:t xml:space="preserve">(4th ed., p. 663) [Book]. Prentice Hall.</w:t>
       </w:r>
     </w:p>
-    <w:bookmarkEnd w:id="100"/>
-    <w:bookmarkEnd w:id="101"/>
-    <w:bookmarkEnd w:id="102"/>
-    <w:bookmarkStart w:id="127" w:name="figures-and-tables"/>
+    <w:bookmarkEnd w:id="119"/>
+    <w:bookmarkEnd w:id="120"/>
+    <w:bookmarkEnd w:id="121"/>
+    <w:bookmarkStart w:id="146" w:name="figures-and-tables"/>
     <w:p>
       <w:pPr>
         <w:pStyle w:val="Ttulo1"/>
@@ -3306,7 +4185,7 @@
         <w:t xml:space="preserve">Table II. Summary of CCA axes of environmental variables and benthic macroinvertebrates collected from aquatic ecosystems in Brazilian semi-arid during 2006 hydrological cycle.</w:t>
       </w:r>
     </w:p>
-    <w:bookmarkStart w:id="123" w:name="figures"/>
+    <w:bookmarkStart w:id="142" w:name="figures"/>
     <w:p>
       <w:pPr>
         <w:pStyle w:val="Ttulo2"/>
@@ -3336,7 +4215,7 @@
       <w:tr>
         <w:tc>
           <w:tcPr/>
-          <w:bookmarkStart w:id="106" w:name="fig-mapa"/>
+          <w:bookmarkStart w:id="125" w:name="fig-mapa"/>
           <w:p>
             <w:pPr>
               <w:pStyle w:val="Compact"/>
@@ -3347,18 +4226,18 @@
                 <wp:inline>
                   <wp:extent cx="5600700" cy="3957682"/>
                   <wp:effectExtent b="0" l="0" r="0" t="0"/>
-                  <wp:docPr descr="" title="" id="104" name="Picture"/>
+                  <wp:docPr descr="" title="" id="123" name="Picture"/>
                   <a:graphic>
                     <a:graphicData uri="http://schemas.openxmlformats.org/drawingml/2006/picture">
                       <pic:pic>
                         <pic:nvPicPr>
-                          <pic:cNvPr descr="mapa_final.jpeg" id="105" name="Picture"/>
+                          <pic:cNvPr descr="mapa_final.jpeg" id="124" name="Picture"/>
                           <pic:cNvPicPr>
                             <a:picLocks noChangeArrowheads="1" noChangeAspect="1"/>
                           </pic:cNvPicPr>
                         </pic:nvPicPr>
                         <pic:blipFill>
-                          <a:blip r:embed="rId103"/>
+                          <a:blip r:embed="rId122"/>
                           <a:stretch>
                             <a:fillRect/>
                           </a:stretch>
@@ -3398,7 +4277,7 @@
               <w:t xml:space="preserve">Figure 1: Study sites in semiarid Brazil.</w:t>
             </w:r>
           </w:p>
-          <w:bookmarkEnd w:id="106"/>
+          <w:bookmarkEnd w:id="125"/>
         </w:tc>
       </w:tr>
     </w:tbl>
@@ -3423,7 +4302,7 @@
       <w:tr>
         <w:tc>
           <w:tcPr/>
-          <w:bookmarkStart w:id="110" w:name="fig-hab_pcafviz"/>
+          <w:bookmarkStart w:id="129" w:name="fig-hab_pcafviz"/>
           <w:p>
             <w:pPr>
               <w:pStyle w:val="Compact"/>
@@ -3434,18 +4313,18 @@
                 <wp:inline>
                   <wp:extent cx="5600700" cy="4582390"/>
                   <wp:effectExtent b="0" l="0" r="0" t="0"/>
-                  <wp:docPr descr="" title="" id="108" name="Picture"/>
+                  <wp:docPr descr="" title="" id="127" name="Picture"/>
                   <a:graphic>
                     <a:graphicData uri="http://schemas.openxmlformats.org/drawingml/2006/picture">
                       <pic:pic>
                         <pic:nvPicPr>
-                          <pic:cNvPr descr="fig-hab_PCA_fviz.png" id="109" name="Picture"/>
+                          <pic:cNvPr descr="fig-hab_PCA_fviz.png" id="128" name="Picture"/>
                           <pic:cNvPicPr>
                             <a:picLocks noChangeArrowheads="1" noChangeAspect="1"/>
                           </pic:cNvPicPr>
                         </pic:nvPicPr>
                         <pic:blipFill>
-                          <a:blip r:embed="rId107"/>
+                          <a:blip r:embed="rId126"/>
                           <a:stretch>
                             <a:fillRect/>
                           </a:stretch>
@@ -3500,7 +4379,7 @@
               <w:t xml:space="preserve">function.</w:t>
             </w:r>
           </w:p>
-          <w:bookmarkEnd w:id="110"/>
+          <w:bookmarkEnd w:id="129"/>
         </w:tc>
       </w:tr>
     </w:tbl>
@@ -3525,7 +4404,7 @@
       <w:tr>
         <w:tc>
           <w:tcPr/>
-          <w:bookmarkStart w:id="114" w:name="fig-rarerich"/>
+          <w:bookmarkStart w:id="133" w:name="fig-rarerich"/>
           <w:p>
             <w:pPr>
               <w:pStyle w:val="Compact"/>
@@ -3536,18 +4415,18 @@
                 <wp:inline>
                   <wp:extent cx="5600700" cy="5600700"/>
                   <wp:effectExtent b="0" l="0" r="0" t="0"/>
-                  <wp:docPr descr="" title="" id="112" name="Picture"/>
+                  <wp:docPr descr="" title="" id="131" name="Picture"/>
                   <a:graphic>
                     <a:graphicData uri="http://schemas.openxmlformats.org/drawingml/2006/picture">
                       <pic:pic>
                         <pic:nvPicPr>
-                          <pic:cNvPr descr="fig-rarerich.png" id="113" name="Picture"/>
+                          <pic:cNvPr descr="fig-rarerich.png" id="132" name="Picture"/>
                           <pic:cNvPicPr>
                             <a:picLocks noChangeArrowheads="1" noChangeAspect="1"/>
                           </pic:cNvPicPr>
                         </pic:nvPicPr>
                         <pic:blipFill>
-                          <a:blip r:embed="rId111"/>
+                          <a:blip r:embed="rId130"/>
                           <a:stretch>
                             <a:fillRect/>
                           </a:stretch>
@@ -3587,7 +4466,7 @@
               <w:t xml:space="preserve">Figure 3: Variation in rarefied richness across study sites.</w:t>
             </w:r>
           </w:p>
-          <w:bookmarkEnd w:id="114"/>
+          <w:bookmarkEnd w:id="133"/>
         </w:tc>
       </w:tr>
     </w:tbl>
@@ -3612,7 +4491,7 @@
       <w:tr>
         <w:tc>
           <w:tcPr/>
-          <w:bookmarkStart w:id="118" w:name="fig-nmds"/>
+          <w:bookmarkStart w:id="137" w:name="fig-nmds"/>
           <w:p>
             <w:pPr>
               <w:pStyle w:val="Compact"/>
@@ -3623,18 +4502,18 @@
                 <wp:inline>
                   <wp:extent cx="5600700" cy="4356100"/>
                   <wp:effectExtent b="0" l="0" r="0" t="0"/>
-                  <wp:docPr descr="" title="" id="116" name="Picture"/>
+                  <wp:docPr descr="" title="" id="135" name="Picture"/>
                   <a:graphic>
                     <a:graphicData uri="http://schemas.openxmlformats.org/drawingml/2006/picture">
                       <pic:pic>
                         <pic:nvPicPr>
-                          <pic:cNvPr descr="fig-nmds.png" id="117" name="Picture"/>
+                          <pic:cNvPr descr="fig-nmds.png" id="136" name="Picture"/>
                           <pic:cNvPicPr>
                             <a:picLocks noChangeArrowheads="1" noChangeAspect="1"/>
                           </pic:cNvPicPr>
                         </pic:nvPicPr>
                         <pic:blipFill>
-                          <a:blip r:embed="rId115"/>
+                          <a:blip r:embed="rId134"/>
                           <a:stretch>
                             <a:fillRect/>
                           </a:stretch>
@@ -3674,7 +4553,7 @@
               <w:t xml:space="preserve">Figure 4: Community data NMDS.</w:t>
             </w:r>
           </w:p>
-          <w:bookmarkEnd w:id="118"/>
+          <w:bookmarkEnd w:id="137"/>
         </w:tc>
       </w:tr>
     </w:tbl>
@@ -3699,7 +4578,7 @@
       <w:tr>
         <w:tc>
           <w:tcPr/>
-          <w:bookmarkStart w:id="122" w:name="fig-rda"/>
+          <w:bookmarkStart w:id="141" w:name="fig-rda"/>
           <w:p>
             <w:pPr>
               <w:pStyle w:val="Compact"/>
@@ -3710,18 +4589,18 @@
                 <wp:inline>
                   <wp:extent cx="5600700" cy="5600700"/>
                   <wp:effectExtent b="0" l="0" r="0" t="0"/>
-                  <wp:docPr descr="" title="" id="120" name="Picture"/>
+                  <wp:docPr descr="" title="" id="139" name="Picture"/>
                   <a:graphic>
                     <a:graphicData uri="http://schemas.openxmlformats.org/drawingml/2006/picture">
                       <pic:pic>
                         <pic:nvPicPr>
-                          <pic:cNvPr descr="fig-rda_panel.png" id="121" name="Picture"/>
+                          <pic:cNvPr descr="fig-rda_panel.png" id="140" name="Picture"/>
                           <pic:cNvPicPr>
                             <a:picLocks noChangeArrowheads="1" noChangeAspect="1"/>
                           </pic:cNvPicPr>
                         </pic:nvPicPr>
                         <pic:blipFill>
-                          <a:blip r:embed="rId119"/>
+                          <a:blip r:embed="rId138"/>
                           <a:stretch>
                             <a:fillRect/>
                           </a:stretch>
@@ -3761,12 +4640,12 @@
               <w:t xml:space="preserve">Figure 5: Redundace Analisys.</w:t>
             </w:r>
           </w:p>
-          <w:bookmarkEnd w:id="122"/>
+          <w:bookmarkEnd w:id="141"/>
         </w:tc>
       </w:tr>
     </w:tbl>
-    <w:bookmarkEnd w:id="123"/>
-    <w:bookmarkStart w:id="126" w:name="tables"/>
+    <w:bookmarkEnd w:id="142"/>
+    <w:bookmarkStart w:id="145" w:name="tables"/>
     <w:p>
       <w:pPr>
         <w:pStyle w:val="Ttulo2"/>
@@ -3796,7 +4675,7 @@
       <w:tr>
         <w:tc>
           <w:tcPr/>
-          <w:bookmarkStart w:id="124" w:name="tbl-hab_gttable"/>
+          <w:bookmarkStart w:id="143" w:name="tbl-hab_gttable"/>
           <w:p>
             <w:pPr>
               <w:jc w:val="center"/>
@@ -9129,7 +10008,7 @@
               </w:tc>
             </w:tr>
           </w:tbl>
-          <w:bookmarkEnd w:id="124"/>
+          <w:bookmarkEnd w:id="143"/>
         </w:tc>
       </w:tr>
     </w:tbl>
@@ -9154,7 +10033,7 @@
       <w:tr>
         <w:tc>
           <w:tcPr/>
-          <w:bookmarkStart w:id="125" w:name="tbl-spp_gttable"/>
+          <w:bookmarkStart w:id="144" w:name="tbl-spp_gttable"/>
           <w:p>
             <w:pPr>
               <w:jc w:val="center"/>
@@ -18633,13 +19512,13 @@
               </w:tc>
             </w:tr>
           </w:tbl>
-          <w:bookmarkEnd w:id="125"/>
+          <w:bookmarkEnd w:id="144"/>
         </w:tc>
       </w:tr>
     </w:tbl>
-    <w:bookmarkEnd w:id="126"/>
-    <w:bookmarkEnd w:id="127"/>
-    <w:bookmarkStart w:id="128" w:name="apendices"/>
+    <w:bookmarkEnd w:id="145"/>
+    <w:bookmarkEnd w:id="146"/>
+    <w:bookmarkStart w:id="147" w:name="apendices"/>
     <w:p>
       <w:pPr>
         <w:pStyle w:val="Ttulo1"/>
@@ -18648,8 +19527,8 @@
         <w:t xml:space="preserve">Apendices</w:t>
       </w:r>
     </w:p>
-    <w:bookmarkEnd w:id="128"/>
-    <w:bookmarkStart w:id="160" w:name="non-used-figures-and-tables"/>
+    <w:bookmarkEnd w:id="147"/>
+    <w:bookmarkStart w:id="179" w:name="non-used-figures-and-tables"/>
     <w:p>
       <w:pPr>
         <w:pStyle w:val="Ttulo1"/>
@@ -18679,7 +19558,7 @@
       <w:tr>
         <w:tc>
           <w:tcPr/>
-          <w:bookmarkStart w:id="132" w:name="fig-hab_pairs"/>
+          <w:bookmarkStart w:id="151" w:name="fig-hab_pairs"/>
           <w:p>
             <w:pPr>
               <w:pStyle w:val="Compact"/>
@@ -18690,18 +19569,18 @@
                 <wp:inline>
                   <wp:extent cx="5600700" cy="5600700"/>
                   <wp:effectExtent b="0" l="0" r="0" t="0"/>
-                  <wp:docPr descr="" title="" id="130" name="Picture"/>
+                  <wp:docPr descr="" title="" id="149" name="Picture"/>
                   <a:graphic>
                     <a:graphicData uri="http://schemas.openxmlformats.org/drawingml/2006/picture">
                       <pic:pic>
                         <pic:nvPicPr>
-                          <pic:cNvPr descr="fig-hab_pairs.png" id="131" name="Picture"/>
+                          <pic:cNvPr descr="fig-hab_pairs.png" id="150" name="Picture"/>
                           <pic:cNvPicPr>
                             <a:picLocks noChangeArrowheads="1" noChangeAspect="1"/>
                           </pic:cNvPicPr>
                         </pic:nvPicPr>
                         <pic:blipFill>
-                          <a:blip r:embed="rId129"/>
+                          <a:blip r:embed="rId148"/>
                           <a:stretch>
                             <a:fillRect/>
                           </a:stretch>
@@ -18741,7 +19620,7 @@
               <w:t xml:space="preserve">Figure 6: Environment variables correlations pairs.</w:t>
             </w:r>
           </w:p>
-          <w:bookmarkEnd w:id="132"/>
+          <w:bookmarkEnd w:id="151"/>
         </w:tc>
       </w:tr>
     </w:tbl>
@@ -18766,7 +19645,7 @@
       <w:tr>
         <w:tc>
           <w:tcPr/>
-          <w:bookmarkStart w:id="136" w:name="fig-hab_corrplot"/>
+          <w:bookmarkStart w:id="155" w:name="fig-hab_corrplot"/>
           <w:p>
             <w:pPr>
               <w:pStyle w:val="Compact"/>
@@ -18777,18 +19656,18 @@
                 <wp:inline>
                   <wp:extent cx="5600700" cy="5600700"/>
                   <wp:effectExtent b="0" l="0" r="0" t="0"/>
-                  <wp:docPr descr="" title="" id="134" name="Picture"/>
+                  <wp:docPr descr="" title="" id="153" name="Picture"/>
                   <a:graphic>
                     <a:graphicData uri="http://schemas.openxmlformats.org/drawingml/2006/picture">
                       <pic:pic>
                         <pic:nvPicPr>
-                          <pic:cNvPr descr="fig-hab_corrplot.png" id="135" name="Picture"/>
+                          <pic:cNvPr descr="fig-hab_corrplot.png" id="154" name="Picture"/>
                           <pic:cNvPicPr>
                             <a:picLocks noChangeArrowheads="1" noChangeAspect="1"/>
                           </pic:cNvPicPr>
                         </pic:nvPicPr>
                         <pic:blipFill>
-                          <a:blip r:embed="rId133"/>
+                          <a:blip r:embed="rId152"/>
                           <a:stretch>
                             <a:fillRect/>
                           </a:stretch>
@@ -18828,7 +19707,7 @@
               <w:t xml:space="preserve">Figure 7: Habitat variables correlations correlogram.</w:t>
             </w:r>
           </w:p>
-          <w:bookmarkEnd w:id="136"/>
+          <w:bookmarkEnd w:id="155"/>
         </w:tc>
       </w:tr>
     </w:tbl>
@@ -18853,7 +19732,7 @@
       <w:tr>
         <w:tc>
           <w:tcPr/>
-          <w:bookmarkStart w:id="140" w:name="fig-hab_pcarbase"/>
+          <w:bookmarkStart w:id="159" w:name="fig-hab_pcarbase"/>
           <w:p>
             <w:pPr>
               <w:pStyle w:val="Compact"/>
@@ -18864,18 +19743,18 @@
                 <wp:inline>
                   <wp:extent cx="5600700" cy="5600700"/>
                   <wp:effectExtent b="0" l="0" r="0" t="0"/>
-                  <wp:docPr descr="" title="" id="138" name="Picture"/>
+                  <wp:docPr descr="" title="" id="157" name="Picture"/>
                   <a:graphic>
                     <a:graphicData uri="http://schemas.openxmlformats.org/drawingml/2006/picture">
                       <pic:pic>
                         <pic:nvPicPr>
-                          <pic:cNvPr descr="fig-hab_PCA_rbase.png" id="139" name="Picture"/>
+                          <pic:cNvPr descr="fig-hab_PCA_rbase.png" id="158" name="Picture"/>
                           <pic:cNvPicPr>
                             <a:picLocks noChangeArrowheads="1" noChangeAspect="1"/>
                           </pic:cNvPicPr>
                         </pic:nvPicPr>
                         <pic:blipFill>
-                          <a:blip r:embed="rId137"/>
+                          <a:blip r:embed="rId156"/>
                           <a:stretch>
                             <a:fillRect/>
                           </a:stretch>
@@ -18945,7 +19824,7 @@
               <w:t xml:space="preserve">functions.</w:t>
             </w:r>
           </w:p>
-          <w:bookmarkEnd w:id="140"/>
+          <w:bookmarkEnd w:id="159"/>
         </w:tc>
       </w:tr>
     </w:tbl>
@@ -18970,7 +19849,7 @@
       <w:tr>
         <w:tc>
           <w:tcPr/>
-          <w:bookmarkStart w:id="144" w:name="fig-sig_spp"/>
+          <w:bookmarkStart w:id="163" w:name="fig-sig_spp"/>
           <w:p>
             <w:pPr>
               <w:pStyle w:val="Compact"/>
@@ -18981,18 +19860,18 @@
                 <wp:inline>
                   <wp:extent cx="5600700" cy="5600700"/>
                   <wp:effectExtent b="0" l="0" r="0" t="0"/>
-                  <wp:docPr descr="" title="" id="142" name="Picture"/>
+                  <wp:docPr descr="" title="" id="161" name="Picture"/>
                   <a:graphic>
                     <a:graphicData uri="http://schemas.openxmlformats.org/drawingml/2006/picture">
                       <pic:pic>
                         <pic:nvPicPr>
-                          <pic:cNvPr descr="fig-sig_spp.png" id="143" name="Picture"/>
+                          <pic:cNvPr descr="fig-sig_spp.png" id="162" name="Picture"/>
                           <pic:cNvPicPr>
                             <a:picLocks noChangeArrowheads="1" noChangeAspect="1"/>
                           </pic:cNvPicPr>
                         </pic:nvPicPr>
                         <pic:blipFill>
-                          <a:blip r:embed="rId141"/>
+                          <a:blip r:embed="rId160"/>
                           <a:stretch>
                             <a:fillRect/>
                           </a:stretch>
@@ -19032,7 +19911,7 @@
               <w:t xml:space="preserve">Figure 9: Multilevel Pattern Analysis of indicator species.</w:t>
             </w:r>
           </w:p>
-          <w:bookmarkEnd w:id="144"/>
+          <w:bookmarkEnd w:id="163"/>
         </w:tc>
       </w:tr>
     </w:tbl>
@@ -19057,7 +19936,7 @@
       <w:tr>
         <w:tc>
           <w:tcPr/>
-          <w:bookmarkStart w:id="148" w:name="fig-hab_gttable"/>
+          <w:bookmarkStart w:id="167" w:name="fig-hab_gttable"/>
           <w:p>
             <w:pPr>
               <w:pStyle w:val="Compact"/>
@@ -19068,18 +19947,18 @@
                 <wp:inline>
                   <wp:extent cx="5600700" cy="10940718"/>
                   <wp:effectExtent b="0" l="0" r="0" t="0"/>
-                  <wp:docPr descr="" title="" id="146" name="Picture"/>
+                  <wp:docPr descr="" title="" id="165" name="Picture"/>
                   <a:graphic>
                     <a:graphicData uri="http://schemas.openxmlformats.org/drawingml/2006/picture">
                       <pic:pic>
                         <pic:nvPicPr>
-                          <pic:cNvPr descr="fig-hab_gttable.png" id="147" name="Picture"/>
+                          <pic:cNvPr descr="fig-hab_gttable.png" id="166" name="Picture"/>
                           <pic:cNvPicPr>
                             <a:picLocks noChangeArrowheads="1" noChangeAspect="1"/>
                           </pic:cNvPicPr>
                         </pic:nvPicPr>
                         <pic:blipFill>
-                          <a:blip r:embed="rId145"/>
+                          <a:blip r:embed="rId164"/>
                           <a:stretch>
                             <a:fillRect/>
                           </a:stretch>
@@ -19119,7 +19998,7 @@
               <w:t xml:space="preserve">Figure 10: Environment data GT table</w:t>
             </w:r>
           </w:p>
-          <w:bookmarkEnd w:id="148"/>
+          <w:bookmarkEnd w:id="167"/>
         </w:tc>
       </w:tr>
     </w:tbl>
@@ -19144,7 +20023,7 @@
       <w:tr>
         <w:tc>
           <w:tcPr/>
-          <w:bookmarkStart w:id="152" w:name="fig-density_tab"/>
+          <w:bookmarkStart w:id="171" w:name="fig-density_tab"/>
           <w:p>
             <w:pPr>
               <w:pStyle w:val="Compact"/>
@@ -19155,18 +20034,18 @@
                 <wp:inline>
                   <wp:extent cx="5600700" cy="23267772"/>
                   <wp:effectExtent b="0" l="0" r="0" t="0"/>
-                  <wp:docPr descr="" title="" id="150" name="Picture"/>
+                  <wp:docPr descr="" title="" id="169" name="Picture"/>
                   <a:graphic>
                     <a:graphicData uri="http://schemas.openxmlformats.org/drawingml/2006/picture">
                       <pic:pic>
                         <pic:nvPicPr>
-                          <pic:cNvPr descr="fig-spp_gttable.png" id="151" name="Picture"/>
+                          <pic:cNvPr descr="fig-spp_gttable.png" id="170" name="Picture"/>
                           <pic:cNvPicPr>
                             <a:picLocks noChangeArrowheads="1" noChangeAspect="1"/>
                           </pic:cNvPicPr>
                         </pic:nvPicPr>
                         <pic:blipFill>
-                          <a:blip r:embed="rId149"/>
+                          <a:blip r:embed="rId168"/>
                           <a:stretch>
                             <a:fillRect/>
                           </a:stretch>
@@ -19206,7 +20085,7 @@
               <w:t xml:space="preserve">Figure 11: Density of species data table.</w:t>
             </w:r>
           </w:p>
-          <w:bookmarkEnd w:id="152"/>
+          <w:bookmarkEnd w:id="171"/>
         </w:tc>
       </w:tr>
     </w:tbl>
@@ -19231,7 +20110,7 @@
       <w:tr>
         <w:tc>
           <w:tcPr/>
-          <w:bookmarkStart w:id="156" w:name="fig-descrspp_tab"/>
+          <w:bookmarkStart w:id="175" w:name="fig-descrspp_tab"/>
           <w:p>
             <w:pPr>
               <w:pStyle w:val="Compact"/>
@@ -19242,18 +20121,18 @@
                 <wp:inline>
                   <wp:extent cx="5600700" cy="10639977"/>
                   <wp:effectExtent b="0" l="0" r="0" t="0"/>
-                  <wp:docPr descr="" title="" id="154" name="Picture"/>
+                  <wp:docPr descr="" title="" id="173" name="Picture"/>
                   <a:graphic>
                     <a:graphicData uri="http://schemas.openxmlformats.org/drawingml/2006/picture">
                       <pic:pic>
                         <pic:nvPicPr>
-                          <pic:cNvPr descr="DescritoresSPP.png" id="155" name="Picture"/>
+                          <pic:cNvPr descr="DescritoresSPP.png" id="174" name="Picture"/>
                           <pic:cNvPicPr>
                             <a:picLocks noChangeArrowheads="1" noChangeAspect="1"/>
                           </pic:cNvPicPr>
                         </pic:nvPicPr>
                         <pic:blipFill>
-                          <a:blip r:embed="rId153"/>
+                          <a:blip r:embed="rId172"/>
                           <a:stretch>
                             <a:fillRect/>
                           </a:stretch>
@@ -19293,7 +20172,7 @@
               <w:t xml:space="preserve">Figure 12: Diversity descriptors of the community structure data table.</w:t>
             </w:r>
           </w:p>
-          <w:bookmarkEnd w:id="156"/>
+          <w:bookmarkEnd w:id="175"/>
         </w:tc>
       </w:tr>
     </w:tbl>
@@ -19338,18 +20217,18 @@
                 <wp:inline>
                   <wp:extent cx="152400" cy="152400"/>
                   <wp:effectExtent b="0" l="0" r="0" t="0"/>
-                  <wp:docPr descr="" title="" id="158" name="Picture"/>
+                  <wp:docPr descr="" title="" id="177" name="Picture"/>
                   <a:graphic>
                     <a:graphicData uri="http://schemas.openxmlformats.org/drawingml/2006/picture">
                       <pic:pic>
                         <pic:nvPicPr>
-                          <pic:cNvPr descr="C:\PROGRA~1\RStudio\RESOUR~1\app\bin\quarto\share\formats\docx\warning.png" id="159" name="Picture"/>
+                          <pic:cNvPr descr="C:\PROGRA~1\RStudio\RESOUR~1\app\bin\quarto\share\formats\docx\warning.png" id="178" name="Picture"/>
                           <pic:cNvPicPr>
                             <a:picLocks noChangeArrowheads="1" noChangeAspect="1"/>
                           </pic:cNvPicPr>
                         </pic:nvPicPr>
                         <pic:blipFill>
-                          <a:blip r:embed="rId157"/>
+                          <a:blip r:embed="rId176"/>
                           <a:stretch>
                             <a:fillRect/>
                           </a:stretch>
@@ -19402,7 +20281,7 @@
         </w:tc>
       </w:tr>
     </w:tbl>
-    <w:bookmarkEnd w:id="160"/>
+    <w:bookmarkEnd w:id="179"/>
     <w:sectPr>
       <w:pgSz w:h="15840" w:w="12240"/>
       <w:pgMar w:bottom="1417" w:footer="720" w:gutter="0" w:header="720" w:left="1701" w:right="1701" w:top="1417"/>

--- a/docs/index.docx
+++ b/docs/index.docx
@@ -198,7 +198,7 @@
         <w:t xml:space="preserve"> </w:t>
       </w:r>
       <w:r>
-        <w:t xml:space="preserve">Farias et al. (2012)</w:t>
+        <w:t xml:space="preserve">R. L. Farias et al. (2012)</w:t>
       </w:r>
       <w:r>
         <w:t xml:space="preserve">,</w:t>
@@ -207,7 +207,7 @@
         <w:t xml:space="preserve"> </w:t>
       </w:r>
       <w:r>
-        <w:t xml:space="preserve">Farias et al. (2020)</w:t>
+        <w:t xml:space="preserve">R. L. D. Farias et al. (2020)</w:t>
       </w:r>
       <w:r>
         <w:t xml:space="preserve"> </w:t>
@@ -219,7 +219,7 @@
         <w:t xml:space="preserve"> </w:t>
       </w:r>
       <w:r>
-        <w:t xml:space="preserve">Carvalho et al. (2013a)</w:t>
+        <w:t xml:space="preserve">Carvalho et al. (2013)</w:t>
       </w:r>
       <w:r>
         <w:t xml:space="preserve">). We aim at understanding the temporal differences across these sites. The hypothesis to be tested is that, when analyzed separately, different environments will have specific variables associated with the composition of benthic macroinvertebrates assemblages, and these variables do not reflect the overall set of sites, but each one individually. And that environmental variables are important explicative elements has been tested, confirming the established knowledge that semiarid environments in Brazil are highly spatially segregated with different sets of environmental variables determining the benthic fauna. Before testing this hypothesis, we intend to show that all sites will have different community compositions and different habitat structure.</w:t>
@@ -230,7 +230,17 @@
         <w:pStyle w:val="Corpodetexto"/>
       </w:pPr>
       <w:r>
-        <w:t xml:space="preserve">Maltchik et al. (2010)</w:t>
+        <w:t xml:space="preserve">(</w:t>
+      </w:r>
+      <w:r>
+        <w:rPr>
+          <w:b/>
+          <w:bCs/>
+        </w:rPr>
+        <w:t xml:space="preserve">RN2627?</w:t>
+      </w:r>
+      <w:r>
+        <w:t xml:space="preserve">)</w:t>
       </w:r>
       <w:r>
         <w:t xml:space="preserve">,</w:t>
@@ -239,7 +249,17 @@
         <w:t xml:space="preserve"> </w:t>
       </w:r>
       <w:r>
-        <w:t xml:space="preserve">Medeiros et al. (2024a)</w:t>
+        <w:t xml:space="preserve">(</w:t>
+      </w:r>
+      <w:r>
+        <w:rPr>
+          <w:b/>
+          <w:bCs/>
+        </w:rPr>
+        <w:t xml:space="preserve">RN1965?</w:t>
+      </w:r>
+      <w:r>
+        <w:t xml:space="preserve">)</w:t>
       </w:r>
       <w:r>
         <w:t xml:space="preserve">,</w:t>
@@ -248,7 +268,17 @@
         <w:t xml:space="preserve"> </w:t>
       </w:r>
       <w:r>
-        <w:t xml:space="preserve">Lanés et al. (2018)</w:t>
+        <w:t xml:space="preserve">(</w:t>
+      </w:r>
+      <w:r>
+        <w:rPr>
+          <w:b/>
+          <w:bCs/>
+        </w:rPr>
+        <w:t xml:space="preserve">RN361?</w:t>
+      </w:r>
+      <w:r>
+        <w:t xml:space="preserve">)</w:t>
       </w:r>
     </w:p>
     <w:bookmarkEnd w:id="20"/>
@@ -282,7 +312,17 @@
         <w:t xml:space="preserve"> </w:t>
       </w:r>
       <w:r>
-        <w:t xml:space="preserve">(J. E. de L. Barbosa et al., 2025)</w:t>
+        <w:t xml:space="preserve">(</w:t>
+      </w:r>
+      <w:r>
+        <w:rPr>
+          <w:b/>
+          <w:bCs/>
+        </w:rPr>
+        <w:t xml:space="preserve">RN2966?</w:t>
+      </w:r>
+      <w:r>
+        <w:t xml:space="preserve">)</w:t>
       </w:r>
       <w:r>
         <w:t xml:space="preserve">. The main hydrological feature in the study area is the intermittence of surface water flow of its streams and rivers and, as a consequence, many man-made reservoirs built from the damming of the intermittent streams</w:t>
@@ -291,7 +331,17 @@
         <w:t xml:space="preserve"> </w:t>
       </w:r>
       <w:r>
-        <w:t xml:space="preserve">(Maltchik &amp; Medeiros, 2006)</w:t>
+        <w:t xml:space="preserve">(</w:t>
+      </w:r>
+      <w:r>
+        <w:rPr>
+          <w:b/>
+          <w:bCs/>
+        </w:rPr>
+        <w:t xml:space="preserve">RN2442?</w:t>
+      </w:r>
+      <w:r>
+        <w:t xml:space="preserve">)</w:t>
       </w:r>
       <w:r>
         <w:t xml:space="preserve">. These rivers flow through the</w:t>
@@ -309,7 +359,17 @@
         <w:t xml:space="preserve"> </w:t>
       </w:r>
       <w:r>
-        <w:t xml:space="preserve">(Silva et al., 2017)</w:t>
+        <w:t xml:space="preserve">(</w:t>
+      </w:r>
+      <w:r>
+        <w:rPr>
+          <w:b/>
+          <w:bCs/>
+        </w:rPr>
+        <w:t xml:space="preserve">RN1788?</w:t>
+      </w:r>
+      <w:r>
+        <w:t xml:space="preserve">)</w:t>
       </w:r>
       <w:r>
         <w:t xml:space="preserve">. The climate in the study area is semiarid (BS´h hot and dry) and equatorial (As, dry summer)</w:t>
@@ -318,7 +378,17 @@
         <w:t xml:space="preserve"> </w:t>
       </w:r>
       <w:r>
-        <w:t xml:space="preserve">(Peel et al., 2007)</w:t>
+        <w:t xml:space="preserve">(</w:t>
+      </w:r>
+      <w:r>
+        <w:rPr>
+          <w:b/>
+          <w:bCs/>
+        </w:rPr>
+        <w:t xml:space="preserve">RN2614?</w:t>
+      </w:r>
+      <w:r>
+        <w:t xml:space="preserve">)</w:t>
       </w:r>
       <w:r>
         <w:t xml:space="preserve">. A diverse array of sampling sites was chosen to represent the most common aquatic environment types of semiarid Brazil, with different sets of specificities and across different catchment basins. We sampled six sites, three of which consisted of stream reaches with surface water flow (during the rainy season) or isolated temporary pools (during the dry season) (sites EP, CI, SE) and three sites in artificial reservoirs created from stream impoundment (sites MU, SA, RE). Sampling was conducted during the year of 2006 on four occasions during the rainy (April and June) and dry seasons (September and December) (</w:t>
@@ -338,7 +408,17 @@
         <w:t xml:space="preserve"> </w:t>
       </w:r>
       <w:r>
-        <w:t xml:space="preserve">Medeiros et al. (2008a)</w:t>
+        <w:t xml:space="preserve">(</w:t>
+      </w:r>
+      <w:r>
+        <w:rPr>
+          <w:b/>
+          <w:bCs/>
+        </w:rPr>
+        <w:t xml:space="preserve">RN2491?</w:t>
+      </w:r>
+      <w:r>
+        <w:t xml:space="preserve">)</w:t>
       </w:r>
       <w:r>
         <w:t xml:space="preserve">,</w:t>
@@ -347,7 +427,17 @@
         <w:t xml:space="preserve"> </w:t>
       </w:r>
       <w:r>
-        <w:t xml:space="preserve">Medeiros et al. (2011)</w:t>
+        <w:t xml:space="preserve">(</w:t>
+      </w:r>
+      <w:r>
+        <w:rPr>
+          <w:b/>
+          <w:bCs/>
+        </w:rPr>
+        <w:t xml:space="preserve">RN2692?</w:t>
+      </w:r>
+      <w:r>
+        <w:t xml:space="preserve">)</w:t>
       </w:r>
       <w:r>
         <w:t xml:space="preserve"> </w:t>
@@ -359,7 +449,17 @@
         <w:t xml:space="preserve"> </w:t>
       </w:r>
       <w:r>
-        <w:t xml:space="preserve">Medeiros et al. (2024a)</w:t>
+        <w:t xml:space="preserve">(</w:t>
+      </w:r>
+      <w:r>
+        <w:rPr>
+          <w:b/>
+          <w:bCs/>
+        </w:rPr>
+        <w:t xml:space="preserve">RN1965?</w:t>
+      </w:r>
+      <w:r>
+        <w:t xml:space="preserve">)</w:t>
       </w:r>
       <w:r>
         <w:t xml:space="preserve">.</w:t>
@@ -386,7 +486,17 @@
         <w:t xml:space="preserve"> </w:t>
       </w:r>
       <w:r>
-        <w:t xml:space="preserve">(Maitland, 1990)</w:t>
+        <w:t xml:space="preserve">(</w:t>
+      </w:r>
+      <w:r>
+        <w:rPr>
+          <w:b/>
+          <w:bCs/>
+        </w:rPr>
+        <w:t xml:space="preserve">RN1940?</w:t>
+      </w:r>
+      <w:r>
+        <w:t xml:space="preserve">)</w:t>
       </w:r>
       <w:r>
         <w:t xml:space="preserve">. Sediment composition and the habitat physical structure followed protocols from</w:t>
@@ -395,7 +505,17 @@
         <w:t xml:space="preserve"> </w:t>
       </w:r>
       <w:r>
-        <w:t xml:space="preserve">Pusey et al. (2004)</w:t>
+        <w:t xml:space="preserve">(</w:t>
+      </w:r>
+      <w:r>
+        <w:rPr>
+          <w:b/>
+          <w:bCs/>
+        </w:rPr>
+        <w:t xml:space="preserve">RN2467?</w:t>
+      </w:r>
+      <w:r>
+        <w:t xml:space="preserve">)</w:t>
       </w:r>
       <w:r>
         <w:t xml:space="preserve"> </w:t>
@@ -407,7 +527,17 @@
         <w:t xml:space="preserve"> </w:t>
       </w:r>
       <w:r>
-        <w:t xml:space="preserve">Mugodo et al. (2006)</w:t>
+        <w:t xml:space="preserve">(</w:t>
+      </w:r>
+      <w:r>
+        <w:rPr>
+          <w:b/>
+          <w:bCs/>
+        </w:rPr>
+        <w:t xml:space="preserve">RN2461?</w:t>
+      </w:r>
+      <w:r>
+        <w:t xml:space="preserve">)</w:t>
       </w:r>
       <w:r>
         <w:t xml:space="preserve">, adapted by</w:t>
@@ -416,13 +546,33 @@
         <w:t xml:space="preserve"> </w:t>
       </w:r>
       <w:r>
-        <w:t xml:space="preserve">Medeiros et al. (2008a)</w:t>
+        <w:t xml:space="preserve">(</w:t>
+      </w:r>
+      <w:r>
+        <w:rPr>
+          <w:b/>
+          <w:bCs/>
+        </w:rPr>
+        <w:t xml:space="preserve">RN2491?</w:t>
+      </w:r>
+      <w:r>
+        <w:t xml:space="preserve">)</w:t>
       </w:r>
       <w:r>
         <w:t xml:space="preserve">, where they are estimated from 9 to 12 one meter quadrants along the margins (terrestrial-aquatic interface) and determined by visual estimation of sediment type percentage cover (mud, sand, cobbles, small gravel, large gravel, rocks and bedrock) and of littoral and sub-aquatic structures (macrophytes, littoral grass, leaf litter, attached algae, filamentous algae, overhanging vegetation, submerged vegetation, small woody debris, large woody debris and root masses). At each study site, three samples of benthic macroinvertebrates were collected in the margins using a D type net (40 cm wide and 250 μm) to represent different habitat types. Samples were fixed in situ with 4% formalin and subsequently preserved in 70% ethanol. Macroinvertebrate specimens were sorted and identified to the lowest possible taxonomic level, usually family (</w:t>
       </w:r>
       <w:r>
-        <w:t xml:space="preserve">McCafferty &amp; Provonsha (1983)</w:t>
+        <w:t xml:space="preserve">(</w:t>
+      </w:r>
+      <w:r>
+        <w:rPr>
+          <w:b/>
+          <w:bCs/>
+        </w:rPr>
+        <w:t xml:space="preserve">RN372?</w:t>
+      </w:r>
+      <w:r>
+        <w:t xml:space="preserve">)</w:t>
       </w:r>
       <w:r>
         <w:t xml:space="preserve">,</w:t>
@@ -431,7 +581,17 @@
         <w:t xml:space="preserve"> </w:t>
       </w:r>
       <w:r>
-        <w:t xml:space="preserve">Mugnai et al. (2010)</w:t>
+        <w:t xml:space="preserve">(</w:t>
+      </w:r>
+      <w:r>
+        <w:rPr>
+          <w:b/>
+          <w:bCs/>
+        </w:rPr>
+        <w:t xml:space="preserve">RN782?</w:t>
+      </w:r>
+      <w:r>
+        <w:t xml:space="preserve">)</w:t>
       </w:r>
       <w:r>
         <w:t xml:space="preserve">,</w:t>
@@ -440,7 +600,17 @@
         <w:t xml:space="preserve"> </w:t>
       </w:r>
       <w:r>
-        <w:t xml:space="preserve">Thorp &amp; Covich (2010)</w:t>
+        <w:t xml:space="preserve">(</w:t>
+      </w:r>
+      <w:r>
+        <w:rPr>
+          <w:b/>
+          <w:bCs/>
+        </w:rPr>
+        <w:t xml:space="preserve">RN188?</w:t>
+      </w:r>
+      <w:r>
+        <w:t xml:space="preserve">)</w:t>
       </w:r>
       <w:r>
         <w:t xml:space="preserve"> </w:t>
@@ -452,7 +622,17 @@
         <w:t xml:space="preserve"> </w:t>
       </w:r>
       <w:r>
-        <w:t xml:space="preserve">Merritt et al. (2019)</w:t>
+        <w:t xml:space="preserve">(</w:t>
+      </w:r>
+      <w:r>
+        <w:rPr>
+          <w:b/>
+          <w:bCs/>
+        </w:rPr>
+        <w:t xml:space="preserve">RN2990?</w:t>
+      </w:r>
+      <w:r>
+        <w:t xml:space="preserve">)</w:t>
       </w:r>
       <w:r>
         <w:t xml:space="preserve">, among others).</w:t>
@@ -479,7 +659,17 @@
         <w:t xml:space="preserve"> </w:t>
       </w:r>
       <w:r>
-        <w:t xml:space="preserve">(Sokal &amp; Rohlf, 1995)</w:t>
+        <w:t xml:space="preserve">(</w:t>
+      </w:r>
+      <w:r>
+        <w:rPr>
+          <w:b/>
+          <w:bCs/>
+        </w:rPr>
+        <w:t xml:space="preserve">RN67?</w:t>
+      </w:r>
+      <w:r>
+        <w:t xml:space="preserve">)</w:t>
       </w:r>
       <w:r>
         <w:t xml:space="preserve">.</w:t>
@@ -496,7 +686,17 @@
         <w:t xml:space="preserve"> </w:t>
       </w:r>
       <w:r>
-        <w:t xml:space="preserve">(McCune &amp; Grace, 2002)</w:t>
+        <w:t xml:space="preserve">(</w:t>
+      </w:r>
+      <w:r>
+        <w:rPr>
+          <w:b/>
+          <w:bCs/>
+        </w:rPr>
+        <w:t xml:space="preserve">RN1552?</w:t>
+      </w:r>
+      <w:r>
+        <w:t xml:space="preserve">)</w:t>
       </w:r>
       <w:r>
         <w:t xml:space="preserve">. PCA was performed using the</w:t>
@@ -520,7 +720,17 @@
         <w:t xml:space="preserve"> </w:t>
       </w:r>
       <w:r>
-        <w:t xml:space="preserve">(Lê et al., 2008)</w:t>
+        <w:t xml:space="preserve">(</w:t>
+      </w:r>
+      <w:r>
+        <w:rPr>
+          <w:b/>
+          <w:bCs/>
+        </w:rPr>
+        <w:t xml:space="preserve">RN1482?</w:t>
+      </w:r>
+      <w:r>
+        <w:t xml:space="preserve">)</w:t>
       </w:r>
       <w:r>
         <w:t xml:space="preserve">. All variables were centered and scaled to unit of variance.</w:t>
@@ -546,7 +756,17 @@
         <w:t xml:space="preserve"> </w:t>
       </w:r>
       <w:r>
-        <w:t xml:space="preserve">(Ross et al., 1987)</w:t>
+        <w:t xml:space="preserve">(</w:t>
+      </w:r>
+      <w:r>
+        <w:rPr>
+          <w:b/>
+          <w:bCs/>
+        </w:rPr>
+        <w:t xml:space="preserve">RN636?</w:t>
+      </w:r>
+      <w:r>
+        <w:t xml:space="preserve">)</w:t>
       </w:r>
       <w:r>
         <w:t xml:space="preserve">. Comparisons of density and richness among study sites were tested by one-way ANOVA followed by post hoc multiple comparisons using Tukey’s HSD test (α=0.05)</w:t>
@@ -555,7 +775,17 @@
         <w:t xml:space="preserve"> </w:t>
       </w:r>
       <w:r>
-        <w:t xml:space="preserve">(Zar, 1999)</w:t>
+        <w:t xml:space="preserve">(</w:t>
+      </w:r>
+      <w:r>
+        <w:rPr>
+          <w:b/>
+          <w:bCs/>
+        </w:rPr>
+        <w:t xml:space="preserve">RN158?</w:t>
+      </w:r>
+      <w:r>
+        <w:t xml:space="preserve">)</w:t>
       </w:r>
       <w:r>
         <w:t xml:space="preserve">.</w:t>
@@ -600,7 +830,17 @@
         <w:t xml:space="preserve"> </w:t>
       </w:r>
       <w:r>
-        <w:t xml:space="preserve">Venables &amp; Ripley (2002)</w:t>
+        <w:t xml:space="preserve">(</w:t>
+      </w:r>
+      <w:r>
+        <w:rPr>
+          <w:b/>
+          <w:bCs/>
+        </w:rPr>
+        <w:t xml:space="preserve">RN2991?</w:t>
+      </w:r>
+      <w:r>
+        <w:t xml:space="preserve">)</w:t>
       </w:r>
       <w:r>
         <w:t xml:space="preserve">) as the selection criterion was performed in both directions (forward and backward) to identify the best predictors across subsets of variables (site morphology, water quality, sediment composition and marginal habitat structures) for species richness and density</w:t>
@@ -609,7 +849,17 @@
         <w:t xml:space="preserve"> </w:t>
       </w:r>
       <w:r>
-        <w:t xml:space="preserve">(Vendramin et al., 2020)</w:t>
+        <w:t xml:space="preserve">(</w:t>
+      </w:r>
+      <w:r>
+        <w:rPr>
+          <w:b/>
+          <w:bCs/>
+        </w:rPr>
+        <w:t xml:space="preserve">RN2907?</w:t>
+      </w:r>
+      <w:r>
+        <w:t xml:space="preserve">)</w:t>
       </w:r>
       <w:r>
         <w:t xml:space="preserve">.</w:t>
@@ -626,13 +876,33 @@
         <w:t xml:space="preserve"> </w:t>
       </w:r>
       <w:r>
-        <w:t xml:space="preserve">(Lanés et al., 2018)</w:t>
+        <w:t xml:space="preserve">(</w:t>
+      </w:r>
+      <w:r>
+        <w:rPr>
+          <w:b/>
+          <w:bCs/>
+        </w:rPr>
+        <w:t xml:space="preserve">RN361?</w:t>
+      </w:r>
+      <w:r>
+        <w:t xml:space="preserve">)</w:t>
       </w:r>
       <w:r>
         <w:t xml:space="preserve">. Data were arcsine square-root transformed after relativization and the Bray-Curtis distance was calculated. Significance of groups was tested using the Multi-Response Permutation Procedure (MRPP) (</w:t>
       </w:r>
       <w:r>
-        <w:t xml:space="preserve">Biondini et al. (1985)</w:t>
+        <w:t xml:space="preserve">(</w:t>
+      </w:r>
+      <w:r>
+        <w:rPr>
+          <w:b/>
+          <w:bCs/>
+        </w:rPr>
+        <w:t xml:space="preserve">RN2249?</w:t>
+      </w:r>
+      <w:r>
+        <w:t xml:space="preserve">)</w:t>
       </w:r>
       <w:r>
         <w:t xml:space="preserve">,</w:t>
@@ -641,7 +911,17 @@
         <w:t xml:space="preserve"> </w:t>
       </w:r>
       <w:r>
-        <w:t xml:space="preserve">McCune &amp; Grace (2002)</w:t>
+        <w:t xml:space="preserve">(</w:t>
+      </w:r>
+      <w:r>
+        <w:rPr>
+          <w:b/>
+          <w:bCs/>
+        </w:rPr>
+        <w:t xml:space="preserve">RN1552?</w:t>
+      </w:r>
+      <w:r>
+        <w:t xml:space="preserve">)</w:t>
       </w:r>
       <w:r>
         <w:t xml:space="preserve">). For all MRPP analyses, the A value is presented as a measure of homogeneity degree in a cluster, as compared to random expectation.</w:t>
@@ -670,7 +950,17 @@
         <w:t xml:space="preserve"> </w:t>
       </w:r>
       <w:r>
-        <w:t xml:space="preserve">De Cáceres &amp; Legendre (2009)</w:t>
+        <w:t xml:space="preserve">(</w:t>
+      </w:r>
+      <w:r>
+        <w:rPr>
+          <w:b/>
+          <w:bCs/>
+        </w:rPr>
+        <w:t xml:space="preserve">RN3028?</w:t>
+      </w:r>
+      <w:r>
+        <w:t xml:space="preserve">)</w:t>
       </w:r>
       <w:r>
         <w:t xml:space="preserve">) using the Indicator, or index, Value (IndVal)</w:t>
@@ -679,7 +969,17 @@
         <w:t xml:space="preserve"> </w:t>
       </w:r>
       <w:r>
-        <w:t xml:space="preserve">(De Cáceres et al., 2010)</w:t>
+        <w:t xml:space="preserve">(</w:t>
+      </w:r>
+      <w:r>
+        <w:rPr>
+          <w:b/>
+          <w:bCs/>
+        </w:rPr>
+        <w:t xml:space="preserve">RN3027?</w:t>
+      </w:r>
+      <w:r>
+        <w:t xml:space="preserve">)</w:t>
       </w:r>
       <w:r>
         <w:t xml:space="preserve">. The Indicator Value was calculated according to the method proposed by</w:t>
@@ -688,7 +988,17 @@
         <w:t xml:space="preserve"> </w:t>
       </w:r>
       <w:r>
-        <w:t xml:space="preserve">Dufrene &amp; Legendre (1997)</w:t>
+        <w:t xml:space="preserve">(</w:t>
+      </w:r>
+      <w:r>
+        <w:rPr>
+          <w:b/>
+          <w:bCs/>
+        </w:rPr>
+        <w:t xml:space="preserve">RN2094?</w:t>
+      </w:r>
+      <w:r>
+        <w:t xml:space="preserve">)</w:t>
       </w:r>
       <w:r>
         <w:t xml:space="preserve">. This value was then tested for statistical significance by means of permutations (999 repetitions). Further explorations of species ecological preferences was performed using Multilevel Pattern Analysis with the</w:t>
@@ -713,13 +1023,33 @@
         <w:t xml:space="preserve"> </w:t>
       </w:r>
       <w:r>
-        <w:t xml:space="preserve">(De Cáceres et al., 2010)</w:t>
+        <w:t xml:space="preserve">(</w:t>
+      </w:r>
+      <w:r>
+        <w:rPr>
+          <w:b/>
+          <w:bCs/>
+        </w:rPr>
+        <w:t xml:space="preserve">RN3027?</w:t>
+      </w:r>
+      <w:r>
+        <w:t xml:space="preserve">)</w:t>
       </w:r>
       <w:r>
         <w:t xml:space="preserve">, based on correlation indices and the Pearson’s phi coefficient of association (</w:t>
       </w:r>
       <w:r>
-        <w:t xml:space="preserve">Chytrý et al. (2002)</w:t>
+        <w:t xml:space="preserve">(</w:t>
+      </w:r>
+      <w:r>
+        <w:rPr>
+          <w:b/>
+          <w:bCs/>
+        </w:rPr>
+        <w:t xml:space="preserve">RN3026?</w:t>
+      </w:r>
+      <w:r>
+        <w:t xml:space="preserve">)</w:t>
       </w:r>
       <w:r>
         <w:t xml:space="preserve">,</w:t>
@@ -728,7 +1058,17 @@
         <w:t xml:space="preserve"> </w:t>
       </w:r>
       <w:r>
-        <w:t xml:space="preserve">De Cáceres &amp; Legendre (2009)</w:t>
+        <w:t xml:space="preserve">(</w:t>
+      </w:r>
+      <w:r>
+        <w:rPr>
+          <w:b/>
+          <w:bCs/>
+        </w:rPr>
+        <w:t xml:space="preserve">RN3028?</w:t>
+      </w:r>
+      <w:r>
+        <w:t xml:space="preserve">)</w:t>
       </w:r>
       <w:r>
         <w:t xml:space="preserve">). This coefficient is a measure of the correlation between two binary vectors. Phi was based on the presence–absence community matrix</w:t>
@@ -737,7 +1077,17 @@
         <w:t xml:space="preserve"> </w:t>
       </w:r>
       <w:r>
-        <w:t xml:space="preserve">(De Cáceres et al., 2010)</w:t>
+        <w:t xml:space="preserve">(</w:t>
+      </w:r>
+      <w:r>
+        <w:rPr>
+          <w:b/>
+          <w:bCs/>
+        </w:rPr>
+        <w:t xml:space="preserve">RN3027?</w:t>
+      </w:r>
+      <w:r>
+        <w:t xml:space="preserve">)</w:t>
       </w:r>
       <w:r>
         <w:t xml:space="preserve"> </w:t>
@@ -749,7 +1099,17 @@
         <w:t xml:space="preserve"> </w:t>
       </w:r>
       <w:r>
-        <w:t xml:space="preserve">(Tichý &amp; Chytry, 2006)</w:t>
+        <w:t xml:space="preserve">(</w:t>
+      </w:r>
+      <w:r>
+        <w:rPr>
+          <w:b/>
+          <w:bCs/>
+        </w:rPr>
+        <w:t xml:space="preserve">RN3029?</w:t>
+      </w:r>
+      <w:r>
+        <w:t xml:space="preserve">)</w:t>
       </w:r>
       <w:r>
         <w:t xml:space="preserve">.</w:t>
@@ -766,7 +1126,17 @@
         <w:t xml:space="preserve"> </w:t>
       </w:r>
       <w:r>
-        <w:t xml:space="preserve">Legendre &amp; Anderson (1999)</w:t>
+        <w:t xml:space="preserve">(</w:t>
+      </w:r>
+      <w:r>
+        <w:rPr>
+          <w:b/>
+          <w:bCs/>
+        </w:rPr>
+        <w:t xml:space="preserve">RN2969?</w:t>
+      </w:r>
+      <w:r>
+        <w:t xml:space="preserve">)</w:t>
       </w:r>
       <w:r>
         <w:t xml:space="preserve">), implemented by the</w:t>
@@ -790,7 +1160,17 @@
         <w:t xml:space="preserve"> </w:t>
       </w:r>
       <w:r>
-        <w:t xml:space="preserve">(Oksanen et al., 2020)</w:t>
+        <w:t xml:space="preserve">(</w:t>
+      </w:r>
+      <w:r>
+        <w:rPr>
+          <w:b/>
+          <w:bCs/>
+        </w:rPr>
+        <w:t xml:space="preserve">RN2832?</w:t>
+      </w:r>
+      <w:r>
+        <w:t xml:space="preserve">)</w:t>
       </w:r>
       <w:r>
         <w:t xml:space="preserve">, between each group of environmental variables (explanatory predictors) (site morphology, water quality, sediment composition and marginal habitat structure) and the community composition density matrix (response matrix) to see which environmental/habitat variables were the most important for determining each benthic community composition</w:t>
@@ -799,7 +1179,17 @@
         <w:t xml:space="preserve"> </w:t>
       </w:r>
       <w:r>
-        <w:t xml:space="preserve">(Lanés et al., 2018)</w:t>
+        <w:t xml:space="preserve">(</w:t>
+      </w:r>
+      <w:r>
+        <w:rPr>
+          <w:b/>
+          <w:bCs/>
+        </w:rPr>
+        <w:t xml:space="preserve">RN361?</w:t>
+      </w:r>
+      <w:r>
+        <w:t xml:space="preserve">)</w:t>
       </w:r>
       <w:r>
         <w:t xml:space="preserve">. Multicollinearity across explanatory (environmental) variables was assessed using the Variance Inflation Factor (VIF) function (</w:t>
@@ -818,7 +1208,17 @@
         <w:t xml:space="preserve"> </w:t>
       </w:r>
       <w:r>
-        <w:t xml:space="preserve">(Oksanen et al., 2020)</w:t>
+        <w:t xml:space="preserve">(</w:t>
+      </w:r>
+      <w:r>
+        <w:rPr>
+          <w:b/>
+          <w:bCs/>
+        </w:rPr>
+        <w:t xml:space="preserve">RN2832?</w:t>
+      </w:r>
+      <w:r>
+        <w:t xml:space="preserve">)</w:t>
       </w:r>
       <w:r>
         <w:t xml:space="preserve">. To identify a parsimonious model, forward and backward stepwise model selection based on permutation tests was applied, retaining only predictors that significantly explained additional variation in community structure. The final RDA model was re-fitted using the selected variables and re-evaluated for collinearity and significance. Both sequential (Type I) and marginal (Type III) permutation tests were conducted, with marginal effects used to infer the independent contribution of each predictor.</w:t>
@@ -835,7 +1235,17 @@
         <w:t xml:space="preserve"> </w:t>
       </w:r>
       <w:r>
-        <w:t xml:space="preserve">(Legendre &amp; Gallagher, 2001)</w:t>
+        <w:t xml:space="preserve">(</w:t>
+      </w:r>
+      <w:r>
+        <w:rPr>
+          <w:b/>
+          <w:bCs/>
+        </w:rPr>
+        <w:t xml:space="preserve">RN2904?</w:t>
+      </w:r>
+      <w:r>
+        <w:t xml:space="preserve">)</w:t>
       </w:r>
       <w:r>
         <w:t xml:space="preserve">. Only taxa with the highest absolute scores on the first canonical axis were labeled in the final ordination diagram. Environmental variables were transformed as previously stated for PCA. All statistical analyses were performed in the statistical environment of R v.2.9.0</w:t>
@@ -844,7 +1254,17 @@
         <w:t xml:space="preserve"> </w:t>
       </w:r>
       <w:r>
-        <w:t xml:space="preserve">(Team, 2017)</w:t>
+        <w:t xml:space="preserve">(</w:t>
+      </w:r>
+      <w:r>
+        <w:rPr>
+          <w:b/>
+          <w:bCs/>
+        </w:rPr>
+        <w:t xml:space="preserve">RN2774?</w:t>
+      </w:r>
+      <w:r>
+        <w:t xml:space="preserve">)</w:t>
       </w:r>
       <w:r>
         <w:t xml:space="preserve">.</w:t>
@@ -1386,7 +1806,17 @@
         <w:t xml:space="preserve"> </w:t>
       </w:r>
       <w:r>
-        <w:t xml:space="preserve">Medeiros et al. (2008b)</w:t>
+        <w:t xml:space="preserve">(</w:t>
+      </w:r>
+      <w:r>
+        <w:rPr>
+          <w:b/>
+          <w:bCs/>
+        </w:rPr>
+        <w:t xml:space="preserve">medeiros2008?</w:t>
+      </w:r>
+      <w:r>
+        <w:t xml:space="preserve">)</w:t>
       </w:r>
       <w:r>
         <w:t xml:space="preserve">, with different sets of specificities and across different catchment basins. Principal Component Analysis separated the study sites in a gradient, along the first axis, based on their major environmental characteristics. Larger reservoirs being positively associated with large-scale morphological variables (such as river length, site altitude and width), whereas river sites were associated with a more diverse array of variables, including small-scale morphology variables (e.g. margins depth and water temperature). Among the habitat structure variations, the presence of underwater root masses and overhanging vegetation, were also important to describe stream sites, those being narrower and deeper in their margins. These sites were also more likely to have a nearby denser riparian vegetation. Larger reservoirs were mostly associated with a muddy substrate whereas river sites included a more diverse array of substrates, the most important being sand and gravel. This is expected based on presence of water flow in the streams sites during the rainy season</w:t>
@@ -1395,7 +1825,17 @@
         <w:t xml:space="preserve"> </w:t>
       </w:r>
       <w:r>
-        <w:t xml:space="preserve">Cobb et al. (1992a)</w:t>
+        <w:t xml:space="preserve">(</w:t>
+      </w:r>
+      <w:r>
+        <w:rPr>
+          <w:b/>
+          <w:bCs/>
+        </w:rPr>
+        <w:t xml:space="preserve">cobb1992?</w:t>
+      </w:r>
+      <w:r>
+        <w:t xml:space="preserve">)</w:t>
       </w:r>
       <w:r>
         <w:t xml:space="preserve">. Other variables such as slope (morphology), submerged vegetation and leaf litter (habitat structure) and water velocity (water quality) were important in explaining specific sites at given sampling occasions. These variables were associated with temporal changes, from river bed pools to flowing waters in stream sites during the rainy season. It is important to note that, based on PCA, the small reservoir site (RE) showed environmental characteristics more closely associated with the streams sites. That is the result of its relative small size and greater subjectivity to water flow during the rainy season. Despite these results, a temporal gradient was not observed, since the time scale of our sampling design is not able to closely follow temporal changes in the stream sites</w:t>
@@ -1404,7 +1844,17 @@
         <w:t xml:space="preserve"> </w:t>
       </w:r>
       <w:r>
-        <w:t xml:space="preserve">Rocha et al. (2012)</w:t>
+        <w:t xml:space="preserve">(</w:t>
+      </w:r>
+      <w:r>
+        <w:rPr>
+          <w:b/>
+          <w:bCs/>
+        </w:rPr>
+        <w:t xml:space="preserve">rocha2012?</w:t>
+      </w:r>
+      <w:r>
+        <w:t xml:space="preserve">)</w:t>
       </w:r>
       <w:r>
         <w:t xml:space="preserve">.</w:t>
@@ -1440,7 +1890,7 @@
         <w:t xml:space="preserve"> </w:t>
       </w:r>
       <w:r>
-        <w:t xml:space="preserve">Carvalho et al. (2013b)</w:t>
+        <w:t xml:space="preserve">Carvalho et al. (2013)</w:t>
       </w:r>
       <w:r>
         <w:t xml:space="preserve">;</w:t>
@@ -1449,7 +1899,17 @@
         <w:t xml:space="preserve"> </w:t>
       </w:r>
       <w:r>
-        <w:t xml:space="preserve">De Lira Azevêdo et al. (2017)</w:t>
+        <w:t xml:space="preserve">(</w:t>
+      </w:r>
+      <w:r>
+        <w:rPr>
+          <w:b/>
+          <w:bCs/>
+        </w:rPr>
+        <w:t xml:space="preserve">deliraazevêdo2017?</w:t>
+      </w:r>
+      <w:r>
+        <w:t xml:space="preserve">)</w:t>
       </w:r>
       <w:r>
         <w:t xml:space="preserve">, where assemblages are typically dominated by a limited number of tolerant and generalist taxa, particularly Chironomidae, Oligochaeta and Mollusca. Sampling sites were generally different in macroinvertebrate rarefied richness but not in density of individuals, where CI and RE had significantly higher rarefied richness when compared to the other study sites. Nonetheless, species richness varied widely between sampling occasions (with the exception of MU), rendering averaged values misleading. Overall, stream sites tended to have greater values of richness. The most important variables negatively correlated with taxa richness were site width, river length and the absence of water velocity, all indicative of fewer species. Higher water temperatures were associated with greater diversity. Among the substrate and habitat composition variables, gravel was the only significant predictor for substrate, whereas leaf litter and algal cover were positively associated with richness. Other predictors such as roots and littoral grass may have been important showing marginal effects. All variables negatively associated with taxa richness are also descriptive of the reservoir sites. Studies show that in dryland aquatic systems, reservoirs tend to have fewer species when compared with the more dynamic and habitat-rich streams and rivers</w:t>
@@ -1458,7 +1918,17 @@
         <w:t xml:space="preserve"> </w:t>
       </w:r>
       <w:r>
-        <w:t xml:space="preserve">Cobb et al. (1992b)</w:t>
+        <w:t xml:space="preserve">(</w:t>
+      </w:r>
+      <w:r>
+        <w:rPr>
+          <w:b/>
+          <w:bCs/>
+        </w:rPr>
+        <w:t xml:space="preserve">cobb1992a?</w:t>
+      </w:r>
+      <w:r>
+        <w:t xml:space="preserve">)</w:t>
       </w:r>
       <w:r>
         <w:t xml:space="preserve">.</w:t>
@@ -1467,7 +1937,17 @@
         <w:t xml:space="preserve"> </w:t>
       </w:r>
       <w:r>
-        <w:t xml:space="preserve">Medeiros et al. (2024b)</w:t>
+        <w:t xml:space="preserve">(</w:t>
+      </w:r>
+      <w:r>
+        <w:rPr>
+          <w:b/>
+          <w:bCs/>
+        </w:rPr>
+        <w:t xml:space="preserve">medeiros2024?</w:t>
+      </w:r>
+      <w:r>
+        <w:t xml:space="preserve">)</w:t>
       </w:r>
       <w:r>
         <w:t xml:space="preserve"> </w:t>
@@ -1479,7 +1959,17 @@
         <w:t xml:space="preserve"> </w:t>
       </w:r>
       <w:r>
-        <w:t xml:space="preserve">Brito et al. (2020)</w:t>
+        <w:t xml:space="preserve">(</w:t>
+      </w:r>
+      <w:r>
+        <w:rPr>
+          <w:b/>
+          <w:bCs/>
+        </w:rPr>
+        <w:t xml:space="preserve">brito2020?</w:t>
+      </w:r>
+      <w:r>
+        <w:t xml:space="preserve">)</w:t>
       </w:r>
       <w:r>
         <w:t xml:space="preserve"> </w:t>
@@ -1491,7 +1981,17 @@
         <w:t xml:space="preserve"> </w:t>
       </w:r>
       <w:r>
-        <w:t xml:space="preserve">Castro et al. (2026)</w:t>
+        <w:t xml:space="preserve">(</w:t>
+      </w:r>
+      <w:r>
+        <w:rPr>
+          <w:b/>
+          <w:bCs/>
+        </w:rPr>
+        <w:t xml:space="preserve">castro2026?</w:t>
+      </w:r>
+      <w:r>
+        <w:t xml:space="preserve">)</w:t>
       </w:r>
       <w:r>
         <w:t xml:space="preserve">), favoring invasive and opportunistic species. The decline in habitat variability leads to the dominance of these species, reducing overall diversity in dryland aquatic systems.</w:t>
@@ -1518,7 +2018,17 @@
         <w:t xml:space="preserve"> </w:t>
       </w:r>
       <w:r>
-        <w:t xml:space="preserve">Rocha et al. (2012)</w:t>
+        <w:t xml:space="preserve">(</w:t>
+      </w:r>
+      <w:r>
+        <w:rPr>
+          <w:b/>
+          <w:bCs/>
+        </w:rPr>
+        <w:t xml:space="preserve">rocha2012?</w:t>
+      </w:r>
+      <w:r>
+        <w:t xml:space="preserve">)</w:t>
       </w:r>
       <w:r>
         <w:t xml:space="preserve"> </w:t>
@@ -1538,7 +2048,17 @@
         <w:t xml:space="preserve"> </w:t>
       </w:r>
       <w:r>
-        <w:t xml:space="preserve">J. E. D. L. Barbosa et al. (2012)</w:t>
+        <w:t xml:space="preserve">(</w:t>
+      </w:r>
+      <w:r>
+        <w:rPr>
+          <w:b/>
+          <w:bCs/>
+        </w:rPr>
+        <w:t xml:space="preserve">barbosa2012?</w:t>
+      </w:r>
+      <w:r>
+        <w:t xml:space="preserve">)</w:t>
       </w:r>
       <w:r>
         <w:t xml:space="preserve"> </w:t>
@@ -1550,7 +2070,17 @@
         <w:t xml:space="preserve"> </w:t>
       </w:r>
       <w:r>
-        <w:t xml:space="preserve">J. E. D. L. Barbosa et al. (2025a)</w:t>
+        <w:t xml:space="preserve">(</w:t>
+      </w:r>
+      <w:r>
+        <w:rPr>
+          <w:b/>
+          <w:bCs/>
+        </w:rPr>
+        <w:t xml:space="preserve">barbosa2025?</w:t>
+      </w:r>
+      <w:r>
+        <w:t xml:space="preserve">)</w:t>
       </w:r>
       <w:r>
         <w:t xml:space="preserve"> </w:t>
@@ -1559,7 +2089,17 @@
         <w:t xml:space="preserve">report that Oligochaeta can reach as much as 37% of the total macroinvertebrate community in some semiarid systems of Brazil, being primary indicators of high organic loads and sediment stability found in reservoirs (</w:t>
       </w:r>
       <w:r>
-        <w:t xml:space="preserve">Azevêdo et al. (2017)</w:t>
+        <w:t xml:space="preserve">(</w:t>
+      </w:r>
+      <w:r>
+        <w:rPr>
+          <w:b/>
+          <w:bCs/>
+        </w:rPr>
+        <w:t xml:space="preserve">azevêdo2017?</w:t>
+      </w:r>
+      <w:r>
+        <w:t xml:space="preserve">)</w:t>
       </w:r>
       <w:r>
         <w:t xml:space="preserve">;</w:t>
@@ -1568,13 +2108,33 @@
         <w:t xml:space="preserve"> </w:t>
       </w:r>
       <w:r>
-        <w:t xml:space="preserve">J. E. D. L. Barbosa et al. (2025b)</w:t>
+        <w:t xml:space="preserve">(</w:t>
+      </w:r>
+      <w:r>
+        <w:rPr>
+          <w:b/>
+          <w:bCs/>
+        </w:rPr>
+        <w:t xml:space="preserve">barbosa2025?</w:t>
+      </w:r>
+      <w:r>
+        <w:t xml:space="preserve">)</w:t>
       </w:r>
       <w:r>
         <w:t xml:space="preserve">). On the other hand, Coenagrionidae is frequently identified in reservoir habitats where aquatic macrophytes (e.g., Salvinia sp. and Pistia sp.) and submerged vegetation are abundant (</w:t>
       </w:r>
       <w:r>
-        <w:t xml:space="preserve">J. E. D. L. Barbosa et al. (2025c)</w:t>
+        <w:t xml:space="preserve">(</w:t>
+      </w:r>
+      <w:r>
+        <w:rPr>
+          <w:b/>
+          <w:bCs/>
+        </w:rPr>
+        <w:t xml:space="preserve">barbosa2025?</w:t>
+      </w:r>
+      <w:r>
+        <w:t xml:space="preserve">)</w:t>
       </w:r>
       <w:r>
         <w:t xml:space="preserve">;</w:t>
@@ -1583,7 +2143,17 @@
         <w:t xml:space="preserve"> </w:t>
       </w:r>
       <w:r>
-        <w:t xml:space="preserve">Medeiros et al. (2024c)</w:t>
+        <w:t xml:space="preserve">(</w:t>
+      </w:r>
+      <w:r>
+        <w:rPr>
+          <w:b/>
+          <w:bCs/>
+        </w:rPr>
+        <w:t xml:space="preserve">medeiros2024?</w:t>
+      </w:r>
+      <w:r>
+        <w:t xml:space="preserve">)</w:t>
       </w:r>
       <w:r>
         <w:t xml:space="preserve">). These plants provide a complex physical structure for colonization that is largely absent in streams because seasonal floods physically remove macrophyte biomass (see</w:t>
@@ -1592,13 +2162,33 @@
         <w:t xml:space="preserve"> </w:t>
       </w:r>
       <w:r>
-        <w:t xml:space="preserve">Medeiros et al. (2008c)</w:t>
+        <w:t xml:space="preserve">(</w:t>
+      </w:r>
+      <w:r>
+        <w:rPr>
+          <w:b/>
+          <w:bCs/>
+        </w:rPr>
+        <w:t xml:space="preserve">medeiros2008?</w:t>
+      </w:r>
+      <w:r>
+        <w:t xml:space="preserve">)</w:t>
       </w:r>
       <w:r>
         <w:t xml:space="preserve">). In this transitional site of the observed gradient, we also find as indicator taxa Conchostraca and Physidae. The former is a temporary water specialist well adapted to boom and bust cycles, characteristic of dryland river systems (</w:t>
       </w:r>
       <w:r>
-        <w:t xml:space="preserve">Bunn et al. (2006)</w:t>
+        <w:t xml:space="preserve">(</w:t>
+      </w:r>
+      <w:r>
+        <w:rPr>
+          <w:b/>
+          <w:bCs/>
+        </w:rPr>
+        <w:t xml:space="preserve">bunn2006?</w:t>
+      </w:r>
+      <w:r>
+        <w:t xml:space="preserve">)</w:t>
       </w:r>
       <w:r>
         <w:t xml:space="preserve">).</w:t>
@@ -1723,7 +2313,7 @@
       </w:r>
     </w:p>
     <w:bookmarkEnd w:id="31"/>
-    <w:bookmarkStart w:id="121" w:name="references"/>
+    <w:bookmarkStart w:id="39" w:name="references"/>
     <w:p>
       <w:pPr>
         <w:pStyle w:val="Ttulo1"/>
@@ -1732,397 +2322,14 @@
         <w:t xml:space="preserve">References</w:t>
       </w:r>
     </w:p>
-    <w:bookmarkStart w:id="120" w:name="refs"/>
-    <w:bookmarkStart w:id="33" w:name="ref-azevêdo2017"/>
+    <w:bookmarkStart w:id="38" w:name="refs"/>
+    <w:bookmarkStart w:id="33" w:name="ref-carvalho2013"/>
     <w:p>
       <w:pPr>
         <w:pStyle w:val="Bibliografia"/>
       </w:pPr>
       <w:r>
-        <w:t xml:space="preserve">Azevêdo, E. de L., Barbosa, J. E. de L., Viana, L. G., Anacleto, M. J. P., Callisto, M., &amp; Molozzi, J. (2017). Application of a statistical model for the assessment of environmental quality in neotropical semi-arid reservoirs.</w:t>
-      </w:r>
-      <w:r>
-        <w:t xml:space="preserve"> </w:t>
-      </w:r>
-      <w:r>
-        <w:rPr>
-          <w:i/>
-          <w:iCs/>
-        </w:rPr>
-        <w:t xml:space="preserve">Environmental Monitoring and Assessment</w:t>
-      </w:r>
-      <w:r>
-        <w:t xml:space="preserve">,</w:t>
-      </w:r>
-      <w:r>
-        <w:t xml:space="preserve"> </w:t>
-      </w:r>
-      <w:r>
-        <w:rPr>
-          <w:i/>
-          <w:iCs/>
-        </w:rPr>
-        <w:t xml:space="preserve">189</w:t>
-      </w:r>
-      <w:r>
-        <w:t xml:space="preserve">(2), 65.</w:t>
-      </w:r>
-      <w:r>
-        <w:t xml:space="preserve"> </w:t>
-      </w:r>
-      <w:hyperlink r:id="rId32">
-        <w:r>
-          <w:rPr>
-            <w:rStyle w:val="Hyperlink"/>
-          </w:rPr>
-          <w:t xml:space="preserve">https://doi.org/10.1007/s10661-016-5723-3</w:t>
-        </w:r>
-      </w:hyperlink>
-    </w:p>
-    <w:bookmarkEnd w:id="33"/>
-    <w:bookmarkStart w:id="35" w:name="ref-barbosa2012"/>
-    <w:p>
-      <w:pPr>
-        <w:pStyle w:val="Bibliografia"/>
-      </w:pPr>
-      <w:r>
-        <w:t xml:space="preserve">Barbosa, J. E. D. L., Medeiros, E. S. F., Brasil, J., Cordeiro, R. D. S., Crispim, M. C. B., &amp; Silva, G. H. G. D. (2012). Aquatic systems in semi-arid Brazil: limnology and management.</w:t>
-      </w:r>
-      <w:r>
-        <w:t xml:space="preserve"> </w:t>
-      </w:r>
-      <w:r>
-        <w:rPr>
-          <w:i/>
-          <w:iCs/>
-        </w:rPr>
-        <w:t xml:space="preserve">Acta Limnologica Brasiliensia</w:t>
-      </w:r>
-      <w:r>
-        <w:t xml:space="preserve">,</w:t>
-      </w:r>
-      <w:r>
-        <w:t xml:space="preserve"> </w:t>
-      </w:r>
-      <w:r>
-        <w:rPr>
-          <w:i/>
-          <w:iCs/>
-        </w:rPr>
-        <w:t xml:space="preserve">24</w:t>
-      </w:r>
-      <w:r>
-        <w:t xml:space="preserve">(1), 103–118.</w:t>
-      </w:r>
-      <w:r>
-        <w:t xml:space="preserve"> </w:t>
-      </w:r>
-      <w:hyperlink r:id="rId34">
-        <w:r>
-          <w:rPr>
-            <w:rStyle w:val="Hyperlink"/>
-          </w:rPr>
-          <w:t xml:space="preserve">https://doi.org/10.1590/S2179-975X2012005000030</w:t>
-        </w:r>
-      </w:hyperlink>
-    </w:p>
-    <w:bookmarkEnd w:id="35"/>
-    <w:bookmarkStart w:id="37" w:name="ref-barbosa2025"/>
-    <w:p>
-      <w:pPr>
-        <w:pStyle w:val="Bibliografia"/>
-      </w:pPr>
-      <w:r>
-        <w:t xml:space="preserve">Barbosa, J. E. D. L., Severiano, J. D. S., Costa, S. Y. L., Terra, B. D. F., Medeiros, E. S. F., &amp; Menezes, R. F. (2025a).</w:t>
-      </w:r>
-      <w:r>
-        <w:t xml:space="preserve"> </w:t>
-      </w:r>
-      <w:r>
-        <w:rPr>
-          <w:i/>
-          <w:iCs/>
-        </w:rPr>
-        <w:t xml:space="preserve">Rivers of the Northeast</w:t>
-      </w:r>
-      <w:r>
-        <w:t xml:space="preserve"> </w:t>
-      </w:r>
-      <w:r>
-        <w:t xml:space="preserve">(pp. 437–465). Elsevier.</w:t>
-      </w:r>
-      <w:r>
-        <w:t xml:space="preserve"> </w:t>
-      </w:r>
-      <w:hyperlink r:id="rId36">
-        <w:r>
-          <w:rPr>
-            <w:rStyle w:val="Hyperlink"/>
-          </w:rPr>
-          <w:t xml:space="preserve">https://doi.org/10.1016/B978-0-12-823429-7.00009-4</w:t>
-        </w:r>
-      </w:hyperlink>
-    </w:p>
-    <w:bookmarkEnd w:id="37"/>
-    <w:bookmarkStart w:id="38" w:name="ref-barbosa2025a"/>
-    <w:p>
-      <w:pPr>
-        <w:pStyle w:val="Bibliografia"/>
-      </w:pPr>
-      <w:r>
-        <w:t xml:space="preserve">Barbosa, J. E. D. L., Severiano, J. D. S., Costa, S. Y. L., Terra, B. D. F., Medeiros, E. S. F., &amp; Menezes, R. F. (2025b).</w:t>
-      </w:r>
-      <w:r>
-        <w:t xml:space="preserve"> </w:t>
-      </w:r>
-      <w:r>
-        <w:rPr>
-          <w:i/>
-          <w:iCs/>
-        </w:rPr>
-        <w:t xml:space="preserve">Rivers of the Northeast</w:t>
-      </w:r>
-      <w:r>
-        <w:t xml:space="preserve"> </w:t>
-      </w:r>
-      <w:r>
-        <w:t xml:space="preserve">(pp. 437–465). Elsevier.</w:t>
-      </w:r>
-      <w:r>
-        <w:t xml:space="preserve"> </w:t>
-      </w:r>
-      <w:hyperlink r:id="rId36">
-        <w:r>
-          <w:rPr>
-            <w:rStyle w:val="Hyperlink"/>
-          </w:rPr>
-          <w:t xml:space="preserve">https://doi.org/10.1016/B978-0-12-823429-7.00009-4</w:t>
-        </w:r>
-      </w:hyperlink>
-    </w:p>
-    <w:bookmarkEnd w:id="38"/>
-    <w:bookmarkStart w:id="39" w:name="ref-barbosa2025b"/>
-    <w:p>
-      <w:pPr>
-        <w:pStyle w:val="Bibliografia"/>
-      </w:pPr>
-      <w:r>
-        <w:t xml:space="preserve">Barbosa, J. E. D. L., Severiano, J. D. S., Costa, S. Y. L., Terra, B. D. F., Medeiros, E. S. F., &amp; Menezes, R. F. (2025c).</w:t>
-      </w:r>
-      <w:r>
-        <w:t xml:space="preserve"> </w:t>
-      </w:r>
-      <w:r>
-        <w:rPr>
-          <w:i/>
-          <w:iCs/>
-        </w:rPr>
-        <w:t xml:space="preserve">Rivers of the Northeast</w:t>
-      </w:r>
-      <w:r>
-        <w:t xml:space="preserve"> </w:t>
-      </w:r>
-      <w:r>
-        <w:t xml:space="preserve">(pp. 437–465). Elsevier.</w:t>
-      </w:r>
-      <w:r>
-        <w:t xml:space="preserve"> </w:t>
-      </w:r>
-      <w:hyperlink r:id="rId36">
-        <w:r>
-          <w:rPr>
-            <w:rStyle w:val="Hyperlink"/>
-          </w:rPr>
-          <w:t xml:space="preserve">https://doi.org/10.1016/B978-0-12-823429-7.00009-4</w:t>
-        </w:r>
-      </w:hyperlink>
-    </w:p>
-    <w:bookmarkEnd w:id="39"/>
-    <w:bookmarkStart w:id="40" w:name="ref-RN2966"/>
-    <w:p>
-      <w:pPr>
-        <w:pStyle w:val="Bibliografia"/>
-      </w:pPr>
-      <w:r>
-        <w:t xml:space="preserve">Barbosa, J. E. de L., Severiano, J. dos S., Costa, S. Y. L., Terra, B. de F., Medeiros, E. S. F., &amp; Menezes, R. F. (2025). Rivers of the northeast [Book Section]. In M. A. S. Graça, M. Callisto, F. T. de Mello, &amp; D. Rodríguez-Olarte (Eds.),</w:t>
-      </w:r>
-      <w:r>
-        <w:t xml:space="preserve"> </w:t>
-      </w:r>
-      <w:r>
-        <w:rPr>
-          <w:i/>
-          <w:iCs/>
-        </w:rPr>
-        <w:t xml:space="preserve">Rivers of south america</w:t>
-      </w:r>
-      <w:r>
-        <w:t xml:space="preserve"> </w:t>
-      </w:r>
-      <w:r>
-        <w:t xml:space="preserve">(pp. 437–465). Elsevier.</w:t>
-      </w:r>
-      <w:r>
-        <w:t xml:space="preserve"> </w:t>
-      </w:r>
-      <w:hyperlink r:id="rId36">
-        <w:r>
-          <w:rPr>
-            <w:rStyle w:val="Hyperlink"/>
-          </w:rPr>
-          <w:t xml:space="preserve">https://doi.org/10.1016/B978-0-12-823429-7.00009-4</w:t>
-        </w:r>
-      </w:hyperlink>
-    </w:p>
-    <w:bookmarkEnd w:id="40"/>
-    <w:bookmarkStart w:id="42" w:name="ref-RN2249"/>
-    <w:p>
-      <w:pPr>
-        <w:pStyle w:val="Bibliografia"/>
-      </w:pPr>
-      <w:r>
-        <w:t xml:space="preserve">Biondini, M. E., Bonham, C. D., &amp; Redente, E. F. (1985). Secondary successional patterns in a sagebrush (artemisia tridentata) community as they relate to soil disturbance and soil biological activity [Journal Article].</w:t>
-      </w:r>
-      <w:r>
-        <w:t xml:space="preserve"> </w:t>
-      </w:r>
-      <w:r>
-        <w:rPr>
-          <w:i/>
-          <w:iCs/>
-        </w:rPr>
-        <w:t xml:space="preserve">Vegetatio</w:t>
-      </w:r>
-      <w:r>
-        <w:t xml:space="preserve">,</w:t>
-      </w:r>
-      <w:r>
-        <w:t xml:space="preserve"> </w:t>
-      </w:r>
-      <w:r>
-        <w:rPr>
-          <w:i/>
-          <w:iCs/>
-        </w:rPr>
-        <w:t xml:space="preserve">60</w:t>
-      </w:r>
-      <w:r>
-        <w:t xml:space="preserve">(1), 25–36.</w:t>
-      </w:r>
-      <w:r>
-        <w:t xml:space="preserve"> </w:t>
-      </w:r>
-      <w:hyperlink r:id="rId41">
-        <w:r>
-          <w:rPr>
-            <w:rStyle w:val="Hyperlink"/>
-          </w:rPr>
-          <w:t xml:space="preserve">https://doi.org/10.1007/BF00053909</w:t>
-        </w:r>
-      </w:hyperlink>
-    </w:p>
-    <w:bookmarkEnd w:id="42"/>
-    <w:bookmarkStart w:id="44" w:name="ref-brito2020"/>
-    <w:p>
-      <w:pPr>
-        <w:pStyle w:val="Bibliografia"/>
-      </w:pPr>
-      <w:r>
-        <w:t xml:space="preserve">Brito, M. F. G., Daga, V. S., &amp; Vitule, J. R. S. (2020). Fisheries and biotic homogenization of freshwater fish in the Brazilian semiarid region.</w:t>
-      </w:r>
-      <w:r>
-        <w:t xml:space="preserve"> </w:t>
-      </w:r>
-      <w:r>
-        <w:rPr>
-          <w:i/>
-          <w:iCs/>
-        </w:rPr>
-        <w:t xml:space="preserve">Hydrobiologia</w:t>
-      </w:r>
-      <w:r>
-        <w:t xml:space="preserve">,</w:t>
-      </w:r>
-      <w:r>
-        <w:t xml:space="preserve"> </w:t>
-      </w:r>
-      <w:r>
-        <w:rPr>
-          <w:i/>
-          <w:iCs/>
-        </w:rPr>
-        <w:t xml:space="preserve">847</w:t>
-      </w:r>
-      <w:r>
-        <w:t xml:space="preserve">(18), 3877–3895.</w:t>
-      </w:r>
-      <w:r>
-        <w:t xml:space="preserve"> </w:t>
-      </w:r>
-      <w:hyperlink r:id="rId43">
-        <w:r>
-          <w:rPr>
-            <w:rStyle w:val="Hyperlink"/>
-          </w:rPr>
-          <w:t xml:space="preserve">https://doi.org/10.1007/s10750-020-04236-8</w:t>
-        </w:r>
-      </w:hyperlink>
-    </w:p>
-    <w:bookmarkEnd w:id="44"/>
-    <w:bookmarkStart w:id="46" w:name="ref-bunn2006"/>
-    <w:p>
-      <w:pPr>
-        <w:pStyle w:val="Bibliografia"/>
-      </w:pPr>
-      <w:r>
-        <w:t xml:space="preserve">Bunn, S. E., Thoms, M. C., Hamilton, S. K., &amp; Capon, S. J. (2006). Flow variability in dryland rivers: boom, bust and the bits in between.</w:t>
-      </w:r>
-      <w:r>
-        <w:t xml:space="preserve"> </w:t>
-      </w:r>
-      <w:r>
-        <w:rPr>
-          <w:i/>
-          <w:iCs/>
-        </w:rPr>
-        <w:t xml:space="preserve">River Research and Applications</w:t>
-      </w:r>
-      <w:r>
-        <w:t xml:space="preserve">,</w:t>
-      </w:r>
-      <w:r>
-        <w:t xml:space="preserve"> </w:t>
-      </w:r>
-      <w:r>
-        <w:rPr>
-          <w:i/>
-          <w:iCs/>
-        </w:rPr>
-        <w:t xml:space="preserve">22</w:t>
-      </w:r>
-      <w:r>
-        <w:t xml:space="preserve">(2), 179–186.</w:t>
-      </w:r>
-      <w:r>
-        <w:t xml:space="preserve"> </w:t>
-      </w:r>
-      <w:hyperlink r:id="rId45">
-        <w:r>
-          <w:rPr>
-            <w:rStyle w:val="Hyperlink"/>
-          </w:rPr>
-          <w:t xml:space="preserve">https://doi.org/10.1002/rra.904</w:t>
-        </w:r>
-      </w:hyperlink>
-    </w:p>
-    <w:bookmarkEnd w:id="46"/>
-    <w:bookmarkStart w:id="48" w:name="ref-RN2830"/>
-    <w:p>
-      <w:pPr>
-        <w:pStyle w:val="Bibliografia"/>
-      </w:pPr>
-      <w:r>
-        <w:t xml:space="preserve">Carvalho, L. K., Farias, R. L., &amp; Medeiros, E. S. F. (2013a). Benthic invertebrates and the habitat structure in an intermittent river of the semi-arid region of brazil [Journal Article].</w:t>
+        <w:t xml:space="preserve">Carvalho, L. K., Farias, R. L., &amp; Medeiros, E. S. F. (2013). Macroinvertebrados bentônicos e a estrutura do habitat em um rio intermitente do semiárido brasileiro.</w:t>
       </w:r>
       <w:r>
         <w:t xml:space="preserve"> </w:t>
@@ -2153,7 +2360,7 @@
       <w:r>
         <w:t xml:space="preserve"> </w:t>
       </w:r>
-      <w:hyperlink r:id="rId47">
+      <w:hyperlink r:id="rId32">
         <w:r>
           <w:rPr>
             <w:rStyle w:val="Hyperlink"/>
@@ -2162,431 +2369,8 @@
         </w:r>
       </w:hyperlink>
     </w:p>
-    <w:bookmarkEnd w:id="48"/>
-    <w:bookmarkStart w:id="49" w:name="ref-carvalho2013"/>
-    <w:p>
-      <w:pPr>
-        <w:pStyle w:val="Bibliografia"/>
-      </w:pPr>
-      <w:r>
-        <w:t xml:space="preserve">Carvalho, L. K., Farias, R. L., &amp; Medeiros, E. S. F. (2013b). Macroinvertebrados bentônicos e a estrutura do habitat em um rio intermitente do semiárido brasileiro.</w:t>
-      </w:r>
-      <w:r>
-        <w:t xml:space="preserve"> </w:t>
-      </w:r>
-      <w:r>
-        <w:rPr>
-          <w:i/>
-          <w:iCs/>
-        </w:rPr>
-        <w:t xml:space="preserve">Neotropical Biology and Conservation</w:t>
-      </w:r>
-      <w:r>
-        <w:t xml:space="preserve">,</w:t>
-      </w:r>
-      <w:r>
-        <w:t xml:space="preserve"> </w:t>
-      </w:r>
-      <w:r>
-        <w:rPr>
-          <w:i/>
-          <w:iCs/>
-        </w:rPr>
-        <w:t xml:space="preserve">8</w:t>
-      </w:r>
-      <w:r>
-        <w:t xml:space="preserve">(2), 57–67.</w:t>
-      </w:r>
-      <w:r>
-        <w:t xml:space="preserve"> </w:t>
-      </w:r>
-      <w:hyperlink r:id="rId47">
-        <w:r>
-          <w:rPr>
-            <w:rStyle w:val="Hyperlink"/>
-          </w:rPr>
-          <w:t xml:space="preserve">https://doi.org/10.4013/nbc.2013.82.01</w:t>
-        </w:r>
-      </w:hyperlink>
-    </w:p>
-    <w:bookmarkEnd w:id="49"/>
-    <w:bookmarkStart w:id="51" w:name="ref-castro2026"/>
-    <w:p>
-      <w:pPr>
-        <w:pStyle w:val="Bibliografia"/>
-      </w:pPr>
-      <w:r>
-        <w:t xml:space="preserve">Castro, D. M. P., Santos, G. M., Macedo, D. R., Tourinho, T. C. O., Manzano, F. V., Hughes, R. M., &amp; Callisto, M. (2026). Anthropogenic pressures reduce aquatic macroinvertebrate diversity through decreased physical habitat heterogeneity.</w:t>
-      </w:r>
-      <w:r>
-        <w:t xml:space="preserve"> </w:t>
-      </w:r>
-      <w:r>
-        <w:rPr>
-          <w:i/>
-          <w:iCs/>
-        </w:rPr>
-        <w:t xml:space="preserve">Water Biology and Security</w:t>
-      </w:r>
-      <w:r>
-        <w:t xml:space="preserve">,</w:t>
-      </w:r>
-      <w:r>
-        <w:t xml:space="preserve"> </w:t>
-      </w:r>
-      <w:r>
-        <w:rPr>
-          <w:i/>
-          <w:iCs/>
-        </w:rPr>
-        <w:t xml:space="preserve">5</w:t>
-      </w:r>
-      <w:r>
-        <w:t xml:space="preserve">(3), 100496.</w:t>
-      </w:r>
-      <w:r>
-        <w:t xml:space="preserve"> </w:t>
-      </w:r>
-      <w:hyperlink r:id="rId50">
-        <w:r>
-          <w:rPr>
-            <w:rStyle w:val="Hyperlink"/>
-          </w:rPr>
-          <w:t xml:space="preserve">https://doi.org/10.1016/j.watbs.2025.100496</w:t>
-        </w:r>
-      </w:hyperlink>
-    </w:p>
-    <w:bookmarkEnd w:id="51"/>
-    <w:bookmarkStart w:id="53" w:name="ref-RN3026"/>
-    <w:p>
-      <w:pPr>
-        <w:pStyle w:val="Bibliografia"/>
-      </w:pPr>
-      <w:r>
-        <w:t xml:space="preserve">Chytrý, M., Tichý, L., Holt, J., &amp; Botta-Dukát, Z. (2002). Determination of diagnostic species with statistical fidelity measures [Journal Article].</w:t>
-      </w:r>
-      <w:r>
-        <w:t xml:space="preserve"> </w:t>
-      </w:r>
-      <w:r>
-        <w:rPr>
-          <w:i/>
-          <w:iCs/>
-        </w:rPr>
-        <w:t xml:space="preserve">Journal of Vegetation Science</w:t>
-      </w:r>
-      <w:r>
-        <w:t xml:space="preserve">,</w:t>
-      </w:r>
-      <w:r>
-        <w:t xml:space="preserve"> </w:t>
-      </w:r>
-      <w:r>
-        <w:rPr>
-          <w:i/>
-          <w:iCs/>
-        </w:rPr>
-        <w:t xml:space="preserve">13</w:t>
-      </w:r>
-      <w:r>
-        <w:t xml:space="preserve">, 79–90.</w:t>
-      </w:r>
-      <w:r>
-        <w:t xml:space="preserve"> </w:t>
-      </w:r>
-      <w:hyperlink r:id="rId52">
-        <w:r>
-          <w:rPr>
-            <w:rStyle w:val="Hyperlink"/>
-          </w:rPr>
-          <w:t xml:space="preserve">https://doi.org/10.1111/j.1654-1103.2002.tb02025.x</w:t>
-        </w:r>
-      </w:hyperlink>
-    </w:p>
-    <w:bookmarkEnd w:id="53"/>
-    <w:bookmarkStart w:id="55" w:name="ref-cobb1992"/>
-    <w:p>
-      <w:pPr>
-        <w:pStyle w:val="Bibliografia"/>
-      </w:pPr>
-      <w:r>
-        <w:t xml:space="preserve">Cobb, D. G., Galloway, T. D., &amp; Flannagan, J. F. (1992a). Effects of discharge and substrate stability on density and species composition of stream insects.</w:t>
-      </w:r>
-      <w:r>
-        <w:t xml:space="preserve"> </w:t>
-      </w:r>
-      <w:r>
-        <w:rPr>
-          <w:i/>
-          <w:iCs/>
-        </w:rPr>
-        <w:t xml:space="preserve">Canadian Journal of Fisheries and Aquatic Sciences</w:t>
-      </w:r>
-      <w:r>
-        <w:t xml:space="preserve">,</w:t>
-      </w:r>
-      <w:r>
-        <w:t xml:space="preserve"> </w:t>
-      </w:r>
-      <w:r>
-        <w:rPr>
-          <w:i/>
-          <w:iCs/>
-        </w:rPr>
-        <w:t xml:space="preserve">49</w:t>
-      </w:r>
-      <w:r>
-        <w:t xml:space="preserve">(9), 1788–1795.</w:t>
-      </w:r>
-      <w:r>
-        <w:t xml:space="preserve"> </w:t>
-      </w:r>
-      <w:hyperlink r:id="rId54">
-        <w:r>
-          <w:rPr>
-            <w:rStyle w:val="Hyperlink"/>
-          </w:rPr>
-          <w:t xml:space="preserve">https://doi.org/10.1139/f92-198</w:t>
-        </w:r>
-      </w:hyperlink>
-    </w:p>
-    <w:bookmarkEnd w:id="55"/>
-    <w:bookmarkStart w:id="56" w:name="ref-cobb1992a"/>
-    <w:p>
-      <w:pPr>
-        <w:pStyle w:val="Bibliografia"/>
-      </w:pPr>
-      <w:r>
-        <w:t xml:space="preserve">Cobb, D. G., Galloway, T. D., &amp; Flannagan, J. F. (1992b). Effects of discharge and substrate stability on density and species composition of stream insects.</w:t>
-      </w:r>
-      <w:r>
-        <w:t xml:space="preserve"> </w:t>
-      </w:r>
-      <w:r>
-        <w:rPr>
-          <w:i/>
-          <w:iCs/>
-        </w:rPr>
-        <w:t xml:space="preserve">Canadian Journal of Fisheries and Aquatic Sciences</w:t>
-      </w:r>
-      <w:r>
-        <w:t xml:space="preserve">,</w:t>
-      </w:r>
-      <w:r>
-        <w:t xml:space="preserve"> </w:t>
-      </w:r>
-      <w:r>
-        <w:rPr>
-          <w:i/>
-          <w:iCs/>
-        </w:rPr>
-        <w:t xml:space="preserve">49</w:t>
-      </w:r>
-      <w:r>
-        <w:t xml:space="preserve">(9), 1788–1795.</w:t>
-      </w:r>
-      <w:r>
-        <w:t xml:space="preserve"> </w:t>
-      </w:r>
-      <w:hyperlink r:id="rId54">
-        <w:r>
-          <w:rPr>
-            <w:rStyle w:val="Hyperlink"/>
-          </w:rPr>
-          <w:t xml:space="preserve">https://doi.org/10.1139/f92-198</w:t>
-        </w:r>
-      </w:hyperlink>
-    </w:p>
-    <w:bookmarkEnd w:id="56"/>
-    <w:bookmarkStart w:id="58" w:name="ref-RN3028"/>
-    <w:p>
-      <w:pPr>
-        <w:pStyle w:val="Bibliografia"/>
-      </w:pPr>
-      <w:r>
-        <w:t xml:space="preserve">De Cáceres, M., &amp; Legendre, P. (2009). Associations between species and groups of sites: Indices and statistical inference [Journal Article].</w:t>
-      </w:r>
-      <w:r>
-        <w:t xml:space="preserve"> </w:t>
-      </w:r>
-      <w:r>
-        <w:rPr>
-          <w:i/>
-          <w:iCs/>
-        </w:rPr>
-        <w:t xml:space="preserve">Ecology</w:t>
-      </w:r>
-      <w:r>
-        <w:t xml:space="preserve">,</w:t>
-      </w:r>
-      <w:r>
-        <w:t xml:space="preserve"> </w:t>
-      </w:r>
-      <w:r>
-        <w:rPr>
-          <w:i/>
-          <w:iCs/>
-        </w:rPr>
-        <w:t xml:space="preserve">90</w:t>
-      </w:r>
-      <w:r>
-        <w:t xml:space="preserve">(12), 3566–3574.</w:t>
-      </w:r>
-      <w:r>
-        <w:t xml:space="preserve"> </w:t>
-      </w:r>
-      <w:hyperlink r:id="rId57">
-        <w:r>
-          <w:rPr>
-            <w:rStyle w:val="Hyperlink"/>
-          </w:rPr>
-          <w:t xml:space="preserve">https://doi.org/10.1890/08-1823.1</w:t>
-        </w:r>
-      </w:hyperlink>
-    </w:p>
-    <w:bookmarkEnd w:id="58"/>
-    <w:bookmarkStart w:id="60" w:name="ref-RN3027"/>
-    <w:p>
-      <w:pPr>
-        <w:pStyle w:val="Bibliografia"/>
-      </w:pPr>
-      <w:r>
-        <w:t xml:space="preserve">De Cáceres, M., Legendre, P., &amp; Moretti, M. (2010). Improving indicator species analysis by combining groups of sites [Journal Article].</w:t>
-      </w:r>
-      <w:r>
-        <w:t xml:space="preserve"> </w:t>
-      </w:r>
-      <w:r>
-        <w:rPr>
-          <w:i/>
-          <w:iCs/>
-        </w:rPr>
-        <w:t xml:space="preserve">Oikos</w:t>
-      </w:r>
-      <w:r>
-        <w:t xml:space="preserve">,</w:t>
-      </w:r>
-      <w:r>
-        <w:t xml:space="preserve"> </w:t>
-      </w:r>
-      <w:r>
-        <w:rPr>
-          <w:i/>
-          <w:iCs/>
-        </w:rPr>
-        <w:t xml:space="preserve">119</w:t>
-      </w:r>
-      <w:r>
-        <w:t xml:space="preserve">, 1674–1684.</w:t>
-      </w:r>
-      <w:r>
-        <w:t xml:space="preserve"> </w:t>
-      </w:r>
-      <w:hyperlink r:id="rId59">
-        <w:r>
-          <w:rPr>
-            <w:rStyle w:val="Hyperlink"/>
-          </w:rPr>
-          <w:t xml:space="preserve">https://doi.org/10.1111/j.1600-0706.2010.18334.x</w:t>
-        </w:r>
-      </w:hyperlink>
-    </w:p>
-    <w:bookmarkEnd w:id="60"/>
-    <w:bookmarkStart w:id="61" w:name="ref-deliraazevêdo2017"/>
-    <w:p>
-      <w:pPr>
-        <w:pStyle w:val="Bibliografia"/>
-      </w:pPr>
-      <w:r>
-        <w:t xml:space="preserve">De Lira Azevêdo, E., De Lucena Barbosa, J. E., Viana, L. G., Anacleto, M. J. P., Callisto, M., &amp; Molozzi, J. (2017). Application of a statistical model for the assessment of environmental quality in neotropical semi-arid reservoirs.</w:t>
-      </w:r>
-      <w:r>
-        <w:t xml:space="preserve"> </w:t>
-      </w:r>
-      <w:r>
-        <w:rPr>
-          <w:i/>
-          <w:iCs/>
-        </w:rPr>
-        <w:t xml:space="preserve">Environmental Monitoring and Assessment</w:t>
-      </w:r>
-      <w:r>
-        <w:t xml:space="preserve">,</w:t>
-      </w:r>
-      <w:r>
-        <w:t xml:space="preserve"> </w:t>
-      </w:r>
-      <w:r>
-        <w:rPr>
-          <w:i/>
-          <w:iCs/>
-        </w:rPr>
-        <w:t xml:space="preserve">189</w:t>
-      </w:r>
-      <w:r>
-        <w:t xml:space="preserve">(2), 65.</w:t>
-      </w:r>
-      <w:r>
-        <w:t xml:space="preserve"> </w:t>
-      </w:r>
-      <w:hyperlink r:id="rId32">
-        <w:r>
-          <w:rPr>
-            <w:rStyle w:val="Hyperlink"/>
-          </w:rPr>
-          <w:t xml:space="preserve">https://doi.org/10.1007/s10661-016-5723-3</w:t>
-        </w:r>
-      </w:hyperlink>
-    </w:p>
-    <w:bookmarkEnd w:id="61"/>
-    <w:bookmarkStart w:id="63" w:name="ref-RN2094"/>
-    <w:p>
-      <w:pPr>
-        <w:pStyle w:val="Bibliografia"/>
-      </w:pPr>
-      <w:r>
-        <w:t xml:space="preserve">Dufrene, M., &amp; Legendre, P. (1997). Species assemblages and indicator species: The need for a flexible asymmetrical approach [Journal Article].</w:t>
-      </w:r>
-      <w:r>
-        <w:t xml:space="preserve"> </w:t>
-      </w:r>
-      <w:r>
-        <w:rPr>
-          <w:i/>
-          <w:iCs/>
-        </w:rPr>
-        <w:t xml:space="preserve">Ecological Monographs</w:t>
-      </w:r>
-      <w:r>
-        <w:t xml:space="preserve">,</w:t>
-      </w:r>
-      <w:r>
-        <w:t xml:space="preserve"> </w:t>
-      </w:r>
-      <w:r>
-        <w:rPr>
-          <w:i/>
-          <w:iCs/>
-        </w:rPr>
-        <w:t xml:space="preserve">67</w:t>
-      </w:r>
-      <w:r>
-        <w:t xml:space="preserve">(3), 345–366.</w:t>
-      </w:r>
-      <w:r>
-        <w:t xml:space="preserve"> </w:t>
-      </w:r>
-      <w:hyperlink r:id="rId62">
-        <w:r>
-          <w:rPr>
-            <w:rStyle w:val="Hyperlink"/>
-          </w:rPr>
-          <w:t xml:space="preserve">https://doi.org/10.1890/0012-9615(1997)067[0345:SAAIST]2.0.CO;2</w:t>
-        </w:r>
-      </w:hyperlink>
-    </w:p>
-    <w:bookmarkEnd w:id="63"/>
-    <w:bookmarkStart w:id="65" w:name="ref-farias2020"/>
+    <w:bookmarkEnd w:id="33"/>
+    <w:bookmarkStart w:id="35" w:name="ref-farias2020"/>
     <w:p>
       <w:pPr>
         <w:pStyle w:val="Bibliografia"/>
@@ -2623,7 +2407,7 @@
       <w:r>
         <w:t xml:space="preserve"> </w:t>
       </w:r>
-      <w:hyperlink r:id="rId64">
+      <w:hyperlink r:id="rId34">
         <w:r>
           <w:rPr>
             <w:rStyle w:val="Hyperlink"/>
@@ -2632,14 +2416,14 @@
         </w:r>
       </w:hyperlink>
     </w:p>
-    <w:bookmarkEnd w:id="65"/>
-    <w:bookmarkStart w:id="67" w:name="ref-RN2695"/>
+    <w:bookmarkEnd w:id="35"/>
+    <w:bookmarkStart w:id="37" w:name="ref-farias2012"/>
     <w:p>
       <w:pPr>
         <w:pStyle w:val="Bibliografia"/>
       </w:pPr>
       <w:r>
-        <w:t xml:space="preserve">Farias, R. L., Carvalho, L. K., &amp; Medeiros, E. S. F. (2012). Distribution of chironomidae in a semiarid intermittent river of brazil [Journal Article].</w:t>
+        <w:t xml:space="preserve">Farias, R. L., Carvalho, L. K., &amp; Medeiros, E. S. F. (2012). Distribution of Chironomidae in a Semiarid Intermittent River of Brazil.</w:t>
       </w:r>
       <w:r>
         <w:t xml:space="preserve"> </w:t>
@@ -2665,12 +2449,12 @@
         <w:t xml:space="preserve">41</w:t>
       </w:r>
       <w:r>
-        <w:t xml:space="preserve">, 450–460.</w:t>
+        <w:t xml:space="preserve">(6), 450–460.</w:t>
       </w:r>
       <w:r>
         <w:t xml:space="preserve"> </w:t>
       </w:r>
-      <w:hyperlink r:id="rId66">
+      <w:hyperlink r:id="rId36">
         <w:r>
           <w:rPr>
             <w:rStyle w:val="Hyperlink"/>
@@ -2679,1321 +2463,10 @@
         </w:r>
       </w:hyperlink>
     </w:p>
-    <w:bookmarkEnd w:id="67"/>
-    <w:bookmarkStart w:id="68" w:name="ref-RN2905"/>
-    <w:p>
-      <w:pPr>
-        <w:pStyle w:val="Bibliografia"/>
-      </w:pPr>
-      <w:r>
-        <w:t xml:space="preserve">Farias, R. L., Stenert, C., Maltchik, L., &amp; Medeiros, E. S. F. (2020). Partitioning of macroinvertebrate assemblages across temporary pools in an intermittent dryland river [Journal Article].</w:t>
-      </w:r>
-      <w:r>
-        <w:t xml:space="preserve"> </w:t>
-      </w:r>
-      <w:r>
-        <w:rPr>
-          <w:i/>
-          <w:iCs/>
-        </w:rPr>
-        <w:t xml:space="preserve">Inland Waters</w:t>
-      </w:r>
-      <w:r>
-        <w:t xml:space="preserve">,</w:t>
-      </w:r>
-      <w:r>
-        <w:t xml:space="preserve"> </w:t>
-      </w:r>
-      <w:r>
-        <w:rPr>
-          <w:i/>
-          <w:iCs/>
-        </w:rPr>
-        <w:t xml:space="preserve">10</w:t>
-      </w:r>
-      <w:r>
-        <w:t xml:space="preserve">(4), 480–492.</w:t>
-      </w:r>
-      <w:r>
-        <w:t xml:space="preserve"> </w:t>
-      </w:r>
-      <w:hyperlink r:id="rId64">
-        <w:r>
-          <w:rPr>
-            <w:rStyle w:val="Hyperlink"/>
-          </w:rPr>
-          <w:t xml:space="preserve">https://doi.org/10.1080/20442041.2020.1738841</w:t>
-        </w:r>
-      </w:hyperlink>
-    </w:p>
-    <w:bookmarkEnd w:id="68"/>
-    <w:bookmarkStart w:id="70" w:name="ref-RN361"/>
-    <w:p>
-      <w:pPr>
-        <w:pStyle w:val="Bibliografia"/>
-      </w:pPr>
-      <w:r>
-        <w:t xml:space="preserve">Lanés, L. E. K., Reichard, M., Moura, R. G. de, Godoy, R. S., &amp; Maltchik, L. (2018). Environmental predictors for annual fish assemblages in subtropical grasslands of south america: The role of landscape and habitat characteristics [Journal Article].</w:t>
-      </w:r>
-      <w:r>
-        <w:t xml:space="preserve"> </w:t>
-      </w:r>
-      <w:r>
-        <w:rPr>
-          <w:i/>
-          <w:iCs/>
-        </w:rPr>
-        <w:t xml:space="preserve">Environmental Biology of Fishes</w:t>
-      </w:r>
-      <w:r>
-        <w:t xml:space="preserve">,</w:t>
-      </w:r>
-      <w:r>
-        <w:t xml:space="preserve"> </w:t>
-      </w:r>
-      <w:r>
-        <w:rPr>
-          <w:i/>
-          <w:iCs/>
-        </w:rPr>
-        <w:t xml:space="preserve">101</w:t>
-      </w:r>
-      <w:r>
-        <w:t xml:space="preserve">, 963–977.</w:t>
-      </w:r>
-      <w:r>
-        <w:t xml:space="preserve"> </w:t>
-      </w:r>
-      <w:hyperlink r:id="rId69">
-        <w:r>
-          <w:rPr>
-            <w:rStyle w:val="Hyperlink"/>
-          </w:rPr>
-          <w:t xml:space="preserve">https://doi.org/10.1007/s10641-018-0751-1</w:t>
-        </w:r>
-      </w:hyperlink>
-    </w:p>
-    <w:bookmarkEnd w:id="70"/>
-    <w:bookmarkStart w:id="71" w:name="ref-RN1482"/>
-    <w:p>
-      <w:pPr>
-        <w:pStyle w:val="Bibliografia"/>
-      </w:pPr>
-      <w:r>
-        <w:t xml:space="preserve">Lê, S., Josse, J., &amp; Husson, F. (2008). FactoMineR: An r package for multivariate analysis [Journal Article].</w:t>
-      </w:r>
-      <w:r>
-        <w:t xml:space="preserve"> </w:t>
-      </w:r>
-      <w:r>
-        <w:rPr>
-          <w:i/>
-          <w:iCs/>
-        </w:rPr>
-        <w:t xml:space="preserve">Journal of Statistical Software</w:t>
-      </w:r>
-      <w:r>
-        <w:t xml:space="preserve">,</w:t>
-      </w:r>
-      <w:r>
-        <w:t xml:space="preserve"> </w:t>
-      </w:r>
-      <w:r>
-        <w:rPr>
-          <w:i/>
-          <w:iCs/>
-        </w:rPr>
-        <w:t xml:space="preserve">25</w:t>
-      </w:r>
-      <w:r>
-        <w:t xml:space="preserve">(1), 1–18.</w:t>
-      </w:r>
-    </w:p>
-    <w:bookmarkEnd w:id="71"/>
-    <w:bookmarkStart w:id="73" w:name="ref-RN2969"/>
-    <w:p>
-      <w:pPr>
-        <w:pStyle w:val="Bibliografia"/>
-      </w:pPr>
-      <w:r>
-        <w:t xml:space="preserve">Legendre, P., &amp; Anderson, M. J. (1999). Distance-based redundancy analysis: Testing multispecies responses in multifactorial ecological experiments [Journal Article].</w:t>
-      </w:r>
-      <w:r>
-        <w:t xml:space="preserve"> </w:t>
-      </w:r>
-      <w:r>
-        <w:rPr>
-          <w:i/>
-          <w:iCs/>
-        </w:rPr>
-        <w:t xml:space="preserve">Ecological Monographs</w:t>
-      </w:r>
-      <w:r>
-        <w:t xml:space="preserve">,</w:t>
-      </w:r>
-      <w:r>
-        <w:t xml:space="preserve"> </w:t>
-      </w:r>
-      <w:r>
-        <w:rPr>
-          <w:i/>
-          <w:iCs/>
-        </w:rPr>
-        <w:t xml:space="preserve">69</w:t>
-      </w:r>
-      <w:r>
-        <w:t xml:space="preserve">(1), 1–24.</w:t>
-      </w:r>
-      <w:r>
-        <w:t xml:space="preserve"> </w:t>
-      </w:r>
-      <w:hyperlink r:id="rId72">
-        <w:r>
-          <w:rPr>
-            <w:rStyle w:val="Hyperlink"/>
-          </w:rPr>
-          <w:t xml:space="preserve">https://doi.org/10.1890/0012-9615(1999)069[0001:dbratm]2.0.co;2</w:t>
-        </w:r>
-      </w:hyperlink>
-    </w:p>
-    <w:bookmarkEnd w:id="73"/>
-    <w:bookmarkStart w:id="75" w:name="ref-RN2904"/>
-    <w:p>
-      <w:pPr>
-        <w:pStyle w:val="Bibliografia"/>
-      </w:pPr>
-      <w:r>
-        <w:t xml:space="preserve">Legendre, P., &amp; Gallagher, E. D. (2001). Ecologically meaningful transformations for ordination of species data [Journal Article].</w:t>
-      </w:r>
-      <w:r>
-        <w:t xml:space="preserve"> </w:t>
-      </w:r>
-      <w:r>
-        <w:rPr>
-          <w:i/>
-          <w:iCs/>
-        </w:rPr>
-        <w:t xml:space="preserve">Oecologia</w:t>
-      </w:r>
-      <w:r>
-        <w:t xml:space="preserve">,</w:t>
-      </w:r>
-      <w:r>
-        <w:t xml:space="preserve"> </w:t>
-      </w:r>
-      <w:r>
-        <w:rPr>
-          <w:i/>
-          <w:iCs/>
-        </w:rPr>
-        <w:t xml:space="preserve">129</w:t>
-      </w:r>
-      <w:r>
-        <w:t xml:space="preserve">, 271–280.</w:t>
-      </w:r>
-      <w:r>
-        <w:t xml:space="preserve"> </w:t>
-      </w:r>
-      <w:hyperlink r:id="rId74">
-        <w:r>
-          <w:rPr>
-            <w:rStyle w:val="Hyperlink"/>
-          </w:rPr>
-          <w:t xml:space="preserve">https://doi.org/10.1007/s004420100716</w:t>
-        </w:r>
-      </w:hyperlink>
-    </w:p>
-    <w:bookmarkEnd w:id="75"/>
-    <w:bookmarkStart w:id="77" w:name="ref-RN1940"/>
-    <w:p>
-      <w:pPr>
-        <w:pStyle w:val="Bibliografia"/>
-      </w:pPr>
-      <w:r>
-        <w:t xml:space="preserve">Maitland, P. S. (1990). Field studies: Sampling in freshwaters [Book Section]. In</w:t>
-      </w:r>
-      <w:r>
-        <w:t xml:space="preserve"> </w:t>
-      </w:r>
-      <w:r>
-        <w:rPr>
-          <w:i/>
-          <w:iCs/>
-        </w:rPr>
-        <w:t xml:space="preserve">Biology of fresh waters</w:t>
-      </w:r>
-      <w:r>
-        <w:t xml:space="preserve"> </w:t>
-      </w:r>
-      <w:r>
-        <w:t xml:space="preserve">(2nd ed., pp. 123–148). Springer.</w:t>
-      </w:r>
-      <w:r>
-        <w:t xml:space="preserve"> </w:t>
-      </w:r>
-      <w:hyperlink r:id="rId76">
-        <w:r>
-          <w:rPr>
-            <w:rStyle w:val="Hyperlink"/>
-          </w:rPr>
-          <w:t xml:space="preserve">https://doi.org/10.1007/978-94-011-7852-5_5</w:t>
-        </w:r>
-      </w:hyperlink>
-    </w:p>
-    <w:bookmarkEnd w:id="77"/>
-    <w:bookmarkStart w:id="79" w:name="ref-RN2627"/>
-    <w:p>
-      <w:pPr>
-        <w:pStyle w:val="Bibliografia"/>
-      </w:pPr>
-      <w:r>
-        <w:t xml:space="preserve">Maltchik, L., Lanés, L. E. K., Stenert, C., &amp; Medeiros, E. S. F. (2010). Species-area relationship and environmental predictors of fish communities in coastal freshwater wetlands of southern brazil [Journal Article].</w:t>
-      </w:r>
-      <w:r>
-        <w:t xml:space="preserve"> </w:t>
-      </w:r>
-      <w:r>
-        <w:rPr>
-          <w:i/>
-          <w:iCs/>
-        </w:rPr>
-        <w:t xml:space="preserve">Environmental Biology of Fishes</w:t>
-      </w:r>
-      <w:r>
-        <w:t xml:space="preserve">,</w:t>
-      </w:r>
-      <w:r>
-        <w:t xml:space="preserve"> </w:t>
-      </w:r>
-      <w:r>
-        <w:rPr>
-          <w:i/>
-          <w:iCs/>
-        </w:rPr>
-        <w:t xml:space="preserve">88</w:t>
-      </w:r>
-      <w:r>
-        <w:t xml:space="preserve">(1), 25–35.</w:t>
-      </w:r>
-      <w:r>
-        <w:t xml:space="preserve"> </w:t>
-      </w:r>
-      <w:hyperlink r:id="rId78">
-        <w:r>
-          <w:rPr>
-            <w:rStyle w:val="Hyperlink"/>
-          </w:rPr>
-          <w:t xml:space="preserve">https://doi.org/10.1007/s10641-010-9614-0</w:t>
-        </w:r>
-      </w:hyperlink>
-    </w:p>
-    <w:bookmarkEnd w:id="79"/>
-    <w:bookmarkStart w:id="81" w:name="ref-RN2442"/>
-    <w:p>
-      <w:pPr>
-        <w:pStyle w:val="Bibliografia"/>
-      </w:pPr>
-      <w:r>
-        <w:t xml:space="preserve">Maltchik, L., &amp; Medeiros, E. S. F. (2006). Conservation importance of semi-arid streams in north-eastern brazil: Implications of hydrological disturbance and species diversity [Journal Article].</w:t>
-      </w:r>
-      <w:r>
-        <w:t xml:space="preserve"> </w:t>
-      </w:r>
-      <w:r>
-        <w:rPr>
-          <w:i/>
-          <w:iCs/>
-        </w:rPr>
-        <w:t xml:space="preserve">Aquatic Conservation: Marine and Freshwater Ecosystems</w:t>
-      </w:r>
-      <w:r>
-        <w:t xml:space="preserve">,</w:t>
-      </w:r>
-      <w:r>
-        <w:t xml:space="preserve"> </w:t>
-      </w:r>
-      <w:r>
-        <w:rPr>
-          <w:i/>
-          <w:iCs/>
-        </w:rPr>
-        <w:t xml:space="preserve">16</w:t>
-      </w:r>
-      <w:r>
-        <w:t xml:space="preserve">(7), 665–677.</w:t>
-      </w:r>
-      <w:r>
-        <w:t xml:space="preserve"> </w:t>
-      </w:r>
-      <w:hyperlink r:id="rId80">
-        <w:r>
-          <w:rPr>
-            <w:rStyle w:val="Hyperlink"/>
-          </w:rPr>
-          <w:t xml:space="preserve">https://doi.org/10.1002/aqc.805</w:t>
-        </w:r>
-      </w:hyperlink>
-    </w:p>
-    <w:bookmarkEnd w:id="81"/>
-    <w:bookmarkStart w:id="82" w:name="ref-RN372"/>
-    <w:p>
-      <w:pPr>
-        <w:pStyle w:val="Bibliografia"/>
-      </w:pPr>
-      <w:r>
-        <w:t xml:space="preserve">McCafferty, W. P., &amp; Provonsha, A. V. (1983).</w:t>
-      </w:r>
-      <w:r>
-        <w:t xml:space="preserve"> </w:t>
-      </w:r>
-      <w:r>
-        <w:rPr>
-          <w:i/>
-          <w:iCs/>
-        </w:rPr>
-        <w:t xml:space="preserve">Aquatic entomology: The fisherman’s and ecologist’s illustrated guide to insects and their relatives</w:t>
-      </w:r>
-      <w:r>
-        <w:t xml:space="preserve"> </w:t>
-      </w:r>
-      <w:r>
-        <w:t xml:space="preserve">(p. 448) [Book]. Jones; Bartlett Publishers, Inc.</w:t>
-      </w:r>
-    </w:p>
-    <w:bookmarkEnd w:id="82"/>
-    <w:bookmarkStart w:id="83" w:name="ref-RN1552"/>
-    <w:p>
-      <w:pPr>
-        <w:pStyle w:val="Bibliografia"/>
-      </w:pPr>
-      <w:r>
-        <w:t xml:space="preserve">McCune, B., &amp; Grace, J. B. (2002).</w:t>
-      </w:r>
-      <w:r>
-        <w:t xml:space="preserve"> </w:t>
-      </w:r>
-      <w:r>
-        <w:rPr>
-          <w:i/>
-          <w:iCs/>
-        </w:rPr>
-        <w:t xml:space="preserve">Analysis of ecological communities</w:t>
-      </w:r>
-      <w:r>
-        <w:t xml:space="preserve"> </w:t>
-      </w:r>
-      <w:r>
-        <w:t xml:space="preserve">(p. 300) [Book]. MjM Software Design.</w:t>
-      </w:r>
-    </w:p>
-    <w:bookmarkEnd w:id="83"/>
-    <w:bookmarkStart w:id="85" w:name="ref-RN2692"/>
-    <w:p>
-      <w:pPr>
-        <w:pStyle w:val="Bibliografia"/>
-      </w:pPr>
-      <w:r>
-        <w:t xml:space="preserve">Medeiros, E. S. F., Noia, N. P., Antunes, L. C., &amp; Melo, T. X. (2011). Zooplankton composition in aquatic systems of semi-arid brazil: Spatial variation and implications of water management [Journal Article].</w:t>
-      </w:r>
-      <w:r>
-        <w:t xml:space="preserve"> </w:t>
-      </w:r>
-      <w:r>
-        <w:rPr>
-          <w:i/>
-          <w:iCs/>
-        </w:rPr>
-        <w:t xml:space="preserve">Pan-American Journal of Aquatic Sciences</w:t>
-      </w:r>
-      <w:r>
-        <w:t xml:space="preserve">,</w:t>
-      </w:r>
-      <w:r>
-        <w:t xml:space="preserve"> </w:t>
-      </w:r>
-      <w:r>
-        <w:rPr>
-          <w:i/>
-          <w:iCs/>
-        </w:rPr>
-        <w:t xml:space="preserve">6</w:t>
-      </w:r>
-      <w:r>
-        <w:t xml:space="preserve">(4), 290–302.</w:t>
-      </w:r>
-      <w:r>
-        <w:t xml:space="preserve"> </w:t>
-      </w:r>
-      <w:hyperlink r:id="rId84">
-        <w:r>
-          <w:rPr>
-            <w:rStyle w:val="Hyperlink"/>
-          </w:rPr>
-          <w:t xml:space="preserve">https://panamjas.org/artigos.php?id_publi=190</w:t>
-        </w:r>
-      </w:hyperlink>
-    </w:p>
-    <w:bookmarkEnd w:id="85"/>
-    <w:bookmarkStart w:id="87" w:name="ref-RN1965"/>
-    <w:p>
-      <w:pPr>
-        <w:pStyle w:val="Bibliografia"/>
-      </w:pPr>
-      <w:r>
-        <w:t xml:space="preserve">Medeiros, E. S. F., Silva, M. J. da, Ramos, T. P. A., &amp; Ramos, R. T. C. (2024a). Environmental variables as predictors of fish community composition in semiarid aquatic systems [Journal Article].</w:t>
-      </w:r>
-      <w:r>
-        <w:t xml:space="preserve"> </w:t>
-      </w:r>
-      <w:r>
-        <w:rPr>
-          <w:i/>
-          <w:iCs/>
-        </w:rPr>
-        <w:t xml:space="preserve">Acta Limnologica Brasiliensia</w:t>
-      </w:r>
-      <w:r>
-        <w:t xml:space="preserve">,</w:t>
-      </w:r>
-      <w:r>
-        <w:t xml:space="preserve"> </w:t>
-      </w:r>
-      <w:r>
-        <w:rPr>
-          <w:i/>
-          <w:iCs/>
-        </w:rPr>
-        <w:t xml:space="preserve">36</w:t>
-      </w:r>
-      <w:r>
-        <w:t xml:space="preserve">(e4), 1–13.</w:t>
-      </w:r>
-      <w:r>
-        <w:t xml:space="preserve"> </w:t>
-      </w:r>
-      <w:hyperlink r:id="rId86">
-        <w:r>
-          <w:rPr>
-            <w:rStyle w:val="Hyperlink"/>
-          </w:rPr>
-          <w:t xml:space="preserve">https://doi.org/10.1590/S2179-975X3023</w:t>
-        </w:r>
-      </w:hyperlink>
-    </w:p>
-    <w:bookmarkEnd w:id="87"/>
-    <w:bookmarkStart w:id="89" w:name="ref-medeiros2024"/>
-    <w:p>
-      <w:pPr>
-        <w:pStyle w:val="Bibliografia"/>
-      </w:pPr>
-      <w:r>
-        <w:t xml:space="preserve">Medeiros, E. S. F., Silva, M. J. D., Ramos, T. P. A., &amp; Ramos, R. T. C. (2024b). Environmental variables as predictors of fish community composition in semiarid aquatic systems.</w:t>
-      </w:r>
-      <w:r>
-        <w:t xml:space="preserve"> </w:t>
-      </w:r>
-      <w:r>
-        <w:rPr>
-          <w:i/>
-          <w:iCs/>
-        </w:rPr>
-        <w:t xml:space="preserve">Acta Limnologica Brasiliensia</w:t>
-      </w:r>
-      <w:r>
-        <w:t xml:space="preserve">,</w:t>
-      </w:r>
-      <w:r>
-        <w:t xml:space="preserve"> </w:t>
-      </w:r>
-      <w:r>
-        <w:rPr>
-          <w:i/>
-          <w:iCs/>
-        </w:rPr>
-        <w:t xml:space="preserve">36</w:t>
-      </w:r>
-      <w:r>
-        <w:t xml:space="preserve">, e4.</w:t>
-      </w:r>
-      <w:r>
-        <w:t xml:space="preserve"> </w:t>
-      </w:r>
-      <w:hyperlink r:id="rId88">
-        <w:r>
-          <w:rPr>
-            <w:rStyle w:val="Hyperlink"/>
-          </w:rPr>
-          <w:t xml:space="preserve">https://doi.org/10.1590/s2179-975x3023</w:t>
-        </w:r>
-      </w:hyperlink>
-    </w:p>
-    <w:bookmarkEnd w:id="89"/>
-    <w:bookmarkStart w:id="90" w:name="ref-medeiros2024a"/>
-    <w:p>
-      <w:pPr>
-        <w:pStyle w:val="Bibliografia"/>
-      </w:pPr>
-      <w:r>
-        <w:t xml:space="preserve">Medeiros, E. S. F., Silva, M. J. D., Ramos, T. P. A., &amp; Ramos, R. T. C. (2024c). Environmental variables as predictors of fish community composition in semiarid aquatic systems.</w:t>
-      </w:r>
-      <w:r>
-        <w:t xml:space="preserve"> </w:t>
-      </w:r>
-      <w:r>
-        <w:rPr>
-          <w:i/>
-          <w:iCs/>
-        </w:rPr>
-        <w:t xml:space="preserve">Acta Limnologica Brasiliensia</w:t>
-      </w:r>
-      <w:r>
-        <w:t xml:space="preserve">,</w:t>
-      </w:r>
-      <w:r>
-        <w:t xml:space="preserve"> </w:t>
-      </w:r>
-      <w:r>
-        <w:rPr>
-          <w:i/>
-          <w:iCs/>
-        </w:rPr>
-        <w:t xml:space="preserve">36</w:t>
-      </w:r>
-      <w:r>
-        <w:t xml:space="preserve">, e4.</w:t>
-      </w:r>
-      <w:r>
-        <w:t xml:space="preserve"> </w:t>
-      </w:r>
-      <w:hyperlink r:id="rId88">
-        <w:r>
-          <w:rPr>
-            <w:rStyle w:val="Hyperlink"/>
-          </w:rPr>
-          <w:t xml:space="preserve">https://doi.org/10.1590/s2179-975x3023</w:t>
-        </w:r>
-      </w:hyperlink>
-    </w:p>
-    <w:bookmarkEnd w:id="90"/>
-    <w:bookmarkStart w:id="92" w:name="ref-RN2491"/>
-    <w:p>
-      <w:pPr>
-        <w:pStyle w:val="Bibliografia"/>
-      </w:pPr>
-      <w:r>
-        <w:t xml:space="preserve">Medeiros, E. S. F., Silva, M. J., &amp; Ramos, R. T. C. (2008a). Application of catchment- and local-scale variables for aquatic habitat characterization and assessment in the brazilian semi-arid region [Journal Article].</w:t>
-      </w:r>
-      <w:r>
-        <w:t xml:space="preserve"> </w:t>
-      </w:r>
-      <w:r>
-        <w:rPr>
-          <w:i/>
-          <w:iCs/>
-        </w:rPr>
-        <w:t xml:space="preserve">Neotropical Biology and Conservation</w:t>
-      </w:r>
-      <w:r>
-        <w:t xml:space="preserve">,</w:t>
-      </w:r>
-      <w:r>
-        <w:t xml:space="preserve"> </w:t>
-      </w:r>
-      <w:r>
-        <w:rPr>
-          <w:i/>
-          <w:iCs/>
-        </w:rPr>
-        <w:t xml:space="preserve">3</w:t>
-      </w:r>
-      <w:r>
-        <w:t xml:space="preserve">(1), 13–20.</w:t>
-      </w:r>
-      <w:r>
-        <w:t xml:space="preserve"> </w:t>
-      </w:r>
-      <w:hyperlink r:id="rId91">
-        <w:r>
-          <w:rPr>
-            <w:rStyle w:val="Hyperlink"/>
-          </w:rPr>
-          <w:t xml:space="preserve">https://revistas.unisinos.br/index.php/neotropical/article/view/5440</w:t>
-        </w:r>
-      </w:hyperlink>
-    </w:p>
-    <w:bookmarkEnd w:id="92"/>
-    <w:bookmarkStart w:id="93" w:name="ref-medeiros2008"/>
-    <w:p>
-      <w:pPr>
-        <w:pStyle w:val="Bibliografia"/>
-      </w:pPr>
-      <w:r>
-        <w:t xml:space="preserve">Medeiros, E. S. F., Silva, M. J., &amp; Ramos, R. T. C. (2008b). Application of catchment- and local-scale variables for aquatic habitat characterization and assessment in the brazilian semi-arid region.</w:t>
-      </w:r>
-      <w:r>
-        <w:t xml:space="preserve"> </w:t>
-      </w:r>
-      <w:r>
-        <w:rPr>
-          <w:i/>
-          <w:iCs/>
-        </w:rPr>
-        <w:t xml:space="preserve">Neotropical Biology and Conservation</w:t>
-      </w:r>
-      <w:r>
-        <w:t xml:space="preserve">,</w:t>
-      </w:r>
-      <w:r>
-        <w:t xml:space="preserve"> </w:t>
-      </w:r>
-      <w:r>
-        <w:rPr>
-          <w:i/>
-          <w:iCs/>
-        </w:rPr>
-        <w:t xml:space="preserve">3</w:t>
-      </w:r>
-      <w:r>
-        <w:t xml:space="preserve">(1), 13–20.</w:t>
-      </w:r>
-      <w:r>
-        <w:t xml:space="preserve"> </w:t>
-      </w:r>
-      <w:hyperlink r:id="rId91">
-        <w:r>
-          <w:rPr>
-            <w:rStyle w:val="Hyperlink"/>
-          </w:rPr>
-          <w:t xml:space="preserve">https://revistas.unisinos.br/index.php/neotropical/article/view/5440</w:t>
-        </w:r>
-      </w:hyperlink>
-    </w:p>
-    <w:bookmarkEnd w:id="93"/>
-    <w:bookmarkStart w:id="94" w:name="ref-medeiros2008a"/>
-    <w:p>
-      <w:pPr>
-        <w:pStyle w:val="Bibliografia"/>
-      </w:pPr>
-      <w:r>
-        <w:t xml:space="preserve">Medeiros, E. S. F., Silva, M. J., &amp; Ramos, R. T. C. (2008c). Application of catchment- and local-scale variables for aquatic habitat characterization and assessment in the brazilian semi-arid region.</w:t>
-      </w:r>
-      <w:r>
-        <w:t xml:space="preserve"> </w:t>
-      </w:r>
-      <w:r>
-        <w:rPr>
-          <w:i/>
-          <w:iCs/>
-        </w:rPr>
-        <w:t xml:space="preserve">Neotropical Biology and Conservation</w:t>
-      </w:r>
-      <w:r>
-        <w:t xml:space="preserve">,</w:t>
-      </w:r>
-      <w:r>
-        <w:t xml:space="preserve"> </w:t>
-      </w:r>
-      <w:r>
-        <w:rPr>
-          <w:i/>
-          <w:iCs/>
-        </w:rPr>
-        <w:t xml:space="preserve">3</w:t>
-      </w:r>
-      <w:r>
-        <w:t xml:space="preserve">(1), 13–20.</w:t>
-      </w:r>
-      <w:r>
-        <w:t xml:space="preserve"> </w:t>
-      </w:r>
-      <w:hyperlink r:id="rId91">
-        <w:r>
-          <w:rPr>
-            <w:rStyle w:val="Hyperlink"/>
-          </w:rPr>
-          <w:t xml:space="preserve">https://revistas.unisinos.br/index.php/neotropical/article/view/5440</w:t>
-        </w:r>
-      </w:hyperlink>
-    </w:p>
-    <w:bookmarkEnd w:id="94"/>
-    <w:bookmarkStart w:id="95" w:name="ref-RN2990"/>
-    <w:p>
-      <w:pPr>
-        <w:pStyle w:val="Bibliografia"/>
-      </w:pPr>
-      <w:r>
-        <w:t xml:space="preserve">Merritt, R. W., Cummins, K. W., &amp; Berg, M. B. (2019).</w:t>
-      </w:r>
-      <w:r>
-        <w:t xml:space="preserve"> </w:t>
-      </w:r>
-      <w:r>
-        <w:rPr>
-          <w:i/>
-          <w:iCs/>
-        </w:rPr>
-        <w:t xml:space="preserve">An introduction to the aquatic insects of north america</w:t>
-      </w:r>
-      <w:r>
-        <w:t xml:space="preserve"> </w:t>
-      </w:r>
-      <w:r>
-        <w:t xml:space="preserve">(5th ed., p. 1480) [Book]. Kendall Hunt Publishing Company.</w:t>
-      </w:r>
-    </w:p>
-    <w:bookmarkEnd w:id="95"/>
-    <w:bookmarkStart w:id="96" w:name="ref-RN782"/>
-    <w:p>
-      <w:pPr>
-        <w:pStyle w:val="Bibliografia"/>
-      </w:pPr>
-      <w:r>
-        <w:t xml:space="preserve">Mugnai, R., Nessimian, J. L., &amp; Baptista, D. F. (2010).</w:t>
-      </w:r>
-      <w:r>
-        <w:t xml:space="preserve"> </w:t>
-      </w:r>
-      <w:r>
-        <w:rPr>
-          <w:i/>
-          <w:iCs/>
-        </w:rPr>
-        <w:t xml:space="preserve">Manual de identificação de macroinvertebrados aquáticos do estado do rio de janeiro</w:t>
-      </w:r>
-      <w:r>
-        <w:t xml:space="preserve"> </w:t>
-      </w:r>
-      <w:r>
-        <w:t xml:space="preserve">(p. 176) [Book]. Technical Books Editora.</w:t>
-      </w:r>
-    </w:p>
-    <w:bookmarkEnd w:id="96"/>
-    <w:bookmarkStart w:id="98" w:name="ref-RN2461"/>
-    <w:p>
-      <w:pPr>
-        <w:pStyle w:val="Bibliografia"/>
-      </w:pPr>
-      <w:r>
-        <w:t xml:space="preserve">Mugodo, J., Kennard, M. J., Liston, P., Nichols, S., Linke, S., Norris, R. H., &amp; Lintermans, M. (2006). Local stream habitat variables predicted from catchment scale characteristics are useful for predicting fish distribution [Journal Article].</w:t>
-      </w:r>
-      <w:r>
-        <w:t xml:space="preserve"> </w:t>
-      </w:r>
-      <w:r>
-        <w:rPr>
-          <w:i/>
-          <w:iCs/>
-        </w:rPr>
-        <w:t xml:space="preserve">Hydrobiologia</w:t>
-      </w:r>
-      <w:r>
-        <w:t xml:space="preserve">,</w:t>
-      </w:r>
-      <w:r>
-        <w:t xml:space="preserve"> </w:t>
-      </w:r>
-      <w:r>
-        <w:rPr>
-          <w:i/>
-          <w:iCs/>
-        </w:rPr>
-        <w:t xml:space="preserve">572</w:t>
-      </w:r>
-      <w:r>
-        <w:t xml:space="preserve">(1), 59–70.</w:t>
-      </w:r>
-      <w:r>
-        <w:t xml:space="preserve"> </w:t>
-      </w:r>
-      <w:hyperlink r:id="rId97">
-        <w:r>
-          <w:rPr>
-            <w:rStyle w:val="Hyperlink"/>
-          </w:rPr>
-          <w:t xml:space="preserve">https://doi.org/10.1007/s10750-006-0252-7</w:t>
-        </w:r>
-      </w:hyperlink>
-    </w:p>
-    <w:bookmarkEnd w:id="98"/>
-    <w:bookmarkStart w:id="100" w:name="ref-RN2832"/>
-    <w:p>
-      <w:pPr>
-        <w:pStyle w:val="Bibliografia"/>
-      </w:pPr>
-      <w:r>
-        <w:t xml:space="preserve">Oksanen, J., Blanchet, F. G., Friendly, M., Kindt, R., Legendre, P., McGlinn, D., Minchin, P. R., O’Hara, R. B., Simpson, G. L., Solymos, P., Stevens, M. H. H., Szoecs, E., &amp; Wagner, H. (2020).</w:t>
-      </w:r>
-      <w:r>
-        <w:t xml:space="preserve"> </w:t>
-      </w:r>
-      <w:r>
-        <w:rPr>
-          <w:i/>
-          <w:iCs/>
-        </w:rPr>
-        <w:t xml:space="preserve">Vegan: Community ecology package. R package version 2.5-7</w:t>
-      </w:r>
-      <w:r>
-        <w:t xml:space="preserve"> </w:t>
-      </w:r>
-      <w:r>
-        <w:t xml:space="preserve">[Report]. The Comprehensive R Archive Network Archive.</w:t>
-      </w:r>
-      <w:r>
-        <w:t xml:space="preserve"> </w:t>
-      </w:r>
-      <w:hyperlink r:id="rId99">
-        <w:r>
-          <w:rPr>
-            <w:rStyle w:val="Hyperlink"/>
-          </w:rPr>
-          <w:t xml:space="preserve">https://cran.r-project.org/web/packages/vegan/vegan.pdf</w:t>
-        </w:r>
-      </w:hyperlink>
-    </w:p>
-    <w:bookmarkEnd w:id="100"/>
-    <w:bookmarkStart w:id="102" w:name="ref-RN2614"/>
-    <w:p>
-      <w:pPr>
-        <w:pStyle w:val="Bibliografia"/>
-      </w:pPr>
-      <w:r>
-        <w:t xml:space="preserve">Peel, M. C., Finlayson, B. L., &amp; McMahon, T. A. (2007). Updated world map of the köppen-geiger climate classification [Journal Article].</w:t>
-      </w:r>
-      <w:r>
-        <w:t xml:space="preserve"> </w:t>
-      </w:r>
-      <w:r>
-        <w:rPr>
-          <w:i/>
-          <w:iCs/>
-        </w:rPr>
-        <w:t xml:space="preserve">Hydrology and Earth System Sciences</w:t>
-      </w:r>
-      <w:r>
-        <w:t xml:space="preserve">,</w:t>
-      </w:r>
-      <w:r>
-        <w:t xml:space="preserve"> </w:t>
-      </w:r>
-      <w:r>
-        <w:rPr>
-          <w:i/>
-          <w:iCs/>
-        </w:rPr>
-        <w:t xml:space="preserve">11</w:t>
-      </w:r>
-      <w:r>
-        <w:t xml:space="preserve">(5), 1633–1644.</w:t>
-      </w:r>
-      <w:r>
-        <w:t xml:space="preserve"> </w:t>
-      </w:r>
-      <w:hyperlink r:id="rId101">
-        <w:r>
-          <w:rPr>
-            <w:rStyle w:val="Hyperlink"/>
-          </w:rPr>
-          <w:t xml:space="preserve">https://doi.org/10.5194/hess-11-1633-2007</w:t>
-        </w:r>
-      </w:hyperlink>
-    </w:p>
-    <w:bookmarkEnd w:id="102"/>
-    <w:bookmarkStart w:id="103" w:name="ref-RN2467"/>
-    <w:p>
-      <w:pPr>
-        <w:pStyle w:val="Bibliografia"/>
-      </w:pPr>
-      <w:r>
-        <w:t xml:space="preserve">Pusey, B., Kennard, M. J., &amp; Arthington, A. (2004). Study area, data collection, analysis and presentation [Book Section]. In B. Pusey, M. J. Kennard, &amp; A. Arthington (Eds.),</w:t>
-      </w:r>
-      <w:r>
-        <w:t xml:space="preserve"> </w:t>
-      </w:r>
-      <w:r>
-        <w:rPr>
-          <w:i/>
-          <w:iCs/>
-        </w:rPr>
-        <w:t xml:space="preserve">Freshwater fishes of north-eastern australia</w:t>
-      </w:r>
-      <w:r>
-        <w:t xml:space="preserve"> </w:t>
-      </w:r>
-      <w:r>
-        <w:t xml:space="preserve">(pp. 26–48). CSIRO Publishing.</w:t>
-      </w:r>
-    </w:p>
-    <w:bookmarkEnd w:id="103"/>
-    <w:bookmarkStart w:id="105" w:name="ref-rocha2012"/>
-    <w:p>
-      <w:pPr>
-        <w:pStyle w:val="Bibliografia"/>
-      </w:pPr>
-      <w:r>
-        <w:t xml:space="preserve">Rocha, L. G., Medeiros, E. S. F., &amp; Andrade, H. T. A. (2012). Influence of flow variability on macroinvertebrate assemblages in an intermittent stream of semi-arid Brazil.</w:t>
-      </w:r>
-      <w:r>
-        <w:t xml:space="preserve"> </w:t>
-      </w:r>
-      <w:r>
-        <w:rPr>
-          <w:i/>
-          <w:iCs/>
-        </w:rPr>
-        <w:t xml:space="preserve">Journal of Arid Environments</w:t>
-      </w:r>
-      <w:r>
-        <w:t xml:space="preserve">,</w:t>
-      </w:r>
-      <w:r>
-        <w:t xml:space="preserve"> </w:t>
-      </w:r>
-      <w:r>
-        <w:rPr>
-          <w:i/>
-          <w:iCs/>
-        </w:rPr>
-        <w:t xml:space="preserve">85</w:t>
-      </w:r>
-      <w:r>
-        <w:t xml:space="preserve">, 33–40.</w:t>
-      </w:r>
-      <w:r>
-        <w:t xml:space="preserve"> </w:t>
-      </w:r>
-      <w:hyperlink r:id="rId104">
-        <w:r>
-          <w:rPr>
-            <w:rStyle w:val="Hyperlink"/>
-          </w:rPr>
-          <w:t xml:space="preserve">https://doi.org/10.1016/j.jaridenv.2012.04.001</w:t>
-        </w:r>
-      </w:hyperlink>
-    </w:p>
-    <w:bookmarkEnd w:id="105"/>
-    <w:bookmarkStart w:id="106" w:name="ref-RN636"/>
-    <w:p>
-      <w:pPr>
-        <w:pStyle w:val="Bibliografia"/>
-      </w:pPr>
-      <w:r>
-        <w:t xml:space="preserve">Ross, S. T., McMichael, Jr., Robert H., &amp; Ruple, D. L. (1987). Seasonal and diel variation in the standing crop of fishes and macroinvertebrates from gulf of mexico surf zone [Journal Article].</w:t>
-      </w:r>
-      <w:r>
-        <w:t xml:space="preserve"> </w:t>
-      </w:r>
-      <w:r>
-        <w:rPr>
-          <w:i/>
-          <w:iCs/>
-        </w:rPr>
-        <w:t xml:space="preserve">Estuarine, Coastal and Shelf Science</w:t>
-      </w:r>
-      <w:r>
-        <w:t xml:space="preserve">,</w:t>
-      </w:r>
-      <w:r>
-        <w:t xml:space="preserve"> </w:t>
-      </w:r>
-      <w:r>
-        <w:rPr>
-          <w:i/>
-          <w:iCs/>
-        </w:rPr>
-        <w:t xml:space="preserve">25</w:t>
-      </w:r>
-      <w:r>
-        <w:t xml:space="preserve">, 391–412.</w:t>
-      </w:r>
-    </w:p>
-    <w:bookmarkEnd w:id="106"/>
-    <w:bookmarkStart w:id="108" w:name="ref-RN1788"/>
-    <w:p>
-      <w:pPr>
-        <w:pStyle w:val="Bibliografia"/>
-      </w:pPr>
-      <w:r>
-        <w:t xml:space="preserve">Silva, J. M. C., Leal, I. R., &amp; Tabarelli, M. (2017).</w:t>
-      </w:r>
-      <w:r>
-        <w:t xml:space="preserve"> </w:t>
-      </w:r>
-      <w:r>
-        <w:rPr>
-          <w:i/>
-          <w:iCs/>
-        </w:rPr>
-        <w:t xml:space="preserve">Caatinga: The largest tropical dry forest region in south america</w:t>
-      </w:r>
-      <w:r>
-        <w:t xml:space="preserve"> </w:t>
-      </w:r>
-      <w:r>
-        <w:t xml:space="preserve">[Edited Book]. Springer.</w:t>
-      </w:r>
-      <w:r>
-        <w:t xml:space="preserve"> </w:t>
-      </w:r>
-      <w:hyperlink r:id="rId107">
-        <w:r>
-          <w:rPr>
-            <w:rStyle w:val="Hyperlink"/>
-          </w:rPr>
-          <w:t xml:space="preserve">https://doi.org/10.1007/978-3-319-68339-3</w:t>
-        </w:r>
-      </w:hyperlink>
-    </w:p>
-    <w:bookmarkEnd w:id="108"/>
-    <w:bookmarkStart w:id="109" w:name="ref-RN67"/>
-    <w:p>
-      <w:pPr>
-        <w:pStyle w:val="Bibliografia"/>
-      </w:pPr>
-      <w:r>
-        <w:t xml:space="preserve">Sokal, R. R., &amp; Rohlf, F. J. (1995).</w:t>
-      </w:r>
-      <w:r>
-        <w:t xml:space="preserve"> </w:t>
-      </w:r>
-      <w:r>
-        <w:rPr>
-          <w:i/>
-          <w:iCs/>
-        </w:rPr>
-        <w:t xml:space="preserve">Biometry: The principles and practice of statistics in biological research</w:t>
-      </w:r>
-      <w:r>
-        <w:t xml:space="preserve"> </w:t>
-      </w:r>
-      <w:r>
-        <w:t xml:space="preserve">(3rd ed., p. 776) [Book]. W.H. Freeman; Company.</w:t>
-      </w:r>
-    </w:p>
-    <w:bookmarkEnd w:id="109"/>
-    <w:bookmarkStart w:id="111" w:name="ref-RN2774"/>
-    <w:p>
-      <w:pPr>
-        <w:pStyle w:val="Bibliografia"/>
-      </w:pPr>
-      <w:r>
-        <w:t xml:space="preserve">Team, R. D. C. (2017).</w:t>
-      </w:r>
-      <w:r>
-        <w:t xml:space="preserve"> </w:t>
-      </w:r>
-      <w:r>
-        <w:rPr>
-          <w:i/>
-          <w:iCs/>
-        </w:rPr>
-        <w:t xml:space="preserve">R: A language and environment for statistical computing</w:t>
-      </w:r>
-      <w:r>
-        <w:t xml:space="preserve"> </w:t>
-      </w:r>
-      <w:r>
-        <w:t xml:space="preserve">[Book]. R Foundation for Statistical Computing.</w:t>
-      </w:r>
-      <w:r>
-        <w:t xml:space="preserve"> </w:t>
-      </w:r>
-      <w:hyperlink r:id="rId110">
-        <w:r>
-          <w:rPr>
-            <w:rStyle w:val="Hyperlink"/>
-          </w:rPr>
-          <w:t xml:space="preserve">https://www.r-project.org/</w:t>
-        </w:r>
-      </w:hyperlink>
-    </w:p>
-    <w:bookmarkEnd w:id="111"/>
-    <w:bookmarkStart w:id="112" w:name="ref-RN188"/>
-    <w:p>
-      <w:pPr>
-        <w:pStyle w:val="Bibliografia"/>
-      </w:pPr>
-      <w:r>
-        <w:t xml:space="preserve">Thorp, J. H., &amp; Covich, A. P. (2010).</w:t>
-      </w:r>
-      <w:r>
-        <w:t xml:space="preserve"> </w:t>
-      </w:r>
-      <w:r>
-        <w:rPr>
-          <w:i/>
-          <w:iCs/>
-        </w:rPr>
-        <w:t xml:space="preserve">Ecology and classification of north american freshwater invertebrates</w:t>
-      </w:r>
-      <w:r>
-        <w:t xml:space="preserve"> </w:t>
-      </w:r>
-      <w:r>
-        <w:t xml:space="preserve">(3rd ed.) [Edited Book]. Academic Press.</w:t>
-      </w:r>
-    </w:p>
-    <w:bookmarkEnd w:id="112"/>
-    <w:bookmarkStart w:id="114" w:name="ref-RN3029"/>
-    <w:p>
-      <w:pPr>
-        <w:pStyle w:val="Bibliografia"/>
-      </w:pPr>
-      <w:r>
-        <w:t xml:space="preserve">Tichý, L., &amp; Chytry, M. (2006). Statistical determination of diagnostic species for site groups of unequal size [Journal Article].</w:t>
-      </w:r>
-      <w:r>
-        <w:t xml:space="preserve"> </w:t>
-      </w:r>
-      <w:r>
-        <w:rPr>
-          <w:i/>
-          <w:iCs/>
-        </w:rPr>
-        <w:t xml:space="preserve">Journal of Vegetation Science</w:t>
-      </w:r>
-      <w:r>
-        <w:t xml:space="preserve">,</w:t>
-      </w:r>
-      <w:r>
-        <w:t xml:space="preserve"> </w:t>
-      </w:r>
-      <w:r>
-        <w:rPr>
-          <w:i/>
-          <w:iCs/>
-        </w:rPr>
-        <w:t xml:space="preserve">17</w:t>
-      </w:r>
-      <w:r>
-        <w:t xml:space="preserve">, 809–818.</w:t>
-      </w:r>
-      <w:r>
-        <w:t xml:space="preserve"> </w:t>
-      </w:r>
-      <w:hyperlink r:id="rId113">
-        <w:r>
-          <w:rPr>
-            <w:rStyle w:val="Hyperlink"/>
-          </w:rPr>
-          <w:t xml:space="preserve">https://doi.org/10.1111/j.1654-1103.2006.tb02504.x</w:t>
-        </w:r>
-      </w:hyperlink>
-    </w:p>
-    <w:bookmarkEnd w:id="114"/>
-    <w:bookmarkStart w:id="116" w:name="ref-RN2991"/>
-    <w:p>
-      <w:pPr>
-        <w:pStyle w:val="Bibliografia"/>
-      </w:pPr>
-      <w:r>
-        <w:t xml:space="preserve">Venables, W. N., &amp; Ripley, B. D. (2002).</w:t>
-      </w:r>
-      <w:r>
-        <w:t xml:space="preserve"> </w:t>
-      </w:r>
-      <w:r>
-        <w:rPr>
-          <w:i/>
-          <w:iCs/>
-        </w:rPr>
-        <w:t xml:space="preserve">Modern applied statistics with s</w:t>
-      </w:r>
-      <w:r>
-        <w:t xml:space="preserve"> </w:t>
-      </w:r>
-      <w:r>
-        <w:t xml:space="preserve">(4th ed.) [Book]. Springer.</w:t>
-      </w:r>
-      <w:r>
-        <w:t xml:space="preserve"> </w:t>
-      </w:r>
-      <w:hyperlink r:id="rId115">
-        <w:r>
-          <w:rPr>
-            <w:rStyle w:val="Hyperlink"/>
-          </w:rPr>
-          <w:t xml:space="preserve">https://www.stats.ox.ac.uk/pub/MASS4/</w:t>
-        </w:r>
-      </w:hyperlink>
-    </w:p>
-    <w:bookmarkEnd w:id="116"/>
-    <w:bookmarkStart w:id="118" w:name="ref-RN2907"/>
-    <w:p>
-      <w:pPr>
-        <w:pStyle w:val="Bibliografia"/>
-      </w:pPr>
-      <w:r>
-        <w:t xml:space="preserve">Vendramin, D., Klagenberg, C. S., Provensi, M. R., Stenert, C., Pires, M. M., Medeiros, E. S. F., Reichard, M., &amp; Maltchik, L. (2020). Effects of the presence of annual killifish on the assemblage structure of resting stages of aquatic invertebrates in temporary ponds [Journal Article].</w:t>
-      </w:r>
-      <w:r>
-        <w:t xml:space="preserve"> </w:t>
-      </w:r>
-      <w:r>
-        <w:rPr>
-          <w:i/>
-          <w:iCs/>
-        </w:rPr>
-        <w:t xml:space="preserve">Limnetica</w:t>
-      </w:r>
-      <w:r>
-        <w:t xml:space="preserve">,</w:t>
-      </w:r>
-      <w:r>
-        <w:t xml:space="preserve"> </w:t>
-      </w:r>
-      <w:r>
-        <w:rPr>
-          <w:i/>
-          <w:iCs/>
-        </w:rPr>
-        <w:t xml:space="preserve">39</w:t>
-      </w:r>
-      <w:r>
-        <w:t xml:space="preserve">(1), 1–16.</w:t>
-      </w:r>
-      <w:r>
-        <w:t xml:space="preserve"> </w:t>
-      </w:r>
-      <w:hyperlink r:id="rId117">
-        <w:r>
-          <w:rPr>
-            <w:rStyle w:val="Hyperlink"/>
-          </w:rPr>
-          <w:t xml:space="preserve">https://doi.org/10.23818/limn.39.01</w:t>
-        </w:r>
-      </w:hyperlink>
-    </w:p>
-    <w:bookmarkEnd w:id="118"/>
-    <w:bookmarkStart w:id="119" w:name="ref-RN158"/>
-    <w:p>
-      <w:pPr>
-        <w:pStyle w:val="Bibliografia"/>
-      </w:pPr>
-      <w:r>
-        <w:t xml:space="preserve">Zar, J. H. (1999).</w:t>
-      </w:r>
-      <w:r>
-        <w:t xml:space="preserve"> </w:t>
-      </w:r>
-      <w:r>
-        <w:rPr>
-          <w:i/>
-          <w:iCs/>
-        </w:rPr>
-        <w:t xml:space="preserve">Biostatistical analysis</w:t>
-      </w:r>
-      <w:r>
-        <w:t xml:space="preserve"> </w:t>
-      </w:r>
-      <w:r>
-        <w:t xml:space="preserve">(4th ed., p. 663) [Book]. Prentice Hall.</w:t>
-      </w:r>
-    </w:p>
-    <w:bookmarkEnd w:id="119"/>
-    <w:bookmarkEnd w:id="120"/>
-    <w:bookmarkEnd w:id="121"/>
-    <w:bookmarkStart w:id="146" w:name="figures-and-tables"/>
+    <w:bookmarkEnd w:id="37"/>
+    <w:bookmarkEnd w:id="38"/>
+    <w:bookmarkEnd w:id="39"/>
+    <w:bookmarkStart w:id="64" w:name="figures-and-tables"/>
     <w:p>
       <w:pPr>
         <w:pStyle w:val="Ttulo1"/>
@@ -4185,7 +2658,7 @@
         <w:t xml:space="preserve">Table II. Summary of CCA axes of environmental variables and benthic macroinvertebrates collected from aquatic ecosystems in Brazilian semi-arid during 2006 hydrological cycle.</w:t>
       </w:r>
     </w:p>
-    <w:bookmarkStart w:id="142" w:name="figures"/>
+    <w:bookmarkStart w:id="60" w:name="figures"/>
     <w:p>
       <w:pPr>
         <w:pStyle w:val="Ttulo2"/>
@@ -4215,7 +2688,7 @@
       <w:tr>
         <w:tc>
           <w:tcPr/>
-          <w:bookmarkStart w:id="125" w:name="fig-mapa"/>
+          <w:bookmarkStart w:id="43" w:name="fig-mapa"/>
           <w:p>
             <w:pPr>
               <w:pStyle w:val="Compact"/>
@@ -4226,18 +2699,18 @@
                 <wp:inline>
                   <wp:extent cx="5600700" cy="3957682"/>
                   <wp:effectExtent b="0" l="0" r="0" t="0"/>
-                  <wp:docPr descr="" title="" id="123" name="Picture"/>
+                  <wp:docPr descr="" title="" id="41" name="Picture"/>
                   <a:graphic>
                     <a:graphicData uri="http://schemas.openxmlformats.org/drawingml/2006/picture">
                       <pic:pic>
                         <pic:nvPicPr>
-                          <pic:cNvPr descr="mapa_final.jpeg" id="124" name="Picture"/>
+                          <pic:cNvPr descr="mapa_final.jpeg" id="42" name="Picture"/>
                           <pic:cNvPicPr>
                             <a:picLocks noChangeArrowheads="1" noChangeAspect="1"/>
                           </pic:cNvPicPr>
                         </pic:nvPicPr>
                         <pic:blipFill>
-                          <a:blip r:embed="rId122"/>
+                          <a:blip r:embed="rId40"/>
                           <a:stretch>
                             <a:fillRect/>
                           </a:stretch>
@@ -4277,7 +2750,7 @@
               <w:t xml:space="preserve">Figure 1: Study sites in semiarid Brazil.</w:t>
             </w:r>
           </w:p>
-          <w:bookmarkEnd w:id="125"/>
+          <w:bookmarkEnd w:id="43"/>
         </w:tc>
       </w:tr>
     </w:tbl>
@@ -4302,7 +2775,7 @@
       <w:tr>
         <w:tc>
           <w:tcPr/>
-          <w:bookmarkStart w:id="129" w:name="fig-hab_pcafviz"/>
+          <w:bookmarkStart w:id="47" w:name="fig-hab_pcafviz"/>
           <w:p>
             <w:pPr>
               <w:pStyle w:val="Compact"/>
@@ -4313,18 +2786,18 @@
                 <wp:inline>
                   <wp:extent cx="5600700" cy="4582390"/>
                   <wp:effectExtent b="0" l="0" r="0" t="0"/>
-                  <wp:docPr descr="" title="" id="127" name="Picture"/>
+                  <wp:docPr descr="" title="" id="45" name="Picture"/>
                   <a:graphic>
                     <a:graphicData uri="http://schemas.openxmlformats.org/drawingml/2006/picture">
                       <pic:pic>
                         <pic:nvPicPr>
-                          <pic:cNvPr descr="fig-hab_PCA_fviz.png" id="128" name="Picture"/>
+                          <pic:cNvPr descr="fig-hab_PCA_fviz.png" id="46" name="Picture"/>
                           <pic:cNvPicPr>
                             <a:picLocks noChangeArrowheads="1" noChangeAspect="1"/>
                           </pic:cNvPicPr>
                         </pic:nvPicPr>
                         <pic:blipFill>
-                          <a:blip r:embed="rId126"/>
+                          <a:blip r:embed="rId44"/>
                           <a:stretch>
                             <a:fillRect/>
                           </a:stretch>
@@ -4379,7 +2852,7 @@
               <w:t xml:space="preserve">function.</w:t>
             </w:r>
           </w:p>
-          <w:bookmarkEnd w:id="129"/>
+          <w:bookmarkEnd w:id="47"/>
         </w:tc>
       </w:tr>
     </w:tbl>
@@ -4404,7 +2877,7 @@
       <w:tr>
         <w:tc>
           <w:tcPr/>
-          <w:bookmarkStart w:id="133" w:name="fig-rarerich"/>
+          <w:bookmarkStart w:id="51" w:name="fig-rarerich"/>
           <w:p>
             <w:pPr>
               <w:pStyle w:val="Compact"/>
@@ -4415,18 +2888,18 @@
                 <wp:inline>
                   <wp:extent cx="5600700" cy="5600700"/>
                   <wp:effectExtent b="0" l="0" r="0" t="0"/>
-                  <wp:docPr descr="" title="" id="131" name="Picture"/>
+                  <wp:docPr descr="" title="" id="49" name="Picture"/>
                   <a:graphic>
                     <a:graphicData uri="http://schemas.openxmlformats.org/drawingml/2006/picture">
                       <pic:pic>
                         <pic:nvPicPr>
-                          <pic:cNvPr descr="fig-rarerich.png" id="132" name="Picture"/>
+                          <pic:cNvPr descr="fig-rarerich.png" id="50" name="Picture"/>
                           <pic:cNvPicPr>
                             <a:picLocks noChangeArrowheads="1" noChangeAspect="1"/>
                           </pic:cNvPicPr>
                         </pic:nvPicPr>
                         <pic:blipFill>
-                          <a:blip r:embed="rId130"/>
+                          <a:blip r:embed="rId48"/>
                           <a:stretch>
                             <a:fillRect/>
                           </a:stretch>
@@ -4466,7 +2939,7 @@
               <w:t xml:space="preserve">Figure 3: Variation in rarefied richness across study sites.</w:t>
             </w:r>
           </w:p>
-          <w:bookmarkEnd w:id="133"/>
+          <w:bookmarkEnd w:id="51"/>
         </w:tc>
       </w:tr>
     </w:tbl>
@@ -4491,7 +2964,7 @@
       <w:tr>
         <w:tc>
           <w:tcPr/>
-          <w:bookmarkStart w:id="137" w:name="fig-nmds"/>
+          <w:bookmarkStart w:id="55" w:name="fig-nmds"/>
           <w:p>
             <w:pPr>
               <w:pStyle w:val="Compact"/>
@@ -4502,18 +2975,18 @@
                 <wp:inline>
                   <wp:extent cx="5600700" cy="4356100"/>
                   <wp:effectExtent b="0" l="0" r="0" t="0"/>
-                  <wp:docPr descr="" title="" id="135" name="Picture"/>
+                  <wp:docPr descr="" title="" id="53" name="Picture"/>
                   <a:graphic>
                     <a:graphicData uri="http://schemas.openxmlformats.org/drawingml/2006/picture">
                       <pic:pic>
                         <pic:nvPicPr>
-                          <pic:cNvPr descr="fig-nmds.png" id="136" name="Picture"/>
+                          <pic:cNvPr descr="fig-nmds.png" id="54" name="Picture"/>
                           <pic:cNvPicPr>
                             <a:picLocks noChangeArrowheads="1" noChangeAspect="1"/>
                           </pic:cNvPicPr>
                         </pic:nvPicPr>
                         <pic:blipFill>
-                          <a:blip r:embed="rId134"/>
+                          <a:blip r:embed="rId52"/>
                           <a:stretch>
                             <a:fillRect/>
                           </a:stretch>
@@ -4553,7 +3026,7 @@
               <w:t xml:space="preserve">Figure 4: Community data NMDS.</w:t>
             </w:r>
           </w:p>
-          <w:bookmarkEnd w:id="137"/>
+          <w:bookmarkEnd w:id="55"/>
         </w:tc>
       </w:tr>
     </w:tbl>
@@ -4578,7 +3051,7 @@
       <w:tr>
         <w:tc>
           <w:tcPr/>
-          <w:bookmarkStart w:id="141" w:name="fig-rda"/>
+          <w:bookmarkStart w:id="59" w:name="fig-rda"/>
           <w:p>
             <w:pPr>
               <w:pStyle w:val="Compact"/>
@@ -4589,18 +3062,18 @@
                 <wp:inline>
                   <wp:extent cx="5600700" cy="5600700"/>
                   <wp:effectExtent b="0" l="0" r="0" t="0"/>
-                  <wp:docPr descr="" title="" id="139" name="Picture"/>
+                  <wp:docPr descr="" title="" id="57" name="Picture"/>
                   <a:graphic>
                     <a:graphicData uri="http://schemas.openxmlformats.org/drawingml/2006/picture">
                       <pic:pic>
                         <pic:nvPicPr>
-                          <pic:cNvPr descr="fig-rda_panel.png" id="140" name="Picture"/>
+                          <pic:cNvPr descr="fig-rda_panel.png" id="58" name="Picture"/>
                           <pic:cNvPicPr>
                             <a:picLocks noChangeArrowheads="1" noChangeAspect="1"/>
                           </pic:cNvPicPr>
                         </pic:nvPicPr>
                         <pic:blipFill>
-                          <a:blip r:embed="rId138"/>
+                          <a:blip r:embed="rId56"/>
                           <a:stretch>
                             <a:fillRect/>
                           </a:stretch>
@@ -4640,12 +3113,12 @@
               <w:t xml:space="preserve">Figure 5: Redundace Analisys.</w:t>
             </w:r>
           </w:p>
-          <w:bookmarkEnd w:id="141"/>
+          <w:bookmarkEnd w:id="59"/>
         </w:tc>
       </w:tr>
     </w:tbl>
-    <w:bookmarkEnd w:id="142"/>
-    <w:bookmarkStart w:id="145" w:name="tables"/>
+    <w:bookmarkEnd w:id="60"/>
+    <w:bookmarkStart w:id="63" w:name="tables"/>
     <w:p>
       <w:pPr>
         <w:pStyle w:val="Ttulo2"/>
@@ -4675,7 +3148,7 @@
       <w:tr>
         <w:tc>
           <w:tcPr/>
-          <w:bookmarkStart w:id="143" w:name="tbl-hab_gttable"/>
+          <w:bookmarkStart w:id="61" w:name="tbl-hab_gttable"/>
           <w:p>
             <w:pPr>
               <w:jc w:val="center"/>
@@ -10008,7 +8481,7 @@
               </w:tc>
             </w:tr>
           </w:tbl>
-          <w:bookmarkEnd w:id="143"/>
+          <w:bookmarkEnd w:id="61"/>
         </w:tc>
       </w:tr>
     </w:tbl>
@@ -10033,7 +8506,7 @@
       <w:tr>
         <w:tc>
           <w:tcPr/>
-          <w:bookmarkStart w:id="144" w:name="tbl-spp_gttable"/>
+          <w:bookmarkStart w:id="62" w:name="tbl-spp_gttable"/>
           <w:p>
             <w:pPr>
               <w:jc w:val="center"/>
@@ -19512,13 +17985,13 @@
               </w:tc>
             </w:tr>
           </w:tbl>
-          <w:bookmarkEnd w:id="144"/>
+          <w:bookmarkEnd w:id="62"/>
         </w:tc>
       </w:tr>
     </w:tbl>
-    <w:bookmarkEnd w:id="145"/>
-    <w:bookmarkEnd w:id="146"/>
-    <w:bookmarkStart w:id="147" w:name="apendices"/>
+    <w:bookmarkEnd w:id="63"/>
+    <w:bookmarkEnd w:id="64"/>
+    <w:bookmarkStart w:id="65" w:name="apendices"/>
     <w:p>
       <w:pPr>
         <w:pStyle w:val="Ttulo1"/>
@@ -19527,8 +18000,8 @@
         <w:t xml:space="preserve">Apendices</w:t>
       </w:r>
     </w:p>
-    <w:bookmarkEnd w:id="147"/>
-    <w:bookmarkStart w:id="179" w:name="non-used-figures-and-tables"/>
+    <w:bookmarkEnd w:id="65"/>
+    <w:bookmarkStart w:id="97" w:name="non-used-figures-and-tables"/>
     <w:p>
       <w:pPr>
         <w:pStyle w:val="Ttulo1"/>
@@ -19558,7 +18031,7 @@
       <w:tr>
         <w:tc>
           <w:tcPr/>
-          <w:bookmarkStart w:id="151" w:name="fig-hab_pairs"/>
+          <w:bookmarkStart w:id="69" w:name="fig-hab_pairs"/>
           <w:p>
             <w:pPr>
               <w:pStyle w:val="Compact"/>
@@ -19569,18 +18042,18 @@
                 <wp:inline>
                   <wp:extent cx="5600700" cy="5600700"/>
                   <wp:effectExtent b="0" l="0" r="0" t="0"/>
-                  <wp:docPr descr="" title="" id="149" name="Picture"/>
+                  <wp:docPr descr="" title="" id="67" name="Picture"/>
                   <a:graphic>
                     <a:graphicData uri="http://schemas.openxmlformats.org/drawingml/2006/picture">
                       <pic:pic>
                         <pic:nvPicPr>
-                          <pic:cNvPr descr="fig-hab_pairs.png" id="150" name="Picture"/>
+                          <pic:cNvPr descr="fig-hab_pairs.png" id="68" name="Picture"/>
                           <pic:cNvPicPr>
                             <a:picLocks noChangeArrowheads="1" noChangeAspect="1"/>
                           </pic:cNvPicPr>
                         </pic:nvPicPr>
                         <pic:blipFill>
-                          <a:blip r:embed="rId148"/>
+                          <a:blip r:embed="rId66"/>
                           <a:stretch>
                             <a:fillRect/>
                           </a:stretch>
@@ -19620,7 +18093,7 @@
               <w:t xml:space="preserve">Figure 6: Environment variables correlations pairs.</w:t>
             </w:r>
           </w:p>
-          <w:bookmarkEnd w:id="151"/>
+          <w:bookmarkEnd w:id="69"/>
         </w:tc>
       </w:tr>
     </w:tbl>
@@ -19645,7 +18118,7 @@
       <w:tr>
         <w:tc>
           <w:tcPr/>
-          <w:bookmarkStart w:id="155" w:name="fig-hab_corrplot"/>
+          <w:bookmarkStart w:id="73" w:name="fig-hab_corrplot"/>
           <w:p>
             <w:pPr>
               <w:pStyle w:val="Compact"/>
@@ -19656,18 +18129,18 @@
                 <wp:inline>
                   <wp:extent cx="5600700" cy="5600700"/>
                   <wp:effectExtent b="0" l="0" r="0" t="0"/>
-                  <wp:docPr descr="" title="" id="153" name="Picture"/>
+                  <wp:docPr descr="" title="" id="71" name="Picture"/>
                   <a:graphic>
                     <a:graphicData uri="http://schemas.openxmlformats.org/drawingml/2006/picture">
                       <pic:pic>
                         <pic:nvPicPr>
-                          <pic:cNvPr descr="fig-hab_corrplot.png" id="154" name="Picture"/>
+                          <pic:cNvPr descr="fig-hab_corrplot.png" id="72" name="Picture"/>
                           <pic:cNvPicPr>
                             <a:picLocks noChangeArrowheads="1" noChangeAspect="1"/>
                           </pic:cNvPicPr>
                         </pic:nvPicPr>
                         <pic:blipFill>
-                          <a:blip r:embed="rId152"/>
+                          <a:blip r:embed="rId70"/>
                           <a:stretch>
                             <a:fillRect/>
                           </a:stretch>
@@ -19707,7 +18180,7 @@
               <w:t xml:space="preserve">Figure 7: Habitat variables correlations correlogram.</w:t>
             </w:r>
           </w:p>
-          <w:bookmarkEnd w:id="155"/>
+          <w:bookmarkEnd w:id="73"/>
         </w:tc>
       </w:tr>
     </w:tbl>
@@ -19732,7 +18205,7 @@
       <w:tr>
         <w:tc>
           <w:tcPr/>
-          <w:bookmarkStart w:id="159" w:name="fig-hab_pcarbase"/>
+          <w:bookmarkStart w:id="77" w:name="fig-hab_pcarbase"/>
           <w:p>
             <w:pPr>
               <w:pStyle w:val="Compact"/>
@@ -19743,18 +18216,18 @@
                 <wp:inline>
                   <wp:extent cx="5600700" cy="5600700"/>
                   <wp:effectExtent b="0" l="0" r="0" t="0"/>
-                  <wp:docPr descr="" title="" id="157" name="Picture"/>
+                  <wp:docPr descr="" title="" id="75" name="Picture"/>
                   <a:graphic>
                     <a:graphicData uri="http://schemas.openxmlformats.org/drawingml/2006/picture">
                       <pic:pic>
                         <pic:nvPicPr>
-                          <pic:cNvPr descr="fig-hab_PCA_rbase.png" id="158" name="Picture"/>
+                          <pic:cNvPr descr="fig-hab_PCA_rbase.png" id="76" name="Picture"/>
                           <pic:cNvPicPr>
                             <a:picLocks noChangeArrowheads="1" noChangeAspect="1"/>
                           </pic:cNvPicPr>
                         </pic:nvPicPr>
                         <pic:blipFill>
-                          <a:blip r:embed="rId156"/>
+                          <a:blip r:embed="rId74"/>
                           <a:stretch>
                             <a:fillRect/>
                           </a:stretch>
@@ -19824,7 +18297,7 @@
               <w:t xml:space="preserve">functions.</w:t>
             </w:r>
           </w:p>
-          <w:bookmarkEnd w:id="159"/>
+          <w:bookmarkEnd w:id="77"/>
         </w:tc>
       </w:tr>
     </w:tbl>
@@ -19849,7 +18322,7 @@
       <w:tr>
         <w:tc>
           <w:tcPr/>
-          <w:bookmarkStart w:id="163" w:name="fig-sig_spp"/>
+          <w:bookmarkStart w:id="81" w:name="fig-sig_spp"/>
           <w:p>
             <w:pPr>
               <w:pStyle w:val="Compact"/>
@@ -19860,18 +18333,18 @@
                 <wp:inline>
                   <wp:extent cx="5600700" cy="5600700"/>
                   <wp:effectExtent b="0" l="0" r="0" t="0"/>
-                  <wp:docPr descr="" title="" id="161" name="Picture"/>
+                  <wp:docPr descr="" title="" id="79" name="Picture"/>
                   <a:graphic>
                     <a:graphicData uri="http://schemas.openxmlformats.org/drawingml/2006/picture">
                       <pic:pic>
                         <pic:nvPicPr>
-                          <pic:cNvPr descr="fig-sig_spp.png" id="162" name="Picture"/>
+                          <pic:cNvPr descr="fig-sig_spp.png" id="80" name="Picture"/>
                           <pic:cNvPicPr>
                             <a:picLocks noChangeArrowheads="1" noChangeAspect="1"/>
                           </pic:cNvPicPr>
                         </pic:nvPicPr>
                         <pic:blipFill>
-                          <a:blip r:embed="rId160"/>
+                          <a:blip r:embed="rId78"/>
                           <a:stretch>
                             <a:fillRect/>
                           </a:stretch>
@@ -19911,7 +18384,7 @@
               <w:t xml:space="preserve">Figure 9: Multilevel Pattern Analysis of indicator species.</w:t>
             </w:r>
           </w:p>
-          <w:bookmarkEnd w:id="163"/>
+          <w:bookmarkEnd w:id="81"/>
         </w:tc>
       </w:tr>
     </w:tbl>
@@ -19936,7 +18409,7 @@
       <w:tr>
         <w:tc>
           <w:tcPr/>
-          <w:bookmarkStart w:id="167" w:name="fig-hab_gttable"/>
+          <w:bookmarkStart w:id="85" w:name="fig-hab_gttable"/>
           <w:p>
             <w:pPr>
               <w:pStyle w:val="Compact"/>
@@ -19947,18 +18420,18 @@
                 <wp:inline>
                   <wp:extent cx="5600700" cy="10940718"/>
                   <wp:effectExtent b="0" l="0" r="0" t="0"/>
-                  <wp:docPr descr="" title="" id="165" name="Picture"/>
+                  <wp:docPr descr="" title="" id="83" name="Picture"/>
                   <a:graphic>
                     <a:graphicData uri="http://schemas.openxmlformats.org/drawingml/2006/picture">
                       <pic:pic>
                         <pic:nvPicPr>
-                          <pic:cNvPr descr="fig-hab_gttable.png" id="166" name="Picture"/>
+                          <pic:cNvPr descr="fig-hab_gttable.png" id="84" name="Picture"/>
                           <pic:cNvPicPr>
                             <a:picLocks noChangeArrowheads="1" noChangeAspect="1"/>
                           </pic:cNvPicPr>
                         </pic:nvPicPr>
                         <pic:blipFill>
-                          <a:blip r:embed="rId164"/>
+                          <a:blip r:embed="rId82"/>
                           <a:stretch>
                             <a:fillRect/>
                           </a:stretch>
@@ -19998,7 +18471,7 @@
               <w:t xml:space="preserve">Figure 10: Environment data GT table</w:t>
             </w:r>
           </w:p>
-          <w:bookmarkEnd w:id="167"/>
+          <w:bookmarkEnd w:id="85"/>
         </w:tc>
       </w:tr>
     </w:tbl>
@@ -20023,7 +18496,7 @@
       <w:tr>
         <w:tc>
           <w:tcPr/>
-          <w:bookmarkStart w:id="171" w:name="fig-density_tab"/>
+          <w:bookmarkStart w:id="89" w:name="fig-density_tab"/>
           <w:p>
             <w:pPr>
               <w:pStyle w:val="Compact"/>
@@ -20034,18 +18507,18 @@
                 <wp:inline>
                   <wp:extent cx="5600700" cy="23267772"/>
                   <wp:effectExtent b="0" l="0" r="0" t="0"/>
-                  <wp:docPr descr="" title="" id="169" name="Picture"/>
+                  <wp:docPr descr="" title="" id="87" name="Picture"/>
                   <a:graphic>
                     <a:graphicData uri="http://schemas.openxmlformats.org/drawingml/2006/picture">
                       <pic:pic>
                         <pic:nvPicPr>
-                          <pic:cNvPr descr="fig-spp_gttable.png" id="170" name="Picture"/>
+                          <pic:cNvPr descr="fig-spp_gttable.png" id="88" name="Picture"/>
                           <pic:cNvPicPr>
                             <a:picLocks noChangeArrowheads="1" noChangeAspect="1"/>
                           </pic:cNvPicPr>
                         </pic:nvPicPr>
                         <pic:blipFill>
-                          <a:blip r:embed="rId168"/>
+                          <a:blip r:embed="rId86"/>
                           <a:stretch>
                             <a:fillRect/>
                           </a:stretch>
@@ -20085,7 +18558,7 @@
               <w:t xml:space="preserve">Figure 11: Density of species data table.</w:t>
             </w:r>
           </w:p>
-          <w:bookmarkEnd w:id="171"/>
+          <w:bookmarkEnd w:id="89"/>
         </w:tc>
       </w:tr>
     </w:tbl>
@@ -20110,7 +18583,7 @@
       <w:tr>
         <w:tc>
           <w:tcPr/>
-          <w:bookmarkStart w:id="175" w:name="fig-descrspp_tab"/>
+          <w:bookmarkStart w:id="93" w:name="fig-descrspp_tab"/>
           <w:p>
             <w:pPr>
               <w:pStyle w:val="Compact"/>
@@ -20121,18 +18594,18 @@
                 <wp:inline>
                   <wp:extent cx="5600700" cy="10639977"/>
                   <wp:effectExtent b="0" l="0" r="0" t="0"/>
-                  <wp:docPr descr="" title="" id="173" name="Picture"/>
+                  <wp:docPr descr="" title="" id="91" name="Picture"/>
                   <a:graphic>
                     <a:graphicData uri="http://schemas.openxmlformats.org/drawingml/2006/picture">
                       <pic:pic>
                         <pic:nvPicPr>
-                          <pic:cNvPr descr="DescritoresSPP.png" id="174" name="Picture"/>
+                          <pic:cNvPr descr="DescritoresSPP.png" id="92" name="Picture"/>
                           <pic:cNvPicPr>
                             <a:picLocks noChangeArrowheads="1" noChangeAspect="1"/>
                           </pic:cNvPicPr>
                         </pic:nvPicPr>
                         <pic:blipFill>
-                          <a:blip r:embed="rId172"/>
+                          <a:blip r:embed="rId90"/>
                           <a:stretch>
                             <a:fillRect/>
                           </a:stretch>
@@ -20172,7 +18645,7 @@
               <w:t xml:space="preserve">Figure 12: Diversity descriptors of the community structure data table.</w:t>
             </w:r>
           </w:p>
-          <w:bookmarkEnd w:id="175"/>
+          <w:bookmarkEnd w:id="93"/>
         </w:tc>
       </w:tr>
     </w:tbl>
@@ -20217,18 +18690,18 @@
                 <wp:inline>
                   <wp:extent cx="152400" cy="152400"/>
                   <wp:effectExtent b="0" l="0" r="0" t="0"/>
-                  <wp:docPr descr="" title="" id="177" name="Picture"/>
+                  <wp:docPr descr="" title="" id="95" name="Picture"/>
                   <a:graphic>
                     <a:graphicData uri="http://schemas.openxmlformats.org/drawingml/2006/picture">
                       <pic:pic>
                         <pic:nvPicPr>
-                          <pic:cNvPr descr="C:\PROGRA~1\RStudio\RESOUR~1\app\bin\quarto\share\formats\docx\warning.png" id="178" name="Picture"/>
+                          <pic:cNvPr descr="C:\PROGRA~1\RStudio\RESOUR~1\app\bin\quarto\share\formats\docx\warning.png" id="96" name="Picture"/>
                           <pic:cNvPicPr>
                             <a:picLocks noChangeArrowheads="1" noChangeAspect="1"/>
                           </pic:cNvPicPr>
                         </pic:nvPicPr>
                         <pic:blipFill>
-                          <a:blip r:embed="rId176"/>
+                          <a:blip r:embed="rId94"/>
                           <a:stretch>
                             <a:fillRect/>
                           </a:stretch>
@@ -20281,7 +18754,7 @@
         </w:tc>
       </w:tr>
     </w:tbl>
-    <w:bookmarkEnd w:id="179"/>
+    <w:bookmarkEnd w:id="97"/>
     <w:sectPr>
       <w:pgSz w:h="15840" w:w="12240"/>
       <w:pgMar w:bottom="1417" w:footer="720" w:gutter="0" w:header="720" w:left="1701" w:right="1701" w:top="1417"/>
